--- a/zaini_case_audit_output/outputs/word/documents/176_التماس على الحكم النهائي ـ نسخة.docx
+++ b/zaini_case_audit_output/outputs/word/documents/176_التماس على الحكم النهائي ـ نسخة.docx
@@ -53,6 +53,20 @@
         <w:t>[مخرج آلي / Script Output - سماوي]  [مخرج آلي يحتاج مراجعة بشرية - وردي]</w:t>
       </w:r>
     </w:p>
+    <w:p>
+      <w:pPr>
+        <w:jc w:val="right"/>
+        <w:bidi/>
+      </w:pPr>
+      <w:r>
+        <w:rPr>
+          <w:b w:val="0"/>
+          <w:i/>
+          <w:color w:val="C00000"/>
+        </w:rPr>
+        <w:t>[نص ممسوح OCR صُحِّح ترتيبه آلياً — قد يحتوي أخطاء طفيفة]</w:t>
+      </w:r>
+    </w:p>
     <w:p/>
     <w:p>
       <w:pPr>
@@ -2911,228 +2925,228 @@
           <w:b w:val="0"/>
           <w:i w:val="0"/>
         </w:rPr>
-        <w:t>: ﻑﺍﺮﻃﻷﺍ</w:t>
-      </w:r>
-    </w:p>
-    <w:p>
-      <w:pPr>
-        <w:jc w:val="right"/>
-        <w:bidi/>
-      </w:pPr>
-      <w:r>
-        <w:rPr>
-          <w:b w:val="0"/>
-          <w:i w:val="0"/>
-        </w:rPr>
-        <w:t>ﺔﻔﺼﻟﺍ ﺔ ﻮ ﻟﺍ ﻢﻗﺭ ﺔ ﻮ ﻟﺍ ﻉﻮﻧ ﺔﻴﺴ ﺍ ﻢﺳﻻﺍ ﻑﺮﻄﻟﺍ \# ﻪﺴﻔﻧ ﻦﻋ ﺔﻟﺎﺻﺃ ١٠٠٨٠١٧٣٠١ ﻲ ﺪﻣ ﻞ ﻱﺩﻮﻌﺳ ﺯ ﺱﺎﺒﻋ ﻦﺑ ﺪﻤﺣﺍ ﻦﺑ ﻪﻣﺎﺳﺃ ﻞ ﻮﻣ ١ ﻪﺴﻔﻧ ﻦﻋ ﺔﻟﺎﺻﺃ</w:t>
-      </w:r>
-    </w:p>
-    <w:p>
-      <w:pPr>
-        <w:jc w:val="right"/>
-        <w:bidi/>
-      </w:pPr>
-      <w:r>
-        <w:rPr>
-          <w:b w:val="0"/>
-          <w:i w:val="0"/>
-        </w:rPr>
-        <w:t>١٠٦٤٢٧٤٠٧٧ ﻲ ﺪﻣ ﻞ ﻱﺩﻮﻌﺳ ﺪﺷﺍﺭ ﻦﺑ ﺡﺮﻔﻣ ﻦﺑ ﻑﺮﺸﻣ ﻦﺑ ﻋ ﻞﻴﻛﻭ ٢ : ﻕﺎﻄﻨﻟﺍ</w:t>
-      </w:r>
-    </w:p>
-    <w:p>
-      <w:pPr>
-        <w:jc w:val="right"/>
-        <w:bidi/>
-      </w:pPr>
-      <w:r>
-        <w:rPr>
-          <w:b w:val="0"/>
-          <w:i w:val="0"/>
-        </w:rPr>
-        <w:t>ﻕﺎﻄﻨﻟﺍ</w:t>
-      </w:r>
-    </w:p>
-    <w:p>
-      <w:pPr>
-        <w:jc w:val="right"/>
-        <w:bidi/>
-      </w:pPr>
-      <w:r>
-        <w:rPr>
-          <w:b w:val="0"/>
-          <w:i w:val="0"/>
-        </w:rPr>
-        <w:t>ﻢﻴﻠﺴ ﻟﺍ ﻭ ﻡﻼﺘﺳﻻﺍ - ﻚﻟﺫ ﺐﻠﻄﺘﻳ ﺎﻤﻴﻓ ﻊﻴﻗﻮﺘﻟﺍﻭ ﺔﻣﺯﻼﻟﺍ ﺕﺍﺀﺍﺮﺟﻹﺍ ﻊﻴﻤﺟ ﺀﺎ ﺇﻭ ﺔﻗﻼﻌﻟﺍ ﺕﺍﺫ ﺕﺎ ﺍ ﻊﻴﻤﺟ ﺔﻌﺟﺍﺮﻣ - ﻐﻟﺍ ﻞﻴﻛﻮﺗ ﻞﻴﻛﻮﻠﻟ ﻖﺤﻳ -</w:t>
-      </w:r>
-    </w:p>
-    <w:p>
-      <w:pPr>
-        <w:jc w:val="right"/>
-        <w:bidi/>
-      </w:pPr>
-      <w:r>
-        <w:rPr>
-          <w:b w:val="0"/>
-          <w:i w:val="0"/>
-        </w:rPr>
-        <w:t>ﺩﻮﻨﺒﻟﺍ</w:t>
-      </w:r>
-    </w:p>
-    <w:p>
-      <w:pPr>
-        <w:jc w:val="right"/>
-        <w:bidi/>
-      </w:pPr>
-      <w:r>
-        <w:rPr>
-          <w:b w:val="0"/>
-          <w:i w:val="0"/>
-        </w:rPr>
-        <w:t>ﺕﺎﻴﺣﻼﺼﻟﺍ</w:t>
-      </w:r>
-    </w:p>
-    <w:p>
-      <w:pPr>
-        <w:jc w:val="right"/>
-        <w:bidi/>
-      </w:pPr>
-      <w:r>
-        <w:rPr>
-          <w:b w:val="0"/>
-          <w:i w:val="0"/>
-        </w:rPr>
-        <w:t>ﻢﻛﺎ ﺍﻭ ﺕﺎﺒﻟﺎﻄﳌﺍ ﺡﺮ ﺍﻭ ﺔﺑﺎﺟﻹﺍ - ﺎ ﻓ ﻦﻌﻄﻟﺍﻭ ﺕﺎﻨ ﺒﻟﺍﻭ ﺩﻮ ﺸﻟﺍ ﺭﺎﻀﺣﺇ - ﻪﻨﻋ ﻉﺎﻨﺘﻣﻻﺍﻭ ﻩﺩﺭﻭ ﻥ ﻤﻴﻟﺍ ﺐﻠﻃ - ﺀﺍﺮﺑﻹﺍ - ﻝﺯﺎﻨﺘﻟﺍ - ﺼﻟﺍ - ﺭﺎ ﻧﻹﺍ - ﺭﺍﺮﻗﻹﺍ - ﺎ ﻠﻋ ﺩﺮﻟﺍﻭ ﻯﻭﺎﻋﺪﻟﺍ ﻉﺎﻤﺳ - ﺔﻌﻓﺍﺪﳌﺍ ﻭ ﺔﻌﻓﺍﺮﳌﺍ - ﻯﻭﺎﻋﺪﻟﺍ ﺔﻣﺎﻗﺇﻭ ﺔﺒﻟﺎﻄﳌﺍ ﺮ ﺭﺎﻘﺘﺑ ﻦﻌﻄﻟﺍ - ﻥ ﻤﻜ ﺍﻭ ﺀﺍ ﺍ ﻥ ﻴﻌ - ﻢﻴﻜﺤﺘﻟﺍ ﺐﻠﻃ - ﺬﻴﻔﻨﺘﻟﺍﻭ ﺰ ﺍ ﺐﻠﻃ - ﺬﻴﻔﻨﺘﻟﺍﻭ ﺰ ﺍ ﺮﺋﺍﻭﺩ ﺔﻌﺟﺍﺮﻣ- ﻪﻌﻓﺭﻭ ﺮﻔﺴﻟﺍ ﻦﻣ ﻊﻨﳌﺍ ﺐﻠﻃ - ﻊﻴﻗﺍﻮﺘﻟﺍﻭ ﻡﺎﺘﺧﻷﺍﻭ ﻁﻮﻄ ﺍ ﺭﺎ ﻧﺇ - ﺮ ﻭ ﻟﺎﺑ ﻦﻌﻄﻟﺍ - ﻞﻳﺪﻌﺘﻟﺍﻭ - ﺮﻈﻨﻟﺍ ﺓﺩﺎﻋﺇ ﺱﺎﻤﺘﻟﺍ - ﻑﺎﻨ ﺘﺳﻻﺍ ﺐﻠﻃﻭ ﻡﺎ ﺣﻷﺍ ﻋ ﺽﺍ ﻋﻻﺍ - ﺎ ﻔﻧﻭ ﻡﺎ ﺣﻷﺍ ﻝﻮﺒﻗ - ﻡﺎ ﺣﻷﺍ ﺬﻴﻔﻨ ﺑ ﺔﺒﻟﺎﻄﳌﺍ - ﺔﻴﻋﺮﺸﻟﺍ ﺕﺎﻌﻓﺍﺮﳌﺍ ﻡﺎﻈﻧ ﻦﻣ230 ﺓﺩﺎﳌﺍ ﻖﻴﺒﻄﺗ ﺐﻠﻃ - ﻢ ﻟﺍﺪﺒ ﺳﺍﻭ ﻢ ﺩﺭﻭ ﻥ ﻤﻜ ﺍﻭ ﺀﺍ ﺍ - ﻞﺧﺍﺪﺘﻟﺍﻭ ﻝﺎﺧﺩﻹﺍ ﺐﻠﻃ- ﺎﻘﻟﺍ ﻨﺗ ﺐﻠﻃ- ﻡﺎ ﺣﻷﺍ ﻙﻮﻜﺻ ﻡﻼﺘﺳﺍ - ﻢﻛﺎ ﺍ ﻊﻴﻤﺟ ﻯﺪﻟ ﻯﻭﺎﻋﺪﻟﺍ ﻊﻴﻤﺟ ﺕﺎﺴﻠ ﺍ ﺭﻮﻀ ﻡﺰﻠﻳ ﺎﻣ ﺀﺎ ﺇ - ﺔﻌﻔﺸﻟﺍ ﺐﻠﻃ - ﺭﺎﺒﺘﻋﻻﺍ ﺩﺭ ﺐﻠﻃ - ﻡﺎ ﺣﻷﺍ ﻙﻮﻜﺻ ﻋ ﺶ ﻤ ﻟﺍ ﻥﺎ ﻯﺪﻟ ﺔﻴﻓﺮﺼﳌﺍ ﺕﺎﻋﺯﺎﻨﳌﺍ ﺔ ﻮﺴ ﻥﺎ ﻭ ﺔﻴﻟﺎﳌﺍ ﺕﺎﻋﺯﺎﻨﳌﺍ ﺾﻓ ﻥﺎ ﻯﺪﻟ- ﺔﻴﻟﺎﻤﻌﻟﺍ ﻥﺎ ﻟﺍ ﻯﺪﻟ- ﺔﻴﻋﺮﺸﻟﺍ ﺔﻴﺒﻄﻟﺍ ﻥﺎ ﻟﺍ ﻯﺪﻟ- (ﻢﻟﺎﻈﳌﺍ ﻥﺍﻮﻳﺩ) ﺔ ﺭﺍﺩﻹﺍ ﻢﻛﺎ ﺍ ﻯﺪﻟ- ﻢﻛﺎ ﺍ ﻯﺪﻟ- ﻯﻮﻋﺪﻟﺍ ﺔﻟﺎﺣﺇ ﺐﻠﻃ ﺾﻘﻧ ﺐﻠﻃ- ﺔﻣﺎﻌﻟﺍ ﺔﺑﺎﻴﻨﻟﺍ ﻯﺪﻟ - ﺔﻴ ﻴﻣﺄﺘﻟﺍ ﺕﺎﻔﻟﺎ ﺍﻭ ﺕﺎﻋﺯﺎﻨﳌﺍ ﻞﺼﻔﻟﺍ ﻥﺎ ﻯﺪﻟ - ﺔ ﺭﺎﺠﺘﻟﺍ ﺕﺎﻋﺯﺎﻨﳌﺍ ﻢﺴﺣ ﻥﺎ ﻭ ﺔ ﺭﺎﺠﺘﻟﺍ ﻕﺍﺭﻭﻷﺍ ﺕﺎﻋﺯﺎﻨﻣ ﻞﺼﻔﻟﺍ ﺐﺗﺎ ﻣ ﻯﺪﻟ- ﺔﻴﻟﺎﳌﺍ ﻕﺍﺭﻭﻷﺍ ﺕﺎﻋﺯﺎﻨﻣ ﻞﺼﻔﻟﺍ ﻞﺼﻔﻟﺍ ﺔﻨ - ﺔﻴ ﺮﻀﻟﺍ ﺕﺎﻋﺯﺎﻨﳌﺍﻭ ﺕﺎﻔﻟﺎﺨﻤﻠﻟ ﺔﻴﻓﺎﻨ ﺘﺳﻻﺍ ﺔﻨ ﻟﺍ- ﺔﻴ ﺮﻀﻟﺍ ﺕﺎﻋﺯﺎﻨﳌﺍﻭ ﺕﺎﻔﻟﺎ ﺍ ﻞﺼﻔﻟﺍ ﺔﻨ - ﻝﺪﻌﻟﺍ ﺓﺭﺍﺯﻮﺑ ﻥ ﻣﺎ ﺍ ﺐﻳﺩﺄﺗ ﺔﻨ - ﺎﻴﻠﻌﻟﺍ ﺔﻤﻜ ﺍ ﻯﺪﻟ- ﺎﻴﻠﻌﻟﺍ ﺔﻤﻜ ﺍ ﻯﺪﻟ ﻢﻜ ﺍ ﺀﺎﻀﻘﻠﻟ ﻋﻷﺍ ﺲﻠ ﺍ ﻯﺪﻟ - ﻑﺎﻨ ﺘﺳﻻﺍ ﻢﻛﺎﺤﻣ ﻯﺪﻟ - ﺔﻴﻋﺮﺸﻟﺍ ﺕﺎﻌﻓﺍﺮﳌﺍ ﻡﺎﻈﻧ ﻦﻣ232ﻭ231 ﻢﻗﺭ ﻥ ﺗﺩﺎﳌﺍ ﺔﻓﺎﺿﺇ - ﻝﺎ ﻣﻹﺍ - ﺔ ﺭﺎﺠﺘﻟﺍ ﺕﺎﻣﻼﻌﻟﺍ ﺕﺎﻤﻠﻈﺗ ﺮﻈﻨﻟﺍ ﺔﻨ - ﻙﻮﻨﺒﻟﺍ ﺔﺒﻗﺍﺮﻣ ﻡﺎﻈﻧ ﺕﺎﻔﻟﺎﺨﻣ</w:t>
-      </w:r>
-    </w:p>
-    <w:p>
-      <w:pPr>
-        <w:jc w:val="right"/>
-        <w:bidi/>
-      </w:pPr>
-      <w:r>
-        <w:rPr>
-          <w:b w:val="0"/>
-          <w:i w:val="0"/>
-        </w:rPr>
-        <w:t>ﺔﻴﻣﻮﻜ ﺍ ﺕﺍﺭﺍﺯﻮﻟﺍ ﻡﺎﺴﻗﺃﻭ ﺕﺍﺭﺍﺩﺇ ﻦﻣ ﺎ ﻌﺒ ﻳ ﺎﻣﻭ ﺎ ﻋﻭﺮﻓﻭ - ﺓﺭﺎﺠﺘﻟﺍ ﺓﺭﺍﺯﻭ ﺔﻌﺟﺍﺮﻣ - ﺔﻴﺟﺭﺎ ﺍ ﺓﺭﺍﺯﻭ ﺔﻌﺟﺍﺮﻣ - ﺔﻴﻠﺧﺍﺪﻟﺍ ﺓﺭﺍﺯﻭ ﺔﻌﺟﺍﺮﻣ - ﻝﺪﻌﻟﺍ ﺓﺭﺍﺯﻭ ﺔﻌﺟﺍﺮﻣ</w:t>
-      </w:r>
-    </w:p>
-    <w:p>
-      <w:pPr>
-        <w:jc w:val="right"/>
-        <w:bidi/>
-      </w:pPr>
-      <w:r>
-        <w:rPr>
-          <w:b w:val="0"/>
-          <w:i w:val="0"/>
-        </w:rPr>
-        <w:t>ﺔﻴﻨﻣﻷﺍ ﺕﺎ ﺍ - ﺔﻴﺋﺎﻨ ﺍ ﺚﺣﺎﺒﳌﺍ ﺔﻌﺟﺍﺮﻣ - ﺔﻟﻭﺪﻟﺍ ﻦﻣﺃ ﺔﺳﺎﺋﺭ - ﺕﺍﺭﺎﺒﺨﺘﺳﻼﻟ ﺔﻣﺎﻌﻟﺍ ﺔﺳﺎﺋﺮﻟﺍ ﺔﻌﺟﺍﺮﻣ - ﺔﻃﺮﺸﻟﺍ ﺰﻛﺍﺮﻣ ﺔﻌﺟﺍﺮﻣ - ﺔﻴﺋﺎﻨ ﺍ ﺚﺣﺎﺒﳌﺍﻭ ﺔ ﺭﺍﺩﻹﺍ ﺚﺣﺎﺒﳌﺍ ﺔﻌﺟﺍﺮﻣﻭ ﺔﻴﻗﻮﻘ ﺍ ﻡﺎ ﺣﻷﺍ ﺬﻴﻔﻨﺗ ﺓﺭﺍﺩﺇﻭ ﺓﺭﺎﻣﻷﺍ ﺔﻌﺟﺍﺮﻣ ﻡﺎﺴﻗﺃﻭ ﺕﺍﺭﺍﺩﺇ ﻦﻣ ﺎ ﻌﺒ ﻳ ﺎﻣﻭ ﺎ ﻋﻭﺮﻓﻭ - ﺔﻴﺋﺎﻨ ﺍ ﺚﺣﺎﺒﳌﺍﻭ ﺔ ﺭﺍﺩﻹﺍ ﺚﺣﺎﺒﳌﺍ ﺔﻌﺟﺍﺮﻣ ﺔﻌﺟﺍﺮﻣ</w:t>
-      </w:r>
-    </w:p>
-    <w:p>
-      <w:pPr>
-        <w:jc w:val="right"/>
-        <w:bidi/>
-      </w:pPr>
-      <w:r>
-        <w:rPr>
-          <w:b w:val="0"/>
-          <w:i w:val="0"/>
-        </w:rPr>
-        <w:t>ﺔﻴﻣﻮﻜ ﺍ ﺕﺎﺳﺎﺋﺮﻟﺍ ﻡﺎﺴﻗﺃﻭ ﺕﺍﺭﺍﺩﺇ ﻦﻣ ﺎ ﻌﺒ ﻳ ﺎﻣﻭ ﺎ ﻋﻭﺮﻓﻭ - ﺀﺎﻀﻘﻠﻟ ﻋﻷﺍ ﺲﻠ ﺍ ﺔﻌﺟﺍﺮﻣ</w:t>
-      </w:r>
-    </w:p>
-    <w:p>
-      <w:pPr>
-        <w:jc w:val="right"/>
-        <w:bidi/>
-      </w:pPr>
-      <w:r>
-        <w:rPr>
-          <w:b w:val="0"/>
-          <w:i w:val="0"/>
-        </w:rPr>
-        <w:t>ﺔﻴﻣﻮﻜ ﺍ ﺕﺎﺌﻴ ﻟﺍ ﻡﺎﺴﻗﺃﻭ ﺕﺍﺭﺍﺩﺇ ﻦﻣ ﺎ ﻌﺒ ﻳ ﺎﻣﻭ ﺎ ﻋﻭﺮﻓﻭ - ﺭﺎﻤﺜ ﺳﻻﺍ ﺓﺭﺍﺯﻭ ﺔﻌﺟﺍﺮﻣ - ﺔﻣﺎﻌﻟﺍ ﺔﺑﺎﻴﻨﻟﺍ ﺔﻌﺟﺍﺮﻣ</w:t>
-      </w:r>
-    </w:p>
-    <w:p>
-      <w:pPr>
-        <w:jc w:val="right"/>
-        <w:bidi/>
-      </w:pPr>
-      <w:r>
-        <w:rPr>
-          <w:b w:val="0"/>
-          <w:i w:val="0"/>
-        </w:rPr>
-        <w:t>ﺔﻴﻣﻮﻜ ﺍ ﺕﺎﺴﺳﺆﳌﺍ ﻡﺎﺴﻗﺃﻭ ﺕﺍﺭﺍﺩﺇ ﻦﻣ ﺎ ﻌﺒ ﻳ ﺎﻣﻭ ﺎ ﻋﻭﺮﻓﻭ - ﻱﺩﻮﻌﺴﻟﺍ ﻲ ﺮﻌﻟﺍ ﺪﻘﻨﻟﺍ ﺔﺴﺳﺆﻣ ﺔﻌﺟﺍﺮﻣ</w:t>
-      </w:r>
-    </w:p>
-    <w:p>
-      <w:pPr>
-        <w:jc w:val="right"/>
-        <w:bidi/>
-      </w:pPr>
-      <w:r>
-        <w:rPr>
-          <w:b w:val="0"/>
-          <w:i w:val="0"/>
-        </w:rPr>
-        <w:t>ﻡ٢٠٢٣/١٠/٠٥ | ـ ١٤٤٥/٠٣/٢٠ : ﺔﻟﺎ ﻮﻟﺍ ﺭﺍﺪﺻﺇ ﺦ ﺭﺎﺗ ﻡ٢٠٢٤/٠٩/٢٣ | ـ ١٤٤٦/٠٣/٢٠ : ﺔﻟﺎ ﻮﻟﺍ ﺀﺎ ﻧﺇ ﺦ ﺭﺎﺗ</w:t>
-      </w:r>
-    </w:p>
-    <w:p>
-      <w:pPr>
-        <w:jc w:val="right"/>
-        <w:bidi/>
-      </w:pPr>
-      <w:r>
-        <w:rPr>
-          <w:b w:val="0"/>
-          <w:i w:val="0"/>
-        </w:rPr>
-        <w:t>ﺔﻴﻧﻭ ﻜﻟﻹﺍ ﺕﻻﺎ ﻮﻟﺍ ﺕﺎﻣﺪﺧ: ﺔﻟﺎ ﻮﻟﺍ ﺭﺪﺼﻣ</w:t>
-      </w:r>
-    </w:p>
-    <w:p>
-      <w:pPr>
-        <w:jc w:val="right"/>
-        <w:bidi/>
-      </w:pPr>
-      <w:r>
-        <w:rPr>
-          <w:b w:val="0"/>
-          <w:i w:val="0"/>
-        </w:rPr>
-        <w:t>،ﻝﺪﻌﻟﺍ ﺓﺭﺍﺯﻮﻟ ﺔﻴﻧﻭ ﻜﻟﻹﺍ ﺕﺎﻣﺪ ﺍ ﻋ ﺔﻘﻴﺛﻮﻟﺍ ﺔ ﻦﻣ ﻖﻘﺤﺘﻟﺍ ﻦﻜﻤ ﻭ ، ﻖﻴﺛﻮﺘﻟﺍ ﺕﺎﻣﺪ ﻲ ﻭ ﻜﻟﻹﺍ ﻡﺎﻈﻨﻟﺍ ﻦﻣ ﺔﻘﻴﺛﻮﻟﺍ ﻩﺬ ﺕﺭﺪﺻ</w:t>
-      </w:r>
-    </w:p>
-    <w:p>
-      <w:pPr>
-        <w:jc w:val="right"/>
-        <w:bidi/>
-      </w:pPr>
-      <w:r>
-        <w:rPr>
-          <w:b w:val="0"/>
-          <w:i w:val="0"/>
-        </w:rPr>
-        <w:t>٤٥١٥٦٠٥٧٠ : ﺔﻟﺎ ﻮﻟﺍ ﻢﻗﺭ ﺓﺪﻤﺘﻌﻣ : ﺔﻟﺎ ﻮﻟﺍ ﺔﻟﺎﺣ</w:t>
-      </w:r>
-    </w:p>
-    <w:p>
-      <w:pPr>
-        <w:jc w:val="right"/>
-        <w:bidi/>
-      </w:pPr>
-      <w:r>
-        <w:rPr>
-          <w:b w:val="0"/>
-          <w:i w:val="0"/>
-        </w:rPr>
-        <w:t>ﺔﻳﺩﻮﻌﺴﻟﺍ ﺔﻴ ﺮﻌﻟﺍ ﺔﻜﻠﻤﳌﺍ ﻝﺪﻌﻟﺍ ﺓﺭﺍﺯﻭﺔـﻟﺎـﻛﻭ ﺔﻘﻴﺛﻭ</w:t>
+        <w:t>األطراف :</w:t>
+      </w:r>
+    </w:p>
+    <w:p>
+      <w:pPr>
+        <w:jc w:val="right"/>
+        <w:bidi/>
+      </w:pPr>
+      <w:r>
+        <w:rPr>
+          <w:b w:val="0"/>
+          <w:i w:val="0"/>
+        </w:rPr>
+        <w:t>أصالة عن نفسه ١ مو ل أسامه بن احمد بن عباس ز سعودي ل مد ي ١٠٠٨٠١٧٣٠١ أصالة عن نفسه #\ الطرف االسم ا سية نوع ال و ة رقم ال و ة الصفة</w:t>
+      </w:r>
+    </w:p>
+    <w:p>
+      <w:pPr>
+        <w:jc w:val="right"/>
+        <w:bidi/>
+      </w:pPr>
+      <w:r>
+        <w:rPr>
+          <w:b w:val="0"/>
+          <w:i w:val="0"/>
+        </w:rPr>
+        <w:t>النطاق : ٢ وكيل ع بن مشرف بن مفرح بن راشد سعودي ل مد ي ١٠٦٤٢٧٤٠٧٧</w:t>
+      </w:r>
+    </w:p>
+    <w:p>
+      <w:pPr>
+        <w:jc w:val="right"/>
+        <w:bidi/>
+      </w:pPr>
+      <w:r>
+        <w:rPr>
+          <w:b w:val="0"/>
+          <w:i w:val="0"/>
+        </w:rPr>
+        <w:t>النطاق</w:t>
+      </w:r>
+    </w:p>
+    <w:p>
+      <w:pPr>
+        <w:jc w:val="right"/>
+        <w:bidi/>
+      </w:pPr>
+      <w:r>
+        <w:rPr>
+          <w:b w:val="0"/>
+          <w:i w:val="0"/>
+        </w:rPr>
+        <w:t>- يحق للوكيل توكيل الغ - مراجعة جميع ا ات ذات العالقة وإ اء جميع اإلجراءات الالزمة والتوقيع فيما يتطلب ذلك - االستالم و ال سليم</w:t>
+      </w:r>
+    </w:p>
+    <w:p>
+      <w:pPr>
+        <w:jc w:val="right"/>
+        <w:bidi/>
+      </w:pPr>
+      <w:r>
+        <w:rPr>
+          <w:b w:val="0"/>
+          <w:i w:val="0"/>
+        </w:rPr>
+        <w:t>البنود</w:t>
+      </w:r>
+    </w:p>
+    <w:p>
+      <w:pPr>
+        <w:jc w:val="right"/>
+        <w:bidi/>
+      </w:pPr>
+      <w:r>
+        <w:rPr>
+          <w:b w:val="0"/>
+          <w:i w:val="0"/>
+        </w:rPr>
+        <w:t>الصالحيات</w:t>
+      </w:r>
+    </w:p>
+    <w:p>
+      <w:pPr>
+        <w:jc w:val="right"/>
+        <w:bidi/>
+      </w:pPr>
+      <w:r>
+        <w:rPr>
+          <w:b w:val="0"/>
+          <w:i w:val="0"/>
+        </w:rPr>
+        <w:t>مخالفات نظام مراقبة البنوك - نة النظر تظلمات العالمات التجار ة - اإلم ال - إضافة املادت ن رقم 231و232من نظام املرافعات الشرعية - لدى محاكم االست ناف - لدى ا لس األع للقضاء ا كم لدى ا كمة العليا -لدى ا كمة العليا - نة تأديب ا ام ن بوزارة العدل - نة الفصل ا الفات واملنازعات الضر ية -ال نة االست نافية للمخالفات واملنازعات الضر ية - نة الفصل الفصل منازعات األوراق املالية -لدى م اتب الفصل منازعات األوراق التجار ة و ان حسم املنازعات التجار ة - لدى ان الفصل املنازعات وا الفات التأمي ية - لدى النيابة العامة -طلب نقض طلب إحالة الدعوى -لدى ا اكم -لدى ا اكم اإلدار ة (ديوان املظالم) -لدى ال ان الطبية الشرعية -لدى ال ان العمالية -لدى ان فض املنازعات املالية و ان سو ة املنازعات املصرفية لدى ان ال م ش ع صكوك األح ام - طلب رد االعتبار - طلب الشفعة - إ اء ما يلزم ضور ا لسات جميع الدعاوى لدى جميع ا اكم - استالم صكوك األح ام -طلب تن القا -طلب اإلدخال والتداخل - ا اء وا كم ن ورد م واس بدال م - طلب تطبيق املادة 230من نظام املرافعات الشرعية - املطالبة ب نفيذ األح ام - قبول األح ام ونف ا - االع اض ع األح ام وطلب االست ناف - التماس إعادة النظر - والتعديل - الطعن بال و ر - إن ار ا طوط واألختام والتواقيع - طلب املنع من السفر ورفعه -مراجعة دوائر ا ز والتنفيذ - طلب ا ز والتنفيذ - طلب التحكيم - عي ن ا اء وا كم ن - الطعن بتقار ر املطالبة وإقامة الدعاوى - املرافعة و املدافعة - سماع الدعاوى والرد عل ا - اإلقرار - اإلن ار - الص - التنازل - اإلبراء - طلب اليم ن ورده واالمتناع عنه - إحضار الش ود والب نات والطعن ف ا - اإلجابة وا رح املطالبات وا اكم</w:t>
+      </w:r>
+    </w:p>
+    <w:p>
+      <w:pPr>
+        <w:jc w:val="right"/>
+        <w:bidi/>
+      </w:pPr>
+      <w:r>
+        <w:rPr>
+          <w:b w:val="0"/>
+          <w:i w:val="0"/>
+        </w:rPr>
+        <w:t>مراجعة وزارة العدل - مراجعة وزارة الداخلية - مراجعة وزارة ا ارجية - مراجعة وزارة التجارة - وفروع ا وما ي بع ا من إدارات وأقسام الوزارات ا كومية</w:t>
+      </w:r>
+    </w:p>
+    <w:p>
+      <w:pPr>
+        <w:jc w:val="right"/>
+        <w:bidi/>
+      </w:pPr>
+      <w:r>
+        <w:rPr>
+          <w:b w:val="0"/>
+          <w:i w:val="0"/>
+        </w:rPr>
+        <w:t>مراجعة مراجعة املباحث اإلدار ة واملباحث ا نائية - وفروع ا وما ي بع ا من إدارات وأقسام مراجعة األمارة وإدارة تنفيذ األح ام ا قوقية ومراجعة املباحث اإلدار ة واملباحث ا نائية - مراجعة مراكز الشرطة - مراجعة الرئاسة العامة لالستخبارات - رئاسة أمن الدولة - مراجعة املباحث ا نائية - ا ات األمنية</w:t>
+      </w:r>
+    </w:p>
+    <w:p>
+      <w:pPr>
+        <w:jc w:val="right"/>
+        <w:bidi/>
+      </w:pPr>
+      <w:r>
+        <w:rPr>
+          <w:b w:val="0"/>
+          <w:i w:val="0"/>
+        </w:rPr>
+        <w:t>مراجعة ا لس األع للقضاء - وفروع ا وما ي بع ا من إدارات وأقسام الرئاسات ا كومية</w:t>
+      </w:r>
+    </w:p>
+    <w:p>
+      <w:pPr>
+        <w:jc w:val="right"/>
+        <w:bidi/>
+      </w:pPr>
+      <w:r>
+        <w:rPr>
+          <w:b w:val="0"/>
+          <w:i w:val="0"/>
+        </w:rPr>
+        <w:t>مراجعة النيابة العامة - مراجعة وزارة االس ثمار - وفروع ا وما ي بع ا من إدارات وأقسام ال يئات ا كومية</w:t>
+      </w:r>
+    </w:p>
+    <w:p>
+      <w:pPr>
+        <w:jc w:val="right"/>
+        <w:bidi/>
+      </w:pPr>
+      <w:r>
+        <w:rPr>
+          <w:b w:val="0"/>
+          <w:i w:val="0"/>
+        </w:rPr>
+        <w:t>مراجعة مؤسسة النقد العر ي السعودي - وفروع ا وما ي بع ا من إدارات وأقسام املؤسسات ا كومية</w:t>
+      </w:r>
+    </w:p>
+    <w:p>
+      <w:pPr>
+        <w:jc w:val="right"/>
+        <w:bidi/>
+      </w:pPr>
+      <w:r>
+        <w:rPr>
+          <w:b w:val="0"/>
+          <w:i w:val="0"/>
+        </w:rPr>
+        <w:t>تار خ إن اء الو الة : ١٤٤٦/٠٣/٢٠ ـ | ٢٠٢٤/٠٩/٢٣م تار خ إصدار الو الة : ١٤٤٥/٠٣/٢٠ ـ | ٢٠٢٣/١٠/٠٥م</w:t>
+      </w:r>
+    </w:p>
+    <w:p>
+      <w:pPr>
+        <w:jc w:val="right"/>
+        <w:bidi/>
+      </w:pPr>
+      <w:r>
+        <w:rPr>
+          <w:b w:val="0"/>
+          <w:i w:val="0"/>
+        </w:rPr>
+        <w:t>مصدر الو الة :خدمات الو االت اإللك ونية</w:t>
+      </w:r>
+    </w:p>
+    <w:p>
+      <w:pPr>
+        <w:jc w:val="right"/>
+        <w:bidi/>
+      </w:pPr>
+      <w:r>
+        <w:rPr>
+          <w:b w:val="0"/>
+          <w:i w:val="0"/>
+        </w:rPr>
+        <w:t>صدرت ذه الوثيقة من النظام اإللك و ي دمات التوثيق ، و مكن التحقق من ة الوثيقة ع ا دمات اإللك ونية لوزارة العدل،</w:t>
+      </w:r>
+    </w:p>
+    <w:p>
+      <w:pPr>
+        <w:jc w:val="right"/>
+        <w:bidi/>
+      </w:pPr>
+      <w:r>
+        <w:rPr>
+          <w:b w:val="0"/>
+          <w:i w:val="0"/>
+        </w:rPr>
+        <w:t>حالة الو الة : معتمدة رقم الو الة : ٤٥١٥٦٠٥٧٠</w:t>
+      </w:r>
+    </w:p>
+    <w:p>
+      <w:pPr>
+        <w:jc w:val="right"/>
+        <w:bidi/>
+      </w:pPr>
+      <w:r>
+        <w:rPr>
+          <w:b w:val="0"/>
+          <w:i w:val="0"/>
+        </w:rPr>
+        <w:t>وثيقة وكـالـةوزارة العدل اململكة العر ية السعودية</w:t>
       </w:r>
     </w:p>
     <w:p>
@@ -19317,7 +19331,7 @@
           <w:b w:val="0"/>
           <w:i w:val="0"/>
         </w:rPr>
-        <w:t>) ﻲﻧﯾزو رﺎﺑأ جرﺎﺧﺗ ﺔﮐرﺷ نﻣ ﻲﻧﯾز سﺎﺑﻋ دﻣﺣأ ﺦﯾﺷﻟا ﺔﺻﺣ ١٤٢٨ ( :</w:t>
+        <w:t>: ) ١٤٢٨ حصة الشیخ أحمد عباس زیني من شرکة تخارج أبار وزیني (</w:t>
       </w:r>
     </w:p>
     <w:p>
@@ -19343,46 +19357,46 @@
           <w:b w:val="0"/>
           <w:i w:val="0"/>
         </w:rPr>
-        <w:t>مﺎﻌﻟ ﺔﻣﯾﻘﻟا) ﺔﯾرﺎﻘﻌﻟا لﺎﻣﻋﻸﻟ ﺔﻓﺎﯾﺿﻟا ﺔﮐرﺷ نﻣ ﻲﻧﯾز سﺎﺑﻋ دﻣﺣأ ﺦﯾﺷﻟا ﺔﺻﺣ ١٤٢٩ (</w:t>
-      </w:r>
-    </w:p>
-    <w:p>
-      <w:pPr>
-        <w:jc w:val="right"/>
-        <w:bidi/>
-      </w:pPr>
-      <w:r>
-        <w:rPr>
-          <w:b w:val="0"/>
-          <w:i w:val="0"/>
-        </w:rPr>
-        <w:t>:ﺔﮐرﺷﻟا نﻣ ﻲﻧﯾز لآ ﺔﺻﺣ 228,785,567 x .779 = 178,223,956.69</w:t>
-      </w:r>
-    </w:p>
-    <w:p>
-      <w:pPr>
-        <w:jc w:val="right"/>
-        <w:bidi/>
-      </w:pPr>
-      <w:r>
-        <w:rPr>
-          <w:b w:val="0"/>
-          <w:i w:val="0"/>
-        </w:rPr>
-        <w:t>سﺎﺑﻋ دﻣﺣأ ﺦﯾﺷﻟا ﺔﺻﺣ :ﻲﻧﯾز 178,223,956.69\*.279 = 49,724,483.92</w:t>
-      </w:r>
-    </w:p>
-    <w:p>
-      <w:pPr>
-        <w:jc w:val="right"/>
-        <w:bidi/>
-      </w:pPr>
-      <w:r>
-        <w:rPr>
-          <w:b w:val="0"/>
-          <w:i w:val="0"/>
-        </w:rPr>
-        <w:t>:الله ﮫﻣﺣر ﻲﻧﯾز سﺎﺑﻋ دﻣﺣأ ﺦﯾﺷﻟﻟ صﺻﺣﻟا مﯾﻗ ﻲﻟﺎﻣﺟا</w:t>
+        <w:t>) ١٤٢٩ حصة الشیخ أحمد عباس زیني من شرکة الضیافة لألعمال العقاریة (القیمة لعام</w:t>
+      </w:r>
+    </w:p>
+    <w:p>
+      <w:pPr>
+        <w:jc w:val="right"/>
+        <w:bidi/>
+      </w:pPr>
+      <w:r>
+        <w:rPr>
+          <w:b w:val="0"/>
+          <w:i w:val="0"/>
+        </w:rPr>
+        <w:t>956.69,223,178 = .779 x 567,785,228 حصة آل زیني من الشرکة:</w:t>
+      </w:r>
+    </w:p>
+    <w:p>
+      <w:pPr>
+        <w:jc w:val="right"/>
+        <w:bidi/>
+      </w:pPr>
+      <w:r>
+        <w:rPr>
+          <w:b w:val="0"/>
+          <w:i w:val="0"/>
+        </w:rPr>
+        <w:t>483.92,724,49 = .279*\956.69,223,178 زیني: حصة الشیخ أحمد عباس</w:t>
+      </w:r>
+    </w:p>
+    <w:p>
+      <w:pPr>
+        <w:jc w:val="right"/>
+        <w:bidi/>
+      </w:pPr>
+      <w:r>
+        <w:rPr>
+          <w:b w:val="0"/>
+          <w:i w:val="0"/>
+        </w:rPr>
+        <w:t>اجمالي قیم الحصص للشیخ أحمد عباس زیني رحمھ هللا:</w:t>
       </w:r>
     </w:p>
     <w:p>

--- a/zaini_case_audit_output/outputs/word/documents/176_التماس على الحكم النهائي ـ نسخة.docx
+++ b/zaini_case_audit_output/outputs/word/documents/176_التماس على الحكم النهائي ـ نسخة.docx
@@ -91,7 +91,7 @@
           <w:b w:val="0"/>
           <w:i w:val="0"/>
         </w:rPr>
-        <w:t>شركة القرون المحاماة ولد استشارات الكاليرية</w:t>
+        <w:t>ةيريلاكلا تاراشتسا دلو ةاماحملا نورقلا ةكرش</w:t>
       </w:r>
     </w:p>
     <w:p>
@@ -169,7 +169,7 @@
           <w:b w:val="0"/>
           <w:i w:val="0"/>
         </w:rPr>
-        <w:t>المحامي/ علي بن مشرف آل راشد ترخيص محاماة رقم ( ٤٤ / ٢٥٦٧) بالوكالة رقم</w:t>
+        <w:t>مقر ةلاكولاب (٢٥٦٧ / ٤٤ ) مقر ةاماحم صيخرت دشار لآ فرشم نب يلع /يماحملا</w:t>
       </w:r>
     </w:p>
     <w:p>
@@ -299,7 +299,7 @@
           <w:b w:val="0"/>
           <w:i w:val="0"/>
         </w:rPr>
-        <w:t>ة المملكة العربية السعودية جدة - شارع الامير سلطان خيلى تاج السلطان الدور الأول س ت 4930120843 صوت 10048 الرمز البريدي 21977</w:t>
+        <w:t>21977 يديربلا زمرلا 10048 توص 4930120843 ت س لوألا رودلا ناطلسلا جات ىليخ ناطلس ريمالا عراش - ةدج ةيدوعسلا ةيبرعلا ةكلمملا ة</w:t>
       </w:r>
     </w:p>
     <w:p>
@@ -338,7 +338,7 @@
           <w:b w:val="0"/>
           <w:i w:val="0"/>
         </w:rPr>
-        <w:t>شركة التسنين للمحاماة والاستشارات القانونية</w:t>
+        <w:t>ةينوناقلا تاراشتسالاو ةاماحملل نينستلا ةكرش</w:t>
       </w:r>
     </w:p>
     <w:p>
@@ -442,20 +442,20 @@
           <w:b w:val="0"/>
           <w:i w:val="0"/>
         </w:rPr>
-        <w:t>عولت محكمة الدرجة الأولى على تقرير أبو غزالة واعتبرته هو التقييم العادل وافترصت رضا</w:t>
-      </w:r>
-    </w:p>
-    <w:p>
-      <w:pPr>
-        <w:jc w:val="right"/>
-        <w:bidi/>
-      </w:pPr>
-      <w:r>
-        <w:rPr>
-          <w:b w:val="0"/>
-          <w:i w:val="0"/>
-        </w:rPr>
-        <w:t>الأطراف به - على خلاف الحقيقة والثابت في حكم ديوان المظالم ، وقضت بإلزام الملتمس بأن يسدد للملتمس ضدهما مبلغ ۳۳۱۸۸۲۱۳۸</w:t>
+        <w:t>اضر تصرتفاو لداعلا مييقتلا وه هتربتعاو ةلازغ وبأ ريرقت ىلع ىلوألا ةجردلا ةمكحم تلوع</w:t>
+      </w:r>
+    </w:p>
+    <w:p>
+      <w:pPr>
+        <w:jc w:val="right"/>
+        <w:bidi/>
+      </w:pPr>
+      <w:r>
+        <w:rPr>
+          <w:b w:val="0"/>
+          <w:i w:val="0"/>
+        </w:rPr>
+        <w:t>۸۳۱۲۸۸۱۳۳ غلبم امهدض سمتلملل ددسي نأب سمتلملا مازلإب تضقو ، ملاظملا ناويد مكح يف تباثلاو ةقيقحلا فالخ ىلع - هب فارطألا</w:t>
       </w:r>
     </w:p>
     <w:p>
@@ -546,7 +546,7 @@
           <w:b w:val="0"/>
           <w:i w:val="0"/>
         </w:rPr>
-        <w:t>ب أن طلب المدعى عليه الكتابة للبنك المركزي والبنوك ذات العلاقة أو المحكمة العامة بجدة لأجل</w:t>
+        <w:t>لجأل ةدجب ةماعلا ةمكحملا وأ ةقالعلا تاذ كونبلاو يزكرملا كنبلل ةباتكلا هيلع ىعدملا بلط نأ ب</w:t>
       </w:r>
     </w:p>
     <w:p>
@@ -585,7 +585,7 @@
           <w:b w:val="0"/>
           <w:i w:val="0"/>
         </w:rPr>
-        <w:t>المملكة العربية السعودية جدة شارع الأمير سلطان مينى تاج السلطان الدور الأول ست في 20 مه وله . 20 الرمز البريدي 21372</w:t>
+        <w:t>21372 يديربلا زمرلا 20 . هلو هم 20 يف تس لوألا رودلا ناطلسلا جات ىنيم ناطلس ريمألا عراش ةدج ةيدوعسلا ةيبرعلا ةكلمملا</w:t>
       </w:r>
     </w:p>
     <w:p>
@@ -637,7 +637,7 @@
           <w:b w:val="0"/>
           <w:i w:val="0"/>
         </w:rPr>
-        <w:t>شركة الكتفيكيان للمحاماة والاستشارات القانونية</w:t>
+        <w:t>ةينوناقلا تاراشتسالاو ةاماحملل نايكيفتكلا ةكرش</w:t>
       </w:r>
     </w:p>
     <w:p>
@@ -663,7 +663,7 @@
           <w:b w:val="0"/>
           <w:i w:val="0"/>
         </w:rPr>
-        <w:t>غزالة للنظر في الفرق بين التقييم المبدئي والنهائي</w:t>
+        <w:t>يئاهنلاو يئدبملا مييقتلا نيب قرفلا يف رظنلل ةلازغ</w:t>
       </w:r>
     </w:p>
     <w:p>
@@ -715,7 +715,7 @@
           <w:b w:val="0"/>
           <w:i w:val="0"/>
         </w:rPr>
-        <w:t>موضح بالأسباب.</w:t>
+        <w:t>.بابسألاب حضوم</w:t>
       </w:r>
     </w:p>
     <w:p>
@@ -754,7 +754,7 @@
           <w:b w:val="0"/>
           <w:i w:val="0"/>
         </w:rPr>
-        <w:t>النهائية - الصادرة بموجب النظام - في الأحوال المنصوص عليها في نظام المرافعات الشرعية، وعليه</w:t>
+        <w:t>هيلعو ،ةيعرشلا تاعفارملا ماظن يف اهيلع صوصنملا لاوحألا يف - ماظنلا بجومب ةرداصلا - ةيئاهنلا</w:t>
       </w:r>
     </w:p>
     <w:p>
@@ -832,7 +832,7 @@
           <w:b w:val="0"/>
           <w:i w:val="0"/>
         </w:rPr>
-        <w:t>المملكة العربية السعودية جدة - شارع الامير سلطان فينى تاج السلطان الدور الأول سنت 4090420543 ج ص ب 11045 الرمز البريدي 20372</w:t>
+        <w:t>20372 يديربلا زمرلا 11045 ب ص ج 4090420543 تنس لوألا رودلا ناطلسلا جات ىنيف ناطلس ريمالا عراش - ةدج ةيدوعسلا ةيبرعلا ةكلمملا</w:t>
       </w:r>
     </w:p>
     <w:p>
@@ -897,7 +897,7 @@
           <w:b w:val="0"/>
           <w:i w:val="0"/>
         </w:rPr>
-        <w:t>شركة اللي بين المحامية ولا يستبانة من القانونية</w:t>
+        <w:t>ةينوناقلا نم ةنابتسي الو ةيماحملا نيب يللا ةكرش</w:t>
       </w:r>
     </w:p>
     <w:p>
@@ -1053,7 +1053,7 @@
           <w:b w:val="0"/>
           <w:i w:val="0"/>
         </w:rPr>
-        <w:t>المدعى عليه (الملتمس) الكتابة للبنك المركزي والبنوك ذات العلاقة لأجل تقديم الدليل على هذا</w:t>
+        <w:t>اذه ىلع ليلدلا ميدقت لجأل ةقالعلا تاذ كونبلاو يزكرملا كنبلل ةباتكلا (سمتلملا) هيلع ىعدملا</w:t>
       </w:r>
     </w:p>
     <w:p>
@@ -1144,7 +1144,7 @@
           <w:b w:val="0"/>
           <w:i w:val="0"/>
         </w:rPr>
-        <w:t>المملكة العربية السعودية جدة - شال ابر سلطان ميتى تاج السلطان الدور الأول سنت 4030420843 12 ص.ب 2005 الرمز البريدي 21372</w:t>
+        <w:t>21372 يديربلا زمرلا 2005 ب.ص 12 4030420843 تنس لوألا رودلا ناطلسلا جات ىتيم ناطلس ربا لاش - ةدج ةيدوعسلا ةيبرعلا ةكلمملا</w:t>
       </w:r>
     </w:p>
     <w:p>
@@ -1196,7 +1196,7 @@
           <w:b w:val="0"/>
           <w:i w:val="0"/>
         </w:rPr>
-        <w:t>الشركة السياحة والاستمارات القانونية</w:t>
+        <w:t>ةينوناقلا تارامتسالاو ةحايسلا ةكرشلا</w:t>
       </w:r>
     </w:p>
     <w:p>
@@ -1222,7 +1222,7 @@
           <w:b w:val="0"/>
           <w:i w:val="0"/>
         </w:rPr>
-        <w:t>الأوراق أن مستندات الوفاء يلزم لجلبها مخاطبة البنك المركزي والبنوك ذات العلاقة وأن ذلك يستغرق</w:t>
+        <w:t>قرغتسي كلذ نأو ةقالعلا تاذ كونبلاو يزكرملا كنبلا ةبطاخم اهبلجل مزلي ءافولا تادنتسم نأ قاروألا</w:t>
       </w:r>
     </w:p>
     <w:p>
@@ -1287,7 +1287,7 @@
           <w:b w:val="0"/>
           <w:i w:val="0"/>
         </w:rPr>
-        <w:t>كشف ببيان المبالغ واستحقاقاتها للبنوك ومستندات بنكية بإيداعات الوفاء)</w:t>
+        <w:t>(ءافولا تاعاديإب ةيكنب تادنتسمو كونبلل اهتاقاقحتساو غلابملا نايبب فشك</w:t>
       </w:r>
     </w:p>
     <w:p>
@@ -1391,7 +1391,7 @@
           <w:b w:val="0"/>
           <w:i w:val="0"/>
         </w:rPr>
-        <w:t>المملكة العربية السعودية جدة - شارع الأمير سلطان عبلى تاج السلطان الدور الأول بنت 4020020043 2005 الرمز البريدي 21377</w:t>
+        <w:t>21377 يديربلا زمرلا 2005 4020020043 تنب لوألا رودلا ناطلسلا جات ىلبع ناطلس ريمألا عراش - ةدج ةيدوعسلا ةيبرعلا ةكلمملا</w:t>
       </w:r>
     </w:p>
     <w:p>
@@ -1443,20 +1443,20 @@
           <w:b w:val="0"/>
           <w:i w:val="0"/>
         </w:rPr>
-        <w:t>شرف التنفيذيون للمحاماة والاستشارات القامة</w:t>
-      </w:r>
-    </w:p>
-    <w:p>
-      <w:pPr>
-        <w:jc w:val="right"/>
-        <w:bidi/>
-      </w:pPr>
-      <w:r>
-        <w:rPr>
-          <w:b w:val="0"/>
-          <w:i w:val="0"/>
-        </w:rPr>
-        <w:t>الطرف الثاني المدعى عليه) تكاليف المعيشة للطرف الأول ومن يقول بعد خصم ما احتسبه البائع من</w:t>
+        <w:t>ةماقلا تاراشتسالاو ةاماحملل نويذيفنتلا فرش</w:t>
+      </w:r>
+    </w:p>
+    <w:p>
+      <w:pPr>
+        <w:jc w:val="right"/>
+        <w:bidi/>
+      </w:pPr>
+      <w:r>
+        <w:rPr>
+          <w:b w:val="0"/>
+          <w:i w:val="0"/>
+        </w:rPr>
+        <w:t>نم عئابلا هبستحا ام مصخ دعب لوقي نمو لوألا فرطلل ةشيعملا فيلاكت (هيلع ىعدملا يناثلا فرطلا</w:t>
       </w:r>
     </w:p>
     <w:p>
@@ -1547,7 +1547,7 @@
           <w:b w:val="0"/>
           <w:i w:val="0"/>
         </w:rPr>
-        <w:t>على نية المتعاقدين، وتجاهل حقيقة الواقع الملتبس على الدائرة، فالملتمس كان بدير ما يتجاوز الإحدى</w:t>
+        <w:t>ىدحإلا زواجتي ام ريدب ناك سمتلملاف ،ةرئادلا ىلع سبتلملا عقاولا ةقيقح لهاجتو ،نيدقاعتملا ةين ىلع</w:t>
       </w:r>
     </w:p>
     <w:p>
@@ -1599,20 +1599,20 @@
           <w:b w:val="0"/>
           <w:i w:val="0"/>
         </w:rPr>
-        <w:t>واجتماعية، فالملتمس هو من يتولى إدارة شركات الوالد كاملة واستثماراته واعماله الخاصة ومن حسن</w:t>
-      </w:r>
-    </w:p>
-    <w:p>
-      <w:pPr>
-        <w:jc w:val="right"/>
-        <w:bidi/>
-      </w:pPr>
-      <w:r>
-        <w:rPr>
-          <w:b w:val="0"/>
-          <w:i w:val="0"/>
-        </w:rPr>
-        <w:t>الثقة به عيله الوالد ناظرا على وصيته، ومن أبسط حقوقه أجرة العمل أصف لذلك أن الدائرة أهملت</w:t>
+        <w:t>نسح نمو ةصاخلا هلامعاو هتارامثتساو ةلماك دلاولا تاكرش ةرادإ ىلوتي نم وه سمتلملاف ،ةيعامتجاو</w:t>
+      </w:r>
+    </w:p>
+    <w:p>
+      <w:pPr>
+        <w:jc w:val="right"/>
+        <w:bidi/>
+      </w:pPr>
+      <w:r>
+        <w:rPr>
+          <w:b w:val="0"/>
+          <w:i w:val="0"/>
+        </w:rPr>
+        <w:t>تلمهأ ةرئادلا نأ كلذل فصأ لمعلا ةرجأ هقوقح طسبأ نمو ،هتيصو ىلع ارظان دلاولا هليع هب ةقثلا</w:t>
       </w:r>
     </w:p>
     <w:p>
@@ -1781,7 +1781,7 @@
           <w:b w:val="0"/>
           <w:i w:val="0"/>
         </w:rPr>
-        <w:t>الشركة التليحتوي المحاماة والاستتبارات القرانية</w:t>
+        <w:t>ةينارقلا تارابتتسالاو ةاماحملا يوتحيلتلا ةكرشلا</w:t>
       </w:r>
     </w:p>
     <w:p>
@@ -2041,7 +2041,7 @@
           <w:b w:val="0"/>
           <w:i w:val="0"/>
         </w:rPr>
-        <w:t>المملكة العربية السعودية - جدة - شارع الامير سلطان - مينى تاج السلطان النور الول س ت 14230420843 7 صواب كاعتاد الأمر الريدي 21972</w:t>
+        <w:t>21972 يديرلا رمألا داتعاك باوص 7 14230420843 ت س لولا رونلا ناطلسلا جات ىنيم - ناطلس ريمالا عراش - ةدج - ةيدوعسلا ةيبرعلا ةكلمملا</w:t>
       </w:r>
     </w:p>
     <w:p>
@@ -2171,7 +2171,7 @@
           <w:b w:val="0"/>
           <w:i w:val="0"/>
         </w:rPr>
-        <w:t>الدفترية وحقوق الشركاء وضعة التجاوزات عن كامل الشركات ومنها قروض تبلغ ٢٠٠ مليون</w:t>
+        <w:t>نويلم ٢٠٠ غلبت ضورق اهنمو تاكرشلا لماك نع تازواجتلا ةعضو ءاكرشلا قوقحو ةيرتفدلا</w:t>
       </w:r>
     </w:p>
     <w:p>
@@ -2223,20 +2223,20 @@
           <w:b w:val="0"/>
           <w:i w:val="0"/>
         </w:rPr>
-        <w:t>بدون دليل أن التوقيع المديل به العقد ليس توقيع المورث وإنما توقيع الوكيل واعتبرت هذا التخمين من قبيل القرائن التي احتفت ببعضها البعض وذلك بدون دليل شرعي او نظامي.</w:t>
-      </w:r>
-    </w:p>
-    <w:p>
-      <w:pPr>
-        <w:jc w:val="right"/>
-        <w:bidi/>
-      </w:pPr>
-      <w:r>
-        <w:rPr>
-          <w:b w:val="0"/>
-          <w:i w:val="0"/>
-        </w:rPr>
-        <w:t>وحيث إن دليل الملتمس على الغش الحاصل من الملتمس ضده والمتمثل في الزعم الباطل بتقييم الشركة</w:t>
+        <w:t>.يماظن وا يعرش ليلد نودب كلذو ضعبلا اهضعبب تفتحا يتلا نئارقلا ليبق نم نيمختلا اذه تربتعاو ليكولا عيقوت امنإو ثروملا عيقوت سيل دقعلا هب ليدملا عيقوتلا نأ ليلد نودب</w:t>
+      </w:r>
+    </w:p>
+    <w:p>
+      <w:pPr>
+        <w:jc w:val="right"/>
+        <w:bidi/>
+      </w:pPr>
+      <w:r>
+        <w:rPr>
+          <w:b w:val="0"/>
+          <w:i w:val="0"/>
+        </w:rPr>
+        <w:t>ةكرشلا مييقتب لطابلا معزلا يف لثمتملاو هدض سمتلملا نم لصاحلا شغلا ىلع سمتلملا ليلد نإ ثيحو</w:t>
       </w:r>
     </w:p>
     <w:p>
@@ -2262,7 +2262,7 @@
           <w:b w:val="0"/>
           <w:i w:val="0"/>
         </w:rPr>
-        <w:t>مجتزأة من تقرير طلال أبو غزالة المستأنس به والمليء بالمتناقضات والأخطاء المهنية وإذ تحقق علم</w:t>
+        <w:t>ملع ققحت ذإو ةينهملا ءاطخألاو تاضقانتملاب ءيلملاو هب سنأتسملا ةلازغ وبأ لالط ريرقت نم ةأزتجم</w:t>
       </w:r>
     </w:p>
     <w:p>
@@ -2301,20 +2301,20 @@
           <w:b w:val="0"/>
           <w:i w:val="0"/>
         </w:rPr>
-        <w:t>المحضر أثناء انعقاد الجلسات ومن ثم فإن العلم بالغش يرتبط بتاريخ الحصول على المحضر فهو</w:t>
-      </w:r>
-    </w:p>
-    <w:p>
-      <w:pPr>
-        <w:jc w:val="right"/>
-        <w:bidi/>
-      </w:pPr>
-      <w:r>
-        <w:rPr>
-          <w:b w:val="0"/>
-          <w:i w:val="0"/>
-        </w:rPr>
-        <w:t>المملكة العربية السعودية جدة شارع الامير سلطان مبنى تاج السلطان الدوار الدول س ت 24930120843 ص.ب 13015 الرمز البريدي 21972</w:t>
+        <w:t>وهف رضحملا ىلع لوصحلا خيراتب طبتري شغلاب ملعلا نإف مث نمو تاسلجلا داقعنا ءانثأ رضحملا</w:t>
+      </w:r>
+    </w:p>
+    <w:p>
+      <w:pPr>
+        <w:jc w:val="right"/>
+        <w:bidi/>
+      </w:pPr>
+      <w:r>
+        <w:rPr>
+          <w:b w:val="0"/>
+          <w:i w:val="0"/>
+        </w:rPr>
+        <w:t>21972 يديربلا زمرلا 13015 ب.ص 24930120843 ت س لودلا راودلا ناطلسلا جات ىنبم ناطلس ريمالا عراش ةدج ةيدوعسلا ةيبرعلا ةكلمملا</w:t>
       </w:r>
     </w:p>
     <w:p>
@@ -2353,7 +2353,7 @@
           <w:b w:val="0"/>
           <w:i w:val="0"/>
         </w:rPr>
-        <w:t>شيله الماء والاستشارات القانونية</w:t>
+        <w:t>ةينوناقلا تاراشتسالاو ءاملا هليش</w:t>
       </w:r>
     </w:p>
     <w:p>
@@ -2613,7 +2613,7 @@
           <w:b w:val="0"/>
           <w:i w:val="0"/>
         </w:rPr>
-        <w:t>السند النظامي للالتماس المملكة العربية السعودية جدة - شارع الامير سلطان مبنى تاج السلطان الدور الأول سن 31000427943 19045 الرمز البريدي 21372</w:t>
+        <w:t>21372 يديربلا زمرلا 19045 31000427943 نس لوألا رودلا ناطلسلا جات ىنبم ناطلس ريمالا عراش - ةدج ةيدوعسلا ةيبرعلا ةكلمملا سامتلالل يماظنلا دنسلا</w:t>
       </w:r>
     </w:p>
     <w:p>
@@ -2652,7 +2652,7 @@
           <w:b w:val="0"/>
           <w:i w:val="0"/>
         </w:rPr>
-        <w:t>الشبرقة التتقيديون للمحاماة والاستشارات المنوية</w:t>
+        <w:t>ةيونملا تاراشتسالاو ةاماحملل نويديقتتلا ةقربشلا</w:t>
       </w:r>
     </w:p>
     <w:p>
@@ -2769,7 +2769,7 @@
           <w:b w:val="0"/>
           <w:i w:val="0"/>
         </w:rPr>
-        <w:t>العقارية وحساباته، ولديه معاملات تجارية كبيرة، وبسبب إجراء التنفيذ العطلت كافة مصالحة</w:t>
+        <w:t>ةحلاصم ةفاك تلطعلا ذيفنتلا ءارجإ ببسبو ،ةريبك ةيراجت تالماعم هيدلو ،هتاباسحو ةيراقعلا</w:t>
       </w:r>
     </w:p>
     <w:p>
@@ -2860,33 +2860,33 @@
           <w:b w:val="0"/>
           <w:i w:val="0"/>
         </w:rPr>
-        <w:t>المحامي د. علي بن مشرف آل راشد</w:t>
-      </w:r>
-    </w:p>
-    <w:p>
-      <w:pPr>
-        <w:jc w:val="right"/>
-        <w:bidi/>
-      </w:pPr>
-      <w:r>
-        <w:rPr>
-          <w:b w:val="0"/>
-          <w:i w:val="0"/>
-        </w:rPr>
-        <w:t>بالوكالة رقم (٤٥١٥٦٠٥٧٠)</w:t>
-      </w:r>
-    </w:p>
-    <w:p>
-      <w:pPr>
-        <w:jc w:val="right"/>
-        <w:bidi/>
-      </w:pPr>
-      <w:r>
-        <w:rPr>
-          <w:b w:val="0"/>
-          <w:i w:val="0"/>
-        </w:rPr>
-        <w:t>المملكة العربية السعودية جدة - شارع الأمير سلطان مينى تاج السلطان الدور الأول من ث 24030420843 ص.ب 1304 الرمز البريدي 21372</w:t>
+        <w:t>دشار لآ فرشم نب يلع .د يماحملا</w:t>
+      </w:r>
+    </w:p>
+    <w:p>
+      <w:pPr>
+        <w:jc w:val="right"/>
+        <w:bidi/>
+      </w:pPr>
+      <w:r>
+        <w:rPr>
+          <w:b w:val="0"/>
+          <w:i w:val="0"/>
+        </w:rPr>
+        <w:t>(٤٥١٥٦٠٥٧٠) مقر ةلاكولاب</w:t>
+      </w:r>
+    </w:p>
+    <w:p>
+      <w:pPr>
+        <w:jc w:val="right"/>
+        <w:bidi/>
+      </w:pPr>
+      <w:r>
+        <w:rPr>
+          <w:b w:val="0"/>
+          <w:i w:val="0"/>
+        </w:rPr>
+        <w:t>21372 يديربلا زمرلا 1304 ب.ص 24030420843 ث نم لوألا رودلا ناطلسلا جات ىنيم ناطلس ريمألا عراش - ةدج ةيدوعسلا ةيبرعلا ةكلمملا</w:t>
       </w:r>
     </w:p>
     <w:p>
@@ -2925,20 +2925,20 @@
           <w:b w:val="0"/>
           <w:i w:val="0"/>
         </w:rPr>
-        <w:t>األطراف :</w:t>
-      </w:r>
-    </w:p>
-    <w:p>
-      <w:pPr>
-        <w:jc w:val="right"/>
-        <w:bidi/>
-      </w:pPr>
-      <w:r>
-        <w:rPr>
-          <w:b w:val="0"/>
-          <w:i w:val="0"/>
-        </w:rPr>
-        <w:t>أصالة عن نفسه ١ مو ل أسامه بن احمد بن عباس ز سعودي ل مد ي ١٠٠٨٠١٧٣٠١ أصالة عن نفسه #\ الطرف االسم ا سية نوع ال و ة رقم ال و ة الصفة</w:t>
+        <w:t>: فارطلأا</w:t>
+      </w:r>
+    </w:p>
+    <w:p>
+      <w:pPr>
+        <w:jc w:val="right"/>
+        <w:bidi/>
+      </w:pPr>
+      <w:r>
+        <w:rPr>
+          <w:b w:val="0"/>
+          <w:i w:val="0"/>
+        </w:rPr>
+        <w:t>ةفصلا ة و لا مقر ة و لا عون ةيس ا مسلاا فرطلا \# هسفن نع ةلاصأ ١٠٠٨٠١٧٣٠١ ي دم ل يدوعس ز سابع نب دمحا نب هماسأ ل وم ١ هسفن نع ةلاصأ</w:t>
       </w:r>
     </w:p>
     <w:p>
@@ -2964,189 +2964,189 @@
           <w:b w:val="0"/>
           <w:i w:val="0"/>
         </w:rPr>
-        <w:t>النطاق</w:t>
-      </w:r>
-    </w:p>
-    <w:p>
-      <w:pPr>
-        <w:jc w:val="right"/>
-        <w:bidi/>
-      </w:pPr>
-      <w:r>
-        <w:rPr>
-          <w:b w:val="0"/>
-          <w:i w:val="0"/>
-        </w:rPr>
-        <w:t>- يحق للوكيل توكيل الغ - مراجعة جميع ا ات ذات العالقة وإ اء جميع اإلجراءات الالزمة والتوقيع فيما يتطلب ذلك - االستالم و ال سليم</w:t>
-      </w:r>
-    </w:p>
-    <w:p>
-      <w:pPr>
-        <w:jc w:val="right"/>
-        <w:bidi/>
-      </w:pPr>
-      <w:r>
-        <w:rPr>
-          <w:b w:val="0"/>
-          <w:i w:val="0"/>
-        </w:rPr>
-        <w:t>البنود</w:t>
-      </w:r>
-    </w:p>
-    <w:p>
-      <w:pPr>
-        <w:jc w:val="right"/>
-        <w:bidi/>
-      </w:pPr>
-      <w:r>
-        <w:rPr>
-          <w:b w:val="0"/>
-          <w:i w:val="0"/>
-        </w:rPr>
-        <w:t>الصالحيات</w:t>
-      </w:r>
-    </w:p>
-    <w:p>
-      <w:pPr>
-        <w:jc w:val="right"/>
-        <w:bidi/>
-      </w:pPr>
-      <w:r>
-        <w:rPr>
-          <w:b w:val="0"/>
-          <w:i w:val="0"/>
-        </w:rPr>
-        <w:t>مخالفات نظام مراقبة البنوك - نة النظر تظلمات العالمات التجار ة - اإلم ال - إضافة املادت ن رقم 231و232من نظام املرافعات الشرعية - لدى محاكم االست ناف - لدى ا لس األع للقضاء ا كم لدى ا كمة العليا -لدى ا كمة العليا - نة تأديب ا ام ن بوزارة العدل - نة الفصل ا الفات واملنازعات الضر ية -ال نة االست نافية للمخالفات واملنازعات الضر ية - نة الفصل الفصل منازعات األوراق املالية -لدى م اتب الفصل منازعات األوراق التجار ة و ان حسم املنازعات التجار ة - لدى ان الفصل املنازعات وا الفات التأمي ية - لدى النيابة العامة -طلب نقض طلب إحالة الدعوى -لدى ا اكم -لدى ا اكم اإلدار ة (ديوان املظالم) -لدى ال ان الطبية الشرعية -لدى ال ان العمالية -لدى ان فض املنازعات املالية و ان سو ة املنازعات املصرفية لدى ان ال م ش ع صكوك األح ام - طلب رد االعتبار - طلب الشفعة - إ اء ما يلزم ضور ا لسات جميع الدعاوى لدى جميع ا اكم - استالم صكوك األح ام -طلب تن القا -طلب اإلدخال والتداخل - ا اء وا كم ن ورد م واس بدال م - طلب تطبيق املادة 230من نظام املرافعات الشرعية - املطالبة ب نفيذ األح ام - قبول األح ام ونف ا - االع اض ع األح ام وطلب االست ناف - التماس إعادة النظر - والتعديل - الطعن بال و ر - إن ار ا طوط واألختام والتواقيع - طلب املنع من السفر ورفعه -مراجعة دوائر ا ز والتنفيذ - طلب ا ز والتنفيذ - طلب التحكيم - عي ن ا اء وا كم ن - الطعن بتقار ر املطالبة وإقامة الدعاوى - املرافعة و املدافعة - سماع الدعاوى والرد عل ا - اإلقرار - اإلن ار - الص - التنازل - اإلبراء - طلب اليم ن ورده واالمتناع عنه - إحضار الش ود والب نات والطعن ف ا - اإلجابة وا رح املطالبات وا اكم</w:t>
-      </w:r>
-    </w:p>
-    <w:p>
-      <w:pPr>
-        <w:jc w:val="right"/>
-        <w:bidi/>
-      </w:pPr>
-      <w:r>
-        <w:rPr>
-          <w:b w:val="0"/>
-          <w:i w:val="0"/>
-        </w:rPr>
-        <w:t>مراجعة وزارة العدل - مراجعة وزارة الداخلية - مراجعة وزارة ا ارجية - مراجعة وزارة التجارة - وفروع ا وما ي بع ا من إدارات وأقسام الوزارات ا كومية</w:t>
-      </w:r>
-    </w:p>
-    <w:p>
-      <w:pPr>
-        <w:jc w:val="right"/>
-        <w:bidi/>
-      </w:pPr>
-      <w:r>
-        <w:rPr>
-          <w:b w:val="0"/>
-          <w:i w:val="0"/>
-        </w:rPr>
-        <w:t>مراجعة مراجعة املباحث اإلدار ة واملباحث ا نائية - وفروع ا وما ي بع ا من إدارات وأقسام مراجعة األمارة وإدارة تنفيذ األح ام ا قوقية ومراجعة املباحث اإلدار ة واملباحث ا نائية - مراجعة مراكز الشرطة - مراجعة الرئاسة العامة لالستخبارات - رئاسة أمن الدولة - مراجعة املباحث ا نائية - ا ات األمنية</w:t>
-      </w:r>
-    </w:p>
-    <w:p>
-      <w:pPr>
-        <w:jc w:val="right"/>
-        <w:bidi/>
-      </w:pPr>
-      <w:r>
-        <w:rPr>
-          <w:b w:val="0"/>
-          <w:i w:val="0"/>
-        </w:rPr>
-        <w:t>مراجعة ا لس األع للقضاء - وفروع ا وما ي بع ا من إدارات وأقسام الرئاسات ا كومية</w:t>
-      </w:r>
-    </w:p>
-    <w:p>
-      <w:pPr>
-        <w:jc w:val="right"/>
-        <w:bidi/>
-      </w:pPr>
-      <w:r>
-        <w:rPr>
-          <w:b w:val="0"/>
-          <w:i w:val="0"/>
-        </w:rPr>
-        <w:t>مراجعة النيابة العامة - مراجعة وزارة االس ثمار - وفروع ا وما ي بع ا من إدارات وأقسام ال يئات ا كومية</w:t>
-      </w:r>
-    </w:p>
-    <w:p>
-      <w:pPr>
-        <w:jc w:val="right"/>
-        <w:bidi/>
-      </w:pPr>
-      <w:r>
-        <w:rPr>
-          <w:b w:val="0"/>
-          <w:i w:val="0"/>
-        </w:rPr>
-        <w:t>مراجعة مؤسسة النقد العر ي السعودي - وفروع ا وما ي بع ا من إدارات وأقسام املؤسسات ا كومية</w:t>
-      </w:r>
-    </w:p>
-    <w:p>
-      <w:pPr>
-        <w:jc w:val="right"/>
-        <w:bidi/>
-      </w:pPr>
-      <w:r>
-        <w:rPr>
-          <w:b w:val="0"/>
-          <w:i w:val="0"/>
-        </w:rPr>
-        <w:t>تار خ إن اء الو الة : ١٤٤٦/٠٣/٢٠ ـ | ٢٠٢٤/٠٩/٢٣م تار خ إصدار الو الة : ١٤٤٥/٠٣/٢٠ ـ | ٢٠٢٣/١٠/٠٥م</w:t>
-      </w:r>
-    </w:p>
-    <w:p>
-      <w:pPr>
-        <w:jc w:val="right"/>
-        <w:bidi/>
-      </w:pPr>
-      <w:r>
-        <w:rPr>
-          <w:b w:val="0"/>
-          <w:i w:val="0"/>
-        </w:rPr>
-        <w:t>مصدر الو الة :خدمات الو االت اإللك ونية</w:t>
-      </w:r>
-    </w:p>
-    <w:p>
-      <w:pPr>
-        <w:jc w:val="right"/>
-        <w:bidi/>
-      </w:pPr>
-      <w:r>
-        <w:rPr>
-          <w:b w:val="0"/>
-          <w:i w:val="0"/>
-        </w:rPr>
-        <w:t>صدرت ذه الوثيقة من النظام اإللك و ي دمات التوثيق ، و مكن التحقق من ة الوثيقة ع ا دمات اإللك ونية لوزارة العدل،</w:t>
-      </w:r>
-    </w:p>
-    <w:p>
-      <w:pPr>
-        <w:jc w:val="right"/>
-        <w:bidi/>
-      </w:pPr>
-      <w:r>
-        <w:rPr>
-          <w:b w:val="0"/>
-          <w:i w:val="0"/>
-        </w:rPr>
-        <w:t>حالة الو الة : معتمدة رقم الو الة : ٤٥١٥٦٠٥٧٠</w:t>
-      </w:r>
-    </w:p>
-    <w:p>
-      <w:pPr>
-        <w:jc w:val="right"/>
-        <w:bidi/>
-      </w:pPr>
-      <w:r>
-        <w:rPr>
-          <w:b w:val="0"/>
-          <w:i w:val="0"/>
-        </w:rPr>
-        <w:t>وثيقة وكـالـةوزارة العدل اململكة العر ية السعودية</w:t>
+        <w:t>قاطنلا</w:t>
+      </w:r>
+    </w:p>
+    <w:p>
+      <w:pPr>
+        <w:jc w:val="right"/>
+        <w:bidi/>
+      </w:pPr>
+      <w:r>
+        <w:rPr>
+          <w:b w:val="0"/>
+          <w:i w:val="0"/>
+        </w:rPr>
+        <w:t>ميلس لا و ملاتسلاا - كلذ بلطتي اميف عيقوتلاو ةمزلالا تاءارجلإا عيمج ءا إو ةقلاعلا تاذ تا ا عيمج ةعجارم - غلا ليكوت ليكولل قحي -</w:t>
+      </w:r>
+    </w:p>
+    <w:p>
+      <w:pPr>
+        <w:jc w:val="right"/>
+        <w:bidi/>
+      </w:pPr>
+      <w:r>
+        <w:rPr>
+          <w:b w:val="0"/>
+          <w:i w:val="0"/>
+        </w:rPr>
+        <w:t>دونبلا</w:t>
+      </w:r>
+    </w:p>
+    <w:p>
+      <w:pPr>
+        <w:jc w:val="right"/>
+        <w:bidi/>
+      </w:pPr>
+      <w:r>
+        <w:rPr>
+          <w:b w:val="0"/>
+          <w:i w:val="0"/>
+        </w:rPr>
+        <w:t>تايحلاصلا</w:t>
+      </w:r>
+    </w:p>
+    <w:p>
+      <w:pPr>
+        <w:jc w:val="right"/>
+        <w:bidi/>
+      </w:pPr>
+      <w:r>
+        <w:rPr>
+          <w:b w:val="0"/>
+          <w:i w:val="0"/>
+        </w:rPr>
+        <w:t>مكا او تابلاطلما حر او ةباجلإا - ا ف نعطلاو تان بلاو دو شلا راضحإ - هنع عانتملااو هدرو ن ميلا بلط - ءاربلإا - لزانتلا - صلا - را نلإا - رارقلإا - ا لع درلاو ىواعدلا عامس - ةعفادلما و ةعفارلما - ىواعدلا ةماقإو ةبلاطلما ر راقتب نعطلا - ن مك او ءا ا ن يع - ميكحتلا بلط - ذيفنتلاو ز ا بلط - ذيفنتلاو ز ا رئاود ةعجارم- هعفرو رفسلا نم عنلما بلط - عيقاوتلاو ماتخلأاو طوط ا را نإ - ر و لاب نعطلا - ليدعتلاو - رظنلا ةداعإ سامتلا - فان تسلاا بلطو ما حلأا ع ضا علاا - ا فنو ما حلأا لوبق - ما حلأا ذيفن ب ةبلاطلما - ةيعرشلا تاعفارلما ماظن نم230 ةدالما قيبطت بلط - م لادب ساو م درو ن مك او ءا ا - لخادتلاو لاخدلإا بلط- اقلا نت بلط- ما حلأا كوكص ملاتسا - مكا ا عيمج ىدل ىواعدلا عيمج تاسل ا روض مزلي ام ءا إ - ةعفشلا بلط - رابتعلاا در بلط - ما حلأا كوكص ع ش م لا نا ىدل ةيفرصلما تاعزانلما ة وس نا و ةيلالما تاعزانلما ضف نا ىدل- ةيلامعلا نا لا ىدل- ةيعرشلا ةيبطلا نا لا ىدل- (ملاظلما ناويد) ة رادلإا مكا ا ىدل- مكا ا ىدل- ىوعدلا ةلاحإ بلط ضقن بلط- ةماعلا ةباينلا ىدل - ةي يمأتلا تافلا او تاعزانلما لصفلا نا ىدل - ة راجتلا تاعزانلما مسح نا و ة راجتلا قارولأا تاعزانم لصفلا بتا م ىدل- ةيلالما قارولأا تاعزانم لصفلا لصفلا ةن - ةي رضلا تاعزانلماو تافلاخملل ةيفان تسلاا ةن لا- ةي رضلا تاعزانلماو تافلا ا لصفلا ةن - لدعلا ةرازوب ن ما ا بيدأت ةن - ايلعلا ةمك ا ىدل- ايلعلا ةمك ا ىدل مك ا ءاضقلل علأا سل ا ىدل - فان تسلاا مكاحم ىدل - ةيعرشلا تاعفارلما ماظن نم232و231 مقر ن تدالما ةفاضإ - لا ملإا - ة راجتلا تاملاعلا تاملظت رظنلا ةن - كونبلا ةبقارم ماظن تافلاخم</w:t>
+      </w:r>
+    </w:p>
+    <w:p>
+      <w:pPr>
+        <w:jc w:val="right"/>
+        <w:bidi/>
+      </w:pPr>
+      <w:r>
+        <w:rPr>
+          <w:b w:val="0"/>
+          <w:i w:val="0"/>
+        </w:rPr>
+        <w:t>ةيموك ا تارازولا ماسقأو تارادإ نم ا عب ي امو ا عورفو - ةراجتلا ةرازو ةعجارم - ةيجرا ا ةرازو ةعجارم - ةيلخادلا ةرازو ةعجارم - لدعلا ةرازو ةعجارم</w:t>
+      </w:r>
+    </w:p>
+    <w:p>
+      <w:pPr>
+        <w:jc w:val="right"/>
+        <w:bidi/>
+      </w:pPr>
+      <w:r>
+        <w:rPr>
+          <w:b w:val="0"/>
+          <w:i w:val="0"/>
+        </w:rPr>
+        <w:t>ةينملأا تا ا - ةيئان ا ثحابلما ةعجارم - ةلودلا نمأ ةسائر - تارابختسلال ةماعلا ةسائرلا ةعجارم - ةطرشلا زكارم ةعجارم - ةيئان ا ثحابلماو ة رادلإا ثحابلما ةعجارمو ةيقوق ا ما حلأا ذيفنت ةرادإو ةراملأا ةعجارم ماسقأو تارادإ نم ا عب ي امو ا عورفو - ةيئان ا ثحابلماو ة رادلإا ثحابلما ةعجارم ةعجارم</w:t>
+      </w:r>
+    </w:p>
+    <w:p>
+      <w:pPr>
+        <w:jc w:val="right"/>
+        <w:bidi/>
+      </w:pPr>
+      <w:r>
+        <w:rPr>
+          <w:b w:val="0"/>
+          <w:i w:val="0"/>
+        </w:rPr>
+        <w:t>ةيموك ا تاسائرلا ماسقأو تارادإ نم ا عب ي امو ا عورفو - ءاضقلل علأا سل ا ةعجارم</w:t>
+      </w:r>
+    </w:p>
+    <w:p>
+      <w:pPr>
+        <w:jc w:val="right"/>
+        <w:bidi/>
+      </w:pPr>
+      <w:r>
+        <w:rPr>
+          <w:b w:val="0"/>
+          <w:i w:val="0"/>
+        </w:rPr>
+        <w:t>ةيموك ا تائي لا ماسقأو تارادإ نم ا عب ي امو ا عورفو - رامث سلاا ةرازو ةعجارم - ةماعلا ةباينلا ةعجارم</w:t>
+      </w:r>
+    </w:p>
+    <w:p>
+      <w:pPr>
+        <w:jc w:val="right"/>
+        <w:bidi/>
+      </w:pPr>
+      <w:r>
+        <w:rPr>
+          <w:b w:val="0"/>
+          <w:i w:val="0"/>
+        </w:rPr>
+        <w:t>ةيموك ا تاسسؤلما ماسقأو تارادإ نم ا عب ي امو ا عورفو - يدوعسلا ي رعلا دقنلا ةسسؤم ةعجارم</w:t>
+      </w:r>
+    </w:p>
+    <w:p>
+      <w:pPr>
+        <w:jc w:val="right"/>
+        <w:bidi/>
+      </w:pPr>
+      <w:r>
+        <w:rPr>
+          <w:b w:val="0"/>
+          <w:i w:val="0"/>
+        </w:rPr>
+        <w:t>م٢٠٢٣/١٠/٠٥ | ـ ١٤٤٥/٠٣/٢٠ : ةلا ولا رادصإ خ رات م٢٠٢٤/٠٩/٢٣ | ـ ١٤٤٦/٠٣/٢٠ : ةلا ولا ءا نإ خ رات</w:t>
+      </w:r>
+    </w:p>
+    <w:p>
+      <w:pPr>
+        <w:jc w:val="right"/>
+        <w:bidi/>
+      </w:pPr>
+      <w:r>
+        <w:rPr>
+          <w:b w:val="0"/>
+          <w:i w:val="0"/>
+        </w:rPr>
+        <w:t>ةينو كللإا تلاا ولا تامدخ: ةلا ولا ردصم</w:t>
+      </w:r>
+    </w:p>
+    <w:p>
+      <w:pPr>
+        <w:jc w:val="right"/>
+        <w:bidi/>
+      </w:pPr>
+      <w:r>
+        <w:rPr>
+          <w:b w:val="0"/>
+          <w:i w:val="0"/>
+        </w:rPr>
+        <w:t>،لدعلا ةرازول ةينو كللإا تامد ا ع ةقيثولا ة نم ققحتلا نكم و ، قيثوتلا تامد ي و كللإا ماظنلا نم ةقيثولا هذ تردص</w:t>
+      </w:r>
+    </w:p>
+    <w:p>
+      <w:pPr>
+        <w:jc w:val="right"/>
+        <w:bidi/>
+      </w:pPr>
+      <w:r>
+        <w:rPr>
+          <w:b w:val="0"/>
+          <w:i w:val="0"/>
+        </w:rPr>
+        <w:t>٤٥١٥٦٠٥٧٠ : ةلا ولا مقر ةدمتعم : ةلا ولا ةلاح</w:t>
+      </w:r>
+    </w:p>
+    <w:p>
+      <w:pPr>
+        <w:jc w:val="right"/>
+        <w:bidi/>
+      </w:pPr>
+      <w:r>
+        <w:rPr>
+          <w:b w:val="0"/>
+          <w:i w:val="0"/>
+        </w:rPr>
+        <w:t>ةيدوعسلا ةي رعلا ةكلملما لدعلا ةرازوةـلاـكو ةقيثو</w:t>
       </w:r>
     </w:p>
     <w:p>
@@ -3198,20 +3198,20 @@
           <w:b w:val="0"/>
           <w:i w:val="0"/>
         </w:rPr>
-        <w:t>البيك</w:t>
-      </w:r>
-    </w:p>
-    <w:p>
-      <w:pPr>
-        <w:jc w:val="right"/>
-        <w:bidi/>
-      </w:pPr>
-      <w:r>
-        <w:rPr>
-          <w:b w:val="0"/>
-          <w:i w:val="0"/>
-        </w:rPr>
-        <w:t>المراسي</w:t>
+        <w:t>كيبلا</w:t>
+      </w:r>
+    </w:p>
+    <w:p>
+      <w:pPr>
+        <w:jc w:val="right"/>
+        <w:bidi/>
+      </w:pPr>
+      <w:r>
+        <w:rPr>
+          <w:b w:val="0"/>
+          <w:i w:val="0"/>
+        </w:rPr>
+        <w:t>يسارملا</w:t>
       </w:r>
     </w:p>
     <w:p>
@@ -3328,7 +3328,7 @@
           <w:b w:val="0"/>
           <w:i w:val="0"/>
         </w:rPr>
-        <w:t>الشيلة الأمر \*\* البنك العربي الوطني \*\*</w:t>
+        <w:t>*\*\ ينطولا يبرعلا كنبلا *\*\ رمألا ةليشلا</w:t>
       </w:r>
     </w:p>
     <w:p>
@@ -3354,7 +3354,7 @@
           <w:b w:val="0"/>
           <w:i w:val="0"/>
         </w:rPr>
-        <w:t>فرع البلد من الملك عبد العزيز - جني و ACE OF</w:t>
+        <w:t>OF ACE و ينج - زيزعلا دبع كلملا نم دلبلا عرف</w:t>
       </w:r>
     </w:p>
     <w:p>
@@ -3458,33 +3458,33 @@
           <w:b w:val="0"/>
           <w:i w:val="0"/>
         </w:rPr>
-        <w:t>يشك السعودي الفرضي</w:t>
-      </w:r>
-    </w:p>
-    <w:p>
-      <w:pPr>
-        <w:jc w:val="right"/>
-        <w:bidi/>
-      </w:pPr>
-      <w:r>
-        <w:rPr>
-          <w:b w:val="0"/>
-          <w:i w:val="0"/>
-        </w:rPr>
-        <w:t>شان المسار</w:t>
-      </w:r>
-    </w:p>
-    <w:p>
-      <w:pPr>
-        <w:jc w:val="right"/>
-        <w:bidi/>
-      </w:pPr>
-      <w:r>
-        <w:rPr>
-          <w:b w:val="0"/>
-          <w:i w:val="0"/>
-        </w:rPr>
-        <w:t>ة العربية السعودية</w:t>
+        <w:t>يضرفلا يدوعسلا كشي</w:t>
+      </w:r>
+    </w:p>
+    <w:p>
+      <w:pPr>
+        <w:jc w:val="right"/>
+        <w:bidi/>
+      </w:pPr>
+      <w:r>
+        <w:rPr>
+          <w:b w:val="0"/>
+          <w:i w:val="0"/>
+        </w:rPr>
+        <w:t>راسملا ناش</w:t>
+      </w:r>
+    </w:p>
+    <w:p>
+      <w:pPr>
+        <w:jc w:val="right"/>
+        <w:bidi/>
+      </w:pPr>
+      <w:r>
+        <w:rPr>
+          <w:b w:val="0"/>
+          <w:i w:val="0"/>
+        </w:rPr>
+        <w:t>ةيدوعسلا ةيبرعلا ة</w:t>
       </w:r>
     </w:p>
     <w:p>
@@ -3549,7 +3549,7 @@
           <w:b w:val="0"/>
           <w:i w:val="0"/>
         </w:rPr>
-        <w:t>السمر</w:t>
+        <w:t>رمسلا</w:t>
       </w:r>
     </w:p>
     <w:p>
@@ -3666,7 +3666,7 @@
           <w:b w:val="0"/>
           <w:i w:val="0"/>
         </w:rPr>
-        <w:t>مع البنك العربي الوطني \*\*</w:t>
+        <w:t>*\*\ ينطولا يبرعلا كنبلا عم</w:t>
       </w:r>
     </w:p>
     <w:p>
@@ -3770,20 +3770,20 @@
           <w:b w:val="0"/>
           <w:i w:val="0"/>
         </w:rPr>
-        <w:t>البنك</w:t>
-      </w:r>
-    </w:p>
-    <w:p>
-      <w:pPr>
-        <w:jc w:val="right"/>
-        <w:bidi/>
-      </w:pPr>
-      <w:r>
-        <w:rPr>
-          <w:b w:val="0"/>
-          <w:i w:val="0"/>
-        </w:rPr>
-        <w:t>اشرة مساعدة عامودية</w:t>
+        <w:t>كنبلا</w:t>
+      </w:r>
+    </w:p>
+    <w:p>
+      <w:pPr>
+        <w:jc w:val="right"/>
+        <w:bidi/>
+      </w:pPr>
+      <w:r>
+        <w:rPr>
+          <w:b w:val="0"/>
+          <w:i w:val="0"/>
+        </w:rPr>
+        <w:t>ةيدوماع ةدعاسم ةرشا</w:t>
       </w:r>
     </w:p>
     <w:p>
@@ -3809,7 +3809,7 @@
           <w:b w:val="0"/>
           <w:i w:val="0"/>
         </w:rPr>
-        <w:t>الفرنسي</w:t>
+        <w:t>يسنرفلا</w:t>
       </w:r>
     </w:p>
     <w:p>
@@ -3913,20 +3913,20 @@
           <w:b w:val="0"/>
           <w:i w:val="0"/>
         </w:rPr>
-        <w:t>شيك مصرفي بالعملة الأجنبية . تحويل خارج المملكة</w:t>
-      </w:r>
-    </w:p>
-    <w:p>
-      <w:pPr>
-        <w:jc w:val="right"/>
-        <w:bidi/>
-      </w:pPr>
-      <w:r>
-        <w:rPr>
-          <w:b w:val="0"/>
-          <w:i w:val="0"/>
-        </w:rPr>
-        <w:t>تحويل داخل المملكة.</w:t>
+        <w:t>ةكلمملا جراخ ليوحت . ةيبنجألا ةلمعلاب يفرصم كيش</w:t>
+      </w:r>
+    </w:p>
+    <w:p>
+      <w:pPr>
+        <w:jc w:val="right"/>
+        <w:bidi/>
+      </w:pPr>
+      <w:r>
+        <w:rPr>
+          <w:b w:val="0"/>
+          <w:i w:val="0"/>
+        </w:rPr>
+        <w:t>.ةكلمملا لخاد ليوحت</w:t>
       </w:r>
     </w:p>
     <w:p>
@@ -3965,7 +3965,7 @@
           <w:b w:val="0"/>
           <w:i w:val="0"/>
         </w:rPr>
-        <w:t>الخصم من سامرا سابنا</w:t>
+        <w:t>انباس ارماس نم مصخلا</w:t>
       </w:r>
     </w:p>
     <w:p>
@@ -4056,7 +4056,7 @@
           <w:b w:val="0"/>
           <w:i w:val="0"/>
         </w:rPr>
-        <w:t>ن اسم العميل</w:t>
+        <w:t>ليمعلا مسا ن</w:t>
       </w:r>
     </w:p>
     <w:p>
@@ -4108,7 +4108,7 @@
           <w:b w:val="0"/>
           <w:i w:val="0"/>
         </w:rPr>
-        <w:t>المبلغ بالأرقام</w:t>
+        <w:t>ماقرألاب غلبملا</w:t>
       </w:r>
     </w:p>
     <w:p>
@@ -4199,33 +4199,33 @@
           <w:b w:val="0"/>
           <w:i w:val="0"/>
         </w:rPr>
-        <w:t>المملة</w:t>
-      </w:r>
-    </w:p>
-    <w:p>
-      <w:pPr>
-        <w:jc w:val="right"/>
-        <w:bidi/>
-      </w:pPr>
-      <w:r>
-        <w:rPr>
-          <w:b w:val="0"/>
-          <w:i w:val="0"/>
-        </w:rPr>
-        <w:t>المبلغ بالحروف</w:t>
-      </w:r>
-    </w:p>
-    <w:p>
-      <w:pPr>
-        <w:jc w:val="right"/>
-        <w:bidi/>
-      </w:pPr>
-      <w:r>
-        <w:rPr>
-          <w:b w:val="0"/>
-          <w:i w:val="0"/>
-        </w:rPr>
-        <w:t>اسم المحول</w:t>
+        <w:t>ةلمملا</w:t>
+      </w:r>
+    </w:p>
+    <w:p>
+      <w:pPr>
+        <w:jc w:val="right"/>
+        <w:bidi/>
+      </w:pPr>
+      <w:r>
+        <w:rPr>
+          <w:b w:val="0"/>
+          <w:i w:val="0"/>
+        </w:rPr>
+        <w:t>فورحلاب غلبملا</w:t>
+      </w:r>
+    </w:p>
+    <w:p>
+      <w:pPr>
+        <w:jc w:val="right"/>
+        <w:bidi/>
+      </w:pPr>
+      <w:r>
+        <w:rPr>
+          <w:b w:val="0"/>
+          <w:i w:val="0"/>
+        </w:rPr>
+        <w:t>لوحملا مسا</w:t>
       </w:r>
     </w:p>
     <w:p>
@@ -4290,20 +4290,20 @@
           <w:b w:val="0"/>
           <w:i w:val="0"/>
         </w:rPr>
-        <w:t>المدينة</w:t>
-      </w:r>
-    </w:p>
-    <w:p>
-      <w:pPr>
-        <w:jc w:val="right"/>
-        <w:bidi/>
-      </w:pPr>
-      <w:r>
-        <w:rPr>
-          <w:b w:val="0"/>
-          <w:i w:val="0"/>
-        </w:rPr>
-        <w:t>رقم البطاقة الإقامة الامل دعا</w:t>
+        <w:t>ةنيدملا</w:t>
+      </w:r>
+    </w:p>
+    <w:p>
+      <w:pPr>
+        <w:jc w:val="right"/>
+        <w:bidi/>
+      </w:pPr>
+      <w:r>
+        <w:rPr>
+          <w:b w:val="0"/>
+          <w:i w:val="0"/>
+        </w:rPr>
+        <w:t>اعد لمالا ةماقإلا ةقاطبلا مقر</w:t>
       </w:r>
     </w:p>
     <w:p>
@@ -4355,7 +4355,7 @@
           <w:b w:val="0"/>
           <w:i w:val="0"/>
         </w:rPr>
-        <w:t>الرمز البريدي</w:t>
+        <w:t>يديربلا زمرلا</w:t>
       </w:r>
     </w:p>
     <w:p>
@@ -4394,7 +4394,7 @@
           <w:b w:val="0"/>
           <w:i w:val="0"/>
         </w:rPr>
-        <w:t>البلك العربي الوطني القيمة سنة من أحد على تبني</w:t>
+        <w:t>ينبت ىلع دحأ نم ةنس ةميقلا ينطولا يبرعلا كلبلا</w:t>
       </w:r>
     </w:p>
     <w:p>
@@ -4498,33 +4498,33 @@
           <w:b w:val="0"/>
           <w:i w:val="0"/>
         </w:rPr>
-        <w:t>البتلك الحمل</w:t>
-      </w:r>
-    </w:p>
-    <w:p>
-      <w:pPr>
-        <w:jc w:val="right"/>
-        <w:bidi/>
-      </w:pPr>
-      <w:r>
-        <w:rPr>
-          <w:b w:val="0"/>
-          <w:i w:val="0"/>
-        </w:rPr>
-        <w:t>توفرع العميل</w:t>
-      </w:r>
-    </w:p>
-    <w:p>
-      <w:pPr>
-        <w:jc w:val="right"/>
-        <w:bidi/>
-      </w:pPr>
-      <w:r>
-        <w:rPr>
-          <w:b w:val="0"/>
-          <w:i w:val="0"/>
-        </w:rPr>
-        <w:t>الشايق السليت</w:t>
+        <w:t>لمحلا كلتبلا</w:t>
+      </w:r>
+    </w:p>
+    <w:p>
+      <w:pPr>
+        <w:jc w:val="right"/>
+        <w:bidi/>
+      </w:pPr>
+      <w:r>
+        <w:rPr>
+          <w:b w:val="0"/>
+          <w:i w:val="0"/>
+        </w:rPr>
+        <w:t>ليمعلا عرفوت</w:t>
+      </w:r>
+    </w:p>
+    <w:p>
+      <w:pPr>
+        <w:jc w:val="right"/>
+        <w:bidi/>
+      </w:pPr>
+      <w:r>
+        <w:rPr>
+          <w:b w:val="0"/>
+          <w:i w:val="0"/>
+        </w:rPr>
+        <w:t>تيلسلا قياشلا</w:t>
       </w:r>
     </w:p>
     <w:p>
@@ -4563,7 +4563,7 @@
           <w:b w:val="0"/>
           <w:i w:val="0"/>
         </w:rPr>
-        <w:t>يلك المستقي</w:t>
+        <w:t>يقتسملا كلي</w:t>
       </w:r>
     </w:p>
     <w:p>
@@ -4589,7 +4589,7 @@
           <w:b w:val="0"/>
           <w:i w:val="0"/>
         </w:rPr>
-        <w:t>حساب المست</w:t>
+        <w:t>تسملا باسح</w:t>
       </w:r>
     </w:p>
     <w:p>
@@ -4615,7 +4615,7 @@
           <w:b w:val="0"/>
           <w:i w:val="0"/>
         </w:rPr>
-        <w:t>تفاصيل الدفع</w:t>
+        <w:t>عفدلا ليصافت</w:t>
       </w:r>
     </w:p>
     <w:p>
@@ -4641,7 +4641,7 @@
           <w:b w:val="0"/>
           <w:i w:val="0"/>
         </w:rPr>
-        <w:t>الشراء البي</w:t>
+        <w:t>يبلا ءارشلا</w:t>
       </w:r>
     </w:p>
     <w:p>
@@ -4667,7 +4667,7 @@
           <w:b w:val="0"/>
           <w:i w:val="0"/>
         </w:rPr>
-        <w:t>مصاريف البنك</w:t>
+        <w:t>كنبلا فيراصم</w:t>
       </w:r>
     </w:p>
     <w:p>
@@ -4719,20 +4719,20 @@
           <w:b w:val="0"/>
           <w:i w:val="0"/>
         </w:rPr>
-        <w:t>توقيع أمين الصندوق</w:t>
-      </w:r>
-    </w:p>
-    <w:p>
-      <w:pPr>
-        <w:jc w:val="right"/>
-        <w:bidi/>
-      </w:pPr>
-      <w:r>
-        <w:rPr>
-          <w:b w:val="0"/>
-          <w:i w:val="0"/>
-        </w:rPr>
-        <w:t>نسخة العميل islamera Copy</w:t>
+        <w:t>قودنصلا نيمأ عيقوت</w:t>
+      </w:r>
+    </w:p>
+    <w:p>
+      <w:pPr>
+        <w:jc w:val="right"/>
+        <w:bidi/>
+      </w:pPr>
+      <w:r>
+        <w:rPr>
+          <w:b w:val="0"/>
+          <w:i w:val="0"/>
+        </w:rPr>
+        <w:t>Copy islamera ليمعلا ةخسن</w:t>
       </w:r>
     </w:p>
     <w:p>
@@ -4784,7 +4784,7 @@
           <w:b w:val="0"/>
           <w:i w:val="0"/>
         </w:rPr>
-        <w:t>القيد</w:t>
+        <w:t>ديقلا</w:t>
       </w:r>
     </w:p>
     <w:p>
@@ -4836,20 +4836,20 @@
           <w:b w:val="0"/>
           <w:i w:val="0"/>
         </w:rPr>
-        <w:t>شيك مصرفی رقم ۹۱۱۳۹ الأمر البنك العربي الوطني كاشعار البنك المرفق</w:t>
-      </w:r>
-    </w:p>
-    <w:p>
-      <w:pPr>
-        <w:jc w:val="right"/>
-        <w:bidi/>
-      </w:pPr>
-      <w:r>
-        <w:rPr>
-          <w:b w:val="0"/>
-          <w:i w:val="0"/>
-        </w:rPr>
-        <w:t>الم الصيف</w:t>
+        <w:t>قفرملا كنبلا راعشاك ينطولا يبرعلا كنبلا رمألا ۹۳۱۱۹ مقر یفرصم كيش</w:t>
+      </w:r>
+    </w:p>
+    <w:p>
+      <w:pPr>
+        <w:jc w:val="right"/>
+        <w:bidi/>
+      </w:pPr>
+      <w:r>
+        <w:rPr>
+          <w:b w:val="0"/>
+          <w:i w:val="0"/>
+        </w:rPr>
+        <w:t>فيصلا ملا</w:t>
       </w:r>
     </w:p>
     <w:p>
@@ -4888,7 +4888,7 @@
           <w:b w:val="0"/>
           <w:i w:val="0"/>
         </w:rPr>
-        <w:t>البنك السعودي الفرنسي</w:t>
+        <w:t>يسنرفلا يدوعسلا كنبلا</w:t>
       </w:r>
     </w:p>
     <w:p>
@@ -4927,59 +4927,59 @@
           <w:b w:val="0"/>
           <w:i w:val="0"/>
         </w:rPr>
-        <w:t>الصفحة</w:t>
-      </w:r>
-    </w:p>
-    <w:p>
-      <w:pPr>
-        <w:jc w:val="right"/>
-        <w:bidi/>
-      </w:pPr>
-      <w:r>
-        <w:rPr>
-          <w:b w:val="0"/>
-          <w:i w:val="0"/>
-        </w:rPr>
-        <w:t>تيك مصر فى رقم ٥٩٩١٣٩ لامر البنك العربي الوطني</w:t>
-      </w:r>
-    </w:p>
-    <w:p>
-      <w:pPr>
-        <w:jc w:val="right"/>
-        <w:bidi/>
-      </w:pPr>
-      <w:r>
-        <w:rPr>
-          <w:b w:val="0"/>
-          <w:i w:val="0"/>
-        </w:rPr>
-        <w:t>عمولة شيك مصرفي رقم ٥٦٤١٣٩ الأمر البنك العربي</w:t>
-      </w:r>
-    </w:p>
-    <w:p>
-      <w:pPr>
-        <w:jc w:val="right"/>
-        <w:bidi/>
-      </w:pPr>
-      <w:r>
-        <w:rPr>
-          <w:b w:val="0"/>
-          <w:i w:val="0"/>
-        </w:rPr>
-        <w:t>شيك مصرفي رقم ٥٩٩١٣٩ لامر البنك العربي الوطني</w:t>
-      </w:r>
-    </w:p>
-    <w:p>
-      <w:pPr>
-        <w:jc w:val="right"/>
-        <w:bidi/>
-      </w:pPr>
-      <w:r>
-        <w:rPr>
-          <w:b w:val="0"/>
-          <w:i w:val="0"/>
-        </w:rPr>
-        <w:t>مجموع القيد</w:t>
+        <w:t>ةحفصلا</w:t>
+      </w:r>
+    </w:p>
+    <w:p>
+      <w:pPr>
+        <w:jc w:val="right"/>
+        <w:bidi/>
+      </w:pPr>
+      <w:r>
+        <w:rPr>
+          <w:b w:val="0"/>
+          <w:i w:val="0"/>
+        </w:rPr>
+        <w:t>ينطولا يبرعلا كنبلا رمال ٥٩٩١٣٩ مقر ىف رصم كيت</w:t>
+      </w:r>
+    </w:p>
+    <w:p>
+      <w:pPr>
+        <w:jc w:val="right"/>
+        <w:bidi/>
+      </w:pPr>
+      <w:r>
+        <w:rPr>
+          <w:b w:val="0"/>
+          <w:i w:val="0"/>
+        </w:rPr>
+        <w:t>يبرعلا كنبلا رمألا ٥٦٤١٣٩ مقر يفرصم كيش ةلومع</w:t>
+      </w:r>
+    </w:p>
+    <w:p>
+      <w:pPr>
+        <w:jc w:val="right"/>
+        <w:bidi/>
+      </w:pPr>
+      <w:r>
+        <w:rPr>
+          <w:b w:val="0"/>
+          <w:i w:val="0"/>
+        </w:rPr>
+        <w:t>ينطولا يبرعلا كنبلا رمال ٥٩٩١٣٩ مقر يفرصم كيش</w:t>
+      </w:r>
+    </w:p>
+    <w:p>
+      <w:pPr>
+        <w:jc w:val="right"/>
+        <w:bidi/>
+      </w:pPr>
+      <w:r>
+        <w:rPr>
+          <w:b w:val="0"/>
+          <w:i w:val="0"/>
+        </w:rPr>
+        <w:t>ديقلا عومجم</w:t>
       </w:r>
     </w:p>
     <w:p>
@@ -5005,7 +5005,7 @@
           <w:b w:val="0"/>
           <w:i w:val="0"/>
         </w:rPr>
-        <w:t>المدير العام</w:t>
+        <w:t>ماعلا ريدملا</w:t>
       </w:r>
     </w:p>
     <w:p>
@@ -5044,20 +5044,20 @@
           <w:b w:val="0"/>
           <w:i w:val="0"/>
         </w:rPr>
-        <w:t>البنك</w:t>
-      </w:r>
-    </w:p>
-    <w:p>
-      <w:pPr>
-        <w:jc w:val="right"/>
-        <w:bidi/>
-      </w:pPr>
-      <w:r>
-        <w:rPr>
-          <w:b w:val="0"/>
-          <w:i w:val="0"/>
-        </w:rPr>
-        <w:t>الفرنسي</w:t>
+        <w:t>كنبلا</w:t>
+      </w:r>
+    </w:p>
+    <w:p>
+      <w:pPr>
+        <w:jc w:val="right"/>
+        <w:bidi/>
+      </w:pPr>
+      <w:r>
+        <w:rPr>
+          <w:b w:val="0"/>
+          <w:i w:val="0"/>
+        </w:rPr>
+        <w:t>يسنرفلا</w:t>
       </w:r>
     </w:p>
     <w:p>
@@ -5187,7 +5187,7 @@
           <w:b w:val="0"/>
           <w:i w:val="0"/>
         </w:rPr>
-        <w:t>إنهموا بموجب هذا الشيك الأمر \*\* البنك العربي القيمة ممتدة من أحمد عباس زيلي .</w:t>
+        <w:t>. يليز سابع دمحأ نم ةدتمم ةميقلا يبرعلا كنبلا *\*\ رمألا كيشلا اذه بجومب اومهنإ</w:t>
       </w:r>
     </w:p>
     <w:p>
@@ -5226,7 +5226,7 @@
           <w:b w:val="0"/>
           <w:i w:val="0"/>
         </w:rPr>
-        <w:t>فرع الباد من الملك عبد العزيز - جاروی PACE or</w:t>
+        <w:t>or PACE یوراج - زيزعلا دبع كلملا نم دابلا عرف</w:t>
       </w:r>
     </w:p>
     <w:p>
@@ -5317,7 +5317,7 @@
           <w:b w:val="0"/>
           <w:i w:val="0"/>
         </w:rPr>
-        <w:t>المملكة العربية السلم</w:t>
+        <w:t>ملسلا ةيبرعلا ةكلمملا</w:t>
       </w:r>
     </w:p>
     <w:p>
@@ -5408,20 +5408,20 @@
           <w:b w:val="0"/>
           <w:i w:val="0"/>
         </w:rPr>
-        <w:t>التوقيع</w:t>
-      </w:r>
-    </w:p>
-    <w:p>
-      <w:pPr>
-        <w:jc w:val="right"/>
-        <w:bidi/>
-      </w:pPr>
-      <w:r>
-        <w:rPr>
-          <w:b w:val="0"/>
-          <w:i w:val="0"/>
-        </w:rPr>
-        <w:t>صنعت</w:t>
+        <w:t>عيقوتلا</w:t>
+      </w:r>
+    </w:p>
+    <w:p>
+      <w:pPr>
+        <w:jc w:val="right"/>
+        <w:bidi/>
+      </w:pPr>
+      <w:r>
+        <w:rPr>
+          <w:b w:val="0"/>
+          <w:i w:val="0"/>
+        </w:rPr>
+        <w:t>تعنص</w:t>
       </w:r>
     </w:p>
     <w:p>
@@ -5473,33 +5473,33 @@
           <w:b w:val="0"/>
           <w:i w:val="0"/>
         </w:rPr>
-        <w:t>بيان القيد</w:t>
-      </w:r>
-    </w:p>
-    <w:p>
-      <w:pPr>
-        <w:jc w:val="right"/>
-        <w:bidi/>
-      </w:pPr>
-      <w:r>
-        <w:rPr>
-          <w:b w:val="0"/>
-          <w:i w:val="0"/>
-        </w:rPr>
-        <w:t>شيك مصرفی رقم ٥٩٩١٤٠ لأمر البنك العربي الوطني كاشعار البنك المرفق</w:t>
-      </w:r>
-    </w:p>
-    <w:p>
-      <w:pPr>
-        <w:jc w:val="right"/>
-        <w:bidi/>
-      </w:pPr>
-      <w:r>
-        <w:rPr>
-          <w:b w:val="0"/>
-          <w:i w:val="0"/>
-        </w:rPr>
-        <w:t>الدائر</w:t>
+        <w:t>ديقلا نايب</w:t>
+      </w:r>
+    </w:p>
+    <w:p>
+      <w:pPr>
+        <w:jc w:val="right"/>
+        <w:bidi/>
+      </w:pPr>
+      <w:r>
+        <w:rPr>
+          <w:b w:val="0"/>
+          <w:i w:val="0"/>
+        </w:rPr>
+        <w:t>قفرملا كنبلا راعشاك ينطولا يبرعلا كنبلا رمأل ٥٩٩١٤٠ مقر یفرصم كيش</w:t>
+      </w:r>
+    </w:p>
+    <w:p>
+      <w:pPr>
+        <w:jc w:val="right"/>
+        <w:bidi/>
+      </w:pPr>
+      <w:r>
+        <w:rPr>
+          <w:b w:val="0"/>
+          <w:i w:val="0"/>
+        </w:rPr>
+        <w:t>رئادلا</w:t>
       </w:r>
     </w:p>
     <w:p>
@@ -5551,20 +5551,20 @@
           <w:b w:val="0"/>
           <w:i w:val="0"/>
         </w:rPr>
-        <w:t>مجموع القي</w:t>
-      </w:r>
-    </w:p>
-    <w:p>
-      <w:pPr>
-        <w:jc w:val="right"/>
-        <w:bidi/>
-      </w:pPr>
-      <w:r>
-        <w:rPr>
-          <w:b w:val="0"/>
-          <w:i w:val="0"/>
-        </w:rPr>
-        <w:t>المحاسب</w:t>
+        <w:t>يقلا عومجم</w:t>
+      </w:r>
+    </w:p>
+    <w:p>
+      <w:pPr>
+        <w:jc w:val="right"/>
+        <w:bidi/>
+      </w:pPr>
+      <w:r>
+        <w:rPr>
+          <w:b w:val="0"/>
+          <w:i w:val="0"/>
+        </w:rPr>
+        <w:t>بساحملا</w:t>
       </w:r>
     </w:p>
     <w:p>
@@ -5629,59 +5629,59 @@
           <w:b w:val="0"/>
           <w:i w:val="0"/>
         </w:rPr>
-        <w:t>الصفحة:</w:t>
-      </w:r>
-    </w:p>
-    <w:p>
-      <w:pPr>
-        <w:jc w:val="right"/>
-        <w:bidi/>
-      </w:pPr>
-      <w:r>
-        <w:rPr>
-          <w:b w:val="0"/>
-          <w:i w:val="0"/>
-        </w:rPr>
-        <w:t>البنك السعودي الفرنسي</w:t>
-      </w:r>
-    </w:p>
-    <w:p>
-      <w:pPr>
-        <w:jc w:val="right"/>
-        <w:bidi/>
-      </w:pPr>
-      <w:r>
-        <w:rPr>
-          <w:b w:val="0"/>
-          <w:i w:val="0"/>
-        </w:rPr>
-        <w:t>شيك مصرفی رقم ٥٩٩١٤٠ لامر البنك العربي الوطني</w:t>
-      </w:r>
-    </w:p>
-    <w:p>
-      <w:pPr>
-        <w:jc w:val="right"/>
-        <w:bidi/>
-      </w:pPr>
-      <w:r>
-        <w:rPr>
-          <w:b w:val="0"/>
-          <w:i w:val="0"/>
-        </w:rPr>
-        <w:t>عمولة شتلك مصرفي رقم ٩٩١٤٠ ه لأمر البنك العربي</w:t>
-      </w:r>
-    </w:p>
-    <w:p>
-      <w:pPr>
-        <w:jc w:val="right"/>
-        <w:bidi/>
-      </w:pPr>
-      <w:r>
-        <w:rPr>
-          <w:b w:val="0"/>
-          <w:i w:val="0"/>
-        </w:rPr>
-        <w:t>شيك مصرفي رقم ٥٩٩١٤٠ لامر البنك العربي الوطني</w:t>
+        <w:t>:ةحفصلا</w:t>
+      </w:r>
+    </w:p>
+    <w:p>
+      <w:pPr>
+        <w:jc w:val="right"/>
+        <w:bidi/>
+      </w:pPr>
+      <w:r>
+        <w:rPr>
+          <w:b w:val="0"/>
+          <w:i w:val="0"/>
+        </w:rPr>
+        <w:t>يسنرفلا يدوعسلا كنبلا</w:t>
+      </w:r>
+    </w:p>
+    <w:p>
+      <w:pPr>
+        <w:jc w:val="right"/>
+        <w:bidi/>
+      </w:pPr>
+      <w:r>
+        <w:rPr>
+          <w:b w:val="0"/>
+          <w:i w:val="0"/>
+        </w:rPr>
+        <w:t>ينطولا يبرعلا كنبلا رمال ٥٩٩١٤٠ مقر یفرصم كيش</w:t>
+      </w:r>
+    </w:p>
+    <w:p>
+      <w:pPr>
+        <w:jc w:val="right"/>
+        <w:bidi/>
+      </w:pPr>
+      <w:r>
+        <w:rPr>
+          <w:b w:val="0"/>
+          <w:i w:val="0"/>
+        </w:rPr>
+        <w:t>يبرعلا كنبلا رمأل ه ٩٩١٤٠ مقر يفرصم كلتش ةلومع</w:t>
+      </w:r>
+    </w:p>
+    <w:p>
+      <w:pPr>
+        <w:jc w:val="right"/>
+        <w:bidi/>
+      </w:pPr>
+      <w:r>
+        <w:rPr>
+          <w:b w:val="0"/>
+          <w:i w:val="0"/>
+        </w:rPr>
+        <w:t>ينطولا يبرعلا كنبلا رمال ٥٩٩١٤٠ مقر يفرصم كيش</w:t>
       </w:r>
     </w:p>
     <w:p>
@@ -5707,7 +5707,7 @@
           <w:b w:val="0"/>
           <w:i w:val="0"/>
         </w:rPr>
-        <w:t>المدير العام</w:t>
+        <w:t>ماعلا ريدملا</w:t>
       </w:r>
     </w:p>
     <w:p>
@@ -5824,20 +5824,20 @@
           <w:b w:val="0"/>
           <w:i w:val="0"/>
         </w:rPr>
-        <w:t>الموافق:</w:t>
-      </w:r>
-    </w:p>
-    <w:p>
-      <w:pPr>
-        <w:jc w:val="right"/>
-        <w:bidi/>
-      </w:pPr>
-      <w:r>
-        <w:rPr>
-          <w:b w:val="0"/>
-          <w:i w:val="0"/>
-        </w:rPr>
-        <w:t>يصرف إلى المكرم مندوب مفروشات الوطني</w:t>
+        <w:t>:قفاوملا</w:t>
+      </w:r>
+    </w:p>
+    <w:p>
+      <w:pPr>
+        <w:jc w:val="right"/>
+        <w:bidi/>
+      </w:pPr>
+      <w:r>
+        <w:rPr>
+          <w:b w:val="0"/>
+          <w:i w:val="0"/>
+        </w:rPr>
+        <w:t>ينطولا تاشورفم بودنم مركملا ىلإ فرصي</w:t>
       </w:r>
     </w:p>
     <w:p>
@@ -5902,20 +5902,20 @@
           <w:b w:val="0"/>
           <w:i w:val="0"/>
         </w:rPr>
-        <w:t>۲۰,۲۰۰,۰۰ و الشيخ اسامه زيتي ( الشيخ أحمد .</w:t>
-      </w:r>
-    </w:p>
-    <w:p>
-      <w:pPr>
-        <w:jc w:val="right"/>
-        <w:bidi/>
-      </w:pPr>
-      <w:r>
-        <w:rPr>
-          <w:b w:val="0"/>
-          <w:i w:val="0"/>
-        </w:rPr>
-        <w:t>المجموع</w:t>
+        <w:t>. دمحأ خيشلا ) يتيز هماسا خيشلا و ۰۰,۰۰۲,۰۲</w:t>
+      </w:r>
+    </w:p>
+    <w:p>
+      <w:pPr>
+        <w:jc w:val="right"/>
+        <w:bidi/>
+      </w:pPr>
+      <w:r>
+        <w:rPr>
+          <w:b w:val="0"/>
+          <w:i w:val="0"/>
+        </w:rPr>
+        <w:t>عومجملا</w:t>
       </w:r>
     </w:p>
     <w:p>
@@ -5941,7 +5941,7 @@
           <w:b w:val="0"/>
           <w:i w:val="0"/>
         </w:rPr>
-        <w:t>المستلم</w:t>
+        <w:t>ملتسملا</w:t>
       </w:r>
     </w:p>
     <w:p>
@@ -6006,7 +6006,7 @@
           <w:b w:val="0"/>
           <w:i w:val="0"/>
         </w:rPr>
-        <w:t>أمين الصندوق</w:t>
+        <w:t>قودنصلا نيمأ</w:t>
       </w:r>
     </w:p>
     <w:p>
@@ -6097,33 +6097,33 @@
           <w:b w:val="0"/>
           <w:i w:val="0"/>
         </w:rPr>
-        <w:t>المحاسب</w:t>
-      </w:r>
-    </w:p>
-    <w:p>
-      <w:pPr>
-        <w:jc w:val="right"/>
-        <w:bidi/>
-      </w:pPr>
-      <w:r>
-        <w:rPr>
-          <w:b w:val="0"/>
-          <w:i w:val="0"/>
-        </w:rPr>
-        <w:t>المبور</w:t>
-      </w:r>
-    </w:p>
-    <w:p>
-      <w:pPr>
-        <w:jc w:val="right"/>
-        <w:bidi/>
-      </w:pPr>
-      <w:r>
-        <w:rPr>
-          <w:b w:val="0"/>
-          <w:i w:val="0"/>
-        </w:rPr>
-        <w:t>المدير العام</w:t>
+        <w:t>بساحملا</w:t>
+      </w:r>
+    </w:p>
+    <w:p>
+      <w:pPr>
+        <w:jc w:val="right"/>
+        <w:bidi/>
+      </w:pPr>
+      <w:r>
+        <w:rPr>
+          <w:b w:val="0"/>
+          <w:i w:val="0"/>
+        </w:rPr>
+        <w:t>روبملا</w:t>
+      </w:r>
+    </w:p>
+    <w:p>
+      <w:pPr>
+        <w:jc w:val="right"/>
+        <w:bidi/>
+      </w:pPr>
+      <w:r>
+        <w:rPr>
+          <w:b w:val="0"/>
+          <w:i w:val="0"/>
+        </w:rPr>
+        <w:t>ماعلا ريدملا</w:t>
       </w:r>
     </w:p>
     <w:p>
@@ -6149,7 +6149,7 @@
           <w:b w:val="0"/>
           <w:i w:val="0"/>
         </w:rPr>
-        <w:t>جدة عمرة اوركو</w:t>
+        <w:t>وكروا ةرمع ةدج</w:t>
       </w:r>
     </w:p>
     <w:p>
@@ -6175,7 +6175,7 @@
           <w:b w:val="0"/>
           <w:i w:val="0"/>
         </w:rPr>
-        <w:t>المكس: ٦٠٦١٣٠٤</w:t>
+        <w:t>٦٠٦١٣٠٤ :سكملا</w:t>
       </w:r>
     </w:p>
     <w:p>
@@ -6344,7 +6344,7 @@
           <w:b w:val="0"/>
           <w:i w:val="0"/>
         </w:rPr>
-        <w:t>الصفحة :</w:t>
+        <w:t>: ةحفصلا</w:t>
       </w:r>
     </w:p>
     <w:p>
@@ -6396,20 +6396,20 @@
           <w:b w:val="0"/>
           <w:i w:val="0"/>
         </w:rPr>
-        <w:t>مجموع القيد</w:t>
-      </w:r>
-    </w:p>
-    <w:p>
-      <w:pPr>
-        <w:jc w:val="right"/>
-        <w:bidi/>
-      </w:pPr>
-      <w:r>
-        <w:rPr>
-          <w:b w:val="0"/>
-          <w:i w:val="0"/>
-        </w:rPr>
-        <w:t>الصندوق العلم</w:t>
+        <w:t>ديقلا عومجم</w:t>
+      </w:r>
+    </w:p>
+    <w:p>
+      <w:pPr>
+        <w:jc w:val="right"/>
+        <w:bidi/>
+      </w:pPr>
+      <w:r>
+        <w:rPr>
+          <w:b w:val="0"/>
+          <w:i w:val="0"/>
+        </w:rPr>
+        <w:t>ملعلا قودنصلا</w:t>
       </w:r>
     </w:p>
     <w:p>
@@ -6435,20 +6435,20 @@
           <w:b w:val="0"/>
           <w:i w:val="0"/>
         </w:rPr>
-        <w:t>منوب مفروشات الوطني</w:t>
-      </w:r>
-    </w:p>
-    <w:p>
-      <w:pPr>
-        <w:jc w:val="right"/>
-        <w:bidi/>
-      </w:pPr>
-      <w:r>
-        <w:rPr>
-          <w:b w:val="0"/>
-          <w:i w:val="0"/>
-        </w:rPr>
-        <w:t>المدير العام</w:t>
+        <w:t>ينطولا تاشورفم بونم</w:t>
+      </w:r>
+    </w:p>
+    <w:p>
+      <w:pPr>
+        <w:jc w:val="right"/>
+        <w:bidi/>
+      </w:pPr>
+      <w:r>
+        <w:rPr>
+          <w:b w:val="0"/>
+          <w:i w:val="0"/>
+        </w:rPr>
+        <w:t>ماعلا ريدملا</w:t>
       </w:r>
     </w:p>
     <w:p>
@@ -6513,20 +6513,20 @@
           <w:b w:val="0"/>
           <w:i w:val="0"/>
         </w:rPr>
-        <w:t>المين</w:t>
-      </w:r>
-    </w:p>
-    <w:p>
-      <w:pPr>
-        <w:jc w:val="right"/>
-        <w:bidi/>
-      </w:pPr>
-      <w:r>
-        <w:rPr>
-          <w:b w:val="0"/>
-          <w:i w:val="0"/>
-        </w:rPr>
-        <w:t>مجموع القيد</w:t>
+        <w:t>نيملا</w:t>
+      </w:r>
+    </w:p>
+    <w:p>
+      <w:pPr>
+        <w:jc w:val="right"/>
+        <w:bidi/>
+      </w:pPr>
+      <w:r>
+        <w:rPr>
+          <w:b w:val="0"/>
+          <w:i w:val="0"/>
+        </w:rPr>
+        <w:t>ديقلا عومجم</w:t>
       </w:r>
     </w:p>
     <w:p>
@@ -6578,20 +6578,20 @@
           <w:b w:val="0"/>
           <w:i w:val="0"/>
         </w:rPr>
-        <w:t>رقم الصاب اسم الحساب ١٩٢٦۰۰۱۱ الشيخ اسمه (</w:t>
-      </w:r>
-    </w:p>
-    <w:p>
-      <w:pPr>
-        <w:jc w:val="right"/>
-        <w:bidi/>
-      </w:pPr>
-      <w:r>
-        <w:rPr>
-          <w:b w:val="0"/>
-          <w:i w:val="0"/>
-        </w:rPr>
-        <w:t>۱۱۱۱۰۰۰۱ الصنوق العام</w:t>
+        <w:t>) همسا خيشلا ۱۱۰۰١٩٢٦ باسحلا مسا باصلا مقر</w:t>
+      </w:r>
+    </w:p>
+    <w:p>
+      <w:pPr>
+        <w:jc w:val="right"/>
+        <w:bidi/>
+      </w:pPr>
+      <w:r>
+        <w:rPr>
+          <w:b w:val="0"/>
+          <w:i w:val="0"/>
+        </w:rPr>
+        <w:t>ماعلا قونصلا ۱۰۰۰۱۱۱۱</w:t>
       </w:r>
     </w:p>
     <w:p>
@@ -6695,7 +6695,7 @@
           <w:b w:val="0"/>
           <w:i w:val="0"/>
         </w:rPr>
-        <w:t>الصفحة</w:t>
+        <w:t>ةحفصلا</w:t>
       </w:r>
     </w:p>
     <w:p>
@@ -6760,7 +6760,7 @@
           <w:b w:val="0"/>
           <w:i w:val="0"/>
         </w:rPr>
-        <w:t>المدير</w:t>
+        <w:t>ريدملا</w:t>
       </w:r>
     </w:p>
     <w:p>
@@ -6786,20 +6786,20 @@
           <w:b w:val="0"/>
           <w:i w:val="0"/>
         </w:rPr>
-        <w:t>للكهرباء والتكييف المحدودة مسئولية محدودة</w:t>
-      </w:r>
-    </w:p>
-    <w:p>
-      <w:pPr>
-        <w:jc w:val="right"/>
-        <w:bidi/>
-      </w:pPr>
-      <w:r>
-        <w:rPr>
-          <w:b w:val="0"/>
-          <w:i w:val="0"/>
-        </w:rPr>
-        <w:t>رأس المال ۲,۰۰۰,۰۰۰ مدفوع بالكامل المركز الرئيسي جدة مسجل تجاري ٤٠٣٠١٠٧٩٤٥ فرع جدة</w:t>
+        <w:t>ةدودحم ةيلوئسم ةدودحملا فييكتلاو ءابرهكلل</w:t>
+      </w:r>
+    </w:p>
+    <w:p>
+      <w:pPr>
+        <w:jc w:val="right"/>
+        <w:bidi/>
+      </w:pPr>
+      <w:r>
+        <w:rPr>
+          <w:b w:val="0"/>
+          <w:i w:val="0"/>
+        </w:rPr>
+        <w:t>ةدج عرف ٤٠٣٠١٠٧٩٤٥ يراجت لجسم ةدج يسيئرلا زكرملا لماكلاب عوفدم ۰۰۰,۰۰۰,۲ لاملا سأر</w:t>
       </w:r>
     </w:p>
     <w:p>
@@ -6877,33 +6877,33 @@
           <w:b w:val="0"/>
           <w:i w:val="0"/>
         </w:rPr>
-        <w:t>سال ٢١٤٣٢</w:t>
-      </w:r>
-    </w:p>
-    <w:p>
-      <w:pPr>
-        <w:jc w:val="right"/>
-        <w:bidi/>
-      </w:pPr>
-      <w:r>
-        <w:rPr>
-          <w:b w:val="0"/>
-          <w:i w:val="0"/>
-        </w:rPr>
-        <w:t>تيتون 1:1:٠٠٠٠ - فكر الانة مكان ١٩٩٠-٢٤٥ - هاكر ٤:٣٣٤١ المدينة ت : ٠٣٩٢٥٠٦ والمس ۱۳۷۲۹۹۲ الممفكرة العربية السعودية</w:t>
-      </w:r>
-    </w:p>
-    <w:p>
-      <w:pPr>
-        <w:jc w:val="right"/>
-        <w:bidi/>
-      </w:pPr>
-      <w:r>
-        <w:rPr>
-          <w:b w:val="0"/>
-          <w:i w:val="0"/>
-        </w:rPr>
-        <w:t>التاريخ: : : الموافان /٢٠١٣/٨م</w:t>
+        <w:t>٢١٤٣٢ لاس</w:t>
+      </w:r>
+    </w:p>
+    <w:p>
+      <w:pPr>
+        <w:jc w:val="right"/>
+        <w:bidi/>
+      </w:pPr>
+      <w:r>
+        <w:rPr>
+          <w:b w:val="0"/>
+          <w:i w:val="0"/>
+        </w:rPr>
+        <w:t>ةيدوعسلا ةيبرعلا ةركفمملا ۲۹۹۲۷۳۱ سملاو ٠٣٩٢٥٠٦ : ت ةنيدملا ٤:٣٣٤١ ركاه - ١٩٩٠-٢٤٥ ناكم ةنالا ركف - 1:1:٠٠٠٠ نوتيت</w:t>
+      </w:r>
+    </w:p>
+    <w:p>
+      <w:pPr>
+        <w:jc w:val="right"/>
+        <w:bidi/>
+      </w:pPr>
+      <w:r>
+        <w:rPr>
+          <w:b w:val="0"/>
+          <w:i w:val="0"/>
+        </w:rPr>
+        <w:t>م/٢٠١٣/٨ نافاوملا : : :خيراتلا</w:t>
       </w:r>
     </w:p>
     <w:p>
@@ -6981,7 +6981,7 @@
           <w:b w:val="0"/>
           <w:i w:val="0"/>
         </w:rPr>
-        <w:t>الف ريال</w:t>
+        <w:t>لاير فلا</w:t>
       </w:r>
     </w:p>
     <w:p>
@@ -7150,20 +7150,20 @@
           <w:b w:val="0"/>
           <w:i w:val="0"/>
         </w:rPr>
-        <w:t>سامبا ( samba</w:t>
-      </w:r>
-    </w:p>
-    <w:p>
-      <w:pPr>
-        <w:jc w:val="right"/>
-        <w:bidi/>
-      </w:pPr>
-      <w:r>
-        <w:rPr>
-          <w:b w:val="0"/>
-          <w:i w:val="0"/>
-        </w:rPr>
-        <w:t>مجموعة سامعا المالية Sambe Finantial Group</w:t>
+        <w:t>samba ) ابماس</w:t>
+      </w:r>
+    </w:p>
+    <w:p>
+      <w:pPr>
+        <w:jc w:val="right"/>
+        <w:bidi/>
+      </w:pPr>
+      <w:r>
+        <w:rPr>
+          <w:b w:val="0"/>
+          <w:i w:val="0"/>
+        </w:rPr>
+        <w:t>Group Finantial Sambe ةيلاملا اعماس ةعومجم</w:t>
       </w:r>
     </w:p>
     <w:p>
@@ -7241,7 +7241,7 @@
           <w:b w:val="0"/>
           <w:i w:val="0"/>
         </w:rPr>
-        <w:t>لاضعوا بموجب هذا الشبك الأمر شركة أحمد زيني للكهرباء والتكييف المحدودة</w:t>
+        <w:t>ةدودحملا فييكتلاو ءابرهكلل ينيز دمحأ ةكرش رمألا كبشلا اذه بجومب اوعضال</w:t>
       </w:r>
     </w:p>
     <w:p>
@@ -7345,7 +7345,7 @@
           <w:b w:val="0"/>
           <w:i w:val="0"/>
         </w:rPr>
-        <w:t>التوقيع</w:t>
+        <w:t>عيقوتلا</w:t>
       </w:r>
     </w:p>
     <w:p>
@@ -7566,7 +7566,7 @@
           <w:b w:val="0"/>
           <w:i w:val="0"/>
         </w:rPr>
-        <w:t>سامبا Samba</w:t>
+        <w:t>Samba ابماس</w:t>
       </w:r>
     </w:p>
     <w:p>
@@ -7592,46 +7592,46 @@
           <w:b w:val="0"/>
           <w:i w:val="0"/>
         </w:rPr>
-        <w:t>جموعة سامبا المالية Sambe Financial Group</w:t>
-      </w:r>
-    </w:p>
-    <w:p>
-      <w:pPr>
-        <w:jc w:val="right"/>
-        <w:bidi/>
-      </w:pPr>
-      <w:r>
-        <w:rPr>
-          <w:b w:val="0"/>
-          <w:i w:val="0"/>
-        </w:rPr>
-        <w:t>السمنة المغربي الوظمي</w:t>
-      </w:r>
-    </w:p>
-    <w:p>
-      <w:pPr>
-        <w:jc w:val="right"/>
-        <w:bidi/>
-      </w:pPr>
-      <w:r>
-        <w:rPr>
-          <w:b w:val="0"/>
-          <w:i w:val="0"/>
-        </w:rPr>
-        <w:t>زیال</w:t>
-      </w:r>
-    </w:p>
-    <w:p>
-      <w:pPr>
-        <w:jc w:val="right"/>
-        <w:bidi/>
-      </w:pPr>
-      <w:r>
-        <w:rPr>
-          <w:b w:val="0"/>
-          <w:i w:val="0"/>
-        </w:rPr>
-        <w:t>ظهرت الأرم كمد</w:t>
+        <w:t>Group Financial Sambe ةيلاملا ابماس ةعومج</w:t>
+      </w:r>
+    </w:p>
+    <w:p>
+      <w:pPr>
+        <w:jc w:val="right"/>
+        <w:bidi/>
+      </w:pPr>
+      <w:r>
+        <w:rPr>
+          <w:b w:val="0"/>
+          <w:i w:val="0"/>
+        </w:rPr>
+        <w:t>يمظولا يبرغملا ةنمسلا</w:t>
+      </w:r>
+    </w:p>
+    <w:p>
+      <w:pPr>
+        <w:jc w:val="right"/>
+        <w:bidi/>
+      </w:pPr>
+      <w:r>
+        <w:rPr>
+          <w:b w:val="0"/>
+          <w:i w:val="0"/>
+        </w:rPr>
+        <w:t>لایز</w:t>
+      </w:r>
+    </w:p>
+    <w:p>
+      <w:pPr>
+        <w:jc w:val="right"/>
+        <w:bidi/>
+      </w:pPr>
+      <w:r>
+        <w:rPr>
+          <w:b w:val="0"/>
+          <w:i w:val="0"/>
+        </w:rPr>
+        <w:t>دمك مرألا ترهظ</w:t>
       </w:r>
     </w:p>
     <w:p>
@@ -7696,7 +7696,7 @@
           <w:b w:val="0"/>
           <w:i w:val="0"/>
         </w:rPr>
-        <w:t>الأمر مج طريق الحمام الله عديل الشعر بيز - جادة .</w:t>
+        <w:t>. ةداج - زيب رعشلا ليدع هللا مامحلا قيرط جم رمألا</w:t>
       </w:r>
     </w:p>
     <w:p>
@@ -7800,20 +7800,20 @@
           <w:b w:val="0"/>
           <w:i w:val="0"/>
         </w:rPr>
-        <w:t>املة</w:t>
-      </w:r>
-    </w:p>
-    <w:p>
-      <w:pPr>
-        <w:jc w:val="right"/>
-        <w:bidi/>
-      </w:pPr>
-      <w:r>
-        <w:rPr>
-          <w:b w:val="0"/>
-          <w:i w:val="0"/>
-        </w:rPr>
-        <w:t>العرس بالتوقيت</w:t>
+        <w:t>ةلما</w:t>
+      </w:r>
+    </w:p>
+    <w:p>
+      <w:pPr>
+        <w:jc w:val="right"/>
+        <w:bidi/>
+      </w:pPr>
+      <w:r>
+        <w:rPr>
+          <w:b w:val="0"/>
+          <w:i w:val="0"/>
+        </w:rPr>
+        <w:t>تيقوتلاب سرعلا</w:t>
       </w:r>
     </w:p>
     <w:p>
@@ -7839,20 +7839,20 @@
           <w:b w:val="0"/>
           <w:i w:val="0"/>
         </w:rPr>
-        <w:t>استعلمت أصل الشبك</w:t>
-      </w:r>
-    </w:p>
-    <w:p>
-      <w:pPr>
-        <w:jc w:val="right"/>
-        <w:bidi/>
-      </w:pPr>
-      <w:r>
-        <w:rPr>
-          <w:b w:val="0"/>
-          <w:i w:val="0"/>
-        </w:rPr>
-        <w:t>محمد عام الكلام</w:t>
+        <w:t>كبشلا لصأ تملعتسا</w:t>
+      </w:r>
+    </w:p>
+    <w:p>
+      <w:pPr>
+        <w:jc w:val="right"/>
+        <w:bidi/>
+      </w:pPr>
+      <w:r>
+        <w:rPr>
+          <w:b w:val="0"/>
+          <w:i w:val="0"/>
+        </w:rPr>
+        <w:t>مالكلا ماع دمحم</w:t>
       </w:r>
     </w:p>
     <w:p>
@@ -7891,7 +7891,7 @@
           <w:b w:val="0"/>
           <w:i w:val="0"/>
         </w:rPr>
-        <w:t>التوقيع :</w:t>
+        <w:t>: عيقوتلا</w:t>
       </w:r>
     </w:p>
     <w:p>
@@ -7982,7 +7982,7 @@
           <w:b w:val="0"/>
           <w:i w:val="0"/>
         </w:rPr>
-        <w:t>يصرف إلى المكرم: شركة ام القرى لللاعمار</w:t>
+        <w:t>رامعاللل ىرقلا ما ةكرش :مركملا ىلإ فرصي</w:t>
       </w:r>
     </w:p>
     <w:p>
@@ -8086,7 +8086,7 @@
           <w:b w:val="0"/>
           <w:i w:val="0"/>
         </w:rPr>
-        <w:t>الموافق:</w:t>
+        <w:t>:قفاوملا</w:t>
       </w:r>
     </w:p>
     <w:p>
@@ -8138,46 +8138,46 @@
           <w:b w:val="0"/>
           <w:i w:val="0"/>
         </w:rPr>
-        <w:t>وذلك / ايجار شالية أبحر الجنوبيه ال سالم من ۲۰۱۱/۱۲/۱۵ الی ۲۰۱۲/۱۲/۱ بشید</w:t>
-      </w:r>
-    </w:p>
-    <w:p>
-      <w:pPr>
-        <w:jc w:val="right"/>
-        <w:bidi/>
-      </w:pPr>
-      <w:r>
-        <w:rPr>
-          <w:b w:val="0"/>
-          <w:i w:val="0"/>
-        </w:rPr>
-        <w:t>باسم الناتجة الحرازي</w:t>
-      </w:r>
-    </w:p>
-    <w:p>
-      <w:pPr>
-        <w:jc w:val="right"/>
-        <w:bidi/>
-      </w:pPr>
-      <w:r>
-        <w:rPr>
-          <w:b w:val="0"/>
-          <w:i w:val="0"/>
-        </w:rPr>
-        <w:t>يل الة الرابحة المستلم</w:t>
-      </w:r>
-    </w:p>
-    <w:p>
-      <w:pPr>
-        <w:jc w:val="right"/>
-        <w:bidi/>
-      </w:pPr>
-      <w:r>
-        <w:rPr>
-          <w:b w:val="0"/>
-          <w:i w:val="0"/>
-        </w:rPr>
-        <w:t>المبلغ . اميم العصاب</w:t>
+        <w:t>دیشب ۱/۲۱/۲۱۰۲ یلا ۵۱/۲۱/۱۱۰۲ نم ملاس لا هيبونجلا رحبأ ةيلاش راجيا / كلذو</w:t>
+      </w:r>
+    </w:p>
+    <w:p>
+      <w:pPr>
+        <w:jc w:val="right"/>
+        <w:bidi/>
+      </w:pPr>
+      <w:r>
+        <w:rPr>
+          <w:b w:val="0"/>
+          <w:i w:val="0"/>
+        </w:rPr>
+        <w:t>يزارحلا ةجتانلا مساب</w:t>
+      </w:r>
+    </w:p>
+    <w:p>
+      <w:pPr>
+        <w:jc w:val="right"/>
+        <w:bidi/>
+      </w:pPr>
+      <w:r>
+        <w:rPr>
+          <w:b w:val="0"/>
+          <w:i w:val="0"/>
+        </w:rPr>
+        <w:t>ملتسملا ةحبارلا ةلا لي</w:t>
+      </w:r>
+    </w:p>
+    <w:p>
+      <w:pPr>
+        <w:jc w:val="right"/>
+        <w:bidi/>
+      </w:pPr>
+      <w:r>
+        <w:rPr>
+          <w:b w:val="0"/>
+          <w:i w:val="0"/>
+        </w:rPr>
+        <w:t>باصعلا ميما . غلبملا</w:t>
       </w:r>
     </w:p>
     <w:p>
@@ -8216,33 +8216,33 @@
           <w:b w:val="0"/>
           <w:i w:val="0"/>
         </w:rPr>
-        <w:t>المد</w:t>
-      </w:r>
-    </w:p>
-    <w:p>
-      <w:pPr>
-        <w:jc w:val="right"/>
-        <w:bidi/>
-      </w:pPr>
-      <w:r>
-        <w:rPr>
-          <w:b w:val="0"/>
-          <w:i w:val="0"/>
-        </w:rPr>
-        <w:t>المجموع</w:t>
-      </w:r>
-    </w:p>
-    <w:p>
-      <w:pPr>
-        <w:jc w:val="right"/>
-        <w:bidi/>
-      </w:pPr>
-      <w:r>
-        <w:rPr>
-          <w:b w:val="0"/>
-          <w:i w:val="0"/>
-        </w:rPr>
-        <w:t>رقم الوساني</w:t>
+        <w:t>دملا</w:t>
+      </w:r>
+    </w:p>
+    <w:p>
+      <w:pPr>
+        <w:jc w:val="right"/>
+        <w:bidi/>
+      </w:pPr>
+      <w:r>
+        <w:rPr>
+          <w:b w:val="0"/>
+          <w:i w:val="0"/>
+        </w:rPr>
+        <w:t>عومجملا</w:t>
+      </w:r>
+    </w:p>
+    <w:p>
+      <w:pPr>
+        <w:jc w:val="right"/>
+        <w:bidi/>
+      </w:pPr>
+      <w:r>
+        <w:rPr>
+          <w:b w:val="0"/>
+          <w:i w:val="0"/>
+        </w:rPr>
+        <w:t>يناسولا مقر</w:t>
       </w:r>
     </w:p>
     <w:p>
@@ -8268,20 +8268,20 @@
           <w:b w:val="0"/>
           <w:i w:val="0"/>
         </w:rPr>
-        <w:t>۱۱۲۱ ايجار شالية بعر الجنوبية ( ال سالم من</w:t>
-      </w:r>
-    </w:p>
-    <w:p>
-      <w:pPr>
-        <w:jc w:val="right"/>
-        <w:bidi/>
-      </w:pPr>
-      <w:r>
-        <w:rPr>
-          <w:b w:val="0"/>
-          <w:i w:val="0"/>
-        </w:rPr>
-        <w:t>المدير العام</w:t>
+        <w:t>نم ملاس لا ) ةيبونجلا رعب ةيلاش راجيا ۱۲۱۱</w:t>
+      </w:r>
+    </w:p>
+    <w:p>
+      <w:pPr>
+        <w:jc w:val="right"/>
+        <w:bidi/>
+      </w:pPr>
+      <w:r>
+        <w:rPr>
+          <w:b w:val="0"/>
+          <w:i w:val="0"/>
+        </w:rPr>
+        <w:t>ماعلا ريدملا</w:t>
       </w:r>
     </w:p>
     <w:p>
@@ -8320,7 +8320,7 @@
           <w:b w:val="0"/>
           <w:i w:val="0"/>
         </w:rPr>
-        <w:t>الأخ جميل الموقر</w:t>
+        <w:t>رقوملا ليمج خألا</w:t>
       </w:r>
     </w:p>
     <w:p>
@@ -8398,7 +8398,7 @@
           <w:b w:val="0"/>
           <w:i w:val="0"/>
         </w:rPr>
-        <w:t>يوسف الصوري</w:t>
+        <w:t>يروصلا فسوي</w:t>
       </w:r>
     </w:p>
     <w:p>
@@ -8502,33 +8502,33 @@
           <w:b w:val="0"/>
           <w:i w:val="0"/>
         </w:rPr>
-        <w:t>بيان القيد:</w:t>
-      </w:r>
-    </w:p>
-    <w:p>
-      <w:pPr>
-        <w:jc w:val="right"/>
-        <w:bidi/>
-      </w:pPr>
-      <w:r>
-        <w:rPr>
-          <w:b w:val="0"/>
-          <w:i w:val="0"/>
-        </w:rPr>
-        <w:t>المدين</w:t>
-      </w:r>
-    </w:p>
-    <w:p>
-      <w:pPr>
-        <w:jc w:val="right"/>
-        <w:bidi/>
-      </w:pPr>
-      <w:r>
-        <w:rPr>
-          <w:b w:val="0"/>
-          <w:i w:val="0"/>
-        </w:rPr>
-        <w:t>ندقي</w:t>
+        <w:t>:ديقلا نايب</w:t>
+      </w:r>
+    </w:p>
+    <w:p>
+      <w:pPr>
+        <w:jc w:val="right"/>
+        <w:bidi/>
+      </w:pPr>
+      <w:r>
+        <w:rPr>
+          <w:b w:val="0"/>
+          <w:i w:val="0"/>
+        </w:rPr>
+        <w:t>نيدملا</w:t>
+      </w:r>
+    </w:p>
+    <w:p>
+      <w:pPr>
+        <w:jc w:val="right"/>
+        <w:bidi/>
+      </w:pPr>
+      <w:r>
+        <w:rPr>
+          <w:b w:val="0"/>
+          <w:i w:val="0"/>
+        </w:rPr>
+        <w:t>يقدن</w:t>
       </w:r>
     </w:p>
     <w:p>
@@ -8554,7 +8554,7 @@
           <w:b w:val="0"/>
           <w:i w:val="0"/>
         </w:rPr>
-        <w:t>رقم الحساب لحسم الحساب</w:t>
+        <w:t>باسحلا مسحل باسحلا مقر</w:t>
       </w:r>
     </w:p>
     <w:p>
@@ -8593,7 +8593,7 @@
           <w:b w:val="0"/>
           <w:i w:val="0"/>
         </w:rPr>
-        <w:t>الصفحة :</w:t>
+        <w:t>: ةحفصلا</w:t>
       </w:r>
     </w:p>
     <w:p>
@@ -8645,20 +8645,20 @@
           <w:b w:val="0"/>
           <w:i w:val="0"/>
         </w:rPr>
-        <w:t>وع القيد</w:t>
-      </w:r>
-    </w:p>
-    <w:p>
-      <w:pPr>
-        <w:jc w:val="right"/>
-        <w:bidi/>
-      </w:pPr>
-      <w:r>
-        <w:rPr>
-          <w:b w:val="0"/>
-          <w:i w:val="0"/>
-        </w:rPr>
-        <w:t>للصندوق العام</w:t>
+        <w:t>ديقلا عو</w:t>
+      </w:r>
+    </w:p>
+    <w:p>
+      <w:pPr>
+        <w:jc w:val="right"/>
+        <w:bidi/>
+      </w:pPr>
+      <w:r>
+        <w:rPr>
+          <w:b w:val="0"/>
+          <w:i w:val="0"/>
+        </w:rPr>
+        <w:t>ماعلا قودنصلل</w:t>
       </w:r>
     </w:p>
     <w:p>
@@ -8697,7 +8697,7 @@
           <w:b w:val="0"/>
           <w:i w:val="0"/>
         </w:rPr>
-        <w:t>المدير العام</w:t>
+        <w:t>ماعلا ريدملا</w:t>
       </w:r>
     </w:p>
     <w:p>
@@ -8736,7 +8736,7 @@
           <w:b w:val="0"/>
           <w:i w:val="0"/>
         </w:rPr>
-        <w:t>رسال</w:t>
+        <w:t>لاسر</w:t>
       </w:r>
     </w:p>
     <w:p>
@@ -8801,20 +8801,20 @@
           <w:b w:val="0"/>
           <w:i w:val="0"/>
         </w:rPr>
-        <w:t>التريخ</w:t>
-      </w:r>
-    </w:p>
-    <w:p>
-      <w:pPr>
-        <w:jc w:val="right"/>
-        <w:bidi/>
-      </w:pPr>
-      <w:r>
-        <w:rPr>
-          <w:b w:val="0"/>
-          <w:i w:val="0"/>
-        </w:rPr>
-        <w:t>الموافق:</w:t>
+        <w:t>خيرتلا</w:t>
+      </w:r>
+    </w:p>
+    <w:p>
+      <w:pPr>
+        <w:jc w:val="right"/>
+        <w:bidi/>
+      </w:pPr>
+      <w:r>
+        <w:rPr>
+          <w:b w:val="0"/>
+          <w:i w:val="0"/>
+        </w:rPr>
+        <w:t>:قفاوملا</w:t>
       </w:r>
     </w:p>
     <w:p>
@@ -8879,7 +8879,7 @@
           <w:b w:val="0"/>
           <w:i w:val="0"/>
         </w:rPr>
-        <w:t>العميد</w:t>
+        <w:t>ديمعلا</w:t>
       </w:r>
     </w:p>
     <w:p>
@@ -8905,7 +8905,7 @@
           <w:b w:val="0"/>
           <w:i w:val="0"/>
         </w:rPr>
-        <w:t>امين الصندوق</w:t>
+        <w:t>قودنصلا نيما</w:t>
       </w:r>
     </w:p>
     <w:p>
@@ -8931,7 +8931,7 @@
           <w:b w:val="0"/>
           <w:i w:val="0"/>
         </w:rPr>
-        <w:t>يال</w:t>
+        <w:t>لاي</w:t>
       </w:r>
     </w:p>
     <w:p>
@@ -8970,20 +8970,20 @@
           <w:b w:val="0"/>
           <w:i w:val="0"/>
         </w:rPr>
-        <w:t>الحب</w:t>
-      </w:r>
-    </w:p>
-    <w:p>
-      <w:pPr>
-        <w:jc w:val="right"/>
-        <w:bidi/>
-      </w:pPr>
-      <w:r>
-        <w:rPr>
-          <w:b w:val="0"/>
-          <w:i w:val="0"/>
-        </w:rPr>
-        <w:t>المسلم</w:t>
+        <w:t>بحلا</w:t>
+      </w:r>
+    </w:p>
+    <w:p>
+      <w:pPr>
+        <w:jc w:val="right"/>
+        <w:bidi/>
+      </w:pPr>
+      <w:r>
+        <w:rPr>
+          <w:b w:val="0"/>
+          <w:i w:val="0"/>
+        </w:rPr>
+        <w:t>ملسملا</w:t>
       </w:r>
     </w:p>
     <w:p>
@@ -9022,7 +9022,7 @@
           <w:b w:val="0"/>
           <w:i w:val="0"/>
         </w:rPr>
-        <w:t>المجموع</w:t>
+        <w:t>عومجملا</w:t>
       </w:r>
     </w:p>
     <w:p>
@@ -9048,7 +9048,7 @@
           <w:b w:val="0"/>
           <w:i w:val="0"/>
         </w:rPr>
-        <w:t>المحاسبة :</w:t>
+        <w:t>: ةبساحملا</w:t>
       </w:r>
     </w:p>
     <w:p>
@@ -9126,33 +9126,33 @@
           <w:b w:val="0"/>
           <w:i w:val="0"/>
         </w:rPr>
-        <w:t>يوسف الصوري</w:t>
-      </w:r>
-    </w:p>
-    <w:p>
-      <w:pPr>
-        <w:jc w:val="right"/>
-        <w:bidi/>
-      </w:pPr>
-      <w:r>
-        <w:rPr>
-          <w:b w:val="0"/>
-          <w:i w:val="0"/>
-        </w:rPr>
-        <w:t>تعميد</w:t>
-      </w:r>
-    </w:p>
-    <w:p>
-      <w:pPr>
-        <w:jc w:val="right"/>
-        <w:bidi/>
-      </w:pPr>
-      <w:r>
-        <w:rPr>
-          <w:b w:val="0"/>
-          <w:i w:val="0"/>
-        </w:rPr>
-        <w:t>ترجم صرف المبلغ وسيكون مهرة الي حسين التعمير</w:t>
+        <w:t>يروصلا فسوي</w:t>
+      </w:r>
+    </w:p>
+    <w:p>
+      <w:pPr>
+        <w:jc w:val="right"/>
+        <w:bidi/>
+      </w:pPr>
+      <w:r>
+        <w:rPr>
+          <w:b w:val="0"/>
+          <w:i w:val="0"/>
+        </w:rPr>
+        <w:t>ديمعت</w:t>
+      </w:r>
+    </w:p>
+    <w:p>
+      <w:pPr>
+        <w:jc w:val="right"/>
+        <w:bidi/>
+      </w:pPr>
+      <w:r>
+        <w:rPr>
+          <w:b w:val="0"/>
+          <w:i w:val="0"/>
+        </w:rPr>
+        <w:t>ريمعتلا نيسح يلا ةرهم نوكيسو غلبملا فرص مجرت</w:t>
       </w:r>
     </w:p>
     <w:p>
@@ -9178,20 +9178,20 @@
           <w:b w:val="0"/>
           <w:i w:val="0"/>
         </w:rPr>
-        <w:t>المحاسبة :</w:t>
-      </w:r>
-    </w:p>
-    <w:p>
-      <w:pPr>
-        <w:jc w:val="right"/>
-        <w:bidi/>
-      </w:pPr>
-      <w:r>
-        <w:rPr>
-          <w:b w:val="0"/>
-          <w:i w:val="0"/>
-        </w:rPr>
-        <w:t>التار</w:t>
+        <w:t>: ةبساحملا</w:t>
+      </w:r>
+    </w:p>
+    <w:p>
+      <w:pPr>
+        <w:jc w:val="right"/>
+        <w:bidi/>
+      </w:pPr>
+      <w:r>
+        <w:rPr>
+          <w:b w:val="0"/>
+          <w:i w:val="0"/>
+        </w:rPr>
+        <w:t>راتلا</w:t>
       </w:r>
     </w:p>
     <w:p>
@@ -9256,20 +9256,20 @@
           <w:b w:val="0"/>
           <w:i w:val="0"/>
         </w:rPr>
-        <w:t>يوسف الصوري</w:t>
-      </w:r>
-    </w:p>
-    <w:p>
-      <w:pPr>
-        <w:jc w:val="right"/>
-        <w:bidi/>
-      </w:pPr>
-      <w:r>
-        <w:rPr>
-          <w:b w:val="0"/>
-          <w:i w:val="0"/>
-        </w:rPr>
-        <w:t>تعميد</w:t>
+        <w:t>يروصلا فسوي</w:t>
+      </w:r>
+    </w:p>
+    <w:p>
+      <w:pPr>
+        <w:jc w:val="right"/>
+        <w:bidi/>
+      </w:pPr>
+      <w:r>
+        <w:rPr>
+          <w:b w:val="0"/>
+          <w:i w:val="0"/>
+        </w:rPr>
+        <w:t>ديمعت</w:t>
       </w:r>
     </w:p>
     <w:p>
@@ -9386,20 +9386,20 @@
           <w:b w:val="0"/>
           <w:i w:val="0"/>
         </w:rPr>
-        <w:t>بيان القيد:</w:t>
-      </w:r>
-    </w:p>
-    <w:p>
-      <w:pPr>
-        <w:jc w:val="right"/>
-        <w:bidi/>
-      </w:pPr>
-      <w:r>
-        <w:rPr>
-          <w:b w:val="0"/>
-          <w:i w:val="0"/>
-        </w:rPr>
-        <w:t>المدين</w:t>
+        <w:t>:ديقلا نايب</w:t>
+      </w:r>
+    </w:p>
+    <w:p>
+      <w:pPr>
+        <w:jc w:val="right"/>
+        <w:bidi/>
+      </w:pPr>
+      <w:r>
+        <w:rPr>
+          <w:b w:val="0"/>
+          <w:i w:val="0"/>
+        </w:rPr>
+        <w:t>نيدملا</w:t>
       </w:r>
     </w:p>
     <w:p>
@@ -9425,7 +9425,7 @@
           <w:b w:val="0"/>
           <w:i w:val="0"/>
         </w:rPr>
-        <w:t>قيمة الدوبية ومصاريف علاج الشيخ الاحمد زيني تتطلب السيدة كام آيباد كالمرفق</w:t>
+        <w:t>قفرملاك دابيآ ماك ةديسلا بلطتت ينيز دمحالا خيشلا جالع فيراصمو ةيبودلا ةميق</w:t>
       </w:r>
     </w:p>
     <w:p>
@@ -9451,7 +9451,7 @@
           <w:b w:val="0"/>
           <w:i w:val="0"/>
         </w:rPr>
-        <w:t>رقم الصالبة اسم الحساب</w:t>
+        <w:t>باسحلا مسا ةبلاصلا مقر</w:t>
       </w:r>
     </w:p>
     <w:p>
@@ -9490,7 +9490,7 @@
           <w:b w:val="0"/>
           <w:i w:val="0"/>
         </w:rPr>
-        <w:t>الصفحة:</w:t>
+        <w:t>:ةحفصلا</w:t>
       </w:r>
     </w:p>
     <w:p>
@@ -9516,7 +9516,7 @@
           <w:b w:val="0"/>
           <w:i w:val="0"/>
         </w:rPr>
-        <w:t>مجموع القيد</w:t>
+        <w:t>ديقلا عومجم</w:t>
       </w:r>
     </w:p>
     <w:p>
@@ -9542,7 +9542,7 @@
           <w:b w:val="0"/>
           <w:i w:val="0"/>
         </w:rPr>
-        <w:t>۱۱۱۱۰۰۰۱ الصندوق العلم</w:t>
+        <w:t>ملعلا قودنصلا ۱۰۰۰۱۱۱۱</w:t>
       </w:r>
     </w:p>
     <w:p>
@@ -9958,7 +9958,7 @@
           <w:b w:val="0"/>
           <w:i w:val="0"/>
         </w:rPr>
-        <w:t>الأمر</w:t>
+        <w:t>رمألا</w:t>
       </w:r>
     </w:p>
     <w:p>
@@ -9997,20 +9997,20 @@
           <w:b w:val="0"/>
           <w:i w:val="0"/>
         </w:rPr>
-        <w:t>سامبا samba</w:t>
-      </w:r>
-    </w:p>
-    <w:p>
-      <w:pPr>
-        <w:jc w:val="right"/>
-        <w:bidi/>
-      </w:pPr>
-      <w:r>
-        <w:rPr>
-          <w:b w:val="0"/>
-          <w:i w:val="0"/>
-        </w:rPr>
-        <w:t>مجموعة سامية المالية Samba Financial Group</w:t>
+        <w:t>samba ابماس</w:t>
+      </w:r>
+    </w:p>
+    <w:p>
+      <w:pPr>
+        <w:jc w:val="right"/>
+        <w:bidi/>
+      </w:pPr>
+      <w:r>
+        <w:rPr>
+          <w:b w:val="0"/>
+          <w:i w:val="0"/>
+        </w:rPr>
+        <w:t>Group Financial Samba ةيلاملا ةيماس ةعومجم</w:t>
       </w:r>
     </w:p>
     <w:p>
@@ -10114,7 +10114,7 @@
           <w:b w:val="0"/>
           <w:i w:val="0"/>
         </w:rPr>
-        <w:t>اسمو الأمير / أحمد بن عبد العزيز آل سعود \*\*\*</w:t>
+        <w:t>*\*\*\ دوعس لآ زيزعلا دبع نب دمحأ / ريمألا ومسا</w:t>
       </w:r>
     </w:p>
     <w:p>
@@ -10231,7 +10231,7 @@
           <w:b w:val="0"/>
           <w:i w:val="0"/>
         </w:rPr>
-        <w:t>مجموعة سامبا المالية</w:t>
+        <w:t>ةيلاملا ابماس ةعومجم</w:t>
       </w:r>
     </w:p>
     <w:p>
@@ -10257,7 +10257,7 @@
           <w:b w:val="0"/>
           <w:i w:val="0"/>
         </w:rPr>
-        <w:t>التوقيع</w:t>
+        <w:t>عيقوتلا</w:t>
       </w:r>
     </w:p>
     <w:p>
@@ -10296,7 +10296,7 @@
           <w:b w:val="0"/>
           <w:i w:val="0"/>
         </w:rPr>
-        <w:t>فرع طريق الملك عبد العزيز - جدة يصرف لدى جميع فروعنا بالمملكة</w:t>
+        <w:t>ةكلمملاب انعورف عيمج ىدل فرصي ةدج - زيزعلا دبع كلملا قيرط عرف</w:t>
       </w:r>
     </w:p>
     <w:p>
@@ -10348,20 +10348,20 @@
           <w:b w:val="0"/>
           <w:i w:val="0"/>
         </w:rPr>
-        <w:t>المستلم / الوليلا</w:t>
-      </w:r>
-    </w:p>
-    <w:p>
-      <w:pPr>
-        <w:jc w:val="right"/>
-        <w:bidi/>
-      </w:pPr>
-      <w:r>
-        <w:rPr>
-          <w:b w:val="0"/>
-          <w:i w:val="0"/>
-        </w:rPr>
-        <w:t>الضيافة فقط</w:t>
+        <w:t>اليلولا / ملتسملا</w:t>
+      </w:r>
+    </w:p>
+    <w:p>
+      <w:pPr>
+        <w:jc w:val="right"/>
+        <w:bidi/>
+      </w:pPr>
+      <w:r>
+        <w:rPr>
+          <w:b w:val="0"/>
+          <w:i w:val="0"/>
+        </w:rPr>
+        <w:t>طقف ةفايضلا</w:t>
       </w:r>
     </w:p>
     <w:p>
@@ -10387,7 +10387,7 @@
           <w:b w:val="0"/>
           <w:i w:val="0"/>
         </w:rPr>
-        <w:t>الله التغير</w:t>
+        <w:t>ريغتلا هللا</w:t>
       </w:r>
     </w:p>
     <w:p>
@@ -10439,20 +10439,20 @@
           <w:b w:val="0"/>
           <w:i w:val="0"/>
         </w:rPr>
-        <w:t>سامبا samba</w:t>
-      </w:r>
-    </w:p>
-    <w:p>
-      <w:pPr>
-        <w:jc w:val="right"/>
-        <w:bidi/>
-      </w:pPr>
-      <w:r>
-        <w:rPr>
-          <w:b w:val="0"/>
-          <w:i w:val="0"/>
-        </w:rPr>
-        <w:t>مجموعة سامبا المالية Samba Financial Group</w:t>
+        <w:t>samba ابماس</w:t>
+      </w:r>
+    </w:p>
+    <w:p>
+      <w:pPr>
+        <w:jc w:val="right"/>
+        <w:bidi/>
+      </w:pPr>
+      <w:r>
+        <w:rPr>
+          <w:b w:val="0"/>
+          <w:i w:val="0"/>
+        </w:rPr>
+        <w:t>Group Financial Samba ةيلاملا ابماس ةعومجم</w:t>
       </w:r>
     </w:p>
     <w:p>
@@ -10556,7 +10556,7 @@
           <w:b w:val="0"/>
           <w:i w:val="0"/>
         </w:rPr>
-        <w:t>فرع الأساسي شارع الأن اليمن</w:t>
+        <w:t>نميلا نألا عراش يساسألا عرف</w:t>
       </w:r>
     </w:p>
     <w:p>
@@ -10621,7 +10621,7 @@
           <w:b w:val="0"/>
           <w:i w:val="0"/>
         </w:rPr>
-        <w:t>عسمو الأمير / أحمد بن عبد العز</w:t>
+        <w:t>زعلا دبع نب دمحأ / ريمألا ومسع</w:t>
       </w:r>
     </w:p>
     <w:p>
@@ -10660,33 +10660,33 @@
           <w:b w:val="0"/>
           <w:i w:val="0"/>
         </w:rPr>
-        <w:t>تسعون الف فقط \*\*\* ریال ۱۳</w:t>
-      </w:r>
-    </w:p>
-    <w:p>
-      <w:pPr>
-        <w:jc w:val="right"/>
-        <w:bidi/>
-      </w:pPr>
-      <w:r>
-        <w:rPr>
-          <w:b w:val="0"/>
-          <w:i w:val="0"/>
-        </w:rPr>
-        <w:t>مة سامبا المالية</w:t>
-      </w:r>
-    </w:p>
-    <w:p>
-      <w:pPr>
-        <w:jc w:val="right"/>
-        <w:bidi/>
-      </w:pPr>
-      <w:r>
-        <w:rPr>
-          <w:b w:val="0"/>
-          <w:i w:val="0"/>
-        </w:rPr>
-        <w:t>طريق الملك عبد</w:t>
+        <w:t>۳۱ لایر *\*\*\ طقف فلا نوعست</w:t>
+      </w:r>
+    </w:p>
+    <w:p>
+      <w:pPr>
+        <w:jc w:val="right"/>
+        <w:bidi/>
+      </w:pPr>
+      <w:r>
+        <w:rPr>
+          <w:b w:val="0"/>
+          <w:i w:val="0"/>
+        </w:rPr>
+        <w:t>ةيلاملا ابماس ةم</w:t>
+      </w:r>
+    </w:p>
+    <w:p>
+      <w:pPr>
+        <w:jc w:val="right"/>
+        <w:bidi/>
+      </w:pPr>
+      <w:r>
+        <w:rPr>
+          <w:b w:val="0"/>
+          <w:i w:val="0"/>
+        </w:rPr>
+        <w:t>دبع كلملا قيرط</w:t>
       </w:r>
     </w:p>
     <w:p>
@@ -10764,7 +10764,7 @@
           <w:b w:val="0"/>
           <w:i w:val="0"/>
         </w:rPr>
-        <w:t>التفاصيل</w:t>
+        <w:t>ليصافتلا</w:t>
       </w:r>
     </w:p>
     <w:p>
@@ -10790,20 +10790,20 @@
           <w:b w:val="0"/>
           <w:i w:val="0"/>
         </w:rPr>
-        <w:t>سامبا samba</w:t>
-      </w:r>
-    </w:p>
-    <w:p>
-      <w:pPr>
-        <w:jc w:val="right"/>
-        <w:bidi/>
-      </w:pPr>
-      <w:r>
-        <w:rPr>
-          <w:b w:val="0"/>
-          <w:i w:val="0"/>
-        </w:rPr>
-        <w:t>سم الصرف</w:t>
+        <w:t>samba ابماس</w:t>
+      </w:r>
+    </w:p>
+    <w:p>
+      <w:pPr>
+        <w:jc w:val="right"/>
+        <w:bidi/>
+      </w:pPr>
+      <w:r>
+        <w:rPr>
+          <w:b w:val="0"/>
+          <w:i w:val="0"/>
+        </w:rPr>
+        <w:t>فرصلا مس</w:t>
       </w:r>
     </w:p>
     <w:p>
@@ -10829,7 +10829,7 @@
           <w:b w:val="0"/>
           <w:i w:val="0"/>
         </w:rPr>
-        <w:t>نسجة العميل.</w:t>
+        <w:t>.ليمعلا ةجسن</w:t>
       </w:r>
     </w:p>
     <w:p>
@@ -10881,7 +10881,7 @@
           <w:b w:val="0"/>
           <w:i w:val="0"/>
         </w:rPr>
-        <w:t>رسوم إصدار ( عمولة)</w:t>
+        <w:t>(ةلومع ) رادصإ موسر</w:t>
       </w:r>
     </w:p>
     <w:p>
@@ -10907,7 +10907,7 @@
           <w:b w:val="0"/>
           <w:i w:val="0"/>
         </w:rPr>
-        <w:t>إجمالي سعر العظيم</w:t>
+        <w:t>ميظعلا رعس يلامجإ</w:t>
       </w:r>
     </w:p>
     <w:p>
@@ -10946,7 +10946,7 @@
           <w:b w:val="0"/>
           <w:i w:val="0"/>
         </w:rPr>
-        <w:t>الخصم بالعملة الأجنبية</w:t>
+        <w:t>ةيبنجألا ةلمعلاب مصخلا</w:t>
       </w:r>
     </w:p>
     <w:p>
@@ -10985,7 +10985,7 @@
           <w:b w:val="0"/>
           <w:i w:val="0"/>
         </w:rPr>
-        <w:t>ام الدفع الموضع أعلام</w:t>
+        <w:t>مالعأ عضوملا عفدلا ما</w:t>
       </w:r>
     </w:p>
     <w:p>
@@ -11024,7 +11024,7 @@
           <w:b w:val="0"/>
           <w:i w:val="0"/>
         </w:rPr>
-        <w:t>السيد أسامة أحمد عباس زيني</w:t>
+        <w:t>ينيز سابع دمحأ ةماسأ ديسلا</w:t>
       </w:r>
     </w:p>
     <w:p>
@@ -11076,7 +11076,7 @@
           <w:b w:val="0"/>
           <w:i w:val="0"/>
         </w:rPr>
-        <w:t>المستلم / محمر بعبد الله النغير</w:t>
+        <w:t>ريغنلا هللا دبعب رمحم / ملتسملا</w:t>
       </w:r>
     </w:p>
     <w:p>
@@ -11115,7 +11115,7 @@
           <w:b w:val="0"/>
           <w:i w:val="0"/>
         </w:rPr>
-        <w:t>المفوض بالتوقيع</w:t>
+        <w:t>عيقوتلاب ضوفملا</w:t>
       </w:r>
     </w:p>
     <w:p>
@@ -11141,20 +11141,20 @@
           <w:b w:val="0"/>
           <w:i w:val="0"/>
         </w:rPr>
-        <w:t>سامبا samba</w:t>
-      </w:r>
-    </w:p>
-    <w:p>
-      <w:pPr>
-        <w:jc w:val="right"/>
-        <w:bidi/>
-      </w:pPr>
-      <w:r>
-        <w:rPr>
-          <w:b w:val="0"/>
-          <w:i w:val="0"/>
-        </w:rPr>
-        <w:t>مجموعة سامبا المالية Samha Financial Group</w:t>
+        <w:t>samba ابماس</w:t>
+      </w:r>
+    </w:p>
+    <w:p>
+      <w:pPr>
+        <w:jc w:val="right"/>
+        <w:bidi/>
+      </w:pPr>
+      <w:r>
+        <w:rPr>
+          <w:b w:val="0"/>
+          <w:i w:val="0"/>
+        </w:rPr>
+        <w:t>Group Financial Samha ةيلاملا ابماس ةعومجم</w:t>
       </w:r>
     </w:p>
     <w:p>
@@ -11206,7 +11206,7 @@
           <w:b w:val="0"/>
           <w:i w:val="0"/>
         </w:rPr>
-        <w:t>تعرف اللمستفيد الأول فقط Marinat this cheese</w:t>
+        <w:t>cheese this Marinat طقف لوألا ديفتسمللا فرعت</w:t>
       </w:r>
     </w:p>
     <w:p>
@@ -11284,20 +11284,20 @@
           <w:b w:val="0"/>
           <w:i w:val="0"/>
         </w:rPr>
-        <w:t>الأمر</w:t>
-      </w:r>
-    </w:p>
-    <w:p>
-      <w:pPr>
-        <w:jc w:val="right"/>
-        <w:bidi/>
-      </w:pPr>
-      <w:r>
-        <w:rPr>
-          <w:b w:val="0"/>
-          <w:i w:val="0"/>
-        </w:rPr>
-        <w:t>السمو الأمير أحمد بن عبد العزيز آل سعود و</w:t>
+        <w:t>رمألا</w:t>
+      </w:r>
+    </w:p>
+    <w:p>
+      <w:pPr>
+        <w:jc w:val="right"/>
+        <w:bidi/>
+      </w:pPr>
+      <w:r>
+        <w:rPr>
+          <w:b w:val="0"/>
+          <w:i w:val="0"/>
+        </w:rPr>
+        <w:t>و دوعس لآ زيزعلا دبع نب دمحأ ريمألا ومسلا</w:t>
       </w:r>
     </w:p>
     <w:p>
@@ -11362,20 +11362,20 @@
           <w:b w:val="0"/>
           <w:i w:val="0"/>
         </w:rPr>
-        <w:t>نسبة سمو الامير من التوزيعات اه الجديدة بشركة بانواعها</w:t>
-      </w:r>
-    </w:p>
-    <w:p>
-      <w:pPr>
-        <w:jc w:val="right"/>
-        <w:bidi/>
-      </w:pPr>
-      <w:r>
-        <w:rPr>
-          <w:b w:val="0"/>
-          <w:i w:val="0"/>
-        </w:rPr>
-        <w:t>و اربعون الف ارسال کی کا</w:t>
+        <w:t>اهعاوناب ةكرشب ةديدجلا ها تاعيزوتلا نم ريمالا ومس ةبسن</w:t>
+      </w:r>
+    </w:p>
+    <w:p>
+      <w:pPr>
+        <w:jc w:val="right"/>
+        <w:bidi/>
+      </w:pPr>
+      <w:r>
+        <w:rPr>
+          <w:b w:val="0"/>
+          <w:i w:val="0"/>
+        </w:rPr>
+        <w:t>اک یک لاسرا فلا نوعبرا و</w:t>
       </w:r>
     </w:p>
     <w:p>
@@ -11414,7 +11414,7 @@
           <w:b w:val="0"/>
           <w:i w:val="0"/>
         </w:rPr>
-        <w:t>التوقيع</w:t>
+        <w:t>عيقوتلا</w:t>
       </w:r>
     </w:p>
     <w:p>
@@ -11440,20 +11440,20 @@
           <w:b w:val="0"/>
           <w:i w:val="0"/>
         </w:rPr>
-        <w:t>موعد ساعة الحالة فرع بطريق الملك عبد العزير</w:t>
-      </w:r>
-    </w:p>
-    <w:p>
-      <w:pPr>
-        <w:jc w:val="right"/>
-        <w:bidi/>
-      </w:pPr>
-      <w:r>
-        <w:rPr>
-          <w:b w:val="0"/>
-          <w:i w:val="0"/>
-        </w:rPr>
-        <w:t>جميع فروسة بالمملكة</w:t>
+        <w:t>ريزعلا دبع كلملا قيرطب عرف ةلاحلا ةعاس دعوم</w:t>
+      </w:r>
+    </w:p>
+    <w:p>
+      <w:pPr>
+        <w:jc w:val="right"/>
+        <w:bidi/>
+      </w:pPr>
+      <w:r>
+        <w:rPr>
+          <w:b w:val="0"/>
+          <w:i w:val="0"/>
+        </w:rPr>
+        <w:t>ةكلمملاب ةسورف عيمج</w:t>
       </w:r>
     </w:p>
     <w:p>
@@ -11479,20 +11479,20 @@
           <w:b w:val="0"/>
           <w:i w:val="0"/>
         </w:rPr>
-        <w:t>الشهر في الفن</w:t>
-      </w:r>
-    </w:p>
-    <w:p>
-      <w:pPr>
-        <w:jc w:val="right"/>
-        <w:bidi/>
-      </w:pPr>
-      <w:r>
-        <w:rPr>
-          <w:b w:val="0"/>
-          <w:i w:val="0"/>
-        </w:rPr>
-        <w:t>الوكيل الشرعي</w:t>
+        <w:t>نفلا يف رهشلا</w:t>
+      </w:r>
+    </w:p>
+    <w:p>
+      <w:pPr>
+        <w:jc w:val="right"/>
+        <w:bidi/>
+      </w:pPr>
+      <w:r>
+        <w:rPr>
+          <w:b w:val="0"/>
+          <w:i w:val="0"/>
+        </w:rPr>
+        <w:t>يعرشلا ليكولا</w:t>
       </w:r>
     </w:p>
     <w:p>
@@ -11713,20 +11713,20 @@
           <w:b w:val="0"/>
           <w:i w:val="0"/>
         </w:rPr>
-        <w:t>سامبا samba</w:t>
-      </w:r>
-    </w:p>
-    <w:p>
-      <w:pPr>
-        <w:jc w:val="right"/>
-        <w:bidi/>
-      </w:pPr>
-      <w:r>
-        <w:rPr>
-          <w:b w:val="0"/>
-          <w:i w:val="0"/>
-        </w:rPr>
-        <w:t>مجموعة سامبا المالية Samba Financial Group</w:t>
+        <w:t>samba ابماس</w:t>
+      </w:r>
+    </w:p>
+    <w:p>
+      <w:pPr>
+        <w:jc w:val="right"/>
+        <w:bidi/>
+      </w:pPr>
+      <w:r>
+        <w:rPr>
+          <w:b w:val="0"/>
+          <w:i w:val="0"/>
+        </w:rPr>
+        <w:t>Group Financial Samba ةيلاملا ابماس ةعومجم</w:t>
       </w:r>
     </w:p>
     <w:p>
@@ -11778,20 +11778,20 @@
           <w:b w:val="0"/>
           <w:i w:val="0"/>
         </w:rPr>
-        <w:t>السمو الأمير / أحمد بن عبد العزيز آل سعود \*\*</w:t>
-      </w:r>
-    </w:p>
-    <w:p>
-      <w:pPr>
-        <w:jc w:val="right"/>
-        <w:bidi/>
-      </w:pPr>
-      <w:r>
-        <w:rPr>
-          <w:b w:val="0"/>
-          <w:i w:val="0"/>
-        </w:rPr>
-        <w:t>ریال</w:t>
+        <w:t>*\*\ دوعس لآ زيزعلا دبع نب دمحأ / ريمألا ومسلا</w:t>
+      </w:r>
+    </w:p>
+    <w:p>
+      <w:pPr>
+        <w:jc w:val="right"/>
+        <w:bidi/>
+      </w:pPr>
+      <w:r>
+        <w:rPr>
+          <w:b w:val="0"/>
+          <w:i w:val="0"/>
+        </w:rPr>
+        <w:t>لایر</w:t>
       </w:r>
     </w:p>
     <w:p>
@@ -11817,20 +11817,20 @@
           <w:b w:val="0"/>
           <w:i w:val="0"/>
         </w:rPr>
-        <w:t>مجوعة مايا الحالية</w:t>
-      </w:r>
-    </w:p>
-    <w:p>
-      <w:pPr>
-        <w:jc w:val="right"/>
-        <w:bidi/>
-      </w:pPr>
-      <w:r>
-        <w:rPr>
-          <w:b w:val="0"/>
-          <w:i w:val="0"/>
-        </w:rPr>
-        <w:t>التوقيع</w:t>
+        <w:t>ةيلاحلا ايام ةعوجم</w:t>
+      </w:r>
+    </w:p>
+    <w:p>
+      <w:pPr>
+        <w:jc w:val="right"/>
+        <w:bidi/>
+      </w:pPr>
+      <w:r>
+        <w:rPr>
+          <w:b w:val="0"/>
+          <w:i w:val="0"/>
+        </w:rPr>
+        <w:t>عيقوتلا</w:t>
       </w:r>
     </w:p>
     <w:p>
@@ -11856,20 +11856,20 @@
           <w:b w:val="0"/>
           <w:i w:val="0"/>
         </w:rPr>
-        <w:t>110 محسن دهيس القحطانی (۱۳۶۲) \*\*</w:t>
-      </w:r>
-    </w:p>
-    <w:p>
-      <w:pPr>
-        <w:jc w:val="right"/>
-        <w:bidi/>
-      </w:pPr>
-      <w:r>
-        <w:rPr>
-          <w:b w:val="0"/>
-          <w:i w:val="0"/>
-        </w:rPr>
-        <w:t>فرع طريق الملك عبد العزيز - عدة لدى جميع فروعنا بالم</w:t>
+        <w:t>*\*\ (۲۶۳۱) یناطحقلا سيهد نسحم 110</w:t>
+      </w:r>
+    </w:p>
+    <w:p>
+      <w:pPr>
+        <w:jc w:val="right"/>
+        <w:bidi/>
+      </w:pPr>
+      <w:r>
+        <w:rPr>
+          <w:b w:val="0"/>
+          <w:i w:val="0"/>
+        </w:rPr>
+        <w:t>ملاب انعورف عيمج ىدل ةدع - زيزعلا دبع كلملا قيرط عرف</w:t>
       </w:r>
     </w:p>
     <w:p>
@@ -11921,20 +11921,20 @@
           <w:b w:val="0"/>
           <w:i w:val="0"/>
         </w:rPr>
-        <w:t>سامبا ® samba</w:t>
-      </w:r>
-    </w:p>
-    <w:p>
-      <w:pPr>
-        <w:jc w:val="right"/>
-        <w:bidi/>
-      </w:pPr>
-      <w:r>
-        <w:rPr>
-          <w:b w:val="0"/>
-          <w:i w:val="0"/>
-        </w:rPr>
-        <w:t>التفاصيل</w:t>
+        <w:t>samba ® ابماس</w:t>
+      </w:r>
+    </w:p>
+    <w:p>
+      <w:pPr>
+        <w:jc w:val="right"/>
+        <w:bidi/>
+      </w:pPr>
+      <w:r>
+        <w:rPr>
+          <w:b w:val="0"/>
+          <w:i w:val="0"/>
+        </w:rPr>
+        <w:t>ليصافتلا</w:t>
       </w:r>
     </w:p>
     <w:p>
@@ -11973,7 +11973,7 @@
           <w:b w:val="0"/>
           <w:i w:val="0"/>
         </w:rPr>
-        <w:t>خرجي تعليماتكم قمنا بتنفية ام الدفع الموضع العلام</w:t>
+        <w:t>مالعلا عضوملا عفدلا ما ةيفنتب انمق مكتاميلعت يجرخ</w:t>
       </w:r>
     </w:p>
     <w:p>
@@ -12064,7 +12064,7 @@
           <w:b w:val="0"/>
           <w:i w:val="0"/>
         </w:rPr>
-        <w:t>اشعار خصم / نسخة العميل</w:t>
+        <w:t>ليمعلا ةخسن / مصخ راعشا</w:t>
       </w:r>
     </w:p>
     <w:p>
@@ -12116,7 +12116,7 @@
           <w:b w:val="0"/>
           <w:i w:val="0"/>
         </w:rPr>
-        <w:t>رسوم إصدار (عمولة)</w:t>
+        <w:t>(ةلومع) رادصإ موسر</w:t>
       </w:r>
     </w:p>
     <w:p>
@@ -12142,7 +12142,7 @@
           <w:b w:val="0"/>
           <w:i w:val="0"/>
         </w:rPr>
-        <w:t>إجمالي منع الخصم</w:t>
+        <w:t>مصخلا عنم يلامجإ</w:t>
       </w:r>
     </w:p>
     <w:p>
@@ -12181,7 +12181,7 @@
           <w:b w:val="0"/>
           <w:i w:val="0"/>
         </w:rPr>
-        <w:t>الخصيم بالعملة الأجنبية</w:t>
+        <w:t>ةيبنجألا ةلمعلاب ميصخلا</w:t>
       </w:r>
     </w:p>
     <w:p>
@@ -12220,20 +12220,20 @@
           <w:b w:val="0"/>
           <w:i w:val="0"/>
         </w:rPr>
-        <w:t>أضحت أصل الشيك</w:t>
-      </w:r>
-    </w:p>
-    <w:p>
-      <w:pPr>
-        <w:jc w:val="right"/>
-        <w:bidi/>
-      </w:pPr>
-      <w:r>
-        <w:rPr>
-          <w:b w:val="0"/>
-          <w:i w:val="0"/>
-        </w:rPr>
-        <w:t>المفوض بالتوقيع</w:t>
+        <w:t>كيشلا لصأ تحضأ</w:t>
+      </w:r>
+    </w:p>
+    <w:p>
+      <w:pPr>
+        <w:jc w:val="right"/>
+        <w:bidi/>
+      </w:pPr>
+      <w:r>
+        <w:rPr>
+          <w:b w:val="0"/>
+          <w:i w:val="0"/>
+        </w:rPr>
+        <w:t>عيقوتلاب ضوفملا</w:t>
       </w:r>
     </w:p>
     <w:p>
@@ -12324,59 +12324,59 @@
           <w:b w:val="0"/>
           <w:i w:val="0"/>
         </w:rPr>
-        <w:t>بيان القيد</w:t>
-      </w:r>
-    </w:p>
-    <w:p>
-      <w:pPr>
-        <w:jc w:val="right"/>
-        <w:bidi/>
-      </w:pPr>
-      <w:r>
-        <w:rPr>
-          <w:b w:val="0"/>
-          <w:i w:val="0"/>
-        </w:rPr>
-        <w:t>المدين</w:t>
-      </w:r>
-    </w:p>
-    <w:p>
-      <w:pPr>
-        <w:jc w:val="right"/>
-        <w:bidi/>
-      </w:pPr>
-      <w:r>
-        <w:rPr>
-          <w:b w:val="0"/>
-          <w:i w:val="0"/>
-        </w:rPr>
-        <w:t>الدائن</w:t>
-      </w:r>
-    </w:p>
-    <w:p>
-      <w:pPr>
-        <w:jc w:val="right"/>
-        <w:bidi/>
-      </w:pPr>
-      <w:r>
-        <w:rPr>
-          <w:b w:val="0"/>
-          <w:i w:val="0"/>
-        </w:rPr>
-        <w:t>مجموع القيدة</w:t>
-      </w:r>
-    </w:p>
-    <w:p>
-      <w:pPr>
-        <w:jc w:val="right"/>
-        <w:bidi/>
-      </w:pPr>
-      <w:r>
-        <w:rPr>
-          <w:b w:val="0"/>
-          <w:i w:val="0"/>
-        </w:rPr>
-        <w:t>الممسوحة ضوئيا بـ CamScanner</w:t>
+        <w:t>ديقلا نايب</w:t>
+      </w:r>
+    </w:p>
+    <w:p>
+      <w:pPr>
+        <w:jc w:val="right"/>
+        <w:bidi/>
+      </w:pPr>
+      <w:r>
+        <w:rPr>
+          <w:b w:val="0"/>
+          <w:i w:val="0"/>
+        </w:rPr>
+        <w:t>نيدملا</w:t>
+      </w:r>
+    </w:p>
+    <w:p>
+      <w:pPr>
+        <w:jc w:val="right"/>
+        <w:bidi/>
+      </w:pPr>
+      <w:r>
+        <w:rPr>
+          <w:b w:val="0"/>
+          <w:i w:val="0"/>
+        </w:rPr>
+        <w:t>نئادلا</w:t>
+      </w:r>
+    </w:p>
+    <w:p>
+      <w:pPr>
+        <w:jc w:val="right"/>
+        <w:bidi/>
+      </w:pPr>
+      <w:r>
+        <w:rPr>
+          <w:b w:val="0"/>
+          <w:i w:val="0"/>
+        </w:rPr>
+        <w:t>ةديقلا عومجم</w:t>
+      </w:r>
+    </w:p>
+    <w:p>
+      <w:pPr>
+        <w:jc w:val="right"/>
+        <w:bidi/>
+      </w:pPr>
+      <w:r>
+        <w:rPr>
+          <w:b w:val="0"/>
+          <w:i w:val="0"/>
+        </w:rPr>
+        <w:t>CamScanner ـب ايئوض ةحوسمملا</w:t>
       </w:r>
     </w:p>
     <w:p>
@@ -12467,7 +12467,7 @@
           <w:b w:val="0"/>
           <w:i w:val="0"/>
         </w:rPr>
-        <w:t>رقم الحساب اسم الحساب</w:t>
+        <w:t>باسحلا مسا باسحلا مقر</w:t>
       </w:r>
     </w:p>
     <w:p>
@@ -12506,7 +12506,7 @@
           <w:b w:val="0"/>
           <w:i w:val="0"/>
         </w:rPr>
-        <w:t>الصالحة</w:t>
+        <w:t>ةحلاصلا</w:t>
       </w:r>
     </w:p>
     <w:p>
@@ -12558,7 +12558,7 @@
           <w:b w:val="0"/>
           <w:i w:val="0"/>
         </w:rPr>
-        <w:t>الصندوق العام</w:t>
+        <w:t>ماعلا قودنصلا</w:t>
       </w:r>
     </w:p>
     <w:p>
@@ -12584,7 +12584,7 @@
           <w:b w:val="0"/>
           <w:i w:val="0"/>
         </w:rPr>
-        <w:t>المدين المائل</w:t>
+        <w:t>لئاملا نيدملا</w:t>
       </w:r>
     </w:p>
     <w:p>
@@ -12610,7 +12610,7 @@
           <w:b w:val="0"/>
           <w:i w:val="0"/>
         </w:rPr>
-        <w:t>المدير العام</w:t>
+        <w:t>ماعلا ريدملا</w:t>
       </w:r>
     </w:p>
     <w:p>
@@ -12740,7 +12740,7 @@
           <w:b w:val="0"/>
           <w:i w:val="0"/>
         </w:rPr>
-        <w:t>التاريخ الموافق</w:t>
+        <w:t>قفاوملا خيراتلا</w:t>
       </w:r>
     </w:p>
     <w:p>
@@ -12805,20 +12805,20 @@
           <w:b w:val="0"/>
           <w:i w:val="0"/>
         </w:rPr>
-        <w:t>اسم الحب</w:t>
-      </w:r>
-    </w:p>
-    <w:p>
-      <w:pPr>
-        <w:jc w:val="right"/>
-        <w:bidi/>
-      </w:pPr>
-      <w:r>
-        <w:rPr>
-          <w:b w:val="0"/>
-          <w:i w:val="0"/>
-        </w:rPr>
-        <w:t>الحالي</w:t>
+        <w:t>بحلا مسا</w:t>
+      </w:r>
+    </w:p>
+    <w:p>
+      <w:pPr>
+        <w:jc w:val="right"/>
+        <w:bidi/>
+      </w:pPr>
+      <w:r>
+        <w:rPr>
+          <w:b w:val="0"/>
+          <w:i w:val="0"/>
+        </w:rPr>
+        <w:t>يلاحلا</w:t>
       </w:r>
     </w:p>
     <w:p>
@@ -12870,7 +12870,7 @@
           <w:b w:val="0"/>
           <w:i w:val="0"/>
         </w:rPr>
-        <w:t>أمين الصندوق</w:t>
+        <w:t>قودنصلا نيمأ</w:t>
       </w:r>
     </w:p>
     <w:p>
@@ -12896,46 +12896,46 @@
           <w:b w:val="0"/>
           <w:i w:val="0"/>
         </w:rPr>
-        <w:t>المحاسب</w:t>
-      </w:r>
-    </w:p>
-    <w:p>
-      <w:pPr>
-        <w:jc w:val="right"/>
-        <w:bidi/>
-      </w:pPr>
-      <w:r>
-        <w:rPr>
-          <w:b w:val="0"/>
-          <w:i w:val="0"/>
-        </w:rPr>
-        <w:t>الممسوحة ضوئيا بـ CamScanner</w:t>
-      </w:r>
-    </w:p>
-    <w:p>
-      <w:pPr>
-        <w:jc w:val="right"/>
-        <w:bidi/>
-      </w:pPr>
-      <w:r>
-        <w:rPr>
-          <w:b w:val="0"/>
-          <w:i w:val="0"/>
-        </w:rPr>
-        <w:t>المجموع</w:t>
-      </w:r>
-    </w:p>
-    <w:p>
-      <w:pPr>
-        <w:jc w:val="right"/>
-        <w:bidi/>
-      </w:pPr>
-      <w:r>
-        <w:rPr>
-          <w:b w:val="0"/>
-          <w:i w:val="0"/>
-        </w:rPr>
-        <w:t>المدير العام</w:t>
+        <w:t>بساحملا</w:t>
+      </w:r>
+    </w:p>
+    <w:p>
+      <w:pPr>
+        <w:jc w:val="right"/>
+        <w:bidi/>
+      </w:pPr>
+      <w:r>
+        <w:rPr>
+          <w:b w:val="0"/>
+          <w:i w:val="0"/>
+        </w:rPr>
+        <w:t>CamScanner ـب ايئوض ةحوسمملا</w:t>
+      </w:r>
+    </w:p>
+    <w:p>
+      <w:pPr>
+        <w:jc w:val="right"/>
+        <w:bidi/>
+      </w:pPr>
+      <w:r>
+        <w:rPr>
+          <w:b w:val="0"/>
+          <w:i w:val="0"/>
+        </w:rPr>
+        <w:t>عومجملا</w:t>
+      </w:r>
+    </w:p>
+    <w:p>
+      <w:pPr>
+        <w:jc w:val="right"/>
+        <w:bidi/>
+      </w:pPr>
+      <w:r>
+        <w:rPr>
+          <w:b w:val="0"/>
+          <w:i w:val="0"/>
+        </w:rPr>
+        <w:t>ماعلا ريدملا</w:t>
       </w:r>
     </w:p>
     <w:p>
@@ -13039,33 +13039,33 @@
           <w:b w:val="0"/>
           <w:i w:val="0"/>
         </w:rPr>
-        <w:t>بيان القيد</w:t>
-      </w:r>
-    </w:p>
-    <w:p>
-      <w:pPr>
-        <w:jc w:val="right"/>
-        <w:bidi/>
-      </w:pPr>
-      <w:r>
-        <w:rPr>
-          <w:b w:val="0"/>
-          <w:i w:val="0"/>
-        </w:rPr>
-        <w:t>المدين</w:t>
-      </w:r>
-    </w:p>
-    <w:p>
-      <w:pPr>
-        <w:jc w:val="right"/>
-        <w:bidi/>
-      </w:pPr>
-      <w:r>
-        <w:rPr>
-          <w:b w:val="0"/>
-          <w:i w:val="0"/>
-        </w:rPr>
-        <w:t>الدائن</w:t>
+        <w:t>ديقلا نايب</w:t>
+      </w:r>
+    </w:p>
+    <w:p>
+      <w:pPr>
+        <w:jc w:val="right"/>
+        <w:bidi/>
+      </w:pPr>
+      <w:r>
+        <w:rPr>
+          <w:b w:val="0"/>
+          <w:i w:val="0"/>
+        </w:rPr>
+        <w:t>نيدملا</w:t>
+      </w:r>
+    </w:p>
+    <w:p>
+      <w:pPr>
+        <w:jc w:val="right"/>
+        <w:bidi/>
+      </w:pPr>
+      <w:r>
+        <w:rPr>
+          <w:b w:val="0"/>
+          <w:i w:val="0"/>
+        </w:rPr>
+        <w:t>نئادلا</w:t>
       </w:r>
     </w:p>
     <w:p>
@@ -13091,33 +13091,33 @@
           <w:b w:val="0"/>
           <w:i w:val="0"/>
         </w:rPr>
-        <w:t>مجموع القيد</w:t>
-      </w:r>
-    </w:p>
-    <w:p>
-      <w:pPr>
-        <w:jc w:val="right"/>
-        <w:bidi/>
-      </w:pPr>
-      <w:r>
-        <w:rPr>
-          <w:b w:val="0"/>
-          <w:i w:val="0"/>
-        </w:rPr>
-        <w:t>المحاسب</w:t>
-      </w:r>
-    </w:p>
-    <w:p>
-      <w:pPr>
-        <w:jc w:val="right"/>
-        <w:bidi/>
-      </w:pPr>
-      <w:r>
-        <w:rPr>
-          <w:b w:val="0"/>
-          <w:i w:val="0"/>
-        </w:rPr>
-        <w:t>الممسوحة ضوئيا بـ CamScanner</w:t>
+        <w:t>ديقلا عومجم</w:t>
+      </w:r>
+    </w:p>
+    <w:p>
+      <w:pPr>
+        <w:jc w:val="right"/>
+        <w:bidi/>
+      </w:pPr>
+      <w:r>
+        <w:rPr>
+          <w:b w:val="0"/>
+          <w:i w:val="0"/>
+        </w:rPr>
+        <w:t>بساحملا</w:t>
+      </w:r>
+    </w:p>
+    <w:p>
+      <w:pPr>
+        <w:jc w:val="right"/>
+        <w:bidi/>
+      </w:pPr>
+      <w:r>
+        <w:rPr>
+          <w:b w:val="0"/>
+          <w:i w:val="0"/>
+        </w:rPr>
+        <w:t>CamScanner ـب ايئوض ةحوسمملا</w:t>
       </w:r>
     </w:p>
     <w:p>
@@ -13221,7 +13221,7 @@
           <w:b w:val="0"/>
           <w:i w:val="0"/>
         </w:rPr>
-        <w:t>الصفحة</w:t>
+        <w:t>ةحفصلا</w:t>
       </w:r>
     </w:p>
     <w:p>
@@ -13247,7 +13247,7 @@
           <w:b w:val="0"/>
           <w:i w:val="0"/>
         </w:rPr>
-        <w:t>رقم الحساب اسم الحساب</w:t>
+        <w:t>باسحلا مسا باسحلا مقر</w:t>
       </w:r>
     </w:p>
     <w:p>
@@ -13286,7 +13286,7 @@
           <w:b w:val="0"/>
           <w:i w:val="0"/>
         </w:rPr>
-        <w:t>۱۱۱۱۰۰۰۱ الصندوق العام</w:t>
+        <w:t>ماعلا قودنصلا ۱۰۰۰۱۱۱۱</w:t>
       </w:r>
     </w:p>
     <w:p>
@@ -13338,7 +13338,7 @@
           <w:b w:val="0"/>
           <w:i w:val="0"/>
         </w:rPr>
-        <w:t>المدير العام</w:t>
+        <w:t>ماعلا ريدملا</w:t>
       </w:r>
     </w:p>
     <w:p>
@@ -13377,7 +13377,7 @@
           <w:b w:val="0"/>
           <w:i w:val="0"/>
         </w:rPr>
-        <w:t>امر صرف عدي</w:t>
+        <w:t>يدع فرص رما</w:t>
       </w:r>
     </w:p>
     <w:p>
@@ -13481,7 +13481,7 @@
           <w:b w:val="0"/>
           <w:i w:val="0"/>
         </w:rPr>
-        <w:t>المجموع</w:t>
+        <w:t>عومجملا</w:t>
       </w:r>
     </w:p>
     <w:p>
@@ -13520,7 +13520,7 @@
           <w:b w:val="0"/>
           <w:i w:val="0"/>
         </w:rPr>
-        <w:t>الممسوحة ضوئيا بـ CamScanner</w:t>
+        <w:t>CamScanner ـب ايئوض ةحوسمملا</w:t>
       </w:r>
     </w:p>
     <w:p>
@@ -13546,7 +13546,7 @@
           <w:b w:val="0"/>
           <w:i w:val="0"/>
         </w:rPr>
-        <w:t>امين الصندوق</w:t>
+        <w:t>قودنصلا نيما</w:t>
       </w:r>
     </w:p>
     <w:p>
@@ -13663,72 +13663,72 @@
           <w:b w:val="0"/>
           <w:i w:val="0"/>
         </w:rPr>
-        <w:t>بيان القيد:</w:t>
-      </w:r>
-    </w:p>
-    <w:p>
-      <w:pPr>
-        <w:jc w:val="right"/>
-        <w:bidi/>
-      </w:pPr>
-      <w:r>
-        <w:rPr>
-          <w:b w:val="0"/>
-          <w:i w:val="0"/>
-        </w:rPr>
-        <w:t>المدين</w:t>
-      </w:r>
-    </w:p>
-    <w:p>
-      <w:pPr>
-        <w:jc w:val="right"/>
-        <w:bidi/>
-      </w:pPr>
-      <w:r>
-        <w:rPr>
-          <w:b w:val="0"/>
-          <w:i w:val="0"/>
-        </w:rPr>
-        <w:t>الدائن</w:t>
-      </w:r>
-    </w:p>
-    <w:p>
-      <w:pPr>
-        <w:jc w:val="right"/>
-        <w:bidi/>
-      </w:pPr>
-      <w:r>
-        <w:rPr>
-          <w:b w:val="0"/>
-          <w:i w:val="0"/>
-        </w:rPr>
-        <w:t>مجموع القيد</w:t>
-      </w:r>
-    </w:p>
-    <w:p>
-      <w:pPr>
-        <w:jc w:val="right"/>
-        <w:bidi/>
-      </w:pPr>
-      <w:r>
-        <w:rPr>
-          <w:b w:val="0"/>
-          <w:i w:val="0"/>
-        </w:rPr>
-        <w:t>المحاسب</w:t>
-      </w:r>
-    </w:p>
-    <w:p>
-      <w:pPr>
-        <w:jc w:val="right"/>
-        <w:bidi/>
-      </w:pPr>
-      <w:r>
-        <w:rPr>
-          <w:b w:val="0"/>
-          <w:i w:val="0"/>
-        </w:rPr>
-        <w:t>الممسوحة ضوئيا بـ CamScanner</w:t>
+        <w:t>:ديقلا نايب</w:t>
+      </w:r>
+    </w:p>
+    <w:p>
+      <w:pPr>
+        <w:jc w:val="right"/>
+        <w:bidi/>
+      </w:pPr>
+      <w:r>
+        <w:rPr>
+          <w:b w:val="0"/>
+          <w:i w:val="0"/>
+        </w:rPr>
+        <w:t>نيدملا</w:t>
+      </w:r>
+    </w:p>
+    <w:p>
+      <w:pPr>
+        <w:jc w:val="right"/>
+        <w:bidi/>
+      </w:pPr>
+      <w:r>
+        <w:rPr>
+          <w:b w:val="0"/>
+          <w:i w:val="0"/>
+        </w:rPr>
+        <w:t>نئادلا</w:t>
+      </w:r>
+    </w:p>
+    <w:p>
+      <w:pPr>
+        <w:jc w:val="right"/>
+        <w:bidi/>
+      </w:pPr>
+      <w:r>
+        <w:rPr>
+          <w:b w:val="0"/>
+          <w:i w:val="0"/>
+        </w:rPr>
+        <w:t>ديقلا عومجم</w:t>
+      </w:r>
+    </w:p>
+    <w:p>
+      <w:pPr>
+        <w:jc w:val="right"/>
+        <w:bidi/>
+      </w:pPr>
+      <w:r>
+        <w:rPr>
+          <w:b w:val="0"/>
+          <w:i w:val="0"/>
+        </w:rPr>
+        <w:t>بساحملا</w:t>
+      </w:r>
+    </w:p>
+    <w:p>
+      <w:pPr>
+        <w:jc w:val="right"/>
+        <w:bidi/>
+      </w:pPr>
+      <w:r>
+        <w:rPr>
+          <w:b w:val="0"/>
+          <w:i w:val="0"/>
+        </w:rPr>
+        <w:t>CamScanner ـب ايئوض ةحوسمملا</w:t>
       </w:r>
     </w:p>
     <w:p>
@@ -13819,7 +13819,7 @@
           <w:b w:val="0"/>
           <w:i w:val="0"/>
         </w:rPr>
-        <w:t>الصفحة</w:t>
+        <w:t>ةحفصلا</w:t>
       </w:r>
     </w:p>
     <w:p>
@@ -13845,7 +13845,7 @@
           <w:b w:val="0"/>
           <w:i w:val="0"/>
         </w:rPr>
-        <w:t>رقم الحساب اسم الحساب</w:t>
+        <w:t>باسحلا مسا باسحلا مقر</w:t>
       </w:r>
     </w:p>
     <w:p>
@@ -13884,7 +13884,7 @@
           <w:b w:val="0"/>
           <w:i w:val="0"/>
         </w:rPr>
-        <w:t>۱۱۱۱۰۰ الصندوق العام</w:t>
+        <w:t>ماعلا قودنصلا ۰۰۱۱۱۱</w:t>
       </w:r>
     </w:p>
     <w:p>
@@ -13910,7 +13910,7 @@
           <w:b w:val="0"/>
           <w:i w:val="0"/>
         </w:rPr>
-        <w:t>المدير المالى</w:t>
+        <w:t>ىلاملا ريدملا</w:t>
       </w:r>
     </w:p>
     <w:p>
@@ -13936,7 +13936,7 @@
           <w:b w:val="0"/>
           <w:i w:val="0"/>
         </w:rPr>
-        <w:t>المدير</w:t>
+        <w:t>ريدملا</w:t>
       </w:r>
     </w:p>
     <w:p>
@@ -14118,7 +14118,7 @@
           <w:b w:val="0"/>
           <w:i w:val="0"/>
         </w:rPr>
-        <w:t>اسم الحساب</w:t>
+        <w:t>باسحلا مسا</w:t>
       </w:r>
     </w:p>
     <w:p>
@@ -14144,7 +14144,7 @@
           <w:b w:val="0"/>
           <w:i w:val="0"/>
         </w:rPr>
-        <w:t>المستلم</w:t>
+        <w:t>ملتسملا</w:t>
       </w:r>
     </w:p>
     <w:p>
@@ -14183,7 +14183,7 @@
           <w:b w:val="0"/>
           <w:i w:val="0"/>
         </w:rPr>
-        <w:t>أمين الصندوق</w:t>
+        <w:t>قودنصلا نيمأ</w:t>
       </w:r>
     </w:p>
     <w:p>
@@ -14209,46 +14209,46 @@
           <w:b w:val="0"/>
           <w:i w:val="0"/>
         </w:rPr>
-        <w:t>الممسوحة ضوئيا بـ CamScanner</w:t>
-      </w:r>
-    </w:p>
-    <w:p>
-      <w:pPr>
-        <w:jc w:val="right"/>
-        <w:bidi/>
-      </w:pPr>
-      <w:r>
-        <w:rPr>
-          <w:b w:val="0"/>
-          <w:i w:val="0"/>
-        </w:rPr>
-        <w:t>المجموع</w:t>
-      </w:r>
-    </w:p>
-    <w:p>
-      <w:pPr>
-        <w:jc w:val="right"/>
-        <w:bidi/>
-      </w:pPr>
-      <w:r>
-        <w:rPr>
-          <w:b w:val="0"/>
-          <w:i w:val="0"/>
-        </w:rPr>
-        <w:t>المدير العالي</w:t>
-      </w:r>
-    </w:p>
-    <w:p>
-      <w:pPr>
-        <w:jc w:val="right"/>
-        <w:bidi/>
-      </w:pPr>
-      <w:r>
-        <w:rPr>
-          <w:b w:val="0"/>
-          <w:i w:val="0"/>
-        </w:rPr>
-        <w:t>المدير العام</w:t>
+        <w:t>CamScanner ـب ايئوض ةحوسمملا</w:t>
+      </w:r>
+    </w:p>
+    <w:p>
+      <w:pPr>
+        <w:jc w:val="right"/>
+        <w:bidi/>
+      </w:pPr>
+      <w:r>
+        <w:rPr>
+          <w:b w:val="0"/>
+          <w:i w:val="0"/>
+        </w:rPr>
+        <w:t>عومجملا</w:t>
+      </w:r>
+    </w:p>
+    <w:p>
+      <w:pPr>
+        <w:jc w:val="right"/>
+        <w:bidi/>
+      </w:pPr>
+      <w:r>
+        <w:rPr>
+          <w:b w:val="0"/>
+          <w:i w:val="0"/>
+        </w:rPr>
+        <w:t>يلاعلا ريدملا</w:t>
+      </w:r>
+    </w:p>
+    <w:p>
+      <w:pPr>
+        <w:jc w:val="right"/>
+        <w:bidi/>
+      </w:pPr>
+      <w:r>
+        <w:rPr>
+          <w:b w:val="0"/>
+          <w:i w:val="0"/>
+        </w:rPr>
+        <w:t>ماعلا ريدملا</w:t>
       </w:r>
     </w:p>
     <w:p>
@@ -14274,7 +14274,7 @@
           <w:b w:val="0"/>
           <w:i w:val="0"/>
         </w:rPr>
-        <w:t>ریال</w:t>
+        <w:t>لایر</w:t>
       </w:r>
     </w:p>
     <w:p>
@@ -14443,7 +14443,7 @@
           <w:b w:val="0"/>
           <w:i w:val="0"/>
         </w:rPr>
-        <w:t>القيد</w:t>
+        <w:t>ديقلا</w:t>
       </w:r>
     </w:p>
     <w:p>
@@ -14469,7 +14469,7 @@
           <w:b w:val="0"/>
           <w:i w:val="0"/>
         </w:rPr>
-        <w:t>رقم الحساب اسم الحساب</w:t>
+        <w:t>باسحلا مسا باسحلا مقر</w:t>
       </w:r>
     </w:p>
     <w:p>
@@ -14508,7 +14508,7 @@
           <w:b w:val="0"/>
           <w:i w:val="0"/>
         </w:rPr>
-        <w:t>الصفحة:</w:t>
+        <w:t>:ةحفصلا</w:t>
       </w:r>
     </w:p>
     <w:p>
@@ -14547,7 +14547,7 @@
           <w:b w:val="0"/>
           <w:i w:val="0"/>
         </w:rPr>
-        <w:t>الصندوق العام</w:t>
+        <w:t>ماعلا قودنصلا</w:t>
       </w:r>
     </w:p>
     <w:p>
@@ -14573,7 +14573,7 @@
           <w:b w:val="0"/>
           <w:i w:val="0"/>
         </w:rPr>
-        <w:t>مجموع القيد</w:t>
+        <w:t>ديقلا عومجم</w:t>
       </w:r>
     </w:p>
     <w:p>
@@ -14599,20 +14599,20 @@
           <w:b w:val="0"/>
           <w:i w:val="0"/>
         </w:rPr>
-        <w:t>المدير العام</w:t>
-      </w:r>
-    </w:p>
-    <w:p>
-      <w:pPr>
-        <w:jc w:val="right"/>
-        <w:bidi/>
-      </w:pPr>
-      <w:r>
-        <w:rPr>
-          <w:b w:val="0"/>
-          <w:i w:val="0"/>
-        </w:rPr>
-        <w:t>الممسوحة ضوئيا بـ CamScanner</w:t>
+        <w:t>ماعلا ريدملا</w:t>
+      </w:r>
+    </w:p>
+    <w:p>
+      <w:pPr>
+        <w:jc w:val="right"/>
+        <w:bidi/>
+      </w:pPr>
+      <w:r>
+        <w:rPr>
+          <w:b w:val="0"/>
+          <w:i w:val="0"/>
+        </w:rPr>
+        <w:t>CamScanner ـب ايئوض ةحوسمملا</w:t>
       </w:r>
     </w:p>
     <w:p>
@@ -14638,7 +14638,7 @@
           <w:b w:val="0"/>
           <w:i w:val="0"/>
         </w:rPr>
-        <w:t>السيد العيوطي وشركاه</w:t>
+        <w:t>هاكرشو يطويعلا ديسلا</w:t>
       </w:r>
     </w:p>
     <w:p>
@@ -14664,7 +14664,7 @@
           <w:b w:val="0"/>
           <w:i w:val="0"/>
         </w:rPr>
-        <w:t>مورستيفنز</w:t>
+        <w:t>زنفيتسروم</w:t>
       </w:r>
     </w:p>
     <w:p>
@@ -14690,7 +14690,7 @@
           <w:b w:val="0"/>
           <w:i w:val="0"/>
         </w:rPr>
-        <w:t>الشركة الوطنية للإدارة والخدمات المحدودة</w:t>
+        <w:t>ةدودحملا تامدخلاو ةرادإلل ةينطولا ةكرشلا</w:t>
       </w:r>
     </w:p>
     <w:p>
@@ -14729,7 +14729,7 @@
           <w:b w:val="0"/>
           <w:i w:val="0"/>
         </w:rPr>
-        <w:t>الصعيد العيوطي وشركاه</w:t>
+        <w:t>هاكرشو يطويعلا ديعصلا</w:t>
       </w:r>
     </w:p>
     <w:p>
@@ -14755,7 +14755,7 @@
           <w:b w:val="0"/>
           <w:i w:val="0"/>
         </w:rPr>
-        <w:t>مورستيفنز</w:t>
+        <w:t>زنفيتسروم</w:t>
       </w:r>
     </w:p>
     <w:p>
@@ -14820,46 +14820,46 @@
           <w:b w:val="0"/>
           <w:i w:val="0"/>
         </w:rPr>
-        <w:t>رأس المال</w:t>
-      </w:r>
-    </w:p>
-    <w:p>
-      <w:pPr>
-        <w:jc w:val="right"/>
-        <w:bidi/>
-      </w:pPr>
-      <w:r>
-        <w:rPr>
-          <w:b w:val="0"/>
-          <w:i w:val="0"/>
-        </w:rPr>
-        <w:t>ملخص التقييم</w:t>
-      </w:r>
-    </w:p>
-    <w:p>
-      <w:pPr>
-        <w:jc w:val="right"/>
-        <w:bidi/>
-      </w:pPr>
-      <w:r>
-        <w:rPr>
-          <w:b w:val="0"/>
-          <w:i w:val="0"/>
-        </w:rPr>
-        <w:t>التقييم</w:t>
-      </w:r>
-    </w:p>
-    <w:p>
-      <w:pPr>
-        <w:jc w:val="right"/>
-        <w:bidi/>
-      </w:pPr>
-      <w:r>
-        <w:rPr>
-          <w:b w:val="0"/>
-          <w:i w:val="0"/>
-        </w:rPr>
-        <w:t>التقييم على أساس الربحية ) Price \\ Earning Method )</w:t>
+        <w:t>لاملا سأر</w:t>
+      </w:r>
+    </w:p>
+    <w:p>
+      <w:pPr>
+        <w:jc w:val="right"/>
+        <w:bidi/>
+      </w:pPr>
+      <w:r>
+        <w:rPr>
+          <w:b w:val="0"/>
+          <w:i w:val="0"/>
+        </w:rPr>
+        <w:t>مييقتلا صخلم</w:t>
+      </w:r>
+    </w:p>
+    <w:p>
+      <w:pPr>
+        <w:jc w:val="right"/>
+        <w:bidi/>
+      </w:pPr>
+      <w:r>
+        <w:rPr>
+          <w:b w:val="0"/>
+          <w:i w:val="0"/>
+        </w:rPr>
+        <w:t>مييقتلا</w:t>
+      </w:r>
+    </w:p>
+    <w:p>
+      <w:pPr>
+        <w:jc w:val="right"/>
+        <w:bidi/>
+      </w:pPr>
+      <w:r>
+        <w:rPr>
+          <w:b w:val="0"/>
+          <w:i w:val="0"/>
+        </w:rPr>
+        <w:t>( Method Earning \\ Price ( ةيحبرلا ساسأ ىلع مييقتلا</w:t>
       </w:r>
     </w:p>
     <w:p>
@@ -14885,7 +14885,7 @@
           <w:b w:val="0"/>
           <w:i w:val="0"/>
         </w:rPr>
-        <w:t>مرفق (۱) تحليل الخطر - شرح الأنواع الخطر</w:t>
+        <w:t>رطخلا عاونألا حرش - رطخلا ليلحت (۱) قفرم</w:t>
       </w:r>
     </w:p>
     <w:p>
@@ -14911,20 +14911,20 @@
           <w:b w:val="0"/>
           <w:i w:val="0"/>
         </w:rPr>
-        <w:t>تقييم الأخطار</w:t>
-      </w:r>
-    </w:p>
-    <w:p>
-      <w:pPr>
-        <w:jc w:val="right"/>
-        <w:bidi/>
-      </w:pPr>
-      <w:r>
-        <w:rPr>
-          <w:b w:val="0"/>
-          <w:i w:val="0"/>
-        </w:rPr>
-        <w:t>الشركة الوطنية للإدارة والخدمات المحدودة - التقييم المسطس ٢٠٠٦م</w:t>
+        <w:t>راطخألا مييقت</w:t>
+      </w:r>
+    </w:p>
+    <w:p>
+      <w:pPr>
+        <w:jc w:val="right"/>
+        <w:bidi/>
+      </w:pPr>
+      <w:r>
+        <w:rPr>
+          <w:b w:val="0"/>
+          <w:i w:val="0"/>
+        </w:rPr>
+        <w:t>م٢٠٠٦ سطسملا مييقتلا - ةدودحملا تامدخلاو ةرادإلل ةينطولا ةكرشلا</w:t>
       </w:r>
     </w:p>
     <w:p>
@@ -14963,7 +14963,7 @@
           <w:b w:val="0"/>
           <w:i w:val="0"/>
         </w:rPr>
-        <w:t>السيد العيوطي وشركاه</w:t>
+        <w:t>هاكرشو يطويعلا ديسلا</w:t>
       </w:r>
     </w:p>
     <w:p>
@@ -14989,20 +14989,20 @@
           <w:b w:val="0"/>
           <w:i w:val="0"/>
         </w:rPr>
-        <w:t>مور ستيفنز</w:t>
-      </w:r>
-    </w:p>
-    <w:p>
-      <w:pPr>
-        <w:jc w:val="right"/>
-        <w:bidi/>
-      </w:pPr>
-      <w:r>
-        <w:rPr>
-          <w:b w:val="0"/>
-          <w:i w:val="0"/>
-        </w:rPr>
-        <w:t>انترناشيونال</w:t>
+        <w:t>زنفيتس روم</w:t>
+      </w:r>
+    </w:p>
+    <w:p>
+      <w:pPr>
+        <w:jc w:val="right"/>
+        <w:bidi/>
+      </w:pPr>
+      <w:r>
+        <w:rPr>
+          <w:b w:val="0"/>
+          <w:i w:val="0"/>
+        </w:rPr>
+        <w:t>لانويشانرتنا</w:t>
       </w:r>
     </w:p>
     <w:p>
@@ -15067,33 +15067,33 @@
           <w:b w:val="0"/>
           <w:i w:val="0"/>
         </w:rPr>
-        <w:t>الشركة الوطنية للإدارة والخدمات المحدودة هي شركة سعودية ذات مسئولية محدودة مسجلة في جدة بالمملكة العربية السعودية بالسجل التجاري رقم ٤٠٣٠٠٤٢٤٩٦ الصادر بتاريخ ١٦ جمادى الثاني ١٤٠٤هـ (الموافق ١٨ ابريل (١٩٨٤م.</w:t>
-      </w:r>
-    </w:p>
-    <w:p>
-      <w:pPr>
-        <w:jc w:val="right"/>
-        <w:bidi/>
-      </w:pPr>
-      <w:r>
-        <w:rPr>
-          <w:b w:val="0"/>
-          <w:i w:val="0"/>
-        </w:rPr>
-        <w:t>تتمثل أهداف الشركة في تقديم خدمات التموين والصيانة والنظافة وإدارة وتشغيل المطاعم والمخابز وتعتمد الشركة في نشاطها بصفة رئيسية على توريد الوجبات الغذائية إلى المستشفيات وبعض مراكز التجمعات السكنية.</w:t>
-      </w:r>
-    </w:p>
-    <w:p>
-      <w:pPr>
-        <w:jc w:val="right"/>
-        <w:bidi/>
-      </w:pPr>
-      <w:r>
-        <w:rPr>
-          <w:b w:val="0"/>
-          <w:i w:val="0"/>
-        </w:rPr>
-        <w:t>رأس المال</w:t>
+        <w:t>.م١٩٨٤) ليربا ١٨ قفاوملا) ـه١٤٠٤ يناثلا ىدامج ١٦ خيراتب رداصلا ٤٠٣٠٠٤٢٤٩٦ مقر يراجتلا لجسلاب ةيدوعسلا ةيبرعلا ةكلمملاب ةدج يف ةلجسم ةدودحم ةيلوئسم تاذ ةيدوعس ةكرش يه ةدودحملا تامدخلاو ةرادإلل ةينطولا ةكرشلا</w:t>
+      </w:r>
+    </w:p>
+    <w:p>
+      <w:pPr>
+        <w:jc w:val="right"/>
+        <w:bidi/>
+      </w:pPr>
+      <w:r>
+        <w:rPr>
+          <w:b w:val="0"/>
+          <w:i w:val="0"/>
+        </w:rPr>
+        <w:t>.ةينكسلا تاعمجتلا زكارم ضعبو تايفشتسملا ىلإ ةيئاذغلا تابجولا ديروت ىلع ةيسيئر ةفصب اهطاشن يف ةكرشلا دمتعتو زباخملاو معاطملا ليغشتو ةرادإو ةفاظنلاو ةنايصلاو نيومتلا تامدخ ميدقت يف ةكرشلا فادهأ لثمتت</w:t>
+      </w:r>
+    </w:p>
+    <w:p>
+      <w:pPr>
+        <w:jc w:val="right"/>
+        <w:bidi/>
+      </w:pPr>
+      <w:r>
+        <w:rPr>
+          <w:b w:val="0"/>
+          <w:i w:val="0"/>
+        </w:rPr>
+        <w:t>لاملا سأر</w:t>
       </w:r>
     </w:p>
     <w:p>
@@ -15210,20 +15210,20 @@
           <w:b w:val="0"/>
           <w:i w:val="0"/>
         </w:rPr>
-        <w:t>الشركة الوطنية للإدارة والخدمات المحدودة - التقييم</w:t>
-      </w:r>
-    </w:p>
-    <w:p>
-      <w:pPr>
-        <w:jc w:val="right"/>
-        <w:bidi/>
-      </w:pPr>
-      <w:r>
-        <w:rPr>
-          <w:b w:val="0"/>
-          <w:i w:val="0"/>
-        </w:rPr>
-        <w:t>السيد العيوطي وشركاه</w:t>
+        <w:t>مييقتلا - ةدودحملا تامدخلاو ةرادإلل ةينطولا ةكرشلا</w:t>
+      </w:r>
+    </w:p>
+    <w:p>
+      <w:pPr>
+        <w:jc w:val="right"/>
+        <w:bidi/>
+      </w:pPr>
+      <w:r>
+        <w:rPr>
+          <w:b w:val="0"/>
+          <w:i w:val="0"/>
+        </w:rPr>
+        <w:t>هاكرشو يطويعلا ديسلا</w:t>
       </w:r>
     </w:p>
     <w:p>
@@ -15249,7 +15249,7 @@
           <w:b w:val="0"/>
           <w:i w:val="0"/>
         </w:rPr>
-        <w:t>مور ستيفنز</w:t>
+        <w:t>زنفيتس روم</w:t>
       </w:r>
     </w:p>
     <w:p>
@@ -15275,7 +15275,7 @@
           <w:b w:val="0"/>
           <w:i w:val="0"/>
         </w:rPr>
-        <w:t>٤ ملخص التقييم</w:t>
+        <w:t>مييقتلا صخلم ٤</w:t>
       </w:r>
     </w:p>
     <w:p>
@@ -15314,20 +15314,20 @@
           <w:b w:val="0"/>
           <w:i w:val="0"/>
         </w:rPr>
-        <w:t>٢/٤ التقييم</w:t>
-      </w:r>
-    </w:p>
-    <w:p>
-      <w:pPr>
-        <w:jc w:val="right"/>
-        <w:bidi/>
-      </w:pPr>
-      <w:r>
-        <w:rPr>
-          <w:b w:val="0"/>
-          <w:i w:val="0"/>
-        </w:rPr>
-        <w:t>قمنا بتقييم الشركة وفقا لأساس التقييم المذكـ و تخلص من عملنا إلى النتائج التالية :</w:t>
+        <w:t>مييقتلا ٢/٤</w:t>
+      </w:r>
+    </w:p>
+    <w:p>
+      <w:pPr>
+        <w:jc w:val="right"/>
+        <w:bidi/>
+      </w:pPr>
+      <w:r>
+        <w:rPr>
+          <w:b w:val="0"/>
+          <w:i w:val="0"/>
+        </w:rPr>
+        <w:t>: ةيلاتلا جئاتنلا ىلإ انلمع نم صلخت و ـكذملا مييقتلا ساسأل اقفو ةكرشلا مييقتب انمق</w:t>
       </w:r>
     </w:p>
     <w:p>
@@ -15353,46 +15353,46 @@
           <w:b w:val="0"/>
           <w:i w:val="0"/>
         </w:rPr>
-        <w:t>استمرار الشركة بالقدرات القائمة دون الحاجة لزيادة هامة في الاستثمارات.</w:t>
-      </w:r>
-    </w:p>
-    <w:p>
-      <w:pPr>
-        <w:jc w:val="right"/>
-        <w:bidi/>
-      </w:pPr>
-      <w:r>
-        <w:rPr>
-          <w:b w:val="0"/>
-          <w:i w:val="0"/>
-        </w:rPr>
-        <w:t>ریال سعودی</w:t>
-      </w:r>
-    </w:p>
-    <w:p>
-      <w:pPr>
-        <w:jc w:val="right"/>
-        <w:bidi/>
-      </w:pPr>
-      <w:r>
-        <w:rPr>
-          <w:b w:val="0"/>
-          <w:i w:val="0"/>
-        </w:rPr>
-        <w:t>تقييم النشاط المستمر الذي يؤدي لتحقيق النتائج التي بني عليها التقييم</w:t>
-      </w:r>
-    </w:p>
-    <w:p>
-      <w:pPr>
-        <w:jc w:val="right"/>
-        <w:bidi/>
-      </w:pPr>
-      <w:r>
-        <w:rPr>
-          <w:b w:val="0"/>
-          <w:i w:val="0"/>
-        </w:rPr>
-        <w:t>قيمة الموجودات الغير مرتبطة بالنشاط</w:t>
+        <w:t>.تارامثتسالا يف ةماه ةدايزل ةجاحلا نود ةمئاقلا تاردقلاب ةكرشلا رارمتسا</w:t>
+      </w:r>
+    </w:p>
+    <w:p>
+      <w:pPr>
+        <w:jc w:val="right"/>
+        <w:bidi/>
+      </w:pPr>
+      <w:r>
+        <w:rPr>
+          <w:b w:val="0"/>
+          <w:i w:val="0"/>
+        </w:rPr>
+        <w:t>یدوعس لایر</w:t>
+      </w:r>
+    </w:p>
+    <w:p>
+      <w:pPr>
+        <w:jc w:val="right"/>
+        <w:bidi/>
+      </w:pPr>
+      <w:r>
+        <w:rPr>
+          <w:b w:val="0"/>
+          <w:i w:val="0"/>
+        </w:rPr>
+        <w:t>مييقتلا اهيلع ينب يتلا جئاتنلا قيقحتل يدؤي يذلا رمتسملا طاشنلا مييقت</w:t>
+      </w:r>
+    </w:p>
+    <w:p>
+      <w:pPr>
+        <w:jc w:val="right"/>
+        <w:bidi/>
+      </w:pPr>
+      <w:r>
+        <w:rPr>
+          <w:b w:val="0"/>
+          <w:i w:val="0"/>
+        </w:rPr>
+        <w:t>طاشنلاب ةطبترم ريغلا تادوجوملا ةميق</w:t>
       </w:r>
     </w:p>
     <w:p>
@@ -15431,33 +15431,33 @@
           <w:b w:val="0"/>
           <w:i w:val="0"/>
         </w:rPr>
-        <w:t>الموجودات لو تم تقييمها فعليا و فرديا) في قيمة الشهرة .</w:t>
-      </w:r>
-    </w:p>
-    <w:p>
-      <w:pPr>
-        <w:jc w:val="right"/>
-        <w:bidi/>
-      </w:pPr>
-      <w:r>
-        <w:rPr>
-          <w:b w:val="0"/>
-          <w:i w:val="0"/>
-        </w:rPr>
-        <w:t>الشركة الوطنية للإدارة والخدمات المعدودة ، التقييم في</w:t>
-      </w:r>
-    </w:p>
-    <w:p>
-      <w:pPr>
-        <w:jc w:val="right"/>
-        <w:bidi/>
-      </w:pPr>
-      <w:r>
-        <w:rPr>
-          <w:b w:val="0"/>
-          <w:i w:val="0"/>
-        </w:rPr>
-        <w:t>السيد العيوطي وشركاه</w:t>
+        <w:t>. ةرهشلا ةميق يف (ايدرف و ايلعف اهمييقت مت ول تادوجوملا</w:t>
+      </w:r>
+    </w:p>
+    <w:p>
+      <w:pPr>
+        <w:jc w:val="right"/>
+        <w:bidi/>
+      </w:pPr>
+      <w:r>
+        <w:rPr>
+          <w:b w:val="0"/>
+          <w:i w:val="0"/>
+        </w:rPr>
+        <w:t>يف مييقتلا ، ةدودعملا تامدخلاو ةرادإلل ةينطولا ةكرشلا</w:t>
+      </w:r>
+    </w:p>
+    <w:p>
+      <w:pPr>
+        <w:jc w:val="right"/>
+        <w:bidi/>
+      </w:pPr>
+      <w:r>
+        <w:rPr>
+          <w:b w:val="0"/>
+          <w:i w:val="0"/>
+        </w:rPr>
+        <w:t>هاكرشو يطويعلا ديسلا</w:t>
       </w:r>
     </w:p>
     <w:p>
@@ -15483,33 +15483,33 @@
           <w:b w:val="0"/>
           <w:i w:val="0"/>
         </w:rPr>
-        <w:t>مورستيفنز</w:t>
-      </w:r>
-    </w:p>
-    <w:p>
-      <w:pPr>
-        <w:jc w:val="right"/>
-        <w:bidi/>
-      </w:pPr>
-      <w:r>
-        <w:rPr>
-          <w:b w:val="0"/>
-          <w:i w:val="0"/>
-        </w:rPr>
-        <w:t>الترناشيونال</w:t>
-      </w:r>
-    </w:p>
-    <w:p>
-      <w:pPr>
-        <w:jc w:val="right"/>
-        <w:bidi/>
-      </w:pPr>
-      <w:r>
-        <w:rPr>
-          <w:b w:val="0"/>
-          <w:i w:val="0"/>
-        </w:rPr>
-        <w:t>ه أساس التقييم</w:t>
+        <w:t>زنفيتسروم</w:t>
+      </w:r>
+    </w:p>
+    <w:p>
+      <w:pPr>
+        <w:jc w:val="right"/>
+        <w:bidi/>
+      </w:pPr>
+      <w:r>
+        <w:rPr>
+          <w:b w:val="0"/>
+          <w:i w:val="0"/>
+        </w:rPr>
+        <w:t>لانويشانرتلا</w:t>
+      </w:r>
+    </w:p>
+    <w:p>
+      <w:pPr>
+        <w:jc w:val="right"/>
+        <w:bidi/>
+      </w:pPr>
+      <w:r>
+        <w:rPr>
+          <w:b w:val="0"/>
+          <w:i w:val="0"/>
+        </w:rPr>
+        <w:t>مييقتلا ساسأ ه</w:t>
       </w:r>
     </w:p>
     <w:p>
@@ -15535,7 +15535,7 @@
           <w:b w:val="0"/>
           <w:i w:val="0"/>
         </w:rPr>
-        <w:t>بنشاط الشركة ، وقد تم استخدام المنهج التالي في ظل الوقت المتاح لتقييم الشركة والبيانات المتوافرة للقيام بالمهمة.</w:t>
+        <w:t>.ةمهملاب مايقلل ةرفاوتملا تانايبلاو ةكرشلا مييقتل حاتملا تقولا لظ يف يلاتلا جهنملا مادختسا مت دقو ، ةكرشلا طاشنب</w:t>
       </w:r>
     </w:p>
     <w:p>
@@ -15600,46 +15600,46 @@
           <w:b w:val="0"/>
           <w:i w:val="0"/>
         </w:rPr>
-        <w:t>متوسط الارباح السنوية</w:t>
-      </w:r>
-    </w:p>
-    <w:p>
-      <w:pPr>
-        <w:jc w:val="right"/>
-        <w:bidi/>
-      </w:pPr>
-      <w:r>
-        <w:rPr>
-          <w:b w:val="0"/>
-          <w:i w:val="0"/>
-        </w:rPr>
-        <w:t>الارباح المستخدمة في التقديم هي صافي الأرباح السنوية القابلة للتحقق مستقبلا في الظروف الطبيعية وذلك من خلال دراسة النتائج المحققة والظروف المحيطة بالتشغيل واستبعاد الآثار التي لا ينتظر تكرارها. فمثلا بالنسبة الشركة . ارباحا ثابتة متكررة لفترة طويلة فان المستوي المستخدم يكون هو نفس مستوي الأرباح المحققة على اعتبار امكاتبة الثبات على نفس المستوي في المستقبل ، وكذلك فان الشركة التي حققت صافي أرباح سنوية تتسم بالنمو الثابت قالنا نفترض أن هذا النمو سيستمر بنفس المعدلات مالم يوجد قيود تسويقية ) والعكس صحيح)</w:t>
-      </w:r>
-    </w:p>
-    <w:p>
-      <w:pPr>
-        <w:jc w:val="right"/>
-        <w:bidi/>
-      </w:pPr>
-      <w:r>
-        <w:rPr>
-          <w:b w:val="0"/>
-          <w:i w:val="0"/>
-        </w:rPr>
-        <w:t>الشركة الوطنية للإدارة والخدمات المعدودة . التقييم</w:t>
-      </w:r>
-    </w:p>
-    <w:p>
-      <w:pPr>
-        <w:jc w:val="right"/>
-        <w:bidi/>
-      </w:pPr>
-      <w:r>
-        <w:rPr>
-          <w:b w:val="0"/>
-          <w:i w:val="0"/>
-        </w:rPr>
-        <w:t>السيد العبوطي وشركاه</w:t>
+        <w:t>ةيونسلا حابرالا طسوتم</w:t>
+      </w:r>
+    </w:p>
+    <w:p>
+      <w:pPr>
+        <w:jc w:val="right"/>
+        <w:bidi/>
+      </w:pPr>
+      <w:r>
+        <w:rPr>
+          <w:b w:val="0"/>
+          <w:i w:val="0"/>
+        </w:rPr>
+        <w:t>(حيحص سكعلاو ( ةيقيوست دويق دجوي ملام تالدعملا سفنب رمتسيس ومنلا اذه نأ ضرتفن انلاق تباثلا ومنلاب مستت ةيونس حابرأ يفاص تققح يتلا ةكرشلا ناف كلذكو ، لبقتسملا يف يوتسملا سفن ىلع تابثلا ةبتاكما رابتعا ىلع ةققحملا حابرألا يوتسم سفن وه نوكي مدختسملا يوتسملا ناف ةليوط ةرتفل ةرركتم ةتباث احابرا . ةكرشلا ةبسنلاب الثمف .اهراركت رظتني ال يتلا راثآلا داعبتساو ليغشتلاب ةطيحملا فورظلاو ةققحملا جئاتنلا ةسارد لالخ نم كلذو ةيعيبطلا فورظلا يف البقتسم ققحتلل ةلباقلا ةيونسلا حابرألا يفاص يه ميدقتلا يف ةمدختسملا حابرالا</w:t>
+      </w:r>
+    </w:p>
+    <w:p>
+      <w:pPr>
+        <w:jc w:val="right"/>
+        <w:bidi/>
+      </w:pPr>
+      <w:r>
+        <w:rPr>
+          <w:b w:val="0"/>
+          <w:i w:val="0"/>
+        </w:rPr>
+        <w:t>مييقتلا . ةدودعملا تامدخلاو ةرادإلل ةينطولا ةكرشلا</w:t>
+      </w:r>
+    </w:p>
+    <w:p>
+      <w:pPr>
+        <w:jc w:val="right"/>
+        <w:bidi/>
+      </w:pPr>
+      <w:r>
+        <w:rPr>
+          <w:b w:val="0"/>
+          <w:i w:val="0"/>
+        </w:rPr>
+        <w:t>هاكرشو يطوبعلا ديسلا</w:t>
       </w:r>
     </w:p>
     <w:p>
@@ -15665,59 +15665,59 @@
           <w:b w:val="0"/>
           <w:i w:val="0"/>
         </w:rPr>
-        <w:t>مور ستيفنز</w:t>
-      </w:r>
-    </w:p>
-    <w:p>
-      <w:pPr>
-        <w:jc w:val="right"/>
-        <w:bidi/>
-      </w:pPr>
-      <w:r>
-        <w:rPr>
-          <w:b w:val="0"/>
-          <w:i w:val="0"/>
-        </w:rPr>
-        <w:t>انترناشيونال</w:t>
-      </w:r>
-    </w:p>
-    <w:p>
-      <w:pPr>
-        <w:jc w:val="right"/>
-        <w:bidi/>
-      </w:pPr>
-      <w:r>
-        <w:rPr>
-          <w:b w:val="0"/>
-          <w:i w:val="0"/>
-        </w:rPr>
-        <w:t>فيما يلى ملخصا بنتائج أعمال الشركة من خلال القوائم المالية المدققة الصادرة من ۲۰۰۱م و حتى ٢٠٠٦</w:t>
-      </w:r>
-    </w:p>
-    <w:p>
-      <w:pPr>
-        <w:jc w:val="right"/>
-        <w:bidi/>
-      </w:pPr>
-      <w:r>
-        <w:rPr>
-          <w:b w:val="0"/>
-          <w:i w:val="0"/>
-        </w:rPr>
-        <w:t>٢/٦ تطور الأقدام نتائج التشغيل المحققة ( بالريال السعودي )</w:t>
-      </w:r>
-    </w:p>
-    <w:p>
-      <w:pPr>
-        <w:jc w:val="right"/>
-        <w:bidi/>
-      </w:pPr>
-      <w:r>
-        <w:rPr>
-          <w:b w:val="0"/>
-          <w:i w:val="0"/>
-        </w:rPr>
-        <w:t>المتوسط</w:t>
+        <w:t>زنفيتس روم</w:t>
+      </w:r>
+    </w:p>
+    <w:p>
+      <w:pPr>
+        <w:jc w:val="right"/>
+        <w:bidi/>
+      </w:pPr>
+      <w:r>
+        <w:rPr>
+          <w:b w:val="0"/>
+          <w:i w:val="0"/>
+        </w:rPr>
+        <w:t>لانويشانرتنا</w:t>
+      </w:r>
+    </w:p>
+    <w:p>
+      <w:pPr>
+        <w:jc w:val="right"/>
+        <w:bidi/>
+      </w:pPr>
+      <w:r>
+        <w:rPr>
+          <w:b w:val="0"/>
+          <w:i w:val="0"/>
+        </w:rPr>
+        <w:t>٢٠٠٦ ىتح و م۱۰۰۲ نم ةرداصلا ةققدملا ةيلاملا مئاوقلا لالخ نم ةكرشلا لامعأ جئاتنب اصخلم ىلي اميف</w:t>
+      </w:r>
+    </w:p>
+    <w:p>
+      <w:pPr>
+        <w:jc w:val="right"/>
+        <w:bidi/>
+      </w:pPr>
+      <w:r>
+        <w:rPr>
+          <w:b w:val="0"/>
+          <w:i w:val="0"/>
+        </w:rPr>
+        <w:t>( يدوعسلا لايرلاب ) ةققحملا ليغشتلا جئاتن مادقألا روطت ٢/٦</w:t>
+      </w:r>
+    </w:p>
+    <w:p>
+      <w:pPr>
+        <w:jc w:val="right"/>
+        <w:bidi/>
+      </w:pPr>
+      <w:r>
+        <w:rPr>
+          <w:b w:val="0"/>
+          <w:i w:val="0"/>
+        </w:rPr>
+        <w:t>طسوتملا</w:t>
       </w:r>
     </w:p>
     <w:p>
@@ -15899,7 +15899,7 @@
           <w:b w:val="0"/>
           <w:i w:val="0"/>
         </w:rPr>
-        <w:t>مجمل الربح التشغيلي</w:t>
+        <w:t>يليغشتلا حبرلا لمجم</w:t>
       </w:r>
     </w:p>
     <w:p>
@@ -16510,33 +16510,33 @@
           <w:b w:val="0"/>
           <w:i w:val="0"/>
         </w:rPr>
-        <w:t>الشركة الوطنية للإدارة والخدمات المحدودة التقييم في ٢١ المسطس ٢٠٠٦م</w:t>
-      </w:r>
-    </w:p>
-    <w:p>
-      <w:pPr>
-        <w:jc w:val="right"/>
-        <w:bidi/>
-      </w:pPr>
-      <w:r>
-        <w:rPr>
-          <w:b w:val="0"/>
-          <w:i w:val="0"/>
-        </w:rPr>
-        <w:t>نسبة مجعل الربح</w:t>
-      </w:r>
-    </w:p>
-    <w:p>
-      <w:pPr>
-        <w:jc w:val="right"/>
-        <w:bidi/>
-      </w:pPr>
-      <w:r>
-        <w:rPr>
-          <w:b w:val="0"/>
-          <w:i w:val="0"/>
-        </w:rPr>
-        <w:t>مصروفات عمومية وإدارية</w:t>
+        <w:t>م٢٠٠٦ سطسملا ٢١ يف مييقتلا ةدودحملا تامدخلاو ةرادإلل ةينطولا ةكرشلا</w:t>
+      </w:r>
+    </w:p>
+    <w:p>
+      <w:pPr>
+        <w:jc w:val="right"/>
+        <w:bidi/>
+      </w:pPr>
+      <w:r>
+        <w:rPr>
+          <w:b w:val="0"/>
+          <w:i w:val="0"/>
+        </w:rPr>
+        <w:t>حبرلا لعجم ةبسن</w:t>
+      </w:r>
+    </w:p>
+    <w:p>
+      <w:pPr>
+        <w:jc w:val="right"/>
+        <w:bidi/>
+      </w:pPr>
+      <w:r>
+        <w:rPr>
+          <w:b w:val="0"/>
+          <w:i w:val="0"/>
+        </w:rPr>
+        <w:t>ةيرادإو ةيمومع تافورصم</w:t>
       </w:r>
     </w:p>
     <w:p>
@@ -16575,7 +16575,7 @@
           <w:b w:val="0"/>
           <w:i w:val="0"/>
         </w:rPr>
-        <w:t>صافي دخل السنة قبل الزكاة الشرعية</w:t>
+        <w:t>ةيعرشلا ةاكزلا لبق ةنسلا لخد يفاص</w:t>
       </w:r>
     </w:p>
     <w:p>
@@ -16601,7 +16601,7 @@
           <w:b w:val="0"/>
           <w:i w:val="0"/>
         </w:rPr>
-        <w:t>الزكاة الشرعية</w:t>
+        <w:t>ةيعرشلا ةاكزلا</w:t>
       </w:r>
     </w:p>
     <w:p>
@@ -16627,7 +16627,7 @@
           <w:b w:val="0"/>
           <w:i w:val="0"/>
         </w:rPr>
-        <w:t>السيد العبوطي وشركاه</w:t>
+        <w:t>هاكرشو يطوبعلا ديسلا</w:t>
       </w:r>
     </w:p>
     <w:p>
@@ -16653,33 +16653,33 @@
           <w:b w:val="0"/>
           <w:i w:val="0"/>
         </w:rPr>
-        <w:t>مورستيفنز</w:t>
-      </w:r>
-    </w:p>
-    <w:p>
-      <w:pPr>
-        <w:jc w:val="right"/>
-        <w:bidi/>
-      </w:pPr>
-      <w:r>
-        <w:rPr>
-          <w:b w:val="0"/>
-          <w:i w:val="0"/>
-        </w:rPr>
-        <w:t>انترناشيونال</w:t>
-      </w:r>
-    </w:p>
-    <w:p>
-      <w:pPr>
-        <w:jc w:val="right"/>
-        <w:bidi/>
-      </w:pPr>
-      <w:r>
-        <w:rPr>
-          <w:b w:val="0"/>
-          <w:i w:val="0"/>
-        </w:rPr>
-        <w:t>١/٢/٦ الإيرادات</w:t>
+        <w:t>زنفيتسروم</w:t>
+      </w:r>
+    </w:p>
+    <w:p>
+      <w:pPr>
+        <w:jc w:val="right"/>
+        <w:bidi/>
+      </w:pPr>
+      <w:r>
+        <w:rPr>
+          <w:b w:val="0"/>
+          <w:i w:val="0"/>
+        </w:rPr>
+        <w:t>لانويشانرتنا</w:t>
+      </w:r>
+    </w:p>
+    <w:p>
+      <w:pPr>
+        <w:jc w:val="right"/>
+        <w:bidi/>
+      </w:pPr>
+      <w:r>
+        <w:rPr>
+          <w:b w:val="0"/>
+          <w:i w:val="0"/>
+        </w:rPr>
+        <w:t>تاداريإلا ١/٢/٦</w:t>
       </w:r>
     </w:p>
     <w:p>
@@ -16705,33 +16705,33 @@
           <w:b w:val="0"/>
           <w:i w:val="0"/>
         </w:rPr>
-        <w:t>٢/٢/٦ مجمل الريح</w:t>
-      </w:r>
-    </w:p>
-    <w:p>
-      <w:pPr>
-        <w:jc w:val="right"/>
-        <w:bidi/>
-      </w:pPr>
-      <w:r>
-        <w:rPr>
-          <w:b w:val="0"/>
-          <w:i w:val="0"/>
-        </w:rPr>
-        <w:t>حققت الشركة مجمل ربح بلغ في المتوسط ١٥% خلال الفترة من ۲۰۰۱م إلى ٢٠٠٦م ، ومن خلال استعراضنا لنتائج أعمال تلك الفترة يتبين لنا الثبات في تلك النسبة من سنة لأخرى على النحو الموضح بقائمة الدخل المقارن الظاهرة</w:t>
-      </w:r>
-    </w:p>
-    <w:p>
-      <w:pPr>
-        <w:jc w:val="right"/>
-        <w:bidi/>
-      </w:pPr>
-      <w:r>
-        <w:rPr>
-          <w:b w:val="0"/>
-          <w:i w:val="0"/>
-        </w:rPr>
-        <w:t>بعاليه</w:t>
+        <w:t>حيرلا لمجم ٢/٢/٦</w:t>
+      </w:r>
+    </w:p>
+    <w:p>
+      <w:pPr>
+        <w:jc w:val="right"/>
+        <w:bidi/>
+      </w:pPr>
+      <w:r>
+        <w:rPr>
+          <w:b w:val="0"/>
+          <w:i w:val="0"/>
+        </w:rPr>
+        <w:t>ةرهاظلا نراقملا لخدلا ةمئاقب حضوملا وحنلا ىلع ىرخأل ةنس نم ةبسنلا كلت يف تابثلا انل نيبتي ةرتفلا كلت لامعأ جئاتنل انضارعتسا لالخ نمو ، م٢٠٠٦ ىلإ م۱۰۰۲ نم ةرتفلا لالخ %١٥ طسوتملا يف غلب حبر لمجم ةكرشلا تققح</w:t>
+      </w:r>
+    </w:p>
+    <w:p>
+      <w:pPr>
+        <w:jc w:val="right"/>
+        <w:bidi/>
+      </w:pPr>
+      <w:r>
+        <w:rPr>
+          <w:b w:val="0"/>
+          <w:i w:val="0"/>
+        </w:rPr>
+        <w:t>هيلاعب</w:t>
       </w:r>
     </w:p>
     <w:p>
@@ -16757,20 +16757,20 @@
           <w:b w:val="0"/>
           <w:i w:val="0"/>
         </w:rPr>
-        <w:t>لية حسن الربح 0</w:t>
-      </w:r>
-    </w:p>
-    <w:p>
-      <w:pPr>
-        <w:jc w:val="right"/>
-        <w:bidi/>
-      </w:pPr>
-      <w:r>
-        <w:rPr>
-          <w:b w:val="0"/>
-          <w:i w:val="0"/>
-        </w:rPr>
-        <w:t>الشركة الوطنية للإدارة والخدمات المحدودة. التقيم في ١ الفطس ٢٠٠٦م</w:t>
+        <w:t>0 حبرلا نسح ةيل</w:t>
+      </w:r>
+    </w:p>
+    <w:p>
+      <w:pPr>
+        <w:jc w:val="right"/>
+        <w:bidi/>
+      </w:pPr>
+      <w:r>
+        <w:rPr>
+          <w:b w:val="0"/>
+          <w:i w:val="0"/>
+        </w:rPr>
+        <w:t>م٢٠٠٦ سطفلا ١ يف ميقتلا .ةدودحملا تامدخلاو ةرادإلل ةينطولا ةكرشلا</w:t>
       </w:r>
     </w:p>
     <w:p>
@@ -16809,7 +16809,7 @@
           <w:b w:val="0"/>
           <w:i w:val="0"/>
         </w:rPr>
-        <w:t>السيد العيوطي وشركاه</w:t>
+        <w:t>هاكرشو يطويعلا ديسلا</w:t>
       </w:r>
     </w:p>
     <w:p>
@@ -16835,46 +16835,46 @@
           <w:b w:val="0"/>
           <w:i w:val="0"/>
         </w:rPr>
-        <w:t>مورستيفنز</w:t>
-      </w:r>
-    </w:p>
-    <w:p>
-      <w:pPr>
-        <w:jc w:val="right"/>
-        <w:bidi/>
-      </w:pPr>
-      <w:r>
-        <w:rPr>
-          <w:b w:val="0"/>
-          <w:i w:val="0"/>
-        </w:rPr>
-        <w:t>انترناشيونال</w:t>
-      </w:r>
-    </w:p>
-    <w:p>
-      <w:pPr>
-        <w:jc w:val="right"/>
-        <w:bidi/>
-      </w:pPr>
-      <w:r>
-        <w:rPr>
-          <w:b w:val="0"/>
-          <w:i w:val="0"/>
-        </w:rPr>
-        <w:t>٣/٢/٦ إيرادات اخرى ( بالريال السعودي )</w:t>
-      </w:r>
-    </w:p>
-    <w:p>
-      <w:pPr>
-        <w:jc w:val="right"/>
-        <w:bidi/>
-      </w:pPr>
-      <w:r>
-        <w:rPr>
-          <w:b w:val="0"/>
-          <w:i w:val="0"/>
-        </w:rPr>
-        <w:t>تتمثل قيمة الإيرانت الأخرى في الآتي:</w:t>
+        <w:t>زنفيتسروم</w:t>
+      </w:r>
+    </w:p>
+    <w:p>
+      <w:pPr>
+        <w:jc w:val="right"/>
+        <w:bidi/>
+      </w:pPr>
+      <w:r>
+        <w:rPr>
+          <w:b w:val="0"/>
+          <w:i w:val="0"/>
+        </w:rPr>
+        <w:t>لانويشانرتنا</w:t>
+      </w:r>
+    </w:p>
+    <w:p>
+      <w:pPr>
+        <w:jc w:val="right"/>
+        <w:bidi/>
+      </w:pPr>
+      <w:r>
+        <w:rPr>
+          <w:b w:val="0"/>
+          <w:i w:val="0"/>
+        </w:rPr>
+        <w:t>( يدوعسلا لايرلاب ) ىرخا تاداريإ ٣/٢/٦</w:t>
+      </w:r>
+    </w:p>
+    <w:p>
+      <w:pPr>
+        <w:jc w:val="right"/>
+        <w:bidi/>
+      </w:pPr>
+      <w:r>
+        <w:rPr>
+          <w:b w:val="0"/>
+          <w:i w:val="0"/>
+        </w:rPr>
+        <w:t>:يتآلا يف ىرخألا تناريإلا ةميق لثمتت</w:t>
       </w:r>
     </w:p>
     <w:p>
@@ -17004,7 +17004,7 @@
           <w:b w:val="0"/>
           <w:i w:val="0"/>
         </w:rPr>
-        <w:t>تنا وجود بعض بنود الإيرادات الأخرى غير المتكررة وغير المرتبطة بنشاط الشركة لنفس السنة التي تحققت فيها تلك الإيرادات والمتمثلة في الديون المعدومة المحصلة ولذا للوصول إلى متوسط صافي الأرباح المقبول عن الفترة محل الدراسة فسوف نقوم بإستبعاد القيمة من صافي ربح</w:t>
+        <w:t>حبر يفاص نم ةميقلا داعبتسإب موقن فوسف ةساردلا لحم ةرتفلا نع لوبقملا حابرألا يفاص طسوتم ىلإ لوصولل اذلو ةلصحملا ةمودعملا نويدلا يف ةلثمتملاو تاداريإلا كلت اهيف تققحت يتلا ةنسلا سفنل ةكرشلا طاشنب ةطبترملا ريغو ةرركتملا ريغ ىرخألا تاداريإلا دونب ضعب دوجو انت</w:t>
       </w:r>
     </w:p>
     <w:p>
@@ -17043,7 +17043,7 @@
           <w:b w:val="0"/>
           <w:i w:val="0"/>
         </w:rPr>
-        <w:t>الفترة</w:t>
+        <w:t>ةرتفلا</w:t>
       </w:r>
     </w:p>
     <w:p>
@@ -17069,7 +17069,7 @@
           <w:b w:val="0"/>
           <w:i w:val="0"/>
         </w:rPr>
-        <w:t>الكلية</w:t>
+        <w:t>ةيلكلا</w:t>
       </w:r>
     </w:p>
     <w:p>
@@ -17095,20 +17095,20 @@
           <w:b w:val="0"/>
           <w:i w:val="0"/>
         </w:rPr>
-        <w:t>امری</w:t>
-      </w:r>
-    </w:p>
-    <w:p>
-      <w:pPr>
-        <w:jc w:val="right"/>
-        <w:bidi/>
-      </w:pPr>
-      <w:r>
-        <w:rPr>
-          <w:b w:val="0"/>
-          <w:i w:val="0"/>
-        </w:rPr>
-        <w:t>الشركة الوطنية للإدارة والخدمات المحدودة . التقييم في ١٣١ لمسطس ٢٠٠٦م</w:t>
+        <w:t>یرما</w:t>
+      </w:r>
+    </w:p>
+    <w:p>
+      <w:pPr>
+        <w:jc w:val="right"/>
+        <w:bidi/>
+      </w:pPr>
+      <w:r>
+        <w:rPr>
+          <w:b w:val="0"/>
+          <w:i w:val="0"/>
+        </w:rPr>
+        <w:t>م٢٠٠٦ سطسمل ١٣١ يف مييقتلا . ةدودحملا تامدخلاو ةرادإلل ةينطولا ةكرشلا</w:t>
       </w:r>
     </w:p>
     <w:p>
@@ -17186,7 +17186,7 @@
           <w:b w:val="0"/>
           <w:i w:val="0"/>
         </w:rPr>
-        <w:t>السيد العيوطي وشركاه</w:t>
+        <w:t>هاكرشو يطويعلا ديسلا</w:t>
       </w:r>
     </w:p>
     <w:p>
@@ -17212,7 +17212,7 @@
           <w:b w:val="0"/>
           <w:i w:val="0"/>
         </w:rPr>
-        <w:t>مورستيفنز</w:t>
+        <w:t>زنفيتسروم</w:t>
       </w:r>
     </w:p>
     <w:p>
@@ -17238,7 +17238,7 @@
           <w:b w:val="0"/>
           <w:i w:val="0"/>
         </w:rPr>
-        <w:t>٤/٢/٦ مصروفات عمومية وإدارية ( بالريال السعودي ) تمثل قيمة المصروفات العمومية والإدارية في الآتي:</w:t>
+        <w:t>:يتآلا يف ةيرادإلاو ةيمومعلا تافورصملا ةميق لثمت ( يدوعسلا لايرلاب ) ةيرادإو ةيمومع تافورصم ٤/٢/٦</w:t>
       </w:r>
     </w:p>
     <w:p>
@@ -17719,7 +17719,7 @@
           <w:b w:val="0"/>
           <w:i w:val="0"/>
         </w:rPr>
-        <w:t>تكاليف الموظفين</w:t>
+        <w:t>نيفظوملا فيلاكت</w:t>
       </w:r>
     </w:p>
     <w:p>
@@ -17745,7 +17745,7 @@
           <w:b w:val="0"/>
           <w:i w:val="0"/>
         </w:rPr>
-        <w:t>واقامة</w:t>
+        <w:t>ةماقاو</w:t>
       </w:r>
     </w:p>
     <w:p>
@@ -17823,46 +17823,46 @@
           <w:b w:val="0"/>
           <w:i w:val="0"/>
         </w:rPr>
-        <w:t>المجموع</w:t>
-      </w:r>
-    </w:p>
-    <w:p>
-      <w:pPr>
-        <w:jc w:val="right"/>
-        <w:bidi/>
-      </w:pPr>
-      <w:r>
-        <w:rPr>
-          <w:b w:val="0"/>
-          <w:i w:val="0"/>
-        </w:rPr>
-        <w:t>مما تقدم يتضح لنا الثبات النسبي في قيمة المصروفات العمومية والادارية خلال الفترة محل الفحص وكذلك معقولية البنود المكونة لذلك المصروفات وسوف تعتمد على متوسط قيمة المصروفات العمومية والإدارية خلال تلك الفترة للوصول إلى متوسط صافي الربح.</w:t>
-      </w:r>
-    </w:p>
-    <w:p>
-      <w:pPr>
-        <w:jc w:val="right"/>
-        <w:bidi/>
-      </w:pPr>
-      <w:r>
-        <w:rPr>
-          <w:b w:val="0"/>
-          <w:i w:val="0"/>
-        </w:rPr>
-        <w:t>الشركة الوطنية للإدارة والخدمات المعدودة والتقييم في ٣٠ العطى ٢٠٠٦م</w:t>
-      </w:r>
-    </w:p>
-    <w:p>
-      <w:pPr>
-        <w:jc w:val="right"/>
-        <w:bidi/>
-      </w:pPr>
-      <w:r>
-        <w:rPr>
-          <w:b w:val="0"/>
-          <w:i w:val="0"/>
-        </w:rPr>
-        <w:t>السيد العيوطي وشركاه</w:t>
+        <w:t>عومجملا</w:t>
+      </w:r>
+    </w:p>
+    <w:p>
+      <w:pPr>
+        <w:jc w:val="right"/>
+        <w:bidi/>
+      </w:pPr>
+      <w:r>
+        <w:rPr>
+          <w:b w:val="0"/>
+          <w:i w:val="0"/>
+        </w:rPr>
+        <w:t>.حبرلا يفاص طسوتم ىلإ لوصولل ةرتفلا كلت لالخ ةيرادإلاو ةيمومعلا تافورصملا ةميق طسوتم ىلع دمتعت فوسو تافورصملا كلذل ةنوكملا دونبلا ةيلوقعم كلذكو صحفلا لحم ةرتفلا لالخ ةيرادالاو ةيمومعلا تافورصملا ةميق يف يبسنلا تابثلا انل حضتي مدقت امم</w:t>
+      </w:r>
+    </w:p>
+    <w:p>
+      <w:pPr>
+        <w:jc w:val="right"/>
+        <w:bidi/>
+      </w:pPr>
+      <w:r>
+        <w:rPr>
+          <w:b w:val="0"/>
+          <w:i w:val="0"/>
+        </w:rPr>
+        <w:t>م٢٠٠٦ ىطعلا ٣٠ يف مييقتلاو ةدودعملا تامدخلاو ةرادإلل ةينطولا ةكرشلا</w:t>
+      </w:r>
+    </w:p>
+    <w:p>
+      <w:pPr>
+        <w:jc w:val="right"/>
+        <w:bidi/>
+      </w:pPr>
+      <w:r>
+        <w:rPr>
+          <w:b w:val="0"/>
+          <w:i w:val="0"/>
+        </w:rPr>
+        <w:t>هاكرشو يطويعلا ديسلا</w:t>
       </w:r>
     </w:p>
     <w:p>
@@ -17888,46 +17888,46 @@
           <w:b w:val="0"/>
           <w:i w:val="0"/>
         </w:rPr>
-        <w:t>مورستيفنز</w:t>
-      </w:r>
-    </w:p>
-    <w:p>
-      <w:pPr>
-        <w:jc w:val="right"/>
-        <w:bidi/>
-      </w:pPr>
-      <w:r>
-        <w:rPr>
-          <w:b w:val="0"/>
-          <w:i w:val="0"/>
-        </w:rPr>
-        <w:t>انترناشيونال</w:t>
-      </w:r>
-    </w:p>
-    <w:p>
-      <w:pPr>
-        <w:jc w:val="right"/>
-        <w:bidi/>
-      </w:pPr>
-      <w:r>
-        <w:rPr>
-          <w:b w:val="0"/>
-          <w:i w:val="0"/>
-        </w:rPr>
-        <w:t>٥/٢/٦ نتائج التشغيل بعد إستبعاد البنود غير العادية والزكاة ( بالريال السعودي ) :</w:t>
-      </w:r>
-    </w:p>
-    <w:p>
-      <w:pPr>
-        <w:jc w:val="right"/>
-        <w:bidi/>
-      </w:pPr>
-      <w:r>
-        <w:rPr>
-          <w:b w:val="0"/>
-          <w:i w:val="0"/>
-        </w:rPr>
-        <w:t>المتوسط</w:t>
+        <w:t>زنفيتسروم</w:t>
+      </w:r>
+    </w:p>
+    <w:p>
+      <w:pPr>
+        <w:jc w:val="right"/>
+        <w:bidi/>
+      </w:pPr>
+      <w:r>
+        <w:rPr>
+          <w:b w:val="0"/>
+          <w:i w:val="0"/>
+        </w:rPr>
+        <w:t>لانويشانرتنا</w:t>
+      </w:r>
+    </w:p>
+    <w:p>
+      <w:pPr>
+        <w:jc w:val="right"/>
+        <w:bidi/>
+      </w:pPr>
+      <w:r>
+        <w:rPr>
+          <w:b w:val="0"/>
+          <w:i w:val="0"/>
+        </w:rPr>
+        <w:t>: ( يدوعسلا لايرلاب ) ةاكزلاو ةيداعلا ريغ دونبلا داعبتسإ دعب ليغشتلا جئاتن ٥/٢/٦</w:t>
+      </w:r>
+    </w:p>
+    <w:p>
+      <w:pPr>
+        <w:jc w:val="right"/>
+        <w:bidi/>
+      </w:pPr>
+      <w:r>
+        <w:rPr>
+          <w:b w:val="0"/>
+          <w:i w:val="0"/>
+        </w:rPr>
+        <w:t>طسوتملا</w:t>
       </w:r>
     </w:p>
     <w:p>
@@ -18291,46 +18291,46 @@
           <w:b w:val="0"/>
           <w:i w:val="0"/>
         </w:rPr>
-        <w:t>تكلفة التشغيل</w:t>
-      </w:r>
-    </w:p>
-    <w:p>
-      <w:pPr>
-        <w:jc w:val="right"/>
-        <w:bidi/>
-      </w:pPr>
-      <w:r>
-        <w:rPr>
-          <w:b w:val="0"/>
-          <w:i w:val="0"/>
-        </w:rPr>
-        <w:t>مجمل الربح التشغيلي</w:t>
-      </w:r>
-    </w:p>
-    <w:p>
-      <w:pPr>
-        <w:jc w:val="right"/>
-        <w:bidi/>
-      </w:pPr>
-      <w:r>
-        <w:rPr>
-          <w:b w:val="0"/>
-          <w:i w:val="0"/>
-        </w:rPr>
-        <w:t>نسبة مجمل الربح</w:t>
-      </w:r>
-    </w:p>
-    <w:p>
-      <w:pPr>
-        <w:jc w:val="right"/>
-        <w:bidi/>
-      </w:pPr>
-      <w:r>
-        <w:rPr>
-          <w:b w:val="0"/>
-          <w:i w:val="0"/>
-        </w:rPr>
-        <w:t>مصروفات عمومية</w:t>
+        <w:t>ليغشتلا ةفلكت</w:t>
+      </w:r>
+    </w:p>
+    <w:p>
+      <w:pPr>
+        <w:jc w:val="right"/>
+        <w:bidi/>
+      </w:pPr>
+      <w:r>
+        <w:rPr>
+          <w:b w:val="0"/>
+          <w:i w:val="0"/>
+        </w:rPr>
+        <w:t>يليغشتلا حبرلا لمجم</w:t>
+      </w:r>
+    </w:p>
+    <w:p>
+      <w:pPr>
+        <w:jc w:val="right"/>
+        <w:bidi/>
+      </w:pPr>
+      <w:r>
+        <w:rPr>
+          <w:b w:val="0"/>
+          <w:i w:val="0"/>
+        </w:rPr>
+        <w:t>حبرلا لمجم ةبسن</w:t>
+      </w:r>
+    </w:p>
+    <w:p>
+      <w:pPr>
+        <w:jc w:val="right"/>
+        <w:bidi/>
+      </w:pPr>
+      <w:r>
+        <w:rPr>
+          <w:b w:val="0"/>
+          <w:i w:val="0"/>
+        </w:rPr>
+        <w:t>ةيمومع تافورصم</w:t>
       </w:r>
     </w:p>
     <w:p>
@@ -18382,7 +18382,7 @@
           <w:b w:val="0"/>
           <w:i w:val="0"/>
         </w:rPr>
-        <w:t>صافي دخل السنة قبل الزكاة الشرعية</w:t>
+        <w:t>ةيعرشلا ةاكزلا لبق ةنسلا لخد يفاص</w:t>
       </w:r>
     </w:p>
     <w:p>
@@ -18694,20 +18694,20 @@
           <w:b w:val="0"/>
           <w:i w:val="0"/>
         </w:rPr>
-        <w:t>الشركة الوطنية للإدارة والخدمات المحدودة. التقييم في ٢٠ أغسطس ٢٠٠٦م</w:t>
-      </w:r>
-    </w:p>
-    <w:p>
-      <w:pPr>
-        <w:jc w:val="right"/>
-        <w:bidi/>
-      </w:pPr>
-      <w:r>
-        <w:rPr>
-          <w:b w:val="0"/>
-          <w:i w:val="0"/>
-        </w:rPr>
-        <w:t>السيد العيوطي وشركاه</w:t>
+        <w:t>م٢٠٠٦ سطسغأ ٢٠ يف مييقتلا .ةدودحملا تامدخلاو ةرادإلل ةينطولا ةكرشلا</w:t>
+      </w:r>
+    </w:p>
+    <w:p>
+      <w:pPr>
+        <w:jc w:val="right"/>
+        <w:bidi/>
+      </w:pPr>
+      <w:r>
+        <w:rPr>
+          <w:b w:val="0"/>
+          <w:i w:val="0"/>
+        </w:rPr>
+        <w:t>هاكرشو يطويعلا ديسلا</w:t>
       </w:r>
     </w:p>
     <w:p>
@@ -18733,20 +18733,20 @@
           <w:b w:val="0"/>
           <w:i w:val="0"/>
         </w:rPr>
-        <w:t>مورستيفنز</w:t>
-      </w:r>
-    </w:p>
-    <w:p>
-      <w:pPr>
-        <w:jc w:val="right"/>
-        <w:bidi/>
-      </w:pPr>
-      <w:r>
-        <w:rPr>
-          <w:b w:val="0"/>
-          <w:i w:val="0"/>
-        </w:rPr>
-        <w:t>انترناشيونال</w:t>
+        <w:t>زنفيتسروم</w:t>
+      </w:r>
+    </w:p>
+    <w:p>
+      <w:pPr>
+        <w:jc w:val="right"/>
+        <w:bidi/>
+      </w:pPr>
+      <w:r>
+        <w:rPr>
+          <w:b w:val="0"/>
+          <w:i w:val="0"/>
+        </w:rPr>
+        <w:t>لانويشانرتنا</w:t>
       </w:r>
     </w:p>
     <w:p>
@@ -18772,20 +18772,20 @@
           <w:b w:val="0"/>
           <w:i w:val="0"/>
         </w:rPr>
-        <w:t>نوع الخطر</w:t>
-      </w:r>
-    </w:p>
-    <w:p>
-      <w:pPr>
-        <w:jc w:val="right"/>
-        <w:bidi/>
-      </w:pPr>
-      <w:r>
-        <w:rPr>
-          <w:b w:val="0"/>
-          <w:i w:val="0"/>
-        </w:rPr>
-        <w:t>خطر الصناعة</w:t>
+        <w:t>رطخلا عون</w:t>
+      </w:r>
+    </w:p>
+    <w:p>
+      <w:pPr>
+        <w:jc w:val="right"/>
+        <w:bidi/>
+      </w:pPr>
+      <w:r>
+        <w:rPr>
+          <w:b w:val="0"/>
+          <w:i w:val="0"/>
+        </w:rPr>
+        <w:t>ةعانصلا رطخ</w:t>
       </w:r>
     </w:p>
     <w:p>
@@ -18824,20 +18824,20 @@
           <w:b w:val="0"/>
           <w:i w:val="0"/>
         </w:rPr>
-        <w:t>شرح تحليل معامل الخطر</w:t>
-      </w:r>
-    </w:p>
-    <w:p>
-      <w:pPr>
-        <w:jc w:val="right"/>
-        <w:bidi/>
-      </w:pPr>
-      <w:r>
-        <w:rPr>
-          <w:b w:val="0"/>
-          <w:i w:val="0"/>
-        </w:rPr>
-        <w:t>النشاط الذي تعمل به الشركة معرض لخطر منخفض حيث تعمل الشركة في مجال توريد الوجبات الغذائية إلى المستشفيات ومراكز التجمع السكنية وغيرها، فوق هذا النشاط من الأسواق التي تتسم بالثبات ولا توجد أية قيود حكومية أو تطورات مفاجئة</w:t>
+        <w:t>رطخلا لماعم ليلحت حرش</w:t>
+      </w:r>
+    </w:p>
+    <w:p>
+      <w:pPr>
+        <w:jc w:val="right"/>
+        <w:bidi/>
+      </w:pPr>
+      <w:r>
+        <w:rPr>
+          <w:b w:val="0"/>
+          <w:i w:val="0"/>
+        </w:rPr>
+        <w:t>ةئجافم تاروطت وأ ةيموكح دويق ةيأ دجوت الو تابثلاب مستت يتلا قاوسألا نم طاشنلا اذه قوف ،اهريغو ةينكسلا عمجتلا زكارمو تايفشتسملا ىلإ ةيئاذغلا تابجولا ديروت لاجم يف ةكرشلا لمعت ثيح ضفخنم رطخل ضرعم ةكرشلا هب لمعت يذلا طاشنلا</w:t>
       </w:r>
     </w:p>
     <w:p>
@@ -18954,7 +18954,7 @@
           <w:b w:val="0"/>
           <w:i w:val="0"/>
         </w:rPr>
-        <w:t>تعتمد الشركة على عدد غير محدود من العملاء الموجودين داخل المملكة العربية السعودية كما أن اعتماد الشركة على العمالة والموردين والتكنولوجيا المتاحة في سوق المملكة العربية السعودية يؤدي إلى انخفاض الخطر</w:t>
+        <w:t>رطخلا ضافخنا ىلإ يدؤي ةيدوعسلا ةيبرعلا ةكلمملا قوس يف ةحاتملا ايجولونكتلاو نيدروملاو ةلامعلا ىلع ةكرشلا دامتعا نأ امك ةيدوعسلا ةيبرعلا ةكلمملا لخاد نيدوجوملا ءالمعلا نم دودحم ريغ ددع ىلع ةكرشلا دمتعت</w:t>
       </w:r>
     </w:p>
     <w:p>
@@ -18980,7 +18980,7 @@
           <w:b w:val="0"/>
           <w:i w:val="0"/>
         </w:rPr>
-        <w:t>المتعلق بها .</w:t>
+        <w:t>. اهب قلعتملا</w:t>
       </w:r>
     </w:p>
     <w:p>
@@ -19045,7 +19045,7 @@
           <w:b w:val="0"/>
           <w:i w:val="0"/>
         </w:rPr>
-        <w:t>خطر الموجودات</w:t>
+        <w:t>تادوجوملا رطخ</w:t>
       </w:r>
     </w:p>
     <w:p>
@@ -19097,20 +19097,20 @@
           <w:b w:val="0"/>
           <w:i w:val="0"/>
         </w:rPr>
-        <w:t>الشركة الوطنية للادارة والخدمات المحدودة. التقييم في ٣١ الخطى ٢٠٠٩م</w:t>
-      </w:r>
-    </w:p>
-    <w:p>
-      <w:pPr>
-        <w:jc w:val="right"/>
-        <w:bidi/>
-      </w:pPr>
-      <w:r>
-        <w:rPr>
-          <w:b w:val="0"/>
-          <w:i w:val="0"/>
-        </w:rPr>
-        <w:t>السيد العيوطي وشركاه</w:t>
+        <w:t>م٢٠٠٩ ىطخلا ٣١ يف مييقتلا .ةدودحملا تامدخلاو ةرادالل ةينطولا ةكرشلا</w:t>
+      </w:r>
+    </w:p>
+    <w:p>
+      <w:pPr>
+        <w:jc w:val="right"/>
+        <w:bidi/>
+      </w:pPr>
+      <w:r>
+        <w:rPr>
+          <w:b w:val="0"/>
+          <w:i w:val="0"/>
+        </w:rPr>
+        <w:t>هاكرشو يطويعلا ديسلا</w:t>
       </w:r>
     </w:p>
     <w:p>
@@ -19136,7 +19136,7 @@
           <w:b w:val="0"/>
           <w:i w:val="0"/>
         </w:rPr>
-        <w:t>مورستيفنز</w:t>
+        <w:t>زنفيتسروم</w:t>
       </w:r>
     </w:p>
     <w:p>
@@ -19175,7 +19175,7 @@
           <w:b w:val="0"/>
           <w:i w:val="0"/>
         </w:rPr>
-        <w:t>خطر الصناعة</w:t>
+        <w:t>ةعانصلا رطخ</w:t>
       </w:r>
     </w:p>
     <w:p>
@@ -19253,7 +19253,7 @@
           <w:b w:val="0"/>
           <w:i w:val="0"/>
         </w:rPr>
-        <w:t>عمالة</w:t>
+        <w:t>ةلامع</w:t>
       </w:r>
     </w:p>
     <w:p>
@@ -19279,59 +19279,59 @@
           <w:b w:val="0"/>
           <w:i w:val="0"/>
         </w:rPr>
-        <w:t>خطر الموجودات</w:t>
-      </w:r>
-    </w:p>
-    <w:p>
-      <w:pPr>
-        <w:jc w:val="right"/>
-        <w:bidi/>
-      </w:pPr>
-      <w:r>
-        <w:rPr>
-          <w:b w:val="0"/>
-          <w:i w:val="0"/>
-        </w:rPr>
-        <w:t>الإجمالي</w:t>
-      </w:r>
-    </w:p>
-    <w:p>
-      <w:pPr>
-        <w:jc w:val="right"/>
-        <w:bidi/>
-      </w:pPr>
-      <w:r>
-        <w:rPr>
-          <w:b w:val="0"/>
-          <w:i w:val="0"/>
-        </w:rPr>
-        <w:t>الشركة الوطنية للإدارة والخدمات المحدودة التقيم في ٢١ البطين ٢٠٠١م</w:t>
-      </w:r>
-    </w:p>
-    <w:p>
-      <w:pPr>
-        <w:jc w:val="right"/>
-        <w:bidi/>
-      </w:pPr>
-      <w:r>
-        <w:rPr>
-          <w:b w:val="0"/>
-          <w:i w:val="0"/>
-        </w:rPr>
-        <w:t>تقييم الخطر</w:t>
-      </w:r>
-    </w:p>
-    <w:p>
-      <w:pPr>
-        <w:jc w:val="right"/>
-        <w:bidi/>
-      </w:pPr>
-      <w:r>
-        <w:rPr>
-          <w:b w:val="0"/>
-          <w:i w:val="0"/>
-        </w:rPr>
-        <w:t>: ) ١٤٢٨ حصة الشیخ أحمد عباس زیني من شرکة تخارج أبار وزیني (</w:t>
+        <w:t>تادوجوملا رطخ</w:t>
+      </w:r>
+    </w:p>
+    <w:p>
+      <w:pPr>
+        <w:jc w:val="right"/>
+        <w:bidi/>
+      </w:pPr>
+      <w:r>
+        <w:rPr>
+          <w:b w:val="0"/>
+          <w:i w:val="0"/>
+        </w:rPr>
+        <w:t>يلامجإلا</w:t>
+      </w:r>
+    </w:p>
+    <w:p>
+      <w:pPr>
+        <w:jc w:val="right"/>
+        <w:bidi/>
+      </w:pPr>
+      <w:r>
+        <w:rPr>
+          <w:b w:val="0"/>
+          <w:i w:val="0"/>
+        </w:rPr>
+        <w:t>م٢٠٠١ نيطبلا ٢١ يف ميقتلا ةدودحملا تامدخلاو ةرادإلل ةينطولا ةكرشلا</w:t>
+      </w:r>
+    </w:p>
+    <w:p>
+      <w:pPr>
+        <w:jc w:val="right"/>
+        <w:bidi/>
+      </w:pPr>
+      <w:r>
+        <w:rPr>
+          <w:b w:val="0"/>
+          <w:i w:val="0"/>
+        </w:rPr>
+        <w:t>رطخلا مييقت</w:t>
+      </w:r>
+    </w:p>
+    <w:p>
+      <w:pPr>
+        <w:jc w:val="right"/>
+        <w:bidi/>
+      </w:pPr>
+      <w:r>
+        <w:rPr>
+          <w:b w:val="0"/>
+          <w:i w:val="0"/>
+        </w:rPr>
+        <w:t>) ينیزو رابأ جراخت ةکرش نم ينیز سابع دمحأ خیشلا ةصح ١٤٢٨ ( :</w:t>
       </w:r>
     </w:p>
     <w:p>
@@ -19357,46 +19357,46 @@
           <w:b w:val="0"/>
           <w:i w:val="0"/>
         </w:rPr>
-        <w:t>) ١٤٢٩ حصة الشیخ أحمد عباس زیني من شرکة الضیافة لألعمال العقاریة (القیمة لعام</w:t>
-      </w:r>
-    </w:p>
-    <w:p>
-      <w:pPr>
-        <w:jc w:val="right"/>
-        <w:bidi/>
-      </w:pPr>
-      <w:r>
-        <w:rPr>
-          <w:b w:val="0"/>
-          <w:i w:val="0"/>
-        </w:rPr>
-        <w:t>956.69,223,178 = .779 x 567,785,228 حصة آل زیني من الشرکة:</w:t>
-      </w:r>
-    </w:p>
-    <w:p>
-      <w:pPr>
-        <w:jc w:val="right"/>
-        <w:bidi/>
-      </w:pPr>
-      <w:r>
-        <w:rPr>
-          <w:b w:val="0"/>
-          <w:i w:val="0"/>
-        </w:rPr>
-        <w:t>483.92,724,49 = .279*\956.69,223,178 زیني: حصة الشیخ أحمد عباس</w:t>
-      </w:r>
-    </w:p>
-    <w:p>
-      <w:pPr>
-        <w:jc w:val="right"/>
-        <w:bidi/>
-      </w:pPr>
-      <w:r>
-        <w:rPr>
-          <w:b w:val="0"/>
-          <w:i w:val="0"/>
-        </w:rPr>
-        <w:t>اجمالي قیم الحصص للشیخ أحمد عباس زیني رحمھ هللا:</w:t>
+        <w:t>ماعل ةمیقلا) ةیراقعلا لامعلأل ةفایضلا ةکرش نم ينیز سابع دمحأ خیشلا ةصح ١٤٢٩ (</w:t>
+      </w:r>
+    </w:p>
+    <w:p>
+      <w:pPr>
+        <w:jc w:val="right"/>
+        <w:bidi/>
+      </w:pPr>
+      <w:r>
+        <w:rPr>
+          <w:b w:val="0"/>
+          <w:i w:val="0"/>
+        </w:rPr>
+        <w:t>:ةکرشلا نم ينیز لآ ةصح 228,785,567 x .779 = 178,223,956.69</w:t>
+      </w:r>
+    </w:p>
+    <w:p>
+      <w:pPr>
+        <w:jc w:val="right"/>
+        <w:bidi/>
+      </w:pPr>
+      <w:r>
+        <w:rPr>
+          <w:b w:val="0"/>
+          <w:i w:val="0"/>
+        </w:rPr>
+        <w:t>سابع دمحأ خیشلا ةصح :ينیز 178,223,956.69\*.279 = 49,724,483.92</w:t>
+      </w:r>
+    </w:p>
+    <w:p>
+      <w:pPr>
+        <w:jc w:val="right"/>
+        <w:bidi/>
+      </w:pPr>
+      <w:r>
+        <w:rPr>
+          <w:b w:val="0"/>
+          <w:i w:val="0"/>
+        </w:rPr>
+        <w:t>:الله ھمحر ينیز سابع دمحأ خیشلل صصحلا میق يلامجا</w:t>
       </w:r>
     </w:p>
     <w:p>
@@ -19526,7 +19526,7 @@
           <w:b w:val="0"/>
           <w:i w:val="0"/>
         </w:rPr>
-        <w:t>السيد محي الدين دفتردار</w:t>
+        <w:t>رادرتفد نيدلا يحم ديسلا</w:t>
       </w:r>
     </w:p>
     <w:p>
@@ -19565,7 +19565,7 @@
           <w:b w:val="0"/>
           <w:i w:val="0"/>
         </w:rPr>
-        <w:t>1- الشيخ عبد الله أبار سواء باسمه أو اسم من يحدده بالشركات التالية :-</w:t>
+        <w:t>:- ةيلاتلا تاكرشلاب هددحي نم مسا وأ همساب ءاوس رابأ هللا دبع خيشلا 1-</w:t>
       </w:r>
     </w:p>
     <w:p>
@@ -19591,33 +19591,33 @@
           <w:b w:val="0"/>
           <w:i w:val="0"/>
         </w:rPr>
-        <w:t>١- شركة أسواق النجمة التجارية المحدودة</w:t>
-      </w:r>
-    </w:p>
-    <w:p>
-      <w:pPr>
-        <w:jc w:val="right"/>
-        <w:bidi/>
-      </w:pPr>
-      <w:r>
-        <w:rPr>
-          <w:b w:val="0"/>
-          <w:i w:val="0"/>
-        </w:rPr>
-        <w:t>٢ شركة أبار وزيني الغذائية المحدودة</w:t>
-      </w:r>
-    </w:p>
-    <w:p>
-      <w:pPr>
-        <w:jc w:val="right"/>
-        <w:bidi/>
-      </w:pPr>
-      <w:r>
-        <w:rPr>
-          <w:b w:val="0"/>
-          <w:i w:val="0"/>
-        </w:rPr>
-        <w:t>الإجمالي</w:t>
+        <w:t>ةدودحملا ةيراجتلا ةمجنلا قاوسأ ةكرش ١-</w:t>
+      </w:r>
+    </w:p>
+    <w:p>
+      <w:pPr>
+        <w:jc w:val="right"/>
+        <w:bidi/>
+      </w:pPr>
+      <w:r>
+        <w:rPr>
+          <w:b w:val="0"/>
+          <w:i w:val="0"/>
+        </w:rPr>
+        <w:t>ةدودحملا ةيئاذغلا ينيزو رابأ ةكرش ٢</w:t>
+      </w:r>
+    </w:p>
+    <w:p>
+      <w:pPr>
+        <w:jc w:val="right"/>
+        <w:bidi/>
+      </w:pPr>
+      <w:r>
+        <w:rPr>
+          <w:b w:val="0"/>
+          <w:i w:val="0"/>
+        </w:rPr>
+        <w:t>يلامجإلا</w:t>
       </w:r>
     </w:p>
     <w:p>
@@ -19643,7 +19643,7 @@
           <w:b w:val="0"/>
           <w:i w:val="0"/>
         </w:rPr>
-        <w:t>النسبة الإجمالي</w:t>
+        <w:t>يلامجإلا ةبسنلا</w:t>
       </w:r>
     </w:p>
     <w:p>
@@ -19812,7 +19812,7 @@
           <w:b w:val="0"/>
           <w:i w:val="0"/>
         </w:rPr>
-        <w:t>الشيخ أحمد زيني سواء باسمه أو باسم من يحدده بالشركات التالية:</w:t>
+        <w:t>:ةيلاتلا تاكرشلاب هددحي نم مساب وأ همساب ءاوس ينيز دمحأ خيشلا</w:t>
       </w:r>
     </w:p>
     <w:p>
@@ -19851,20 +19851,20 @@
           <w:b w:val="0"/>
           <w:i w:val="0"/>
         </w:rPr>
-        <w:t>النسبة</w:t>
-      </w:r>
-    </w:p>
-    <w:p>
-      <w:pPr>
-        <w:jc w:val="right"/>
-        <w:bidi/>
-      </w:pPr>
-      <w:r>
-        <w:rPr>
-          <w:b w:val="0"/>
-          <w:i w:val="0"/>
-        </w:rPr>
-        <w:t>الإجمالية</w:t>
+        <w:t>ةبسنلا</w:t>
+      </w:r>
+    </w:p>
+    <w:p>
+      <w:pPr>
+        <w:jc w:val="right"/>
+        <w:bidi/>
+      </w:pPr>
+      <w:r>
+        <w:rPr>
+          <w:b w:val="0"/>
+          <w:i w:val="0"/>
+        </w:rPr>
+        <w:t>ةيلامجإلا</w:t>
       </w:r>
     </w:p>
     <w:p>
@@ -19916,85 +19916,85 @@
           <w:b w:val="0"/>
           <w:i w:val="0"/>
         </w:rPr>
-        <w:t>1 شركة مزرعة وادي فاطمة للدواجن ٢ شركة مصنع الحلويات والطحينة الوطني - شركة أبار وزيني للتموين والخدمات الغذائية</w:t>
-      </w:r>
-    </w:p>
-    <w:p>
-      <w:pPr>
-        <w:jc w:val="right"/>
-        <w:bidi/>
-      </w:pPr>
-      <w:r>
-        <w:rPr>
-          <w:b w:val="0"/>
-          <w:i w:val="0"/>
-        </w:rPr>
-        <w:t>٤- شركة أبار وزيني للكهرباء والتكييف</w:t>
-      </w:r>
-    </w:p>
-    <w:p>
-      <w:pPr>
-        <w:jc w:val="right"/>
-        <w:bidi/>
-      </w:pPr>
-      <w:r>
-        <w:rPr>
-          <w:b w:val="0"/>
-          <w:i w:val="0"/>
-        </w:rPr>
-        <w:t>شركة الخميرة السعودية</w:t>
-      </w:r>
-    </w:p>
-    <w:p>
-      <w:pPr>
-        <w:jc w:val="right"/>
-        <w:bidi/>
-      </w:pPr>
-      <w:r>
-        <w:rPr>
-          <w:b w:val="0"/>
-          <w:i w:val="0"/>
-        </w:rPr>
-        <w:t>٦- شركة دايكن لتكييف الهواء المحدودة</w:t>
-      </w:r>
-    </w:p>
-    <w:p>
-      <w:pPr>
-        <w:jc w:val="right"/>
-        <w:bidi/>
-      </w:pPr>
-      <w:r>
-        <w:rPr>
-          <w:b w:val="0"/>
-          <w:i w:val="0"/>
-        </w:rPr>
-        <w:t>الشركة الوطنية للإدارة والخدمات</w:t>
-      </w:r>
-    </w:p>
-    <w:p>
-      <w:pPr>
-        <w:jc w:val="right"/>
-        <w:bidi/>
-      </w:pPr>
-      <w:r>
-        <w:rPr>
-          <w:b w:val="0"/>
-          <w:i w:val="0"/>
-        </w:rPr>
-        <w:t>وشركة سودكسو للتموين المحدودة</w:t>
-      </w:r>
-    </w:p>
-    <w:p>
-      <w:pPr>
-        <w:jc w:val="right"/>
-        <w:bidi/>
-      </w:pPr>
-      <w:r>
-        <w:rPr>
-          <w:b w:val="0"/>
-          <w:i w:val="0"/>
-        </w:rPr>
-        <w:t>الإجمالي</w:t>
+        <w:t>ةيئاذغلا تامدخلاو نيومتلل ينيزو رابأ ةكرش - ينطولا ةنيحطلاو تايولحلا عنصم ةكرش ٢ نجاودلل ةمطاف يداو ةعرزم ةكرش 1</w:t>
+      </w:r>
+    </w:p>
+    <w:p>
+      <w:pPr>
+        <w:jc w:val="right"/>
+        <w:bidi/>
+      </w:pPr>
+      <w:r>
+        <w:rPr>
+          <w:b w:val="0"/>
+          <w:i w:val="0"/>
+        </w:rPr>
+        <w:t>فييكتلاو ءابرهكلل ينيزو رابأ ةكرش ٤-</w:t>
+      </w:r>
+    </w:p>
+    <w:p>
+      <w:pPr>
+        <w:jc w:val="right"/>
+        <w:bidi/>
+      </w:pPr>
+      <w:r>
+        <w:rPr>
+          <w:b w:val="0"/>
+          <w:i w:val="0"/>
+        </w:rPr>
+        <w:t>ةيدوعسلا ةريمخلا ةكرش</w:t>
+      </w:r>
+    </w:p>
+    <w:p>
+      <w:pPr>
+        <w:jc w:val="right"/>
+        <w:bidi/>
+      </w:pPr>
+      <w:r>
+        <w:rPr>
+          <w:b w:val="0"/>
+          <w:i w:val="0"/>
+        </w:rPr>
+        <w:t>ةدودحملا ءاوهلا فييكتل نكياد ةكرش ٦-</w:t>
+      </w:r>
+    </w:p>
+    <w:p>
+      <w:pPr>
+        <w:jc w:val="right"/>
+        <w:bidi/>
+      </w:pPr>
+      <w:r>
+        <w:rPr>
+          <w:b w:val="0"/>
+          <w:i w:val="0"/>
+        </w:rPr>
+        <w:t>تامدخلاو ةرادإلل ةينطولا ةكرشلا</w:t>
+      </w:r>
+    </w:p>
+    <w:p>
+      <w:pPr>
+        <w:jc w:val="right"/>
+        <w:bidi/>
+      </w:pPr>
+      <w:r>
+        <w:rPr>
+          <w:b w:val="0"/>
+          <w:i w:val="0"/>
+        </w:rPr>
+        <w:t>ةدودحملا نيومتلل وسكدوس ةكرشو</w:t>
+      </w:r>
+    </w:p>
+    <w:p>
+      <w:pPr>
+        <w:jc w:val="right"/>
+        <w:bidi/>
+      </w:pPr>
+      <w:r>
+        <w:rPr>
+          <w:b w:val="0"/>
+          <w:i w:val="0"/>
+        </w:rPr>
+        <w:t>يلامجإلا</w:t>
       </w:r>
     </w:p>
     <w:p>
@@ -20280,7 +20280,7 @@
           <w:b w:val="0"/>
           <w:i w:val="0"/>
         </w:rPr>
-        <w:t>إتفق الحضور بخصوص الشركات التالية :-</w:t>
+        <w:t>:- ةيلاتلا تاكرشلا صوصخب روضحلا قفتإ</w:t>
       </w:r>
     </w:p>
     <w:p>
@@ -20306,20 +20306,20 @@
           <w:b w:val="0"/>
           <w:i w:val="0"/>
         </w:rPr>
-        <w:t>١- شركة الشرق الأوسط للتأمين البحري والعام</w:t>
-      </w:r>
-    </w:p>
-    <w:p>
-      <w:pPr>
-        <w:jc w:val="right"/>
-        <w:bidi/>
-      </w:pPr>
-      <w:r>
-        <w:rPr>
-          <w:b w:val="0"/>
-          <w:i w:val="0"/>
-        </w:rPr>
-        <w:t>\- شركة أزكو للسياحة والسفر</w:t>
+        <w:t>ماعلاو يرحبلا نيمأتلل طسوألا قرشلا ةكرش ١-</w:t>
+      </w:r>
+    </w:p>
+    <w:p>
+      <w:pPr>
+        <w:jc w:val="right"/>
+        <w:bidi/>
+      </w:pPr>
+      <w:r>
+        <w:rPr>
+          <w:b w:val="0"/>
+          <w:i w:val="0"/>
+        </w:rPr>
+        <w:t>رفسلاو ةحايسلل وكزأ ةكرش -\</w:t>
       </w:r>
     </w:p>
     <w:p>
@@ -20345,33 +20345,33 @@
           <w:b w:val="0"/>
           <w:i w:val="0"/>
         </w:rPr>
-        <w:t>الشركة العربية للخدمات البحرية والساحات</w:t>
-      </w:r>
-    </w:p>
-    <w:p>
-      <w:pPr>
-        <w:jc w:val="right"/>
-        <w:bidi/>
-      </w:pPr>
-      <w:r>
-        <w:rPr>
-          <w:b w:val="0"/>
-          <w:i w:val="0"/>
-        </w:rPr>
-        <w:t>ه شركة مقاولات المباني الحديثة - شركة الخدمات الكهربائية والميكانيكية</w:t>
-      </w:r>
-    </w:p>
-    <w:p>
-      <w:pPr>
-        <w:jc w:val="right"/>
-        <w:bidi/>
-      </w:pPr>
-      <w:r>
-        <w:rPr>
-          <w:b w:val="0"/>
-          <w:i w:val="0"/>
-        </w:rPr>
-        <w:t>شركة سايبولت العربية السعودية</w:t>
+        <w:t>تاحاسلاو ةيرحبلا تامدخلل ةيبرعلا ةكرشلا</w:t>
+      </w:r>
+    </w:p>
+    <w:p>
+      <w:pPr>
+        <w:jc w:val="right"/>
+        <w:bidi/>
+      </w:pPr>
+      <w:r>
+        <w:rPr>
+          <w:b w:val="0"/>
+          <w:i w:val="0"/>
+        </w:rPr>
+        <w:t>ةيكيناكيملاو ةيئابرهكلا تامدخلا ةكرش - ةثيدحلا ينابملا تالواقم ةكرش ه</w:t>
+      </w:r>
+    </w:p>
+    <w:p>
+      <w:pPr>
+        <w:jc w:val="right"/>
+        <w:bidi/>
+      </w:pPr>
+      <w:r>
+        <w:rPr>
+          <w:b w:val="0"/>
+          <w:i w:val="0"/>
+        </w:rPr>
+        <w:t>ةيدوعسلا ةيبرعلا تلوبياس ةكرش</w:t>
       </w:r>
     </w:p>
     <w:p>
@@ -20423,7 +20423,7 @@
           <w:b w:val="0"/>
           <w:i w:val="0"/>
         </w:rPr>
-        <w:t>النسبة</w:t>
+        <w:t>ةبسنلا</w:t>
       </w:r>
     </w:p>
     <w:p>
@@ -20592,46 +20592,46 @@
           <w:b w:val="0"/>
           <w:i w:val="0"/>
         </w:rPr>
-        <w:t>أقر الطرفان بالتزامهم بتحويل العمالة ، وكذا فتح ملفات تأمينات إجتماعية لكل شركة وذلك خلال مدة العام المسموح بها لتعديل الإسم والمشار إليها في البند الخامس أعلاه لتستقل كل شركة بالعمالة الفعلية التي تعمل بها .</w:t>
-      </w:r>
-    </w:p>
-    <w:p>
-      <w:pPr>
-        <w:jc w:val="right"/>
-        <w:bidi/>
-      </w:pPr>
-      <w:r>
-        <w:rPr>
-          <w:b w:val="0"/>
-          <w:i w:val="0"/>
-        </w:rPr>
-        <w:t>اتفق الطرفان برضاهم التام بأن الفرق في ناتج قيمة الشركات المخصصة حاليا لأي من الطرفان (حصيلة تنازل كل طرف للآخر عن الحصص في الشركات المخصصة حاليا لأي من الطرفين والمشار إلى بياناتها في البند رقم (۱) فقرة (أ) و فقرة (ب) من هذا المحضر يتم تسويته من حساب جاري الشركاء لدى الإدارة العامة وكذلك بالنسبة لحسابات الشركات المحولة لاسم أي من الطرفين سواء كانت دائنة أو مدينة للإدارة العامة يتم تسويتها أيضا من خلال حسابات جاري الشركاء وفي حال وجود فرق بين حسابات جاري الشركاء يلتزم الطرف المدين</w:t>
-      </w:r>
-    </w:p>
-    <w:p>
-      <w:pPr>
-        <w:jc w:val="right"/>
-        <w:bidi/>
-      </w:pPr>
-      <w:r>
-        <w:rPr>
-          <w:b w:val="0"/>
-          <w:i w:val="0"/>
-        </w:rPr>
-        <w:t>بسداد الفرق نقدا للإدارة العامة</w:t>
-      </w:r>
-    </w:p>
-    <w:p>
-      <w:pPr>
-        <w:jc w:val="right"/>
-        <w:bidi/>
-      </w:pPr>
-      <w:r>
-        <w:rPr>
-          <w:b w:val="0"/>
-          <w:i w:val="0"/>
-        </w:rPr>
-        <w:t>بخصوص مديونية البنوك فقد أتفق الطرفان أن يصبح كل شريك مسؤولا مسؤولية كاملة عن حصته (٥٠% لكل طرف) في تلك المديونية ويكون ضامنا لها تجاه البنوك، على أن تظل كافة الشركات التي لم تخصص حاليا وكافة الممتلكات المشتركة من عقارات وخلافه ضامنة لتلك الإلتزامات أيضا ، وفي حال وجود ناتج تخصيص أي من الشركات التي لم تخصص حاليا أو بيع أي من العقارات المشتركة يسدد ناتج التخصيص أو البيع للإدارة العامة.</w:t>
+        <w:t>. اهب لمعت يتلا ةيلعفلا ةلامعلاب ةكرش لك لقتستل هالعأ سماخلا دنبلا يف اهيلإ راشملاو مسإلا ليدعتل اهب حومسملا ماعلا ةدم لالخ كلذو ةكرش لكل ةيعامتجإ تانيمأت تافلم حتف اذكو ، ةلامعلا ليوحتب مهمازتلاب نافرطلا رقأ</w:t>
+      </w:r>
+    </w:p>
+    <w:p>
+      <w:pPr>
+        <w:jc w:val="right"/>
+        <w:bidi/>
+      </w:pPr>
+      <w:r>
+        <w:rPr>
+          <w:b w:val="0"/>
+          <w:i w:val="0"/>
+        </w:rPr>
+        <w:t>نيدملا فرطلا مزتلي ءاكرشلا يراج تاباسح نيب قرف دوجو لاح يفو ءاكرشلا يراج تاباسح لالخ نم اضيأ اهتيوست متي ةماعلا ةرادإلل ةنيدم وأ ةنئاد تناك ءاوس نيفرطلا نم يأ مسال ةلوحملا تاكرشلا تاباسحل ةبسنلاب كلذكو ةماعلا ةرادإلا ىدل ءاكرشلا يراج باسح نم هتيوست متي رضحملا اذه نم (ب) ةرقف و (أ) ةرقف (۱) مقر دنبلا يف اهتانايب ىلإ راشملاو نيفرطلا نم يأل ايلاح ةصصخملا تاكرشلا يف صصحلا نع رخآلل فرط لك لزانت ةليصح) نافرطلا نم يأل ايلاح ةصصخملا تاكرشلا ةميق جتان يف قرفلا نأب ماتلا مهاضرب نافرطلا قفتا</w:t>
+      </w:r>
+    </w:p>
+    <w:p>
+      <w:pPr>
+        <w:jc w:val="right"/>
+        <w:bidi/>
+      </w:pPr>
+      <w:r>
+        <w:rPr>
+          <w:b w:val="0"/>
+          <w:i w:val="0"/>
+        </w:rPr>
+        <w:t>ةماعلا ةرادإلل ادقن قرفلا دادسب</w:t>
+      </w:r>
+    </w:p>
+    <w:p>
+      <w:pPr>
+        <w:jc w:val="right"/>
+        <w:bidi/>
+      </w:pPr>
+      <w:r>
+        <w:rPr>
+          <w:b w:val="0"/>
+          <w:i w:val="0"/>
+        </w:rPr>
+        <w:t>.ةماعلا ةرادإلل عيبلا وأ صيصختلا جتان ددسي ةكرتشملا تاراقعلا نم يأ عيب وأ ايلاح صصخت مل يتلا تاكرشلا نم يأ صيصخت جتان دوجو لاح يفو ، اضيأ تامازتلإلا كلتل ةنماض هفالخو تاراقع نم ةكرتشملا تاكلتمملا ةفاكو ايلاح صصخت مل يتلا تاكرشلا ةفاك لظت نأ ىلع ،كونبلا هاجت اهل انماض نوكيو ةينويدملا كلت يف (فرط لكل %٥٠) هتصح نع ةلماك ةيلوؤسم الوؤسم كيرش لك حبصي نأ نافرطلا قفتأ دقف كونبلا ةينويدم صوصخب</w:t>
       </w:r>
     </w:p>
     <w:p>
@@ -20683,7 +20683,7 @@
           <w:b w:val="0"/>
           <w:i w:val="0"/>
         </w:rPr>
-        <w:t>زيني تتعلق بالشركاء وأبنائهم وأحفادهم مهما كان نوعها وعلى سبيل المثال لا الحصر الكهرباء ، الهاتف البطاقات الإئتمانية ، السحوبات أو التحاويل الشخصية ...الخ).</w:t>
+        <w:t>.(خلا... ةيصخشلا ليواحتلا وأ تابوحسلا ، ةينامتئإلا تاقاطبلا فتاهلا ، ءابرهكلا رصحلا ال لاثملا ليبس ىلعو اهعون ناك امهم مهدافحأو مهئانبأو ءاكرشلاب قلعتت ينيز</w:t>
       </w:r>
     </w:p>
     <w:p>
@@ -20774,7 +20774,7 @@
           <w:b w:val="0"/>
           <w:i w:val="0"/>
         </w:rPr>
-        <w:t>١٤. بالإشارة لما ورد بعاليه بالبند الثامن والتاسع من هذا المحضر بخصوص الإلتزامات البنكية وضماناتها فقد</w:t>
+        <w:t>دقف اهتانامضو ةيكنبلا تامازتلإلا صوصخب رضحملا اذه نم عساتلاو نماثلا دنبلاب هيلاعب درو امل ةراشإلاب ١٤.</w:t>
       </w:r>
     </w:p>
     <w:p>
@@ -20878,7 +20878,7 @@
           <w:b w:val="0"/>
           <w:i w:val="0"/>
         </w:rPr>
-        <w:t>والله الموفق</w:t>
+        <w:t>قفوملا هللاو</w:t>
       </w:r>
     </w:p>
     <w:p>
@@ -20930,7 +20930,7 @@
           <w:b w:val="0"/>
           <w:i w:val="0"/>
         </w:rPr>
-        <w:t>الموافق 2024/1/21 م</w:t>
+        <w:t>م 2024/1/21 قفاوملا</w:t>
       </w:r>
     </w:p>
     <w:p>
@@ -20969,7 +20969,7 @@
           <w:b w:val="0"/>
           <w:i w:val="0"/>
         </w:rPr>
-        <w:t>الى من يهمه الأمر</w:t>
+        <w:t>رمألا همهي نم ىلا</w:t>
       </w:r>
     </w:p>
     <w:p>
@@ -21034,33 +21034,33 @@
           <w:b w:val="0"/>
           <w:i w:val="0"/>
         </w:rPr>
-        <w:t>مسعد الوصابي</w:t>
-      </w:r>
-    </w:p>
-    <w:p>
-      <w:pPr>
-        <w:jc w:val="right"/>
-        <w:bidi/>
-      </w:pPr>
-      <w:r>
-        <w:rPr>
-          <w:b w:val="0"/>
-          <w:i w:val="0"/>
-        </w:rPr>
-        <w:t>وقد قام الشيخ أحمد عباس زيني رحمه الله : بالتوقيع أمامي وأمام المشتري، وأمام الاستاذ عماد القرعاوي المحامي ، وأمام الشهود الحاضرين، وقد قام المشتري الشيخ أسامة زيني بالتوقيع أمامي وأمام البائع وأمام الأستاذ عماد القرعاوي المحامي ، وأمام الشهود الحاضرين. واشهد بأنني شهدت على هذا العقد، ووقعت على ذلك كشاهد، وان الشيخ احمد عباس زيني كان في ذلك الوقت مدركا لما يطلبه ويقوله ويفعله ، وكان يستطيع ادارة شئونه بنفسه . والله على ما أقول شهيد.</w:t>
-      </w:r>
-    </w:p>
-    <w:p>
-      <w:pPr>
-        <w:jc w:val="right"/>
-        <w:bidi/>
-      </w:pPr>
-      <w:r>
-        <w:rPr>
-          <w:b w:val="0"/>
-          <w:i w:val="0"/>
-        </w:rPr>
-        <w:t>الشاهد</w:t>
+        <w:t>يباصولا دعسم</w:t>
+      </w:r>
+    </w:p>
+    <w:p>
+      <w:pPr>
+        <w:jc w:val="right"/>
+        <w:bidi/>
+      </w:pPr>
+      <w:r>
+        <w:rPr>
+          <w:b w:val="0"/>
+          <w:i w:val="0"/>
+        </w:rPr>
+        <w:t>.ديهش لوقأ ام ىلع هللاو . هسفنب هنوئش ةرادا عيطتسي ناكو ، هلعفيو هلوقيو هبلطي امل اكردم تقولا كلذ يف ناك ينيز سابع دمحا خيشلا ناو ،دهاشك كلذ ىلع تعقوو ،دقعلا اذه ىلع تدهش يننأب دهشاو .نيرضاحلا دوهشلا مامأو ، يماحملا يواعرقلا دامع ذاتسألا مامأو عئابلا مامأو يمامأ عيقوتلاب ينيز ةماسأ خيشلا يرتشملا ماق دقو ،نيرضاحلا دوهشلا مامأو ، يماحملا يواعرقلا دامع ذاتسالا مامأو ،يرتشملا مامأو يمامأ عيقوتلاب : هللا همحر ينيز سابع دمحأ خيشلا ماق دقو</w:t>
+      </w:r>
+    </w:p>
+    <w:p>
+      <w:pPr>
+        <w:jc w:val="right"/>
+        <w:bidi/>
+      </w:pPr>
+      <w:r>
+        <w:rPr>
+          <w:b w:val="0"/>
+          <w:i w:val="0"/>
+        </w:rPr>
+        <w:t>دهاشلا</w:t>
       </w:r>
     </w:p>
     <w:p>
@@ -21086,7 +21086,7 @@
           <w:b w:val="0"/>
           <w:i w:val="0"/>
         </w:rPr>
-        <w:t>التوقيع /</w:t>
+        <w:t>/ عيقوتلا</w:t>
       </w:r>
     </w:p>
     <w:p>
@@ -21138,7 +21138,7 @@
           <w:b w:val="0"/>
           <w:i w:val="0"/>
         </w:rPr>
-        <w:t>الموافق 2024/1/23 م</w:t>
+        <w:t>م 2024/1/23 قفاوملا</w:t>
       </w:r>
     </w:p>
     <w:p>
@@ -21164,7 +21164,7 @@
           <w:b w:val="0"/>
           <w:i w:val="0"/>
         </w:rPr>
-        <w:t>الى من يهمه الأمر</w:t>
+        <w:t>رمألا همهي نم ىلا</w:t>
       </w:r>
     </w:p>
     <w:p>
@@ -21190,33 +21190,33 @@
           <w:b w:val="0"/>
           <w:i w:val="0"/>
         </w:rPr>
-        <w:t>وأشهد بأن الشيخ أحمد عباس زيني رحمه الله قام بالتوقيع أمامي وأمام المشتري، وأمام السيد عماد القرعاوي وأمام الشهود الحاضرين، وأن المشتري الشيخ أسامة زيني كذلك قام بالتوقيع أمامي وأمام البائع الشيخ</w:t>
-      </w:r>
-    </w:p>
-    <w:p>
-      <w:pPr>
-        <w:jc w:val="right"/>
-        <w:bidi/>
-      </w:pPr>
-      <w:r>
-        <w:rPr>
-          <w:b w:val="0"/>
-          <w:i w:val="0"/>
-        </w:rPr>
-        <w:t>أحمد زيني رحمه الله وأمام السيد عماد القرعاوي ، وأمام الشهود الأستاذ / عدنان فوزي النهدي والأستلا</w:t>
-      </w:r>
-    </w:p>
-    <w:p>
-      <w:pPr>
-        <w:jc w:val="right"/>
-        <w:bidi/>
-      </w:pPr>
-      <w:r>
-        <w:rPr>
-          <w:b w:val="0"/>
-          <w:i w:val="0"/>
-        </w:rPr>
-        <w:t>عبده مسعد الوصابي .</w:t>
+        <w:t>خيشلا عئابلا مامأو يمامأ عيقوتلاب ماق كلذك ينيز ةماسأ خيشلا يرتشملا نأو ،نيرضاحلا دوهشلا مامأو يواعرقلا دامع ديسلا مامأو ،يرتشملا مامأو يمامأ عيقوتلاب ماق هللا همحر ينيز سابع دمحأ خيشلا نأب دهشأو</w:t>
+      </w:r>
+    </w:p>
+    <w:p>
+      <w:pPr>
+        <w:jc w:val="right"/>
+        <w:bidi/>
+      </w:pPr>
+      <w:r>
+        <w:rPr>
+          <w:b w:val="0"/>
+          <w:i w:val="0"/>
+        </w:rPr>
+        <w:t>التسألاو يدهنلا يزوف ناندع / ذاتسألا دوهشلا مامأو ، يواعرقلا دامع ديسلا مامأو هللا همحر ينيز دمحأ</w:t>
+      </w:r>
+    </w:p>
+    <w:p>
+      <w:pPr>
+        <w:jc w:val="right"/>
+        <w:bidi/>
+      </w:pPr>
+      <w:r>
+        <w:rPr>
+          <w:b w:val="0"/>
+          <w:i w:val="0"/>
+        </w:rPr>
+        <w:t>. يباصولا دعسم هدبع</w:t>
       </w:r>
     </w:p>
     <w:p>
@@ -21242,7 +21242,7 @@
           <w:b w:val="0"/>
           <w:i w:val="0"/>
         </w:rPr>
-        <w:t>الشاهد</w:t>
+        <w:t>دهاشلا</w:t>
       </w:r>
     </w:p>
     <w:p>
@@ -21268,7 +21268,7 @@
           <w:b w:val="0"/>
           <w:i w:val="0"/>
         </w:rPr>
-        <w:t>التوقيع او</w:t>
+        <w:t>وا عيقوتلا</w:t>
       </w:r>
     </w:p>
     <w:p>
@@ -21307,7 +21307,7 @@
           <w:b w:val="0"/>
           <w:i w:val="0"/>
         </w:rPr>
-        <w:t>التاريخ : ١٤٤٥/٠٧/٠٤هـ الموافق : ٢٠٢٤/٠١/١٦</w:t>
+        <w:t>٢٠٢٤/٠١/١٦ : قفاوملا ـه١٤٤٥/٠٧/٠٤ : خيراتلا</w:t>
       </w:r>
     </w:p>
     <w:p>
@@ -21372,33 +21372,33 @@
           <w:b w:val="0"/>
           <w:i w:val="0"/>
         </w:rPr>
-        <w:t>الشاهد</w:t>
-      </w:r>
-    </w:p>
-    <w:p>
-      <w:pPr>
-        <w:jc w:val="right"/>
-        <w:bidi/>
-      </w:pPr>
-      <w:r>
-        <w:rPr>
-          <w:b w:val="0"/>
-          <w:i w:val="0"/>
-        </w:rPr>
-        <w:t>الاسم : عبده مسعد مهدي الوصابي</w:t>
-      </w:r>
-    </w:p>
-    <w:p>
-      <w:pPr>
-        <w:jc w:val="right"/>
-        <w:bidi/>
-      </w:pPr>
-      <w:r>
-        <w:rPr>
-          <w:b w:val="0"/>
-          <w:i w:val="0"/>
-        </w:rPr>
-        <w:t>التوقيع : التاريخ : ٤)</w:t>
+        <w:t>دهاشلا</w:t>
+      </w:r>
+    </w:p>
+    <w:p>
+      <w:pPr>
+        <w:jc w:val="right"/>
+        <w:bidi/>
+      </w:pPr>
+      <w:r>
+        <w:rPr>
+          <w:b w:val="0"/>
+          <w:i w:val="0"/>
+        </w:rPr>
+        <w:t>يباصولا يدهم دعسم هدبع : مسالا</w:t>
+      </w:r>
+    </w:p>
+    <w:p>
+      <w:pPr>
+        <w:jc w:val="right"/>
+        <w:bidi/>
+      </w:pPr>
+      <w:r>
+        <w:rPr>
+          <w:b w:val="0"/>
+          <w:i w:val="0"/>
+        </w:rPr>
+        <w:t>(٤ : خيراتلا : عيقوتلا</w:t>
       </w:r>
     </w:p>
     <w:p>
@@ -21502,7 +21502,7 @@
           <w:b w:val="0"/>
           <w:i w:val="0"/>
         </w:rPr>
-        <w:t>على العقد بالبيع لابته أسامه وهو بكامل قواه العقليه وبحضور الشهود الذين</w:t>
+        <w:t>نيذلا دوهشلا روضحبو هيلقعلا هاوق لماكب وهو هماسأ هتبال عيبلاب دقعلا ىلع</w:t>
       </w:r>
     </w:p>
     <w:p>
@@ -21541,7 +21541,7 @@
           <w:b w:val="0"/>
           <w:i w:val="0"/>
         </w:rPr>
-        <w:t>عماد بن محمد بن صالح القرعاوي</w:t>
+        <w:t>يواعرقلا حلاص نب دمحم نب دامع</w:t>
       </w:r>
     </w:p>
     <w:p>

--- a/zaini_case_audit_output/outputs/word/documents/176_التماس على الحكم النهائي ـ نسخة.docx
+++ b/zaini_case_audit_output/outputs/word/documents/176_التماس على الحكم النهائي ـ نسخة.docx
@@ -3016,7 +3016,7 @@
           <w:b w:val="0"/>
           <w:i w:val="0"/>
         </w:rPr>
-        <w:t>مكا او تابلاطلما حر او ةباجلإا - ا ف نعطلاو تان بلاو دو شلا راضحإ - هنع عانتملااو هدرو ن ميلا بلط - ءاربلإا - لزانتلا - صلا - را نلإا - رارقلإا - ا لع درلاو ىواعدلا عامس - ةعفادلما و ةعفارلما - ىواعدلا ةماقإو ةبلاطلما ر راقتب نعطلا - ن مك او ءا ا ن يع - ميكحتلا بلط - ذيفنتلاو ز ا بلط - ذيفنتلاو ز ا رئاود ةعجارم- هعفرو رفسلا نم عنلما بلط - عيقاوتلاو ماتخلأاو طوط ا را نإ - ر و لاب نعطلا - ليدعتلاو - رظنلا ةداعإ سامتلا - فان تسلاا بلطو ما حلأا ع ضا علاا - ا فنو ما حلأا لوبق - ما حلأا ذيفن ب ةبلاطلما - ةيعرشلا تاعفارلما ماظن نم230 ةدالما قيبطت بلط - م لادب ساو م درو ن مك او ءا ا - لخادتلاو لاخدلإا بلط- اقلا نت بلط- ما حلأا كوكص ملاتسا - مكا ا عيمج ىدل ىواعدلا عيمج تاسل ا روض مزلي ام ءا إ - ةعفشلا بلط - رابتعلاا در بلط - ما حلأا كوكص ع ش م لا نا ىدل ةيفرصلما تاعزانلما ة وس نا و ةيلالما تاعزانلما ضف نا ىدل- ةيلامعلا نا لا ىدل- ةيعرشلا ةيبطلا نا لا ىدل- (ملاظلما ناويد) ة رادلإا مكا ا ىدل- مكا ا ىدل- ىوعدلا ةلاحإ بلط ضقن بلط- ةماعلا ةباينلا ىدل - ةي يمأتلا تافلا او تاعزانلما لصفلا نا ىدل - ة راجتلا تاعزانلما مسح نا و ة راجتلا قارولأا تاعزانم لصفلا بتا م ىدل- ةيلالما قارولأا تاعزانم لصفلا لصفلا ةن - ةي رضلا تاعزانلماو تافلاخملل ةيفان تسلاا ةن لا- ةي رضلا تاعزانلماو تافلا ا لصفلا ةن - لدعلا ةرازوب ن ما ا بيدأت ةن - ايلعلا ةمك ا ىدل- ايلعلا ةمك ا ىدل مك ا ءاضقلل علأا سل ا ىدل - فان تسلاا مكاحم ىدل - ةيعرشلا تاعفارلما ماظن نم232و231 مقر ن تدالما ةفاضإ - لا ملإا - ة راجتلا تاملاعلا تاملظت رظنلا ةن - كونبلا ةبقارم ماظن تافلاخم</w:t>
+        <w:t>مكا او تابلاطلما حر او ةباجلإا - ا ف نعطلاو تان بلاو دو شلا راضحإ - هنع عانتملااو هدرو ن ميلا بلط - ءاربلإا - لزانتلا - صلا - را نلإا - رارقلإا - ا لع درلاو ىواعدلا عامس - ةعفادلما و ةعفارلما - ىواعدلا ةماقإو ةبلاطلما ر راقتب نعطلا - ن مك او ءا ا ن يع - ميكحتلا بلط - ذيفنتلاو ز ا بلط - ذيفنتلاو ز ا رئاود ةعجارم- هعفرو رفسلا نم عنلما بلط - عيقاوتلاو ماتخلأاو طوط ا را نإ - ر و لاب نعطلا - ليدعتلاو - رظنلا ةداعإ سامتلا - فان تسلاا بلطو ما حلأا ع ضا علاا - ا فنو ما حلأا لوبق - ما حلأا ذيفن ب ةبلاطلما - ةيعرشلا تاعفارلما ماظن نم230 ةدالما قيبطت بلط - م لادب ساو م درو ن مك او ءا ا - لخادتلاو لاخدلإا بلط- اقلا نت بلط- ما حلأا كوكص ملاتسا - مكا ا عيمج ىدل ىواعدلا عيمج تاسل ا روض مزلي ام ءا إ - ةعفشلا بلط - رابتعلاا در بلط - ما حلأا كوكص ع ش م لا نا ىدل ةيفرصلما تاعزانلما ة وس نا و ةيلالما تاعزانلما ضف نا ىدل- ةيلامعلا نا لا ىدل- ةيعرشلا ةيبطلا نا لا ىدل- (ملاظلما ناويد) ة رادلإا مكا ا ىدل- مكا ا ىدل- ىوعدلا ةلاحإ بلط ضقن بلط- ةماعلا ةباينلا ىدل - ةي يمأتلا تافلا او تاعزانلما لصفلا نا ىدل - ة راجتلا تاعزانلما مسح نا و ة راجتلا قارولأا تاعزانم لصفلا بتا م ىدل- ةيلالما قارولأا تاعزانم لصفلا ةن - ةي رضلا تاعزانلماو تافلاخملل ةيفان تسلاا ةن لا- ةي رضلا تاعزانلماو تافلا ا لصفلا ةن - لدعلا ةرازوب ن ما ا بيدأت ةن - ايلعلا ةمك ا ىدل- ايلعلا ةمك ا ىدل مك ا ءاضقلل علأا سل ا ىدل - فان تسلاا مكاحم ىدل - ةيعرشلا تاعفارلما ماظن نم232و231 مقر ن تدالما ةفاضإ - لا ملإا - ة راجتلا تاملاعلا تاملظت رظنلا ةن - كونبلا ةبقارم ماظن تافلاخم</w:t>
       </w:r>
     </w:p>
     <w:p>
@@ -3042,7 +3042,7 @@
           <w:b w:val="0"/>
           <w:i w:val="0"/>
         </w:rPr>
-        <w:t>ةينملأا تا ا - ةيئان ا ثحابلما ةعجارم - ةلودلا نمأ ةسائر - تارابختسلال ةماعلا ةسائرلا ةعجارم - ةطرشلا زكارم ةعجارم - ةيئان ا ثحابلماو ة رادلإا ثحابلما ةعجارمو ةيقوق ا ما حلأا ذيفنت ةرادإو ةراملأا ةعجارم ماسقأو تارادإ نم ا عب ي امو ا عورفو - ةيئان ا ثحابلماو ة رادلإا ثحابلما ةعجارم ةعجارم</w:t>
+        <w:t>ةينملأا تا ا - ةيئان ا ثحابلما ةعجارم - ةلودلا نمأ ةسائر - تارابختسلال ةماعلا ةسائرلا ةعجارم - ةطرشلا زكارم ةعجارم - ةيئان ا ثحابلماو ة رادلإا ثحابلما ةعجارمو ةيقوق ا ما حلأا ذيفنت ةرادإو ةراملأا ةعجارم ماسقأو تارادإ نم ا عب ي امو ا عورفو - ةيئان ا ثحابلماو ة رادلإا ثحابلما ةعجارم</w:t>
       </w:r>
     </w:p>
     <w:p>
@@ -7709,7 +7709,7 @@
           <w:b w:val="0"/>
           <w:i w:val="0"/>
         </w:rPr>
-        <w:t>يسرى لدى جميع فروعنا مينا الله الله</w:t>
+        <w:t>يسرى لدى جميع فروعنا مينا الله</w:t>
       </w:r>
     </w:p>
     <w:p>

--- a/zaini_case_audit_output/outputs/word/documents/176_التماس على الحكم النهائي ـ نسخة.docx
+++ b/zaini_case_audit_output/outputs/word/documents/176_التماس على الحكم النهائي ـ نسخة.docx
@@ -70,14 +70,13 @@
     <w:p/>
     <w:p>
       <w:pPr>
-        <w:jc w:val="right"/>
-        <w:bidi/>
-      </w:pPr>
-      <w:r>
-        <w:rPr>
-          <w:b w:val="0"/>
-          <w:i w:val="0"/>
-        </w:rPr>
+        <w:pStyle w:val="Heading2"/>
+        <w:jc w:val="right"/>
+        <w:bidi/>
+      </w:pPr>
+      <w:r>
+        <w:t>[نص الضبط / الحكم — المتن الفعلي] ===</w:t>
+        <w:br/>
         <w:t>التنفيذيون</w:t>
       </w:r>
     </w:p>
@@ -200,27 +199,25 @@
     </w:p>
     <w:p>
       <w:pPr>
-        <w:jc w:val="right"/>
-        <w:bidi/>
-      </w:pPr>
-      <w:r>
-        <w:rPr>
-          <w:b w:val="0"/>
-          <w:i w:val="0"/>
-        </w:rPr>
+        <w:pStyle w:val="Heading2"/>
+        <w:jc w:val="right"/>
+        <w:bidi/>
+      </w:pPr>
+      <w:r>
+        <w:t>[بيانات الأطراف: المدعي / المدعى عليه / الحاضرون] ===</w:t>
+        <w:br/>
         <w:t>عائقة محمد يحيى الحرازي ، سعودية الجنسية، هوية وطنية رقم (١٠٠٧٠٥٦٨٤٧)</w:t>
       </w:r>
     </w:p>
     <w:p>
       <w:pPr>
-        <w:jc w:val="right"/>
-        <w:bidi/>
-      </w:pPr>
-      <w:r>
-        <w:rPr>
-          <w:b w:val="0"/>
-          <w:i w:val="0"/>
-        </w:rPr>
+        <w:pStyle w:val="Heading2"/>
+        <w:jc w:val="right"/>
+        <w:bidi/>
+      </w:pPr>
+      <w:r>
+        <w:t>[نص الضبط / الحكم — المتن الفعلي] ===</w:t>
+        <w:br/>
         <w:t>واقعات الدعوى وملخص الحكم الملتمس عليه:</w:t>
       </w:r>
     </w:p>
@@ -304,27 +301,25 @@
     </w:p>
     <w:p>
       <w:pPr>
-        <w:jc w:val="right"/>
-        <w:bidi/>
-      </w:pPr>
-      <w:r>
-        <w:rPr>
-          <w:b w:val="0"/>
-          <w:i w:val="0"/>
-        </w:rPr>
+        <w:pStyle w:val="Heading2"/>
+        <w:jc w:val="right"/>
+        <w:bidi/>
+      </w:pPr>
+      <w:r>
+        <w:t>[ترويسة / كليشة وزارة العدل — معلومات رسمية متكررة] ===</w:t>
+        <w:br/>
         <w:t>eTanfition Tannthion@gmail.com 053 653 3988545/1</w:t>
       </w:r>
     </w:p>
     <w:p>
       <w:pPr>
-        <w:jc w:val="right"/>
-        <w:bidi/>
-      </w:pPr>
-      <w:r>
-        <w:rPr>
-          <w:b w:val="0"/>
-          <w:i w:val="0"/>
-        </w:rPr>
+        <w:pStyle w:val="Heading2"/>
+        <w:jc w:val="right"/>
+        <w:bidi/>
+      </w:pPr>
+      <w:r>
+        <w:t>[نص الضبط / الحكم — المتن الفعلي] ===</w:t>
+        <w:br/>
         <w:t>التنفيذيون</w:t>
       </w:r>
     </w:p>
@@ -603,27 +598,25 @@
     </w:p>
     <w:p>
       <w:pPr>
-        <w:jc w:val="right"/>
-        <w:bidi/>
-      </w:pPr>
-      <w:r>
-        <w:rPr>
-          <w:b w:val="0"/>
-          <w:i w:val="0"/>
-        </w:rPr>
+        <w:pStyle w:val="Heading2"/>
+        <w:jc w:val="right"/>
+        <w:bidi/>
+      </w:pPr>
+      <w:r>
+        <w:t>[ترويسة / كليشة وزارة العدل — معلومات رسمية متكررة] ===</w:t>
+        <w:br/>
         <w:t>Tanithion@gmail.com 053653 3388 012 605 0577</w:t>
       </w:r>
     </w:p>
     <w:p>
       <w:pPr>
-        <w:jc w:val="right"/>
-        <w:bidi/>
-      </w:pPr>
-      <w:r>
-        <w:rPr>
-          <w:b w:val="0"/>
-          <w:i w:val="0"/>
-        </w:rPr>
+        <w:pStyle w:val="Heading2"/>
+        <w:jc w:val="right"/>
+        <w:bidi/>
+      </w:pPr>
+      <w:r>
+        <w:t>[نص الضبط / الحكم — المتن الفعلي] ===</w:t>
+        <w:br/>
         <w:t>التنفيذيون</w:t>
       </w:r>
     </w:p>
@@ -863,27 +856,25 @@
     </w:p>
     <w:p>
       <w:pPr>
-        <w:jc w:val="right"/>
-        <w:bidi/>
-      </w:pPr>
-      <w:r>
-        <w:rPr>
-          <w:b w:val="0"/>
-          <w:i w:val="0"/>
-        </w:rPr>
+        <w:pStyle w:val="Heading2"/>
+        <w:jc w:val="right"/>
+        <w:bidi/>
+      </w:pPr>
+      <w:r>
+        <w:t>[ترويسة / كليشة وزارة العدل — معلومات رسمية متكررة] ===</w:t>
+        <w:br/>
         <w:t>Tantithion@gmail.com 453653 3388 012 605 4571</w:t>
       </w:r>
     </w:p>
     <w:p>
       <w:pPr>
-        <w:jc w:val="right"/>
-        <w:bidi/>
-      </w:pPr>
-      <w:r>
-        <w:rPr>
-          <w:b w:val="0"/>
-          <w:i w:val="0"/>
-        </w:rPr>
+        <w:pStyle w:val="Heading2"/>
+        <w:jc w:val="right"/>
+        <w:bidi/>
+      </w:pPr>
+      <w:r>
+        <w:t>[نص الضبط / الحكم — المتن الفعلي] ===</w:t>
+        <w:br/>
         <w:t>التنفيذيون</w:t>
       </w:r>
     </w:p>
@@ -1162,27 +1153,25 @@
     </w:p>
     <w:p>
       <w:pPr>
-        <w:jc w:val="right"/>
-        <w:bidi/>
-      </w:pPr>
-      <w:r>
-        <w:rPr>
-          <w:b w:val="0"/>
-          <w:i w:val="0"/>
-        </w:rPr>
+        <w:pStyle w:val="Heading2"/>
+        <w:jc w:val="right"/>
+        <w:bidi/>
+      </w:pPr>
+      <w:r>
+        <w:t>[ترويسة / كليشة وزارة العدل — معلومات رسمية متكررة] ===</w:t>
+        <w:br/>
         <w:t>Tanithion@gmail.com 053 653 3888 012605 4577</w:t>
       </w:r>
     </w:p>
     <w:p>
       <w:pPr>
-        <w:jc w:val="right"/>
-        <w:bidi/>
-      </w:pPr>
-      <w:r>
-        <w:rPr>
-          <w:b w:val="0"/>
-          <w:i w:val="0"/>
-        </w:rPr>
+        <w:pStyle w:val="Heading2"/>
+        <w:jc w:val="right"/>
+        <w:bidi/>
+      </w:pPr>
+      <w:r>
+        <w:t>[نص الضبط / الحكم — المتن الفعلي] ===</w:t>
+        <w:br/>
         <w:t>التنفيذيون</w:t>
       </w:r>
     </w:p>
@@ -1734,27 +1723,25 @@
     </w:p>
     <w:p>
       <w:pPr>
-        <w:jc w:val="right"/>
-        <w:bidi/>
-      </w:pPr>
-      <w:r>
-        <w:rPr>
-          <w:b w:val="0"/>
-          <w:i w:val="0"/>
-        </w:rPr>
+        <w:pStyle w:val="Heading2"/>
+        <w:jc w:val="right"/>
+        <w:bidi/>
+      </w:pPr>
+      <w:r>
+        <w:t>[ترويسة / كليشة وزارة العدل — معلومات رسمية متكررة] ===</w:t>
+        <w:br/>
         <w:t>Tanton Tannthenggmail.com 0534553588 012 605 4571</w:t>
       </w:r>
     </w:p>
     <w:p>
       <w:pPr>
-        <w:jc w:val="right"/>
-        <w:bidi/>
-      </w:pPr>
-      <w:r>
-        <w:rPr>
-          <w:b w:val="0"/>
-          <w:i w:val="0"/>
-        </w:rPr>
+        <w:pStyle w:val="Heading2"/>
+        <w:jc w:val="right"/>
+        <w:bidi/>
+      </w:pPr>
+      <w:r>
+        <w:t>[نص الضبط / الحكم — المتن الفعلي] ===</w:t>
+        <w:br/>
         <w:t>التنفيذيون</w:t>
       </w:r>
     </w:p>
@@ -1812,27 +1799,25 @@
     </w:p>
     <w:p>
       <w:pPr>
-        <w:jc w:val="right"/>
-        <w:bidi/>
-      </w:pPr>
-      <w:r>
-        <w:rPr>
-          <w:b w:val="0"/>
-          <w:i w:val="0"/>
-        </w:rPr>
+        <w:pStyle w:val="Heading2"/>
+        <w:jc w:val="right"/>
+        <w:bidi/>
+      </w:pPr>
+      <w:r>
+        <w:t>[بيانات الأطراف: المدعي / المدعى عليه / الحاضرون] ===</w:t>
+        <w:br/>
         <w:t>السبب الثاني للالتماس ثبوت تحقق غش المدعين الملتمس ضدهما) الذي كان من</w:t>
       </w:r>
     </w:p>
     <w:p>
       <w:pPr>
-        <w:jc w:val="right"/>
-        <w:bidi/>
-      </w:pPr>
-      <w:r>
-        <w:rPr>
-          <w:b w:val="0"/>
-          <w:i w:val="0"/>
-        </w:rPr>
+        <w:pStyle w:val="Heading2"/>
+        <w:jc w:val="right"/>
+        <w:bidi/>
+      </w:pPr>
+      <w:r>
+        <w:t>[نص الضبط / الحكم — المتن الفعلي] ===</w:t>
+        <w:br/>
         <w:t>شأنه التأثير على الحكم</w:t>
       </w:r>
     </w:p>
@@ -2059,27 +2044,25 @@
     </w:p>
     <w:p>
       <w:pPr>
-        <w:jc w:val="right"/>
-        <w:bidi/>
-      </w:pPr>
-      <w:r>
-        <w:rPr>
-          <w:b w:val="0"/>
-          <w:i w:val="0"/>
-        </w:rPr>
+        <w:pStyle w:val="Heading2"/>
+        <w:jc w:val="right"/>
+        <w:bidi/>
+      </w:pPr>
+      <w:r>
+        <w:t>[ترويسة / كليشة وزارة العدل — معلومات رسمية متكررة] ===</w:t>
+        <w:br/>
         <w:t>eTarmenien Tarihion@gmail.com 53453 3188 012 605 4571@</w:t>
       </w:r>
     </w:p>
     <w:p>
       <w:pPr>
-        <w:jc w:val="right"/>
-        <w:bidi/>
-      </w:pPr>
-      <w:r>
-        <w:rPr>
-          <w:b w:val="0"/>
-          <w:i w:val="0"/>
-        </w:rPr>
+        <w:pStyle w:val="Heading2"/>
+        <w:jc w:val="right"/>
+        <w:bidi/>
+      </w:pPr>
+      <w:r>
+        <w:t>[نص الضبط / الحكم — المتن الفعلي] ===</w:t>
+        <w:br/>
         <w:t>التنفيذيون</w:t>
       </w:r>
     </w:p>
@@ -2319,27 +2302,25 @@
     </w:p>
     <w:p>
       <w:pPr>
-        <w:jc w:val="right"/>
-        <w:bidi/>
-      </w:pPr>
-      <w:r>
-        <w:rPr>
-          <w:b w:val="0"/>
-          <w:i w:val="0"/>
-        </w:rPr>
+        <w:pStyle w:val="Heading2"/>
+        <w:jc w:val="right"/>
+        <w:bidi/>
+      </w:pPr>
+      <w:r>
+        <w:t>[ترويسة / كليشة وزارة العدل — معلومات رسمية متكررة] ===</w:t>
+        <w:br/>
         <w:t>Tarifinion Tantithion@gmail.com 053651 33880 605 4571</w:t>
       </w:r>
     </w:p>
     <w:p>
       <w:pPr>
-        <w:jc w:val="right"/>
-        <w:bidi/>
-      </w:pPr>
-      <w:r>
-        <w:rPr>
-          <w:b w:val="0"/>
-          <w:i w:val="0"/>
-        </w:rPr>
+        <w:pStyle w:val="Heading2"/>
+        <w:jc w:val="right"/>
+        <w:bidi/>
+      </w:pPr>
+      <w:r>
+        <w:t>[نص الضبط / الحكم — المتن الفعلي] ===</w:t>
+        <w:br/>
         <w:t>التنفيذيون</w:t>
       </w:r>
     </w:p>
@@ -2618,27 +2599,25 @@
     </w:p>
     <w:p>
       <w:pPr>
-        <w:jc w:val="right"/>
-        <w:bidi/>
-      </w:pPr>
-      <w:r>
-        <w:rPr>
-          <w:b w:val="0"/>
-          <w:i w:val="0"/>
-        </w:rPr>
+        <w:pStyle w:val="Heading2"/>
+        <w:jc w:val="right"/>
+        <w:bidi/>
+      </w:pPr>
+      <w:r>
+        <w:t>[ترويسة / كليشة وزارة العدل — معلومات رسمية متكررة] ===</w:t>
+        <w:br/>
         <w:t>Tartition Tantthionegmail.com 053051 1300 2011 605 15/11</w:t>
       </w:r>
     </w:p>
     <w:p>
       <w:pPr>
-        <w:jc w:val="right"/>
-        <w:bidi/>
-      </w:pPr>
-      <w:r>
-        <w:rPr>
-          <w:b w:val="0"/>
-          <w:i w:val="0"/>
-        </w:rPr>
+        <w:pStyle w:val="Heading2"/>
+        <w:jc w:val="right"/>
+        <w:bidi/>
+      </w:pPr>
+      <w:r>
+        <w:t>[نص الضبط / الحكم — المتن الفعلي] ===</w:t>
+        <w:br/>
         <w:t>التنفيذيون</w:t>
       </w:r>
     </w:p>
@@ -2891,27 +2870,25 @@
     </w:p>
     <w:p>
       <w:pPr>
-        <w:jc w:val="right"/>
-        <w:bidi/>
-      </w:pPr>
-      <w:r>
-        <w:rPr>
-          <w:b w:val="0"/>
-          <w:i w:val="0"/>
-        </w:rPr>
+        <w:pStyle w:val="Heading2"/>
+        <w:jc w:val="right"/>
+        <w:bidi/>
+      </w:pPr>
+      <w:r>
+        <w:t>[ترويسة / كليشة وزارة العدل — معلومات رسمية متكررة] ===</w:t>
+        <w:br/>
         <w:t>@Tanthion Tanhthion@gmail.com 053 653 3888</w:t>
       </w:r>
     </w:p>
     <w:p>
       <w:pPr>
-        <w:jc w:val="right"/>
-        <w:bidi/>
-      </w:pPr>
-      <w:r>
-        <w:rPr>
-          <w:b w:val="0"/>
-          <w:i w:val="0"/>
-        </w:rPr>
+        <w:pStyle w:val="Heading2"/>
+        <w:jc w:val="right"/>
+        <w:bidi/>
+      </w:pPr>
+      <w:r>
+        <w:t>[نص الضبط / الحكم — المتن الفعلي] ===</w:t>
+        <w:br/>
         <w:t>012 605 4571</w:t>
       </w:r>
     </w:p>
@@ -2943,27 +2920,25 @@
     </w:p>
     <w:p>
       <w:pPr>
-        <w:jc w:val="right"/>
-        <w:bidi/>
-      </w:pPr>
-      <w:r>
-        <w:rPr>
-          <w:b w:val="0"/>
-          <w:i w:val="0"/>
-        </w:rPr>
+        <w:pStyle w:val="Heading2"/>
+        <w:jc w:val="right"/>
+        <w:bidi/>
+      </w:pPr>
+      <w:r>
+        <w:t>[بيانات الأطراف: المدعي / المدعى عليه / الحاضرون] ===</w:t>
+        <w:br/>
         <w:t>النطاق : ٢ وكيل ع بن مشرف بن مفرح بن راشد سعودي ل مد ي ١٠٦٤٢٧٤٠٧٧</w:t>
       </w:r>
     </w:p>
     <w:p>
       <w:pPr>
-        <w:jc w:val="right"/>
-        <w:bidi/>
-      </w:pPr>
-      <w:r>
-        <w:rPr>
-          <w:b w:val="0"/>
-          <w:i w:val="0"/>
-        </w:rPr>
+        <w:pStyle w:val="Heading2"/>
+        <w:jc w:val="right"/>
+        <w:bidi/>
+      </w:pPr>
+      <w:r>
+        <w:t>[نص الضبط / الحكم — المتن الفعلي] ===</w:t>
+        <w:br/>
         <w:t>قاطنلا</w:t>
       </w:r>
     </w:p>
@@ -3359,27 +3334,25 @@
     </w:p>
     <w:p>
       <w:pPr>
-        <w:jc w:val="right"/>
-        <w:bidi/>
-      </w:pPr>
-      <w:r>
-        <w:rPr>
-          <w:b w:val="0"/>
-          <w:i w:val="0"/>
-        </w:rPr>
+        <w:pStyle w:val="Heading2"/>
+        <w:jc w:val="right"/>
+        <w:bidi/>
+      </w:pPr>
+      <w:r>
+        <w:t>[بيانات الأطراف: المدعي / المدعى عليه / الحاضرون] ===</w:t>
+        <w:br/>
         <w:t>٠٠٠٠٠٠٠٠٠٠٠٠٠٠ ريال مبلغ وقدره ثلاثة ملايين ريال سعودي فقط لا غير</w:t>
       </w:r>
     </w:p>
     <w:p>
       <w:pPr>
-        <w:jc w:val="right"/>
-        <w:bidi/>
-      </w:pPr>
-      <w:r>
-        <w:rPr>
-          <w:b w:val="0"/>
-          <w:i w:val="0"/>
-        </w:rPr>
+        <w:pStyle w:val="Heading2"/>
+        <w:jc w:val="right"/>
+        <w:bidi/>
+      </w:pPr>
+      <w:r>
+        <w:t>[نص الضبط / الحكم — المتن الفعلي] ===</w:t>
+        <w:br/>
         <w:t>SAR</w:t>
       </w:r>
     </w:p>
@@ -3463,27 +3436,25 @@
     </w:p>
     <w:p>
       <w:pPr>
-        <w:jc w:val="right"/>
-        <w:bidi/>
-      </w:pPr>
-      <w:r>
-        <w:rPr>
-          <w:b w:val="0"/>
-          <w:i w:val="0"/>
-        </w:rPr>
+        <w:pStyle w:val="Heading2"/>
+        <w:jc w:val="right"/>
+        <w:bidi/>
+      </w:pPr>
+      <w:r>
+        <w:t>[بيانات الأطراف: المدعي / المدعى عليه / الحاضرون] ===</w:t>
+        <w:br/>
         <w:t>راسملا ناش</w:t>
       </w:r>
     </w:p>
     <w:p>
       <w:pPr>
-        <w:jc w:val="right"/>
-        <w:bidi/>
-      </w:pPr>
-      <w:r>
-        <w:rPr>
-          <w:b w:val="0"/>
-          <w:i w:val="0"/>
-        </w:rPr>
+        <w:pStyle w:val="Heading2"/>
+        <w:jc w:val="right"/>
+        <w:bidi/>
+      </w:pPr>
+      <w:r>
+        <w:t>[نص الضبط / الحكم — المتن الفعلي] ===</w:t>
+        <w:br/>
         <w:t>ةيدوعسلا ةيبرعلا ة</w:t>
       </w:r>
     </w:p>
@@ -3775,14 +3746,13 @@
     </w:p>
     <w:p>
       <w:pPr>
-        <w:jc w:val="right"/>
-        <w:bidi/>
-      </w:pPr>
-      <w:r>
-        <w:rPr>
-          <w:b w:val="0"/>
-          <w:i w:val="0"/>
-        </w:rPr>
+        <w:pStyle w:val="Heading2"/>
+        <w:jc w:val="right"/>
+        <w:bidi/>
+      </w:pPr>
+      <w:r>
+        <w:t>[بيانات الأطراف: المدعي / المدعى عليه / الحاضرون] ===</w:t>
+        <w:br/>
         <w:t>ةيدوماع ةدعاسم ةرشا</w:t>
       </w:r>
     </w:p>
@@ -3801,14 +3771,13 @@
     </w:p>
     <w:p>
       <w:pPr>
-        <w:jc w:val="right"/>
-        <w:bidi/>
-      </w:pPr>
-      <w:r>
-        <w:rPr>
-          <w:b w:val="0"/>
-          <w:i w:val="0"/>
-        </w:rPr>
+        <w:pStyle w:val="Heading2"/>
+        <w:jc w:val="right"/>
+        <w:bidi/>
+      </w:pPr>
+      <w:r>
+        <w:t>[نص الضبط / الحكم — المتن الفعلي] ===</w:t>
+        <w:br/>
         <w:t>يسنرفلا</w:t>
       </w:r>
     </w:p>
@@ -4230,27 +4199,25 @@
     </w:p>
     <w:p>
       <w:pPr>
-        <w:jc w:val="right"/>
-        <w:bidi/>
-      </w:pPr>
-      <w:r>
-        <w:rPr>
-          <w:b w:val="0"/>
-          <w:i w:val="0"/>
-        </w:rPr>
+        <w:pStyle w:val="Heading2"/>
+        <w:jc w:val="right"/>
+        <w:bidi/>
+      </w:pPr>
+      <w:r>
+        <w:t>[بيانات الأطراف: المدعي / المدعى عليه / الحاضرون] ===</w:t>
+        <w:br/>
         <w:t>العنوان من</w:t>
       </w:r>
     </w:p>
     <w:p>
       <w:pPr>
-        <w:jc w:val="right"/>
-        <w:bidi/>
-      </w:pPr>
-      <w:r>
-        <w:rPr>
-          <w:b w:val="0"/>
-          <w:i w:val="0"/>
-        </w:rPr>
+        <w:pStyle w:val="Heading2"/>
+        <w:jc w:val="right"/>
+        <w:bidi/>
+      </w:pPr>
+      <w:r>
+        <w:t>[نص الضبط / الحكم — المتن الفعلي] ===</w:t>
+        <w:br/>
         <w:t>فقط ثلاثة مليون ريال لاغير</w:t>
       </w:r>
     </w:p>
@@ -4737,27 +4704,25 @@
     </w:p>
     <w:p>
       <w:pPr>
-        <w:jc w:val="right"/>
-        <w:bidi/>
-      </w:pPr>
-      <w:r>
-        <w:rPr>
-          <w:b w:val="0"/>
-          <w:i w:val="0"/>
-        </w:rPr>
+        <w:pStyle w:val="Heading2"/>
+        <w:jc w:val="right"/>
+        <w:bidi/>
+      </w:pPr>
+      <w:r>
+        <w:t>[ترويسة / كليشة وزارة العدل — معلومات رسمية متكررة] ===</w:t>
+        <w:br/>
         <w:t>شركة احمد زيني واولاده جدة عمارة ابار وزيني هاتف: ٦٤٩٥٧٨٩</w:t>
       </w:r>
     </w:p>
     <w:p>
       <w:pPr>
-        <w:jc w:val="right"/>
-        <w:bidi/>
-      </w:pPr>
-      <w:r>
-        <w:rPr>
-          <w:b w:val="0"/>
-          <w:i w:val="0"/>
-        </w:rPr>
+        <w:pStyle w:val="Heading2"/>
+        <w:jc w:val="right"/>
+        <w:bidi/>
+      </w:pPr>
+      <w:r>
+        <w:t>[نص الضبط / الحكم — المتن الفعلي] ===</w:t>
+        <w:br/>
         <w:t>فاکس ٦٤٧٨٣٥١</w:t>
       </w:r>
     </w:p>
@@ -4984,27 +4949,25 @@
     </w:p>
     <w:p>
       <w:pPr>
-        <w:jc w:val="right"/>
-        <w:bidi/>
-      </w:pPr>
-      <w:r>
-        <w:rPr>
-          <w:b w:val="0"/>
-          <w:i w:val="0"/>
-        </w:rPr>
+        <w:pStyle w:val="Heading2"/>
+        <w:jc w:val="right"/>
+        <w:bidi/>
+      </w:pPr>
+      <w:r>
+        <w:t>[بيانات الأطراف: المدعي / المدعى عليه / الحاضرون] ===</w:t>
+        <w:br/>
         <w:t>فقط ثلاثة ملايين وعشرة ريال سعودي لاغير</w:t>
       </w:r>
     </w:p>
     <w:p>
       <w:pPr>
-        <w:jc w:val="right"/>
-        <w:bidi/>
-      </w:pPr>
-      <w:r>
-        <w:rPr>
-          <w:b w:val="0"/>
-          <w:i w:val="0"/>
-        </w:rPr>
+        <w:pStyle w:val="Heading2"/>
+        <w:jc w:val="right"/>
+        <w:bidi/>
+      </w:pPr>
+      <w:r>
+        <w:t>[نص الضبط / الحكم — المتن الفعلي] ===</w:t>
+        <w:br/>
         <w:t>ماعلا ريدملا</w:t>
       </w:r>
     </w:p>
@@ -5192,27 +5155,25 @@
     </w:p>
     <w:p>
       <w:pPr>
-        <w:jc w:val="right"/>
-        <w:bidi/>
-      </w:pPr>
-      <w:r>
-        <w:rPr>
-          <w:b w:val="0"/>
-          <w:i w:val="0"/>
-        </w:rPr>
+        <w:pStyle w:val="Heading2"/>
+        <w:jc w:val="right"/>
+        <w:bidi/>
+      </w:pPr>
+      <w:r>
+        <w:t>[بيانات الأطراف: المدعي / المدعى عليه / الحاضرون] ===</w:t>
+        <w:br/>
         <w:t>۰۹۹۰۶۳٠٠٠٠٠٠٠٠ با مبلغ وقدرة ثلاثة ماتيين ريال سعودي فقط لا .</w:t>
       </w:r>
     </w:p>
     <w:p>
       <w:pPr>
-        <w:jc w:val="right"/>
-        <w:bidi/>
-      </w:pPr>
-      <w:r>
-        <w:rPr>
-          <w:b w:val="0"/>
-          <w:i w:val="0"/>
-        </w:rPr>
+        <w:pStyle w:val="Heading2"/>
+        <w:jc w:val="right"/>
+        <w:bidi/>
+      </w:pPr>
+      <w:r>
+        <w:t>[نص الضبط / الحكم — المتن الفعلي] ===</w:t>
+        <w:br/>
         <w:t>SAR</w:t>
       </w:r>
     </w:p>
@@ -5426,27 +5387,25 @@
     </w:p>
     <w:p>
       <w:pPr>
-        <w:jc w:val="right"/>
-        <w:bidi/>
-      </w:pPr>
-      <w:r>
-        <w:rPr>
-          <w:b w:val="0"/>
-          <w:i w:val="0"/>
-        </w:rPr>
+        <w:pStyle w:val="Heading2"/>
+        <w:jc w:val="right"/>
+        <w:bidi/>
+      </w:pPr>
+      <w:r>
+        <w:t>[ترويسة / كليشة وزارة العدل — معلومات رسمية متكررة] ===</w:t>
+        <w:br/>
         <w:t>شركة احمد زيني واولاده جدة عمارة آبار وزيني هاتف: ٦٤٩٥٧٨٦</w:t>
       </w:r>
     </w:p>
     <w:p>
       <w:pPr>
-        <w:jc w:val="right"/>
-        <w:bidi/>
-      </w:pPr>
-      <w:r>
-        <w:rPr>
-          <w:b w:val="0"/>
-          <w:i w:val="0"/>
-        </w:rPr>
+        <w:pStyle w:val="Heading2"/>
+        <w:jc w:val="right"/>
+        <w:bidi/>
+      </w:pPr>
+      <w:r>
+        <w:t>[نص الضبط / الحكم — المتن الفعلي] ===</w:t>
+        <w:br/>
         <w:t>فاكس: ٦٤٧٨٣٥١</w:t>
       </w:r>
     </w:p>
@@ -5686,27 +5645,25 @@
     </w:p>
     <w:p>
       <w:pPr>
-        <w:jc w:val="right"/>
-        <w:bidi/>
-      </w:pPr>
-      <w:r>
-        <w:rPr>
-          <w:b w:val="0"/>
-          <w:i w:val="0"/>
-        </w:rPr>
+        <w:pStyle w:val="Heading2"/>
+        <w:jc w:val="right"/>
+        <w:bidi/>
+      </w:pPr>
+      <w:r>
+        <w:t>[بيانات الأطراف: المدعي / المدعى عليه / الحاضرون] ===</w:t>
+        <w:br/>
         <w:t>فقط ثلاثة ملايين وعشرة ريال سعودي لاغير</w:t>
       </w:r>
     </w:p>
     <w:p>
       <w:pPr>
-        <w:jc w:val="right"/>
-        <w:bidi/>
-      </w:pPr>
-      <w:r>
-        <w:rPr>
-          <w:b w:val="0"/>
-          <w:i w:val="0"/>
-        </w:rPr>
+        <w:pStyle w:val="Heading2"/>
+        <w:jc w:val="right"/>
+        <w:bidi/>
+      </w:pPr>
+      <w:r>
+        <w:t>[نص الضبط / الحكم — المتن الفعلي] ===</w:t>
+        <w:br/>
         <w:t>ماعلا ريدملا</w:t>
       </w:r>
     </w:p>
@@ -5725,27 +5682,25 @@
     </w:p>
     <w:p>
       <w:pPr>
-        <w:jc w:val="right"/>
-        <w:bidi/>
-      </w:pPr>
-      <w:r>
-        <w:rPr>
-          <w:b w:val="0"/>
-          <w:i w:val="0"/>
-        </w:rPr>
+        <w:pStyle w:val="Heading2"/>
+        <w:jc w:val="right"/>
+        <w:bidi/>
+      </w:pPr>
+      <w:r>
+        <w:t>[ترويسة / كليشة وزارة العدل — معلومات رسمية متكررة] ===</w:t>
+        <w:br/>
         <w:t>جدة عمارة اوركو هاتف: ٢٠٦٥٢١٦</w:t>
       </w:r>
     </w:p>
     <w:p>
       <w:pPr>
-        <w:jc w:val="right"/>
-        <w:bidi/>
-      </w:pPr>
-      <w:r>
-        <w:rPr>
-          <w:b w:val="0"/>
-          <w:i w:val="0"/>
-        </w:rPr>
+        <w:pStyle w:val="Heading2"/>
+        <w:jc w:val="right"/>
+        <w:bidi/>
+      </w:pPr>
+      <w:r>
+        <w:t>[نص الضبط / الحكم — المتن الفعلي] ===</w:t>
+        <w:br/>
         <w:t>فاكس: ٦٠٦١٣٠٤</w:t>
       </w:r>
     </w:p>
@@ -5855,27 +5810,25 @@
     </w:p>
     <w:p>
       <w:pPr>
-        <w:jc w:val="right"/>
-        <w:bidi/>
-      </w:pPr>
-      <w:r>
-        <w:rPr>
-          <w:b w:val="0"/>
-          <w:i w:val="0"/>
-        </w:rPr>
+        <w:pStyle w:val="Heading2"/>
+        <w:jc w:val="right"/>
+        <w:bidi/>
+      </w:pPr>
+      <w:r>
+        <w:t>[بيانات الأطراف: المدعي / المدعى عليه / الحاضرون] ===</w:t>
+        <w:br/>
         <w:t>فقط عشرون ألف ومئتان ريال سعودي لاغير</w:t>
       </w:r>
     </w:p>
     <w:p>
       <w:pPr>
-        <w:jc w:val="right"/>
-        <w:bidi/>
-      </w:pPr>
-      <w:r>
-        <w:rPr>
-          <w:b w:val="0"/>
-          <w:i w:val="0"/>
-        </w:rPr>
+        <w:pStyle w:val="Heading2"/>
+        <w:jc w:val="right"/>
+        <w:bidi/>
+      </w:pPr>
+      <w:r>
+        <w:t>[نص الضبط / الحكم — المتن الفعلي] ===</w:t>
+        <w:br/>
         <w:t>وذلك / فاتورة مفروشات الوطن رقم ۲۸۱۱ اقليمفستائر لفيلا ش . احمد زيني والمرفقة</w:t>
       </w:r>
     </w:p>
@@ -6154,27 +6107,25 @@
     </w:p>
     <w:p>
       <w:pPr>
-        <w:jc w:val="right"/>
-        <w:bidi/>
-      </w:pPr>
-      <w:r>
-        <w:rPr>
-          <w:b w:val="0"/>
-          <w:i w:val="0"/>
-        </w:rPr>
+        <w:pStyle w:val="Heading2"/>
+        <w:jc w:val="right"/>
+        <w:bidi/>
+      </w:pPr>
+      <w:r>
+        <w:t>[ترويسة / كليشة وزارة العدل — معلومات رسمية متكررة] ===</w:t>
+        <w:br/>
         <w:t>هاتف: ٦٠٦٥٢١٦</w:t>
       </w:r>
     </w:p>
     <w:p>
       <w:pPr>
-        <w:jc w:val="right"/>
-        <w:bidi/>
-      </w:pPr>
-      <w:r>
-        <w:rPr>
-          <w:b w:val="0"/>
-          <w:i w:val="0"/>
-        </w:rPr>
+        <w:pStyle w:val="Heading2"/>
+        <w:jc w:val="right"/>
+        <w:bidi/>
+      </w:pPr>
+      <w:r>
+        <w:t>[نص الضبط / الحكم — المتن الفعلي] ===</w:t>
+        <w:br/>
         <w:t>٦٠٦١٣٠٤ :سكملا</w:t>
       </w:r>
     </w:p>
@@ -6453,27 +6404,25 @@
     </w:p>
     <w:p>
       <w:pPr>
-        <w:jc w:val="right"/>
-        <w:bidi/>
-      </w:pPr>
-      <w:r>
-        <w:rPr>
-          <w:b w:val="0"/>
-          <w:i w:val="0"/>
-        </w:rPr>
+        <w:pStyle w:val="Heading2"/>
+        <w:jc w:val="right"/>
+        <w:bidi/>
+      </w:pPr>
+      <w:r>
+        <w:t>[ترويسة / كليشة وزارة العدل — معلومات رسمية متكررة] ===</w:t>
+        <w:br/>
         <w:t>شركة احمد زيني وأولاده جدة عمارة اوزکو هاتف: ٦٠٦٥٢١٦</w:t>
       </w:r>
     </w:p>
     <w:p>
       <w:pPr>
-        <w:jc w:val="right"/>
-        <w:bidi/>
-      </w:pPr>
-      <w:r>
-        <w:rPr>
-          <w:b w:val="0"/>
-          <w:i w:val="0"/>
-        </w:rPr>
+        <w:pStyle w:val="Heading2"/>
+        <w:jc w:val="right"/>
+        <w:bidi/>
+      </w:pPr>
+      <w:r>
+        <w:t>[نص الضبط / الحكم — المتن الفعلي] ===</w:t>
+        <w:br/>
         <w:t>فاکس: ٦٠٦١٣٠٤</w:t>
       </w:r>
     </w:p>
@@ -6596,27 +6545,25 @@
     </w:p>
     <w:p>
       <w:pPr>
-        <w:jc w:val="right"/>
-        <w:bidi/>
-      </w:pPr>
-      <w:r>
-        <w:rPr>
-          <w:b w:val="0"/>
-          <w:i w:val="0"/>
-        </w:rPr>
+        <w:pStyle w:val="Heading2"/>
+        <w:jc w:val="right"/>
+        <w:bidi/>
+      </w:pPr>
+      <w:r>
+        <w:t>[بيانات الأطراف: المدعي / المدعى عليه / الحاضرون] ===</w:t>
+        <w:br/>
         <w:t>فقط خمسون ألف وسبسانة بل وسعودي لاغور</w:t>
       </w:r>
     </w:p>
     <w:p>
       <w:pPr>
-        <w:jc w:val="right"/>
-        <w:bidi/>
-      </w:pPr>
-      <w:r>
-        <w:rPr>
-          <w:b w:val="0"/>
-          <w:i w:val="0"/>
-        </w:rPr>
+        <w:pStyle w:val="Heading2"/>
+        <w:jc w:val="right"/>
+        <w:bidi/>
+      </w:pPr>
+      <w:r>
+        <w:t>[نص الضبط / الحكم — المتن الفعلي] ===</w:t>
+        <w:br/>
         <w:t>Ahmed Zainy &amp; Sons Co</w:t>
       </w:r>
     </w:p>
@@ -7987,27 +7934,25 @@
     </w:p>
     <w:p>
       <w:pPr>
-        <w:jc w:val="right"/>
-        <w:bidi/>
-      </w:pPr>
-      <w:r>
-        <w:rPr>
-          <w:b w:val="0"/>
-          <w:i w:val="0"/>
-        </w:rPr>
+        <w:pStyle w:val="Heading2"/>
+        <w:jc w:val="right"/>
+        <w:bidi/>
+      </w:pPr>
+      <w:r>
+        <w:t>[بيانات الأطراف: المدعي / المدعى عليه / الحاضرون] ===</w:t>
+        <w:br/>
         <w:t>فقط مائة وخمسون ألف ريال سعودي لاغير</w:t>
       </w:r>
     </w:p>
     <w:p>
       <w:pPr>
-        <w:jc w:val="right"/>
-        <w:bidi/>
-      </w:pPr>
-      <w:r>
-        <w:rPr>
-          <w:b w:val="0"/>
-          <w:i w:val="0"/>
-        </w:rPr>
+        <w:pStyle w:val="Heading2"/>
+        <w:jc w:val="right"/>
+        <w:bidi/>
+      </w:pPr>
+      <w:r>
+        <w:t>[نص الضبط / الحكم — المتن الفعلي] ===</w:t>
+        <w:br/>
         <w:t>Ahmed Zainy &amp; Sons Co</w:t>
       </w:r>
     </w:p>
@@ -8416,27 +8361,25 @@
     </w:p>
     <w:p>
       <w:pPr>
-        <w:jc w:val="right"/>
-        <w:bidi/>
-      </w:pPr>
-      <w:r>
-        <w:rPr>
-          <w:b w:val="0"/>
-          <w:i w:val="0"/>
-        </w:rPr>
+        <w:pStyle w:val="Heading2"/>
+        <w:jc w:val="right"/>
+        <w:bidi/>
+      </w:pPr>
+      <w:r>
+        <w:t>[ترويسة / كليشة وزارة العدل — معلومات رسمية متكررة] ===</w:t>
+        <w:br/>
         <w:t>جدة عمارة أوزكو هاتف: ٦٠٦٥٢١٦</w:t>
       </w:r>
     </w:p>
     <w:p>
       <w:pPr>
-        <w:jc w:val="right"/>
-        <w:bidi/>
-      </w:pPr>
-      <w:r>
-        <w:rPr>
-          <w:b w:val="0"/>
-          <w:i w:val="0"/>
-        </w:rPr>
+        <w:pStyle w:val="Heading2"/>
+        <w:jc w:val="right"/>
+        <w:bidi/>
+      </w:pPr>
+      <w:r>
+        <w:t>[نص الضبط / الحكم — المتن الفعلي] ===</w:t>
+        <w:br/>
         <w:t>فاكس: ٦٠٦٦٣٠٤</w:t>
       </w:r>
     </w:p>
@@ -8663,27 +8606,25 @@
     </w:p>
     <w:p>
       <w:pPr>
-        <w:jc w:val="right"/>
-        <w:bidi/>
-      </w:pPr>
-      <w:r>
-        <w:rPr>
-          <w:b w:val="0"/>
-          <w:i w:val="0"/>
-        </w:rPr>
+        <w:pStyle w:val="Heading2"/>
+        <w:jc w:val="right"/>
+        <w:bidi/>
+      </w:pPr>
+      <w:r>
+        <w:t>[بيانات الأطراف: المدعي / المدعى عليه / الحاضرون] ===</w:t>
+        <w:br/>
         <w:t>فقط خمسون ألف وسبعمائة ريال سعودي لا غير</w:t>
       </w:r>
     </w:p>
     <w:p>
       <w:pPr>
-        <w:jc w:val="right"/>
-        <w:bidi/>
-      </w:pPr>
-      <w:r>
-        <w:rPr>
-          <w:b w:val="0"/>
-          <w:i w:val="0"/>
-        </w:rPr>
+        <w:pStyle w:val="Heading2"/>
+        <w:jc w:val="right"/>
+        <w:bidi/>
+      </w:pPr>
+      <w:r>
+        <w:t>[نص الضبط / الحكم — المتن الفعلي] ===</w:t>
+        <w:br/>
         <w:t>الشيخ احمد زيني</w:t>
       </w:r>
     </w:p>
@@ -8845,27 +8786,25 @@
     </w:p>
     <w:p>
       <w:pPr>
-        <w:jc w:val="right"/>
-        <w:bidi/>
-      </w:pPr>
-      <w:r>
-        <w:rPr>
-          <w:b w:val="0"/>
-          <w:i w:val="0"/>
-        </w:rPr>
+        <w:pStyle w:val="Heading2"/>
+        <w:jc w:val="right"/>
+        <w:bidi/>
+      </w:pPr>
+      <w:r>
+        <w:t>[بيانات الأطراف: المدعي / المدعى عليه / الحاضرون] ===</w:t>
+        <w:br/>
         <w:t>فقط خسون اتف وسبعمائة ريال سعودي لاغير</w:t>
       </w:r>
     </w:p>
     <w:p>
       <w:pPr>
-        <w:jc w:val="right"/>
-        <w:bidi/>
-      </w:pPr>
-      <w:r>
-        <w:rPr>
-          <w:b w:val="0"/>
-          <w:i w:val="0"/>
-        </w:rPr>
+        <w:pStyle w:val="Heading2"/>
+        <w:jc w:val="right"/>
+        <w:bidi/>
+      </w:pPr>
+      <w:r>
+        <w:t>[نص الضبط / الحكم — المتن الفعلي] ===</w:t>
+        <w:br/>
         <w:t>وذلك / مصاريف منزل الشيخ / احمد زينى عن شهر ذو القعدة ١٤٣٤</w:t>
       </w:r>
     </w:p>
@@ -8988,27 +8927,25 @@
     </w:p>
     <w:p>
       <w:pPr>
-        <w:jc w:val="right"/>
-        <w:bidi/>
-      </w:pPr>
-      <w:r>
-        <w:rPr>
-          <w:b w:val="0"/>
-          <w:i w:val="0"/>
-        </w:rPr>
+        <w:pStyle w:val="Heading2"/>
+        <w:jc w:val="right"/>
+        <w:bidi/>
+      </w:pPr>
+      <w:r>
+        <w:t>[بيانات الأطراف: المدعي / المدعى عليه / الحاضرون] ===</w:t>
+        <w:br/>
         <w:t>نتيح اسمه زيني ( الشيخ أحمد -</w:t>
       </w:r>
     </w:p>
     <w:p>
       <w:pPr>
-        <w:jc w:val="right"/>
-        <w:bidi/>
-      </w:pPr>
-      <w:r>
-        <w:rPr>
-          <w:b w:val="0"/>
-          <w:i w:val="0"/>
-        </w:rPr>
+        <w:pStyle w:val="Heading2"/>
+        <w:jc w:val="right"/>
+        <w:bidi/>
+      </w:pPr>
+      <w:r>
+        <w:t>[نص الضبط / الحكم — المتن الفعلي] ===</w:t>
+        <w:br/>
         <w:t>المصاريف منزل الشيخ / احمد زيني من مشهور دو القدة ١٤٣٤</w:t>
       </w:r>
     </w:p>
@@ -9027,27 +8964,25 @@
     </w:p>
     <w:p>
       <w:pPr>
-        <w:jc w:val="right"/>
-        <w:bidi/>
-      </w:pPr>
-      <w:r>
-        <w:rPr>
-          <w:b w:val="0"/>
-          <w:i w:val="0"/>
-        </w:rPr>
+        <w:pStyle w:val="Heading2"/>
+        <w:jc w:val="right"/>
+        <w:bidi/>
+      </w:pPr>
+      <w:r>
+        <w:t>[بيانات الأطراف: المدعي / المدعى عليه / الحاضرون] ===</w:t>
+        <w:br/>
         <w:t>ياسمين</w:t>
       </w:r>
     </w:p>
     <w:p>
       <w:pPr>
-        <w:jc w:val="right"/>
-        <w:bidi/>
-      </w:pPr>
-      <w:r>
-        <w:rPr>
-          <w:b w:val="0"/>
-          <w:i w:val="0"/>
-        </w:rPr>
+        <w:pStyle w:val="Heading2"/>
+        <w:jc w:val="right"/>
+        <w:bidi/>
+      </w:pPr>
+      <w:r>
+        <w:t>[نص الضبط / الحكم — المتن الفعلي] ===</w:t>
+        <w:br/>
         <w:t>: ةبساحملا</w:t>
       </w:r>
     </w:p>
@@ -9300,27 +9235,25 @@
     </w:p>
     <w:p>
       <w:pPr>
-        <w:jc w:val="right"/>
-        <w:bidi/>
-      </w:pPr>
-      <w:r>
-        <w:rPr>
-          <w:b w:val="0"/>
-          <w:i w:val="0"/>
-        </w:rPr>
+        <w:pStyle w:val="Heading2"/>
+        <w:jc w:val="right"/>
+        <w:bidi/>
+      </w:pPr>
+      <w:r>
+        <w:t>[ترويسة / كليشة وزارة العدل — معلومات رسمية متكررة] ===</w:t>
+        <w:br/>
         <w:t>هاتف: ٦٠٦٥٢١٦</w:t>
       </w:r>
     </w:p>
     <w:p>
       <w:pPr>
-        <w:jc w:val="right"/>
-        <w:bidi/>
-      </w:pPr>
-      <w:r>
-        <w:rPr>
-          <w:b w:val="0"/>
-          <w:i w:val="0"/>
-        </w:rPr>
+        <w:pStyle w:val="Heading2"/>
+        <w:jc w:val="right"/>
+        <w:bidi/>
+      </w:pPr>
+      <w:r>
+        <w:t>[نص الضبط / الحكم — المتن الفعلي] ===</w:t>
+        <w:br/>
         <w:t>فاکس: ٦٠٦١٣٠٤</w:t>
       </w:r>
     </w:p>
@@ -9560,27 +9493,25 @@
     </w:p>
     <w:p>
       <w:pPr>
-        <w:jc w:val="right"/>
-        <w:bidi/>
-      </w:pPr>
-      <w:r>
-        <w:rPr>
-          <w:b w:val="0"/>
-          <w:i w:val="0"/>
-        </w:rPr>
+        <w:pStyle w:val="Heading2"/>
+        <w:jc w:val="right"/>
+        <w:bidi/>
+      </w:pPr>
+      <w:r>
+        <w:t>[بيانات الأطراف: المدعي / المدعى عليه / الحاضرون] ===</w:t>
+        <w:br/>
         <w:t>فقط سبعة عشرة ألف ريال سعودي لا غير</w:t>
       </w:r>
     </w:p>
     <w:p>
       <w:pPr>
-        <w:jc w:val="right"/>
-        <w:bidi/>
-      </w:pPr>
-      <w:r>
-        <w:rPr>
-          <w:b w:val="0"/>
-          <w:i w:val="0"/>
-        </w:rPr>
+        <w:pStyle w:val="Heading2"/>
+        <w:jc w:val="right"/>
+        <w:bidi/>
+      </w:pPr>
+      <w:r>
+        <w:t>[نص الضبط / الحكم — المتن الفعلي] ===</w:t>
+        <w:br/>
         <w:t>C</w:t>
       </w:r>
     </w:p>
@@ -11042,27 +10973,25 @@
     </w:p>
     <w:p>
       <w:pPr>
-        <w:jc w:val="right"/>
-        <w:bidi/>
-      </w:pPr>
-      <w:r>
-        <w:rPr>
-          <w:b w:val="0"/>
-          <w:i w:val="0"/>
-        </w:rPr>
+        <w:pStyle w:val="Heading2"/>
+        <w:jc w:val="right"/>
+        <w:bidi/>
+      </w:pPr>
+      <w:r>
+        <w:t>[بيانات الأطراف: المدعي / المدعى عليه / الحاضرون] ===</w:t>
+        <w:br/>
         <w:t>جدة - ٢١٥١٤ السعودية</w:t>
       </w:r>
     </w:p>
     <w:p>
       <w:pPr>
-        <w:jc w:val="right"/>
-        <w:bidi/>
-      </w:pPr>
-      <w:r>
-        <w:rPr>
-          <w:b w:val="0"/>
-          <w:i w:val="0"/>
-        </w:rPr>
+        <w:pStyle w:val="Heading2"/>
+        <w:jc w:val="right"/>
+        <w:bidi/>
+      </w:pPr>
+      <w:r>
+        <w:t>[نص الضبط / الحكم — المتن الفعلي] ===</w:t>
+        <w:br/>
         <w:t>٤٢٤٥٧٤١</w:t>
       </w:r>
     </w:p>
@@ -12004,27 +11933,25 @@
     </w:p>
     <w:p>
       <w:pPr>
-        <w:jc w:val="right"/>
-        <w:bidi/>
-      </w:pPr>
-      <w:r>
-        <w:rPr>
-          <w:b w:val="0"/>
-          <w:i w:val="0"/>
-        </w:rPr>
+        <w:pStyle w:val="Heading2"/>
+        <w:jc w:val="right"/>
+        <w:bidi/>
+      </w:pPr>
+      <w:r>
+        <w:t>[بيانات الأطراف: المدعي / المدعى عليه / الحاضرون] ===</w:t>
+        <w:br/>
         <w:t>السعودية</w:t>
       </w:r>
     </w:p>
     <w:p>
       <w:pPr>
-        <w:jc w:val="right"/>
-        <w:bidi/>
-      </w:pPr>
-      <w:r>
-        <w:rPr>
-          <w:b w:val="0"/>
-          <w:i w:val="0"/>
-        </w:rPr>
+        <w:pStyle w:val="Heading2"/>
+        <w:jc w:val="right"/>
+        <w:bidi/>
+      </w:pPr>
+      <w:r>
+        <w:t>[نص الضبط / الحكم — المتن الفعلي] ===</w:t>
+        <w:br/>
         <w:t>ETEAVEY</w:t>
       </w:r>
     </w:p>
@@ -12563,27 +12490,25 @@
     </w:p>
     <w:p>
       <w:pPr>
-        <w:jc w:val="right"/>
-        <w:bidi/>
-      </w:pPr>
-      <w:r>
-        <w:rPr>
-          <w:b w:val="0"/>
-          <w:i w:val="0"/>
-        </w:rPr>
+        <w:pStyle w:val="Heading2"/>
+        <w:jc w:val="right"/>
+        <w:bidi/>
+      </w:pPr>
+      <w:r>
+        <w:t>[بيانات الأطراف: المدعي / المدعى عليه / الحاضرون] ===</w:t>
+        <w:br/>
         <w:t>فقط خمسون ألف وسبسلة ريال سعودي لاغير</w:t>
       </w:r>
     </w:p>
     <w:p>
       <w:pPr>
-        <w:jc w:val="right"/>
-        <w:bidi/>
-      </w:pPr>
-      <w:r>
-        <w:rPr>
-          <w:b w:val="0"/>
-          <w:i w:val="0"/>
-        </w:rPr>
+        <w:pStyle w:val="Heading2"/>
+        <w:jc w:val="right"/>
+        <w:bidi/>
+      </w:pPr>
+      <w:r>
+        <w:t>[نص الضبط / الحكم — المتن الفعلي] ===</w:t>
+        <w:br/>
         <w:t>لئاملا نيدملا</w:t>
       </w:r>
     </w:p>
@@ -12641,27 +12566,25 @@
     </w:p>
     <w:p>
       <w:pPr>
-        <w:jc w:val="right"/>
-        <w:bidi/>
-      </w:pPr>
-      <w:r>
-        <w:rPr>
-          <w:b w:val="0"/>
-          <w:i w:val="0"/>
-        </w:rPr>
+        <w:pStyle w:val="Heading2"/>
+        <w:jc w:val="right"/>
+        <w:bidi/>
+      </w:pPr>
+      <w:r>
+        <w:t>[ترويسة / كليشة وزارة العدل — معلومات رسمية متكررة] ===</w:t>
+        <w:br/>
         <w:t>هاتف: ۱۰۹۰۲۱۹ :فاکس ۱۰۱۱۳۰۱</w:t>
       </w:r>
     </w:p>
     <w:p>
       <w:pPr>
-        <w:jc w:val="right"/>
-        <w:bidi/>
-      </w:pPr>
-      <w:r>
-        <w:rPr>
-          <w:b w:val="0"/>
-          <w:i w:val="0"/>
-        </w:rPr>
+        <w:pStyle w:val="Heading2"/>
+        <w:jc w:val="right"/>
+        <w:bidi/>
+      </w:pPr>
+      <w:r>
+        <w:t>[نص الضبط / الحكم — المتن الفعلي] ===</w:t>
+        <w:br/>
         <w:t>AHMED ZAINY &amp; SONS CO</w:t>
       </w:r>
     </w:p>
@@ -12758,27 +12681,25 @@
     </w:p>
     <w:p>
       <w:pPr>
-        <w:jc w:val="right"/>
-        <w:bidi/>
-      </w:pPr>
-      <w:r>
-        <w:rPr>
-          <w:b w:val="0"/>
-          <w:i w:val="0"/>
-        </w:rPr>
+        <w:pStyle w:val="Heading2"/>
+        <w:jc w:val="right"/>
+        <w:bidi/>
+      </w:pPr>
+      <w:r>
+        <w:t>[بيانات الأطراف: المدعي / المدعى عليه / الحاضرون] ===</w:t>
+        <w:br/>
         <w:t>مبلغ فقط خسون ألف وسيسانة ريال سعودي لا غير</w:t>
       </w:r>
     </w:p>
     <w:p>
       <w:pPr>
-        <w:jc w:val="right"/>
-        <w:bidi/>
-      </w:pPr>
-      <w:r>
-        <w:rPr>
-          <w:b w:val="0"/>
-          <w:i w:val="0"/>
-        </w:rPr>
+        <w:pStyle w:val="Heading2"/>
+        <w:jc w:val="right"/>
+        <w:bidi/>
+      </w:pPr>
+      <w:r>
+        <w:t>[نص الضبط / الحكم — المتن الفعلي] ===</w:t>
+        <w:br/>
         <w:t>وذلك / مصاريف منزل الشيخ احمد زيني عن شهر صفر ١٤٣٥</w:t>
       </w:r>
     </w:p>
@@ -12992,27 +12913,25 @@
     </w:p>
     <w:p>
       <w:pPr>
-        <w:jc w:val="right"/>
-        <w:bidi/>
-      </w:pPr>
-      <w:r>
-        <w:rPr>
-          <w:b w:val="0"/>
-          <w:i w:val="0"/>
-        </w:rPr>
+        <w:pStyle w:val="Heading2"/>
+        <w:jc w:val="right"/>
+        <w:bidi/>
+      </w:pPr>
+      <w:r>
+        <w:t>[ترويسة / كليشة وزارة العدل — معلومات رسمية متكررة] ===</w:t>
+        <w:br/>
         <w:t>جدة - عمارة اوزگو هاتف: ٦٠٦٥٢١٦</w:t>
       </w:r>
     </w:p>
     <w:p>
       <w:pPr>
-        <w:jc w:val="right"/>
-        <w:bidi/>
-      </w:pPr>
-      <w:r>
-        <w:rPr>
-          <w:b w:val="0"/>
-          <w:i w:val="0"/>
-        </w:rPr>
+        <w:pStyle w:val="Heading2"/>
+        <w:jc w:val="right"/>
+        <w:bidi/>
+      </w:pPr>
+      <w:r>
+        <w:t>[نص الضبط / الحكم — المتن الفعلي] ===</w:t>
+        <w:br/>
         <w:t>فلکس ٦٠۱۱۳٠٤</w:t>
       </w:r>
     </w:p>
@@ -13291,27 +13210,25 @@
     </w:p>
     <w:p>
       <w:pPr>
-        <w:jc w:val="right"/>
-        <w:bidi/>
-      </w:pPr>
-      <w:r>
-        <w:rPr>
-          <w:b w:val="0"/>
-          <w:i w:val="0"/>
-        </w:rPr>
+        <w:pStyle w:val="Heading2"/>
+        <w:jc w:val="right"/>
+        <w:bidi/>
+      </w:pPr>
+      <w:r>
+        <w:t>[بيانات الأطراف: المدعي / المدعى عليه / الحاضرون] ===</w:t>
+        <w:br/>
         <w:t>فقط الخمسون ألف وسبسان ريال سعودي لاغير</w:t>
       </w:r>
     </w:p>
     <w:p>
       <w:pPr>
-        <w:jc w:val="right"/>
-        <w:bidi/>
-      </w:pPr>
-      <w:r>
-        <w:rPr>
-          <w:b w:val="0"/>
-          <w:i w:val="0"/>
-        </w:rPr>
+        <w:pStyle w:val="Heading2"/>
+        <w:jc w:val="right"/>
+        <w:bidi/>
+      </w:pPr>
+      <w:r>
+        <w:t>[نص الضبط / الحكم — المتن الفعلي] ===</w:t>
+        <w:br/>
         <w:t>الشيخ أحمد زيني</w:t>
       </w:r>
     </w:p>
@@ -13434,27 +13351,25 @@
     </w:p>
     <w:p>
       <w:pPr>
-        <w:jc w:val="right"/>
-        <w:bidi/>
-      </w:pPr>
-      <w:r>
-        <w:rPr>
-          <w:b w:val="0"/>
-          <w:i w:val="0"/>
-        </w:rPr>
+        <w:pStyle w:val="Heading2"/>
+        <w:jc w:val="right"/>
+        <w:bidi/>
+      </w:pPr>
+      <w:r>
+        <w:t>[بيانات الأطراف: المدعي / المدعى عليه / الحاضرون] ===</w:t>
+        <w:br/>
         <w:t>مبلغ فقط حسون ألف وسيصابة ريال سعودي الأغير</w:t>
       </w:r>
     </w:p>
     <w:p>
       <w:pPr>
-        <w:jc w:val="right"/>
-        <w:bidi/>
-      </w:pPr>
-      <w:r>
-        <w:rPr>
-          <w:b w:val="0"/>
-          <w:i w:val="0"/>
-        </w:rPr>
+        <w:pStyle w:val="Heading2"/>
+        <w:jc w:val="right"/>
+        <w:bidi/>
+      </w:pPr>
+      <w:r>
+        <w:t>[نص الضبط / الحكم — المتن الفعلي] ===</w:t>
+        <w:br/>
         <w:t>وذلك / مصاريف قبلا الشيخ احمد زينى عن ث</w:t>
       </w:r>
     </w:p>
@@ -13889,27 +13804,25 @@
     </w:p>
     <w:p>
       <w:pPr>
-        <w:jc w:val="right"/>
-        <w:bidi/>
-      </w:pPr>
-      <w:r>
-        <w:rPr>
-          <w:b w:val="0"/>
-          <w:i w:val="0"/>
-        </w:rPr>
+        <w:pStyle w:val="Heading2"/>
+        <w:jc w:val="right"/>
+        <w:bidi/>
+      </w:pPr>
+      <w:r>
+        <w:t>[بيانات الأطراف: المدعي / المدعى عليه / الحاضرون] ===</w:t>
+        <w:br/>
         <w:t>فقط خمسون الف وسبعمالة ريال سعودي لاغير</w:t>
       </w:r>
     </w:p>
     <w:p>
       <w:pPr>
-        <w:jc w:val="right"/>
-        <w:bidi/>
-      </w:pPr>
-      <w:r>
-        <w:rPr>
-          <w:b w:val="0"/>
-          <w:i w:val="0"/>
-        </w:rPr>
+        <w:pStyle w:val="Heading2"/>
+        <w:jc w:val="right"/>
+        <w:bidi/>
+      </w:pPr>
+      <w:r>
+        <w:t>[نص الضبط / الحكم — المتن الفعلي] ===</w:t>
+        <w:br/>
         <w:t>ىلاملا ريدملا</w:t>
       </w:r>
     </w:p>
@@ -13967,27 +13880,25 @@
     </w:p>
     <w:p>
       <w:pPr>
-        <w:jc w:val="right"/>
-        <w:bidi/>
-      </w:pPr>
-      <w:r>
-        <w:rPr>
-          <w:b w:val="0"/>
-          <w:i w:val="0"/>
-        </w:rPr>
+        <w:pStyle w:val="Heading2"/>
+        <w:jc w:val="right"/>
+        <w:bidi/>
+      </w:pPr>
+      <w:r>
+        <w:t>[ترويسة / كليشة وزارة العدل — معلومات رسمية متكررة] ===</w:t>
+        <w:br/>
         <w:t>هاتف: ٦٠٦٥٢١٦ :فاکس ٦٠٦١٣٠٤</w:t>
       </w:r>
     </w:p>
     <w:p>
       <w:pPr>
-        <w:jc w:val="right"/>
-        <w:bidi/>
-      </w:pPr>
-      <w:r>
-        <w:rPr>
-          <w:b w:val="0"/>
-          <w:i w:val="0"/>
-        </w:rPr>
+        <w:pStyle w:val="Heading2"/>
+        <w:jc w:val="right"/>
+        <w:bidi/>
+      </w:pPr>
+      <w:r>
+        <w:t>[نص الضبط / الحكم — المتن الفعلي] ===</w:t>
+        <w:br/>
         <w:t>ريال</w:t>
       </w:r>
     </w:p>
@@ -14071,27 +13982,25 @@
     </w:p>
     <w:p>
       <w:pPr>
-        <w:jc w:val="right"/>
-        <w:bidi/>
-      </w:pPr>
-      <w:r>
-        <w:rPr>
-          <w:b w:val="0"/>
-          <w:i w:val="0"/>
-        </w:rPr>
+        <w:pStyle w:val="Heading2"/>
+        <w:jc w:val="right"/>
+        <w:bidi/>
+      </w:pPr>
+      <w:r>
+        <w:t>[بيانات الأطراف: المدعي / المدعى عليه / الحاضرون] ===</w:t>
+        <w:br/>
         <w:t>فقط خمسون ألف وسبحانة ريال سعودي لا غير</w:t>
       </w:r>
     </w:p>
     <w:p>
       <w:pPr>
-        <w:jc w:val="right"/>
-        <w:bidi/>
-      </w:pPr>
-      <w:r>
-        <w:rPr>
-          <w:b w:val="0"/>
-          <w:i w:val="0"/>
-        </w:rPr>
+        <w:pStyle w:val="Heading2"/>
+        <w:jc w:val="right"/>
+        <w:bidi/>
+      </w:pPr>
+      <w:r>
+        <w:t>[نص الضبط / الحكم — المتن الفعلي] ===</w:t>
+        <w:br/>
         <w:t>وذلك / مصاريف منزل الشيخ احمد زيني من شهر فبراير ٢٠١٤</w:t>
       </w:r>
     </w:p>
@@ -14578,27 +14487,25 @@
     </w:p>
     <w:p>
       <w:pPr>
-        <w:jc w:val="right"/>
-        <w:bidi/>
-      </w:pPr>
-      <w:r>
-        <w:rPr>
-          <w:b w:val="0"/>
-          <w:i w:val="0"/>
-        </w:rPr>
+        <w:pStyle w:val="Heading2"/>
+        <w:jc w:val="right"/>
+        <w:bidi/>
+      </w:pPr>
+      <w:r>
+        <w:t>[بيانات الأطراف: المدعي / المدعى عليه / الحاضرون] ===</w:t>
+        <w:br/>
         <w:t>فقط خسون ألف وسبحانة ريال سعودي لاغير</w:t>
       </w:r>
     </w:p>
     <w:p>
       <w:pPr>
-        <w:jc w:val="right"/>
-        <w:bidi/>
-      </w:pPr>
-      <w:r>
-        <w:rPr>
-          <w:b w:val="0"/>
-          <w:i w:val="0"/>
-        </w:rPr>
+        <w:pStyle w:val="Heading2"/>
+        <w:jc w:val="right"/>
+        <w:bidi/>
+      </w:pPr>
+      <w:r>
+        <w:t>[نص الضبط / الحكم — المتن الفعلي] ===</w:t>
+        <w:br/>
         <w:t>ماعلا ريدملا</w:t>
       </w:r>
     </w:p>
@@ -14929,27 +14836,25 @@
     </w:p>
     <w:p>
       <w:pPr>
-        <w:jc w:val="right"/>
-        <w:bidi/>
-      </w:pPr>
-      <w:r>
-        <w:rPr>
-          <w:b w:val="0"/>
-          <w:i w:val="0"/>
-        </w:rPr>
+        <w:pStyle w:val="Heading2"/>
+        <w:jc w:val="right"/>
+        <w:bidi/>
+      </w:pPr>
+      <w:r>
+        <w:t>[ترويسة / كليشة وزارة العدل — معلومات رسمية متكررة] ===</w:t>
+        <w:br/>
         <w:t>رقم الصفحة</w:t>
       </w:r>
     </w:p>
     <w:p>
       <w:pPr>
-        <w:jc w:val="right"/>
-        <w:bidi/>
-      </w:pPr>
-      <w:r>
-        <w:rPr>
-          <w:b w:val="0"/>
-          <w:i w:val="0"/>
-        </w:rPr>
+        <w:pStyle w:val="Heading2"/>
+        <w:jc w:val="right"/>
+        <w:bidi/>
+      </w:pPr>
+      <w:r>
+        <w:t>[نص الضبط / الحكم — المتن الفعلي] ===</w:t>
+        <w:br/>
         <w:t>١٤</w:t>
       </w:r>
     </w:p>
@@ -15124,27 +15029,25 @@
     </w:p>
     <w:p>
       <w:pPr>
-        <w:jc w:val="right"/>
-        <w:bidi/>
-      </w:pPr>
-      <w:r>
-        <w:rPr>
-          <w:b w:val="0"/>
-          <w:i w:val="0"/>
-        </w:rPr>
+        <w:pStyle w:val="Heading2"/>
+        <w:jc w:val="right"/>
+        <w:bidi/>
+      </w:pPr>
+      <w:r>
+        <w:t>[بيانات الأطراف: المدعي / المدعى عليه / الحاضرون] ===</w:t>
+        <w:br/>
         <w:t>ريال سعودي</w:t>
       </w:r>
     </w:p>
     <w:p>
       <w:pPr>
-        <w:jc w:val="right"/>
-        <w:bidi/>
-      </w:pPr>
-      <w:r>
-        <w:rPr>
-          <w:b w:val="0"/>
-          <w:i w:val="0"/>
-        </w:rPr>
+        <w:pStyle w:val="Heading2"/>
+        <w:jc w:val="right"/>
+        <w:bidi/>
+      </w:pPr>
+      <w:r>
+        <w:t>[نص الضبط / الحكم — المتن الفعلي] ===</w:t>
+        <w:br/>
         <w:t>الشيخ / عبد الله أبار</w:t>
       </w:r>
     </w:p>
@@ -17789,27 +17692,25 @@
     </w:p>
     <w:p>
       <w:pPr>
-        <w:jc w:val="right"/>
-        <w:bidi/>
-      </w:pPr>
-      <w:r>
-        <w:rPr>
-          <w:b w:val="0"/>
-          <w:i w:val="0"/>
-        </w:rPr>
+        <w:pStyle w:val="Heading2"/>
+        <w:jc w:val="right"/>
+        <w:bidi/>
+      </w:pPr>
+      <w:r>
+        <w:t>[ترويسة / كليشة وزارة العدل — معلومات رسمية متكررة] ===</w:t>
+        <w:br/>
         <w:t>هاتف وفاكس</w:t>
       </w:r>
     </w:p>
     <w:p>
       <w:pPr>
-        <w:jc w:val="right"/>
-        <w:bidi/>
-      </w:pPr>
-      <w:r>
-        <w:rPr>
-          <w:b w:val="0"/>
-          <w:i w:val="0"/>
-        </w:rPr>
+        <w:pStyle w:val="Heading2"/>
+        <w:jc w:val="right"/>
+        <w:bidi/>
+      </w:pPr>
+      <w:r>
+        <w:t>[نص الضبط / الحكم — المتن الفعلي] ===</w:t>
+        <w:br/>
         <w:t>اخري</w:t>
       </w:r>
     </w:p>
@@ -19570,27 +19471,25 @@
     </w:p>
     <w:p>
       <w:pPr>
-        <w:jc w:val="right"/>
-        <w:bidi/>
-      </w:pPr>
-      <w:r>
-        <w:rPr>
-          <w:b w:val="0"/>
-          <w:i w:val="0"/>
-        </w:rPr>
+        <w:pStyle w:val="Heading2"/>
+        <w:jc w:val="right"/>
+        <w:bidi/>
+      </w:pPr>
+      <w:r>
+        <w:t>[بيانات الأطراف: المدعي / المدعى عليه / الحاضرون] ===</w:t>
+        <w:br/>
         <w:t>اسم الشركة</w:t>
       </w:r>
     </w:p>
     <w:p>
       <w:pPr>
-        <w:jc w:val="right"/>
-        <w:bidi/>
-      </w:pPr>
-      <w:r>
-        <w:rPr>
-          <w:b w:val="0"/>
-          <w:i w:val="0"/>
-        </w:rPr>
+        <w:pStyle w:val="Heading2"/>
+        <w:jc w:val="right"/>
+        <w:bidi/>
+      </w:pPr>
+      <w:r>
+        <w:t>[نص الضبط / الحكم — المتن الفعلي] ===</w:t>
+        <w:br/>
         <w:t>ةدودحملا ةيراجتلا ةمجنلا قاوسأ ةكرش ١-</w:t>
       </w:r>
     </w:p>
@@ -19895,27 +19794,25 @@
     </w:p>
     <w:p>
       <w:pPr>
-        <w:jc w:val="right"/>
-        <w:bidi/>
-      </w:pPr>
-      <w:r>
-        <w:rPr>
-          <w:b w:val="0"/>
-          <w:i w:val="0"/>
-        </w:rPr>
+        <w:pStyle w:val="Heading2"/>
+        <w:jc w:val="right"/>
+        <w:bidi/>
+      </w:pPr>
+      <w:r>
+        <w:t>[بيانات الأطراف: المدعي / المدعى عليه / الحاضرون] ===</w:t>
+        <w:br/>
         <w:t>اسم الشركة</w:t>
       </w:r>
     </w:p>
     <w:p>
       <w:pPr>
-        <w:jc w:val="right"/>
-        <w:bidi/>
-      </w:pPr>
-      <w:r>
-        <w:rPr>
-          <w:b w:val="0"/>
-          <w:i w:val="0"/>
-        </w:rPr>
+        <w:pStyle w:val="Heading2"/>
+        <w:jc w:val="right"/>
+        <w:bidi/>
+      </w:pPr>
+      <w:r>
+        <w:t>[نص الضبط / الحكم — المتن الفعلي] ===</w:t>
+        <w:br/>
         <w:t>ةيئاذغلا تامدخلاو نيومتلل ينيزو رابأ ةكرش - ينطولا ةنيحطلاو تايولحلا عنصم ةكرش ٢ نجاودلل ةمطاف يداو ةعرزم ةكرش 1</w:t>
       </w:r>
     </w:p>
@@ -20285,27 +20182,25 @@
     </w:p>
     <w:p>
       <w:pPr>
-        <w:jc w:val="right"/>
-        <w:bidi/>
-      </w:pPr>
-      <w:r>
-        <w:rPr>
-          <w:b w:val="0"/>
-          <w:i w:val="0"/>
-        </w:rPr>
+        <w:pStyle w:val="Heading2"/>
+        <w:jc w:val="right"/>
+        <w:bidi/>
+      </w:pPr>
+      <w:r>
+        <w:t>[بيانات الأطراف: المدعي / المدعى عليه / الحاضرون] ===</w:t>
+        <w:br/>
         <w:t>اسم الشركة</w:t>
       </w:r>
     </w:p>
     <w:p>
       <w:pPr>
-        <w:jc w:val="right"/>
-        <w:bidi/>
-      </w:pPr>
-      <w:r>
-        <w:rPr>
-          <w:b w:val="0"/>
-          <w:i w:val="0"/>
-        </w:rPr>
+        <w:pStyle w:val="Heading2"/>
+        <w:jc w:val="right"/>
+        <w:bidi/>
+      </w:pPr>
+      <w:r>
+        <w:t>[نص الضبط / الحكم — المتن الفعلي] ===</w:t>
+        <w:br/>
         <w:t>ماعلاو يرحبلا نيمأتلل طسوألا قرشلا ةكرش ١-</w:t>
       </w:r>
     </w:p>
@@ -21065,27 +20960,25 @@
     </w:p>
     <w:p>
       <w:pPr>
-        <w:jc w:val="right"/>
-        <w:bidi/>
-      </w:pPr>
-      <w:r>
-        <w:rPr>
-          <w:b w:val="0"/>
-          <w:i w:val="0"/>
-        </w:rPr>
+        <w:pStyle w:val="Heading2"/>
+        <w:jc w:val="right"/>
+        <w:bidi/>
+      </w:pPr>
+      <w:r>
+        <w:t>[بيانات الأطراف: المدعي / المدعى عليه / الحاضرون] ===</w:t>
+        <w:br/>
         <w:t>الاسم / عدنان فوزي النهدي</w:t>
       </w:r>
     </w:p>
     <w:p>
       <w:pPr>
-        <w:jc w:val="right"/>
-        <w:bidi/>
-      </w:pPr>
-      <w:r>
-        <w:rPr>
-          <w:b w:val="0"/>
-          <w:i w:val="0"/>
-        </w:rPr>
+        <w:pStyle w:val="Heading2"/>
+        <w:jc w:val="right"/>
+        <w:bidi/>
+      </w:pPr>
+      <w:r>
+        <w:t>[نص الضبط / الحكم — المتن الفعلي] ===</w:t>
+        <w:br/>
         <w:t>/ عيقوتلا</w:t>
       </w:r>
     </w:p>
@@ -21247,27 +21140,25 @@
     </w:p>
     <w:p>
       <w:pPr>
-        <w:jc w:val="right"/>
-        <w:bidi/>
-      </w:pPr>
-      <w:r>
-        <w:rPr>
-          <w:b w:val="0"/>
-          <w:i w:val="0"/>
-        </w:rPr>
+        <w:pStyle w:val="Heading2"/>
+        <w:jc w:val="right"/>
+        <w:bidi/>
+      </w:pPr>
+      <w:r>
+        <w:t>[بيانات الأطراف: المدعي / المدعى عليه / الحاضرون] ===</w:t>
+        <w:br/>
         <w:t>الاسم / فيصل فهد القثامي</w:t>
       </w:r>
     </w:p>
     <w:p>
       <w:pPr>
-        <w:jc w:val="right"/>
-        <w:bidi/>
-      </w:pPr>
-      <w:r>
-        <w:rPr>
-          <w:b w:val="0"/>
-          <w:i w:val="0"/>
-        </w:rPr>
+        <w:pStyle w:val="Heading2"/>
+        <w:jc w:val="right"/>
+        <w:bidi/>
+      </w:pPr>
+      <w:r>
+        <w:t>[نص الضبط / الحكم — المتن الفعلي] ===</w:t>
+        <w:br/>
         <w:t>وا عيقوتلا</w:t>
       </w:r>
     </w:p>

--- a/zaini_case_audit_output/outputs/word/documents/176_التماس على الحكم النهائي ـ نسخة.docx
+++ b/zaini_case_audit_output/outputs/word/documents/176_التماس على الحكم النهائي ـ نسخة.docx
@@ -888,7 +888,7 @@
           <w:b w:val="0"/>
           <w:i w:val="0"/>
         </w:rPr>
-        <w:t>ةينوناقلا نم ةنابتسي الو ةيماحملا نيب يللا ةكرش</w:t>
+        <w:t>شركة اللي بين المحامية ولا يستبانة من القانونية</w:t>
       </w:r>
     </w:p>
     <w:p>
@@ -1445,7 +1445,7 @@
           <w:b w:val="0"/>
           <w:i w:val="0"/>
         </w:rPr>
-        <w:t>نم عئابلا هبستحا ام مصخ دعب لوقي نمو لوألا فرطلل ةشيعملا فيلاكت (هيلع ىعدملا يناثلا فرطلا</w:t>
+        <w:t>الطرف الثاني المدعى عليه) تكاليف المعيشة للطرف الأول ومن يقول بعد خصم ما احتسبه البائع من</w:t>
       </w:r>
     </w:p>
     <w:p>
@@ -2915,7 +2915,7 @@
           <w:b w:val="0"/>
           <w:i w:val="0"/>
         </w:rPr>
-        <w:t>ةفصلا ة و لا مقر ة و لا عون ةيس ا مسلاا فرطلا \# هسفن نع ةلاصأ ١٠٠٨٠١٧٣٠١ ي دم ل يدوعس ز سابع نب دمحا نب هماسأ ل وم ١ هسفن نع ةلاصأ</w:t>
+        <w:t>أصالة عن نفسه ١ مو ل أسامه بن احمد بن عباس ز سعودي ل مد ي ١٠٠٨٠١٧٣٠١ أصالة عن نفسه #\ الطرف االسم ا سية نوع ال و ة رقم ال و ة الصفة</w:t>
       </w:r>
     </w:p>
     <w:p>
@@ -3448,6 +3448,19 @@
     </w:p>
     <w:p>
       <w:pPr>
+        <w:jc w:val="right"/>
+        <w:bidi/>
+      </w:pPr>
+      <w:r>
+        <w:rPr>
+          <w:b w:val="0"/>
+          <w:i w:val="0"/>
+        </w:rPr>
+        <w:t>ة العربية السعودية</w:t>
+      </w:r>
+    </w:p>
+    <w:p>
+      <w:pPr>
         <w:pStyle w:val="Heading2"/>
         <w:jc w:val="right"/>
         <w:bidi/>
@@ -3455,19 +3468,6 @@
       <w:r>
         <w:t>[نص الضبط / الحكم — المتن الفعلي] ===</w:t>
         <w:br/>
-        <w:t>ةيدوعسلا ةيبرعلا ة</w:t>
-      </w:r>
-    </w:p>
-    <w:p>
-      <w:pPr>
-        <w:jc w:val="right"/>
-        <w:bidi/>
-      </w:pPr>
-      <w:r>
-        <w:rPr>
-          <w:b w:val="0"/>
-          <w:i w:val="0"/>
-        </w:rPr>
         <w:t>DO NOT WRITE BELOW THIS LINEA</w:t>
       </w:r>
     </w:p>
@@ -3895,7 +3895,7 @@
           <w:b w:val="0"/>
           <w:i w:val="0"/>
         </w:rPr>
-        <w:t>.ةكلمملا لخاد ليوحت</w:t>
+        <w:t>تحويل داخل المملكة.</w:t>
       </w:r>
     </w:p>
     <w:p>
@@ -4884,27 +4884,25 @@
     </w:p>
     <w:p>
       <w:pPr>
-        <w:jc w:val="right"/>
-        <w:bidi/>
-      </w:pPr>
-      <w:r>
-        <w:rPr>
-          <w:b w:val="0"/>
-          <w:i w:val="0"/>
-        </w:rPr>
-        <w:t>ةحفصلا</w:t>
-      </w:r>
-    </w:p>
-    <w:p>
-      <w:pPr>
-        <w:jc w:val="right"/>
-        <w:bidi/>
-      </w:pPr>
-      <w:r>
-        <w:rPr>
-          <w:b w:val="0"/>
-          <w:i w:val="0"/>
-        </w:rPr>
+        <w:pStyle w:val="Heading2"/>
+        <w:jc w:val="right"/>
+        <w:bidi/>
+      </w:pPr>
+      <w:r>
+        <w:t>[ترويسة / كليشة وزارة العدل — معلومات رسمية متكررة] ===</w:t>
+        <w:br/>
+        <w:t>الصفحة</w:t>
+      </w:r>
+    </w:p>
+    <w:p>
+      <w:pPr>
+        <w:pStyle w:val="Heading2"/>
+        <w:jc w:val="right"/>
+        <w:bidi/>
+      </w:pPr>
+      <w:r>
+        <w:t>[نص الضبط / الحكم — المتن الفعلي] ===</w:t>
+        <w:br/>
         <w:t>ينطولا يبرعلا كنبلا رمال ٥٩٩١٣٩ مقر ىف رصم كيت</w:t>
       </w:r>
     </w:p>
@@ -5580,27 +5578,25 @@
     </w:p>
     <w:p>
       <w:pPr>
-        <w:jc w:val="right"/>
-        <w:bidi/>
-      </w:pPr>
-      <w:r>
-        <w:rPr>
-          <w:b w:val="0"/>
-          <w:i w:val="0"/>
-        </w:rPr>
-        <w:t>:ةحفصلا</w:t>
-      </w:r>
-    </w:p>
-    <w:p>
-      <w:pPr>
-        <w:jc w:val="right"/>
-        <w:bidi/>
-      </w:pPr>
-      <w:r>
-        <w:rPr>
-          <w:b w:val="0"/>
-          <w:i w:val="0"/>
-        </w:rPr>
+        <w:pStyle w:val="Heading2"/>
+        <w:jc w:val="right"/>
+        <w:bidi/>
+      </w:pPr>
+      <w:r>
+        <w:t>[ترويسة / كليشة وزارة العدل — معلومات رسمية متكررة] ===</w:t>
+        <w:br/>
+        <w:t>الصفحة:</w:t>
+      </w:r>
+    </w:p>
+    <w:p>
+      <w:pPr>
+        <w:pStyle w:val="Heading2"/>
+        <w:jc w:val="right"/>
+        <w:bidi/>
+      </w:pPr>
+      <w:r>
+        <w:t>[نص الضبط / الحكم — المتن الفعلي] ===</w:t>
+        <w:br/>
         <w:t>يسنرفلا يدوعسلا كنبلا</w:t>
       </w:r>
     </w:p>
@@ -6287,27 +6283,25 @@
     </w:p>
     <w:p>
       <w:pPr>
-        <w:jc w:val="right"/>
-        <w:bidi/>
-      </w:pPr>
-      <w:r>
-        <w:rPr>
-          <w:b w:val="0"/>
-          <w:i w:val="0"/>
-        </w:rPr>
-        <w:t>: ةحفصلا</w:t>
-      </w:r>
-    </w:p>
-    <w:p>
-      <w:pPr>
-        <w:jc w:val="right"/>
-        <w:bidi/>
-      </w:pPr>
-      <w:r>
-        <w:rPr>
-          <w:b w:val="0"/>
-          <w:i w:val="0"/>
-        </w:rPr>
+        <w:pStyle w:val="Heading2"/>
+        <w:jc w:val="right"/>
+        <w:bidi/>
+      </w:pPr>
+      <w:r>
+        <w:t>[ترويسة / كليشة وزارة العدل — معلومات رسمية متكررة] ===</w:t>
+        <w:br/>
+        <w:t>الصفحة :</w:t>
+      </w:r>
+    </w:p>
+    <w:p>
+      <w:pPr>
+        <w:pStyle w:val="Heading2"/>
+        <w:jc w:val="right"/>
+        <w:bidi/>
+      </w:pPr>
+      <w:r>
+        <w:t>[نص الضبط / الحكم — المتن الفعلي] ===</w:t>
+        <w:br/>
         <w:t>١٨٨/١٤٣٤</w:t>
       </w:r>
     </w:p>
@@ -6634,27 +6628,25 @@
     </w:p>
     <w:p>
       <w:pPr>
-        <w:jc w:val="right"/>
-        <w:bidi/>
-      </w:pPr>
-      <w:r>
-        <w:rPr>
-          <w:b w:val="0"/>
-          <w:i w:val="0"/>
-        </w:rPr>
-        <w:t>ةحفصلا</w:t>
-      </w:r>
-    </w:p>
-    <w:p>
-      <w:pPr>
-        <w:jc w:val="right"/>
-        <w:bidi/>
-      </w:pPr>
-      <w:r>
-        <w:rPr>
-          <w:b w:val="0"/>
-          <w:i w:val="0"/>
-        </w:rPr>
+        <w:pStyle w:val="Heading2"/>
+        <w:jc w:val="right"/>
+        <w:bidi/>
+      </w:pPr>
+      <w:r>
+        <w:t>[ترويسة / كليشة وزارة العدل — معلومات رسمية متكررة] ===</w:t>
+        <w:br/>
+        <w:t>الصفحة</w:t>
+      </w:r>
+    </w:p>
+    <w:p>
+      <w:pPr>
+        <w:pStyle w:val="Heading2"/>
+        <w:jc w:val="right"/>
+        <w:bidi/>
+      </w:pPr>
+      <w:r>
+        <w:t>[نص الضبط / الحكم — المتن الفعلي] ===</w:t>
+        <w:br/>
         <w:t>4</w:t>
       </w:r>
     </w:p>
@@ -8528,27 +8520,25 @@
     </w:p>
     <w:p>
       <w:pPr>
-        <w:jc w:val="right"/>
-        <w:bidi/>
-      </w:pPr>
-      <w:r>
-        <w:rPr>
-          <w:b w:val="0"/>
-          <w:i w:val="0"/>
-        </w:rPr>
-        <w:t>: ةحفصلا</w:t>
-      </w:r>
-    </w:p>
-    <w:p>
-      <w:pPr>
-        <w:jc w:val="right"/>
-        <w:bidi/>
-      </w:pPr>
-      <w:r>
-        <w:rPr>
-          <w:b w:val="0"/>
-          <w:i w:val="0"/>
-        </w:rPr>
+        <w:pStyle w:val="Heading2"/>
+        <w:jc w:val="right"/>
+        <w:bidi/>
+      </w:pPr>
+      <w:r>
+        <w:t>[ترويسة / كليشة وزارة العدل — معلومات رسمية متكررة] ===</w:t>
+        <w:br/>
+        <w:t>الصفحة :</w:t>
+      </w:r>
+    </w:p>
+    <w:p>
+      <w:pPr>
+        <w:pStyle w:val="Heading2"/>
+        <w:jc w:val="right"/>
+        <w:bidi/>
+      </w:pPr>
+      <w:r>
+        <w:t>[نص الضبط / الحكم — المتن الفعلي] ===</w:t>
+        <w:br/>
         <w:t>ALTS/-1/TA</w:t>
       </w:r>
     </w:p>
@@ -9415,27 +9405,25 @@
     </w:p>
     <w:p>
       <w:pPr>
-        <w:jc w:val="right"/>
-        <w:bidi/>
-      </w:pPr>
-      <w:r>
-        <w:rPr>
-          <w:b w:val="0"/>
-          <w:i w:val="0"/>
-        </w:rPr>
-        <w:t>:ةحفصلا</w:t>
-      </w:r>
-    </w:p>
-    <w:p>
-      <w:pPr>
-        <w:jc w:val="right"/>
-        <w:bidi/>
-      </w:pPr>
-      <w:r>
-        <w:rPr>
-          <w:b w:val="0"/>
-          <w:i w:val="0"/>
-        </w:rPr>
+        <w:pStyle w:val="Heading2"/>
+        <w:jc w:val="right"/>
+        <w:bidi/>
+      </w:pPr>
+      <w:r>
+        <w:t>[ترويسة / كليشة وزارة العدل — معلومات رسمية متكررة] ===</w:t>
+        <w:br/>
+        <w:t>الصفحة:</w:t>
+      </w:r>
+    </w:p>
+    <w:p>
+      <w:pPr>
+        <w:pStyle w:val="Heading2"/>
+        <w:jc w:val="right"/>
+        <w:bidi/>
+      </w:pPr>
+      <w:r>
+        <w:t>[نص الضبط / الحكم — المتن الفعلي] ===</w:t>
+        <w:br/>
         <w:t>١٩٢١٠،١١٢ الشيخ اسامه زيني ( الشيخ قيمة ألوية ومصاريف علاج تلقيح احمد زينى</w:t>
       </w:r>
     </w:p>
@@ -10227,7 +10215,7 @@
           <w:b w:val="0"/>
           <w:i w:val="0"/>
         </w:rPr>
-        <w:t>ةكلمملاب انعورف عيمج ىدل فرصي ةدج - زيزعلا دبع كلملا قيرط عرف</w:t>
+        <w:t>فرع طريق الملك عبد العزيز - جدة يصرف لدى جميع فروعنا بالمملكة</w:t>
       </w:r>
     </w:p>
     <w:p>
@@ -11382,7 +11370,7 @@
           <w:b w:val="0"/>
           <w:i w:val="0"/>
         </w:rPr>
-        <w:t>ةكلمملاب ةسورف عيمج</w:t>
+        <w:t>جميع فروسة بالمملكة</w:t>
       </w:r>
     </w:p>
     <w:p>
@@ -13132,27 +13120,25 @@
     </w:p>
     <w:p>
       <w:pPr>
-        <w:jc w:val="right"/>
-        <w:bidi/>
-      </w:pPr>
-      <w:r>
-        <w:rPr>
-          <w:b w:val="0"/>
-          <w:i w:val="0"/>
-        </w:rPr>
-        <w:t>ةحفصلا</w:t>
-      </w:r>
-    </w:p>
-    <w:p>
-      <w:pPr>
-        <w:jc w:val="right"/>
-        <w:bidi/>
-      </w:pPr>
-      <w:r>
-        <w:rPr>
-          <w:b w:val="0"/>
-          <w:i w:val="0"/>
-        </w:rPr>
+        <w:pStyle w:val="Heading2"/>
+        <w:jc w:val="right"/>
+        <w:bidi/>
+      </w:pPr>
+      <w:r>
+        <w:t>[ترويسة / كليشة وزارة العدل — معلومات رسمية متكررة] ===</w:t>
+        <w:br/>
+        <w:t>الصفحة</w:t>
+      </w:r>
+    </w:p>
+    <w:p>
+      <w:pPr>
+        <w:pStyle w:val="Heading2"/>
+        <w:jc w:val="right"/>
+        <w:bidi/>
+      </w:pPr>
+      <w:r>
+        <w:t>[نص الضبط / الحكم — المتن الفعلي] ===</w:t>
+        <w:br/>
         <w:t>مصاريف فيلا الشيخ احمد زيني من شهر يناير ) ۲۰۱</w:t>
       </w:r>
     </w:p>
@@ -13726,27 +13712,25 @@
     </w:p>
     <w:p>
       <w:pPr>
-        <w:jc w:val="right"/>
-        <w:bidi/>
-      </w:pPr>
-      <w:r>
-        <w:rPr>
-          <w:b w:val="0"/>
-          <w:i w:val="0"/>
-        </w:rPr>
-        <w:t>ةحفصلا</w:t>
-      </w:r>
-    </w:p>
-    <w:p>
-      <w:pPr>
-        <w:jc w:val="right"/>
-        <w:bidi/>
-      </w:pPr>
-      <w:r>
-        <w:rPr>
-          <w:b w:val="0"/>
-          <w:i w:val="0"/>
-        </w:rPr>
+        <w:pStyle w:val="Heading2"/>
+        <w:jc w:val="right"/>
+        <w:bidi/>
+      </w:pPr>
+      <w:r>
+        <w:t>[ترويسة / كليشة وزارة العدل — معلومات رسمية متكررة] ===</w:t>
+        <w:br/>
+        <w:t>الصفحة</w:t>
+      </w:r>
+    </w:p>
+    <w:p>
+      <w:pPr>
+        <w:pStyle w:val="Heading2"/>
+        <w:jc w:val="right"/>
+        <w:bidi/>
+      </w:pPr>
+      <w:r>
+        <w:t>[نص الضبط / الحكم — المتن الفعلي] ===</w:t>
+        <w:br/>
         <w:t>مصاريف منزل الشيخ احمد زيني عن شهر فبراير ٢٠١٤</w:t>
       </w:r>
     </w:p>
@@ -14409,27 +14393,25 @@
     </w:p>
     <w:p>
       <w:pPr>
-        <w:jc w:val="right"/>
-        <w:bidi/>
-      </w:pPr>
-      <w:r>
-        <w:rPr>
-          <w:b w:val="0"/>
-          <w:i w:val="0"/>
-        </w:rPr>
-        <w:t>:ةحفصلا</w:t>
-      </w:r>
-    </w:p>
-    <w:p>
-      <w:pPr>
-        <w:jc w:val="right"/>
-        <w:bidi/>
-      </w:pPr>
-      <w:r>
-        <w:rPr>
-          <w:b w:val="0"/>
-          <w:i w:val="0"/>
-        </w:rPr>
+        <w:pStyle w:val="Heading2"/>
+        <w:jc w:val="right"/>
+        <w:bidi/>
+      </w:pPr>
+      <w:r>
+        <w:t>[ترويسة / كليشة وزارة العدل — معلومات رسمية متكررة] ===</w:t>
+        <w:br/>
+        <w:t>الصفحة:</w:t>
+      </w:r>
+    </w:p>
+    <w:p>
+      <w:pPr>
+        <w:pStyle w:val="Heading2"/>
+        <w:jc w:val="right"/>
+        <w:bidi/>
+      </w:pPr>
+      <w:r>
+        <w:t>[نص الضبط / الحكم — المتن الفعلي] ===</w:t>
+        <w:br/>
         <w:t>1</w:t>
       </w:r>
     </w:p>
@@ -14972,7 +14954,7 @@
           <w:b w:val="0"/>
           <w:i w:val="0"/>
         </w:rPr>
-        <w:t>.م١٩٨٤) ليربا ١٨ قفاوملا) ـه١٤٠٤ يناثلا ىدامج ١٦ خيراتب رداصلا ٤٠٣٠٠٤٢٤٩٦ مقر يراجتلا لجسلاب ةيدوعسلا ةيبرعلا ةكلمملاب ةدج يف ةلجسم ةدودحم ةيلوئسم تاذ ةيدوعس ةكرش يه ةدودحملا تامدخلاو ةرادإلل ةينطولا ةكرشلا</w:t>
+        <w:t>الشركة الوطنية للإدارة والخدمات المحدودة هي شركة سعودية ذات مسئولية محدودة مسجلة في جدة بالمملكة العربية السعودية بالسجل التجاري رقم ٤٠٣٠٠٤٢٤٩٦ الصادر بتاريخ ١٦ جمادى الثاني ١٤٠٤هـ (الموافق ١٨ ابريل (١٩٨٤م.</w:t>
       </w:r>
     </w:p>
     <w:p>
@@ -15347,7 +15329,7 @@
           <w:b w:val="0"/>
           <w:i w:val="0"/>
         </w:rPr>
-        <w:t>يف مييقتلا ، ةدودعملا تامدخلاو ةرادإلل ةينطولا ةكرشلا</w:t>
+        <w:t>الشركة الوطنية للإدارة والخدمات المعدودة ، التقييم في</w:t>
       </w:r>
     </w:p>
     <w:p>
@@ -18855,7 +18837,7 @@
           <w:b w:val="0"/>
           <w:i w:val="0"/>
         </w:rPr>
-        <w:t>رطخلا ضافخنا ىلإ يدؤي ةيدوعسلا ةيبرعلا ةكلمملا قوس يف ةحاتملا ايجولونكتلاو نيدروملاو ةلامعلا ىلع ةكرشلا دامتعا نأ امك ةيدوعسلا ةيبرعلا ةكلمملا لخاد نيدوجوملا ءالمعلا نم دودحم ريغ ددع ىلع ةكرشلا دمتعت</w:t>
+        <w:t>تعتمد الشركة على عدد غير محدود من العملاء الموجودين داخل المملكة العربية السعودية كما أن اعتماد الشركة على العمالة والموردين والتكنولوجيا المتاحة في سوق المملكة العربية السعودية يؤدي إلى انخفاض الخطر</w:t>
       </w:r>
     </w:p>
     <w:p>
@@ -19831,27 +19813,25 @@
     </w:p>
     <w:p>
       <w:pPr>
-        <w:jc w:val="right"/>
-        <w:bidi/>
-      </w:pPr>
-      <w:r>
-        <w:rPr>
-          <w:b w:val="0"/>
-          <w:i w:val="0"/>
-        </w:rPr>
-        <w:t>ةيدوعسلا ةريمخلا ةكرش</w:t>
-      </w:r>
-    </w:p>
-    <w:p>
-      <w:pPr>
-        <w:jc w:val="right"/>
-        <w:bidi/>
-      </w:pPr>
-      <w:r>
-        <w:rPr>
-          <w:b w:val="0"/>
-          <w:i w:val="0"/>
-        </w:rPr>
+        <w:pStyle w:val="Heading2"/>
+        <w:jc w:val="right"/>
+        <w:bidi/>
+      </w:pPr>
+      <w:r>
+        <w:t>[بيانات الأطراف: المدعي / المدعى عليه / الحاضرون] ===</w:t>
+        <w:br/>
+        <w:t>شركة الخميرة السعودية</w:t>
+      </w:r>
+    </w:p>
+    <w:p>
+      <w:pPr>
+        <w:pStyle w:val="Heading2"/>
+        <w:jc w:val="right"/>
+        <w:bidi/>
+      </w:pPr>
+      <w:r>
+        <w:t>[نص الضبط / الحكم — المتن الفعلي] ===</w:t>
+        <w:br/>
         <w:t>ةدودحملا ءاوهلا فييكتل نكياد ةكرش ٦-</w:t>
       </w:r>
     </w:p>
@@ -19865,7 +19845,7 @@
           <w:b w:val="0"/>
           <w:i w:val="0"/>
         </w:rPr>
-        <w:t>تامدخلاو ةرادإلل ةينطولا ةكرشلا</w:t>
+        <w:t>الشركة الوطنية للإدارة والخدمات</w:t>
       </w:r>
     </w:p>
     <w:p>
@@ -20258,27 +20238,25 @@
     </w:p>
     <w:p>
       <w:pPr>
-        <w:jc w:val="right"/>
-        <w:bidi/>
-      </w:pPr>
-      <w:r>
-        <w:rPr>
-          <w:b w:val="0"/>
-          <w:i w:val="0"/>
-        </w:rPr>
-        <w:t>ةيدوعسلا ةيبرعلا تلوبياس ةكرش</w:t>
-      </w:r>
-    </w:p>
-    <w:p>
-      <w:pPr>
-        <w:jc w:val="right"/>
-        <w:bidi/>
-      </w:pPr>
-      <w:r>
-        <w:rPr>
-          <w:b w:val="0"/>
-          <w:i w:val="0"/>
-        </w:rPr>
+        <w:pStyle w:val="Heading2"/>
+        <w:jc w:val="right"/>
+        <w:bidi/>
+      </w:pPr>
+      <w:r>
+        <w:t>[بيانات الأطراف: المدعي / المدعى عليه / الحاضرون] ===</w:t>
+        <w:br/>
+        <w:t>شركة سايبولت العربية السعودية</w:t>
+      </w:r>
+    </w:p>
+    <w:p>
+      <w:pPr>
+        <w:pStyle w:val="Heading2"/>
+        <w:jc w:val="right"/>
+        <w:bidi/>
+      </w:pPr>
+      <w:r>
+        <w:t>[نص الضبط / الحكم — المتن الفعلي] ===</w:t>
+        <w:br/>
         <w:t>۸- شركة بتروستار</w:t>
       </w:r>
     </w:p>
@@ -20942,7 +20920,7 @@
           <w:b w:val="0"/>
           <w:i w:val="0"/>
         </w:rPr>
-        <w:t>.ديهش لوقأ ام ىلع هللاو . هسفنب هنوئش ةرادا عيطتسي ناكو ، هلعفيو هلوقيو هبلطي امل اكردم تقولا كلذ يف ناك ينيز سابع دمحا خيشلا ناو ،دهاشك كلذ ىلع تعقوو ،دقعلا اذه ىلع تدهش يننأب دهشاو .نيرضاحلا دوهشلا مامأو ، يماحملا يواعرقلا دامع ذاتسألا مامأو عئابلا مامأو يمامأ عيقوتلاب ينيز ةماسأ خيشلا يرتشملا ماق دقو ،نيرضاحلا دوهشلا مامأو ، يماحملا يواعرقلا دامع ذاتسالا مامأو ،يرتشملا مامأو يمامأ عيقوتلاب : هللا همحر ينيز سابع دمحأ خيشلا ماق دقو</w:t>
+        <w:t>وقد قام الشيخ أحمد عباس زيني رحمه الله : بالتوقيع أمامي وأمام المشتري، وأمام الاستاذ عماد القرعاوي المحامي ، وأمام الشهود الحاضرين، وقد قام المشتري الشيخ أسامة زيني بالتوقيع أمامي وأمام البائع وأمام الأستاذ عماد القرعاوي المحامي ، وأمام الشهود الحاضرين. واشهد بأنني شهدت على هذا العقد، ووقعت على ذلك كشاهد، وان الشيخ احمد عباس زيني كان في ذلك الوقت مدركا لما يطلبه ويقوله ويفعله ، وكان يستطيع ادارة شئونه بنفسه . والله على ما أقول شهيد.</w:t>
       </w:r>
     </w:p>
     <w:p>

--- a/zaini_case_audit_output/outputs/word/documents/176_التماس على الحكم النهائي ـ نسخة.docx
+++ b/zaini_case_audit_output/outputs/word/documents/176_التماس على الحكم النهائي ـ نسخة.docx
@@ -75,7 +75,7 @@
         <w:bidi/>
       </w:pPr>
       <w:r>
-        <w:t>[نص الضبط / الحكم — المتن الفعلي] ===</w:t>
+        <w:t>[المتن الفعلي: الوقائع / الأسباب / المنطوق] ===</w:t>
         <w:br/>
         <w:t>التنفيذيون</w:t>
       </w:r>
@@ -108,27 +108,25 @@
     </w:p>
     <w:p>
       <w:pPr>
-        <w:jc w:val="right"/>
-        <w:bidi/>
-      </w:pPr>
-      <w:r>
-        <w:rPr>
-          <w:b w:val="0"/>
-          <w:i w:val="0"/>
-        </w:rPr>
+        <w:pStyle w:val="Heading2"/>
+        <w:jc w:val="right"/>
+        <w:bidi/>
+      </w:pPr>
+      <w:r>
+        <w:t>[المُرسَل إليه / المخاطَب والتحية] ===</w:t>
+        <w:br/>
         <w:t>أصحاب الفضيلة رئيس وقضاة محكمة الاستئناف التجارية بمحافظة جدة سلمهم الله</w:t>
       </w:r>
     </w:p>
     <w:p>
       <w:pPr>
-        <w:jc w:val="right"/>
-        <w:bidi/>
-      </w:pPr>
-      <w:r>
-        <w:rPr>
-          <w:b w:val="0"/>
-          <w:i w:val="0"/>
-        </w:rPr>
+        <w:pStyle w:val="Heading2"/>
+        <w:jc w:val="right"/>
+        <w:bidi/>
+      </w:pPr>
+      <w:r>
+        <w:t>[المتن الفعلي: الوقائع / الأسباب / المنطوق] ===</w:t>
+        <w:br/>
         <w:t>السلام عليكم ورحمة الله وبركاته، وبعد:</w:t>
       </w:r>
     </w:p>
@@ -216,7 +214,7 @@
         <w:bidi/>
       </w:pPr>
       <w:r>
-        <w:t>[نص الضبط / الحكم — المتن الفعلي] ===</w:t>
+        <w:t>[المتن الفعلي: الوقائع / الأسباب / المنطوق] ===</w:t>
         <w:br/>
         <w:t>واقعات الدعوى وملخص الحكم الملتمس عليه:</w:t>
       </w:r>
@@ -306,7 +304,7 @@
         <w:bidi/>
       </w:pPr>
       <w:r>
-        <w:t>[ترويسة / كليشة وزارة العدل — معلومات رسمية متكررة] ===</w:t>
+        <w:t>[ترويسة / كليشة رسمية — معلومات متكررة] ===</w:t>
         <w:br/>
         <w:t>eTanfition Tannthion@gmail.com 053 653 3988545/1</w:t>
       </w:r>
@@ -318,7 +316,7 @@
         <w:bidi/>
       </w:pPr>
       <w:r>
-        <w:t>[نص الضبط / الحكم — المتن الفعلي] ===</w:t>
+        <w:t>[المتن الفعلي: الوقائع / الأسباب / المنطوق] ===</w:t>
         <w:br/>
         <w:t>التنفيذيون</w:t>
       </w:r>
@@ -603,7 +601,7 @@
         <w:bidi/>
       </w:pPr>
       <w:r>
-        <w:t>[ترويسة / كليشة وزارة العدل — معلومات رسمية متكررة] ===</w:t>
+        <w:t>[ترويسة / كليشة رسمية — معلومات متكررة] ===</w:t>
         <w:br/>
         <w:t>Tanithion@gmail.com 053653 3388 012 605 0577</w:t>
       </w:r>
@@ -615,7 +613,7 @@
         <w:bidi/>
       </w:pPr>
       <w:r>
-        <w:t>[نص الضبط / الحكم — المتن الفعلي] ===</w:t>
+        <w:t>[المتن الفعلي: الوقائع / الأسباب / المنطوق] ===</w:t>
         <w:br/>
         <w:t>التنفيذيون</w:t>
       </w:r>
@@ -861,7 +859,7 @@
         <w:bidi/>
       </w:pPr>
       <w:r>
-        <w:t>[ترويسة / كليشة وزارة العدل — معلومات رسمية متكررة] ===</w:t>
+        <w:t>[ترويسة / كليشة رسمية — معلومات متكررة] ===</w:t>
         <w:br/>
         <w:t>Tantithion@gmail.com 453653 3388 012 605 4571</w:t>
       </w:r>
@@ -873,7 +871,7 @@
         <w:bidi/>
       </w:pPr>
       <w:r>
-        <w:t>[نص الضبط / الحكم — المتن الفعلي] ===</w:t>
+        <w:t>[المتن الفعلي: الوقائع / الأسباب / المنطوق] ===</w:t>
         <w:br/>
         <w:t>التنفيذيون</w:t>
       </w:r>
@@ -1158,7 +1156,7 @@
         <w:bidi/>
       </w:pPr>
       <w:r>
-        <w:t>[ترويسة / كليشة وزارة العدل — معلومات رسمية متكررة] ===</w:t>
+        <w:t>[ترويسة / كليشة رسمية — معلومات متكررة] ===</w:t>
         <w:br/>
         <w:t>Tanithion@gmail.com 053 653 3888 012605 4577</w:t>
       </w:r>
@@ -1170,7 +1168,7 @@
         <w:bidi/>
       </w:pPr>
       <w:r>
-        <w:t>[نص الضبط / الحكم — المتن الفعلي] ===</w:t>
+        <w:t>[المتن الفعلي: الوقائع / الأسباب / المنطوق] ===</w:t>
         <w:br/>
         <w:t>التنفيذيون</w:t>
       </w:r>
@@ -1645,27 +1643,25 @@
     </w:p>
     <w:p>
       <w:pPr>
-        <w:jc w:val="right"/>
-        <w:bidi/>
-      </w:pPr>
-      <w:r>
-        <w:rPr>
-          <w:b w:val="0"/>
-          <w:i w:val="0"/>
-        </w:rPr>
+        <w:pStyle w:val="Heading2"/>
+        <w:jc w:val="right"/>
+        <w:bidi/>
+      </w:pPr>
+      <w:r>
+        <w:t>[الطلبات / المرفقات] ===</w:t>
+        <w:br/>
         <w:t>حجر عليه يتولي مصارفه ولم يساهموا في تشديد أي من قروضه والتزاماته ويتضح من المستندات الموثقة والمرفقات البنكية أن المدعى عليه سدد مبالغا مالية كبيرة وحرص على</w:t>
       </w:r>
     </w:p>
     <w:p>
       <w:pPr>
-        <w:jc w:val="right"/>
-        <w:bidi/>
-      </w:pPr>
-      <w:r>
-        <w:rPr>
-          <w:b w:val="0"/>
-          <w:i w:val="0"/>
-        </w:rPr>
+        <w:pStyle w:val="Heading2"/>
+        <w:jc w:val="right"/>
+        <w:bidi/>
+      </w:pPr>
+      <w:r>
+        <w:t>[المتن الفعلي: الوقائع / الأسباب / المنطوق] ===</w:t>
+        <w:br/>
         <w:t>الوفاء، ومن ثم فإن ما ذهب إليه فضاء المحكمة فيما انتهت إليه من اجتهاد مفاده عدم الوفاء بالثمن</w:t>
       </w:r>
     </w:p>
@@ -1728,7 +1724,7 @@
         <w:bidi/>
       </w:pPr>
       <w:r>
-        <w:t>[ترويسة / كليشة وزارة العدل — معلومات رسمية متكررة] ===</w:t>
+        <w:t>[ترويسة / كليشة رسمية — معلومات متكررة] ===</w:t>
         <w:br/>
         <w:t>Tanton Tannthenggmail.com 0534553588 012 605 4571</w:t>
       </w:r>
@@ -1740,7 +1736,7 @@
         <w:bidi/>
       </w:pPr>
       <w:r>
-        <w:t>[نص الضبط / الحكم — المتن الفعلي] ===</w:t>
+        <w:t>[المتن الفعلي: الوقائع / الأسباب / المنطوق] ===</w:t>
         <w:br/>
         <w:t>التنفيذيون</w:t>
       </w:r>
@@ -1816,7 +1812,7 @@
         <w:bidi/>
       </w:pPr>
       <w:r>
-        <w:t>[نص الضبط / الحكم — المتن الفعلي] ===</w:t>
+        <w:t>[المتن الفعلي: الوقائع / الأسباب / المنطوق] ===</w:t>
         <w:br/>
         <w:t>شأنه التأثير على الحكم</w:t>
       </w:r>
@@ -2049,7 +2045,7 @@
         <w:bidi/>
       </w:pPr>
       <w:r>
-        <w:t>[ترويسة / كليشة وزارة العدل — معلومات رسمية متكررة] ===</w:t>
+        <w:t>[ترويسة / كليشة رسمية — معلومات متكررة] ===</w:t>
         <w:br/>
         <w:t>eTarmenien Tarihion@gmail.com 53453 3188 012 605 4571@</w:t>
       </w:r>
@@ -2061,7 +2057,7 @@
         <w:bidi/>
       </w:pPr>
       <w:r>
-        <w:t>[نص الضبط / الحكم — المتن الفعلي] ===</w:t>
+        <w:t>[المتن الفعلي: الوقائع / الأسباب / المنطوق] ===</w:t>
         <w:br/>
         <w:t>التنفيذيون</w:t>
       </w:r>
@@ -2250,27 +2246,25 @@
     </w:p>
     <w:p>
       <w:pPr>
-        <w:jc w:val="right"/>
-        <w:bidi/>
-      </w:pPr>
-      <w:r>
-        <w:rPr>
-          <w:b w:val="0"/>
-          <w:i w:val="0"/>
-        </w:rPr>
+        <w:pStyle w:val="Heading2"/>
+        <w:jc w:val="right"/>
+        <w:bidi/>
+      </w:pPr>
+      <w:r>
+        <w:t>[الطلبات / المرفقات] ===</w:t>
+        <w:br/>
         <w:t>موكلي بالغش في تاريخ لاحق على الحكم، بعد تمكنه من الحصول على صورة من التقييمات التي تعود إلى عام ١٤٢٧ه تفيد القيم الحقيقية للشركات الإحدى عشر والتي من بينها الشركات التي تساهم فيها شركة أحمد زيني التجارية بنسبة من الحصص، كذلك الحصول على محضر اجتماع مع شريك المورث شركة آبار وزيني، والمتضمن تفاصيل التخارج ونسب كل شريك وقد حضر ذلك</w:t>
       </w:r>
     </w:p>
     <w:p>
       <w:pPr>
-        <w:jc w:val="right"/>
-        <w:bidi/>
-      </w:pPr>
-      <w:r>
-        <w:rPr>
-          <w:b w:val="0"/>
-          <w:i w:val="0"/>
-        </w:rPr>
+        <w:pStyle w:val="Heading2"/>
+        <w:jc w:val="right"/>
+        <w:bidi/>
+      </w:pPr>
+      <w:r>
+        <w:t>[المتن الفعلي: الوقائع / الأسباب / المنطوق] ===</w:t>
+        <w:br/>
         <w:t>الاجتماع الملتمس ضده الأول ( عدنان زيني) وثابت بالمحضر أن قيمة الشركات بذلك الوقت ١٣٦ مليون وقيمة حصة المورث الشيخ أحمد زيني رحمه الله لا تتعدى ٣٨ مليون ولم يتمكن الملتمس من تقديم</w:t>
       </w:r>
     </w:p>
@@ -2307,7 +2301,7 @@
         <w:bidi/>
       </w:pPr>
       <w:r>
-        <w:t>[ترويسة / كليشة وزارة العدل — معلومات رسمية متكررة] ===</w:t>
+        <w:t>[ترويسة / كليشة رسمية — معلومات متكررة] ===</w:t>
         <w:br/>
         <w:t>Tarifinion Tantithion@gmail.com 053651 33880 605 4571</w:t>
       </w:r>
@@ -2319,7 +2313,7 @@
         <w:bidi/>
       </w:pPr>
       <w:r>
-        <w:t>[نص الضبط / الحكم — المتن الفعلي] ===</w:t>
+        <w:t>[المتن الفعلي: الوقائع / الأسباب / المنطوق] ===</w:t>
         <w:br/>
         <w:t>التنفيذيون</w:t>
       </w:r>
@@ -2604,7 +2598,7 @@
         <w:bidi/>
       </w:pPr>
       <w:r>
-        <w:t>[ترويسة / كليشة وزارة العدل — معلومات رسمية متكررة] ===</w:t>
+        <w:t>[ترويسة / كليشة رسمية — معلومات متكررة] ===</w:t>
         <w:br/>
         <w:t>Tartition Tantthionegmail.com 053051 1300 2011 605 15/11</w:t>
       </w:r>
@@ -2616,7 +2610,7 @@
         <w:bidi/>
       </w:pPr>
       <w:r>
-        <w:t>[نص الضبط / الحكم — المتن الفعلي] ===</w:t>
+        <w:t>[المتن الفعلي: الوقائع / الأسباب / المنطوق] ===</w:t>
         <w:br/>
         <w:t>التنفيذيون</w:t>
       </w:r>
@@ -2779,27 +2773,25 @@
     </w:p>
     <w:p>
       <w:pPr>
-        <w:jc w:val="right"/>
-        <w:bidi/>
-      </w:pPr>
-      <w:r>
-        <w:rPr>
-          <w:b w:val="0"/>
-          <w:i w:val="0"/>
-        </w:rPr>
+        <w:pStyle w:val="Heading2"/>
+        <w:jc w:val="right"/>
+        <w:bidi/>
+      </w:pPr>
+      <w:r>
+        <w:t>[الطلبات / المرفقات] ===</w:t>
+        <w:br/>
         <w:t>لهذه الأسباب نلتمس من فضيلتكم:</w:t>
       </w:r>
     </w:p>
     <w:p>
       <w:pPr>
-        <w:jc w:val="right"/>
-        <w:bidi/>
-      </w:pPr>
-      <w:r>
-        <w:rPr>
-          <w:b w:val="0"/>
-          <w:i w:val="0"/>
-        </w:rPr>
+        <w:pStyle w:val="Heading2"/>
+        <w:jc w:val="right"/>
+        <w:bidi/>
+      </w:pPr>
+      <w:r>
+        <w:t>[المتن الفعلي: الوقائع / الأسباب / المنطوق] ===</w:t>
+        <w:br/>
         <w:t>أولاً : قبول الالتماس شكلاً.</w:t>
       </w:r>
     </w:p>
@@ -2875,7 +2867,7 @@
         <w:bidi/>
       </w:pPr>
       <w:r>
-        <w:t>[ترويسة / كليشة وزارة العدل — معلومات رسمية متكررة] ===</w:t>
+        <w:t>[ترويسة / كليشة رسمية — معلومات متكررة] ===</w:t>
         <w:br/>
         <w:t>@Tanthion Tanhthion@gmail.com 053 653 3888</w:t>
       </w:r>
@@ -2887,7 +2879,7 @@
         <w:bidi/>
       </w:pPr>
       <w:r>
-        <w:t>[نص الضبط / الحكم — المتن الفعلي] ===</w:t>
+        <w:t>[المتن الفعلي: الوقائع / الأسباب / المنطوق] ===</w:t>
         <w:br/>
         <w:t>012 605 4571</w:t>
       </w:r>
@@ -2937,7 +2929,7 @@
         <w:bidi/>
       </w:pPr>
       <w:r>
-        <w:t>[نص الضبط / الحكم — المتن الفعلي] ===</w:t>
+        <w:t>[المتن الفعلي: الوقائع / الأسباب / المنطوق] ===</w:t>
         <w:br/>
         <w:t>قاطنلا</w:t>
       </w:r>
@@ -3351,7 +3343,7 @@
         <w:bidi/>
       </w:pPr>
       <w:r>
-        <w:t>[نص الضبط / الحكم — المتن الفعلي] ===</w:t>
+        <w:t>[المتن الفعلي: الوقائع / الأسباب / المنطوق] ===</w:t>
         <w:br/>
         <w:t>SAR</w:t>
       </w:r>
@@ -3466,7 +3458,7 @@
         <w:bidi/>
       </w:pPr>
       <w:r>
-        <w:t>[نص الضبط / الحكم — المتن الفعلي] ===</w:t>
+        <w:t>[المتن الفعلي: الوقائع / الأسباب / المنطوق] ===</w:t>
         <w:br/>
         <w:t>DO NOT WRITE BELOW THIS LINEA</w:t>
       </w:r>
@@ -3776,7 +3768,7 @@
         <w:bidi/>
       </w:pPr>
       <w:r>
-        <w:t>[نص الضبط / الحكم — المتن الفعلي] ===</w:t>
+        <w:t>[المتن الفعلي: الوقائع / الأسباب / المنطوق] ===</w:t>
         <w:br/>
         <w:t>يسنرفلا</w:t>
       </w:r>
@@ -4216,7 +4208,7 @@
         <w:bidi/>
       </w:pPr>
       <w:r>
-        <w:t>[نص الضبط / الحكم — المتن الفعلي] ===</w:t>
+        <w:t>[المتن الفعلي: الوقائع / الأسباب / المنطوق] ===</w:t>
         <w:br/>
         <w:t>فقط ثلاثة مليون ريال لاغير</w:t>
       </w:r>
@@ -4709,7 +4701,7 @@
         <w:bidi/>
       </w:pPr>
       <w:r>
-        <w:t>[ترويسة / كليشة وزارة العدل — معلومات رسمية متكررة] ===</w:t>
+        <w:t>[ترويسة / كليشة رسمية — معلومات متكررة] ===</w:t>
         <w:br/>
         <w:t>شركة احمد زيني واولاده جدة عمارة ابار وزيني هاتف: ٦٤٩٥٧٨٩</w:t>
       </w:r>
@@ -4721,7 +4713,7 @@
         <w:bidi/>
       </w:pPr>
       <w:r>
-        <w:t>[نص الضبط / الحكم — المتن الفعلي] ===</w:t>
+        <w:t>[المتن الفعلي: الوقائع / الأسباب / المنطوق] ===</w:t>
         <w:br/>
         <w:t>فاکس ٦٤٧٨٣٥١</w:t>
       </w:r>
@@ -4889,7 +4881,7 @@
         <w:bidi/>
       </w:pPr>
       <w:r>
-        <w:t>[ترويسة / كليشة وزارة العدل — معلومات رسمية متكررة] ===</w:t>
+        <w:t>[ترويسة / كليشة رسمية — معلومات متكررة] ===</w:t>
         <w:br/>
         <w:t>الصفحة</w:t>
       </w:r>
@@ -4901,7 +4893,7 @@
         <w:bidi/>
       </w:pPr>
       <w:r>
-        <w:t>[نص الضبط / الحكم — المتن الفعلي] ===</w:t>
+        <w:t>[المتن الفعلي: الوقائع / الأسباب / المنطوق] ===</w:t>
         <w:br/>
         <w:t>ينطولا يبرعلا كنبلا رمال ٥٩٩١٣٩ مقر ىف رصم كيت</w:t>
       </w:r>
@@ -4964,7 +4956,7 @@
         <w:bidi/>
       </w:pPr>
       <w:r>
-        <w:t>[نص الضبط / الحكم — المتن الفعلي] ===</w:t>
+        <w:t>[المتن الفعلي: الوقائع / الأسباب / المنطوق] ===</w:t>
         <w:br/>
         <w:t>ماعلا ريدملا</w:t>
       </w:r>
@@ -5170,7 +5162,7 @@
         <w:bidi/>
       </w:pPr>
       <w:r>
-        <w:t>[نص الضبط / الحكم — المتن الفعلي] ===</w:t>
+        <w:t>[المتن الفعلي: الوقائع / الأسباب / المنطوق] ===</w:t>
         <w:br/>
         <w:t>SAR</w:t>
       </w:r>
@@ -5390,7 +5382,7 @@
         <w:bidi/>
       </w:pPr>
       <w:r>
-        <w:t>[ترويسة / كليشة وزارة العدل — معلومات رسمية متكررة] ===</w:t>
+        <w:t>[ترويسة / كليشة رسمية — معلومات متكررة] ===</w:t>
         <w:br/>
         <w:t>شركة احمد زيني واولاده جدة عمارة آبار وزيني هاتف: ٦٤٩٥٧٨٦</w:t>
       </w:r>
@@ -5402,7 +5394,7 @@
         <w:bidi/>
       </w:pPr>
       <w:r>
-        <w:t>[نص الضبط / الحكم — المتن الفعلي] ===</w:t>
+        <w:t>[المتن الفعلي: الوقائع / الأسباب / المنطوق] ===</w:t>
         <w:br/>
         <w:t>فاكس: ٦٤٧٨٣٥١</w:t>
       </w:r>
@@ -5583,7 +5575,7 @@
         <w:bidi/>
       </w:pPr>
       <w:r>
-        <w:t>[ترويسة / كليشة وزارة العدل — معلومات رسمية متكررة] ===</w:t>
+        <w:t>[ترويسة / كليشة رسمية — معلومات متكررة] ===</w:t>
         <w:br/>
         <w:t>الصفحة:</w:t>
       </w:r>
@@ -5595,7 +5587,7 @@
         <w:bidi/>
       </w:pPr>
       <w:r>
-        <w:t>[نص الضبط / الحكم — المتن الفعلي] ===</w:t>
+        <w:t>[المتن الفعلي: الوقائع / الأسباب / المنطوق] ===</w:t>
         <w:br/>
         <w:t>يسنرفلا يدوعسلا كنبلا</w:t>
       </w:r>
@@ -5658,7 +5650,7 @@
         <w:bidi/>
       </w:pPr>
       <w:r>
-        <w:t>[نص الضبط / الحكم — المتن الفعلي] ===</w:t>
+        <w:t>[المتن الفعلي: الوقائع / الأسباب / المنطوق] ===</w:t>
         <w:br/>
         <w:t>ماعلا ريدملا</w:t>
       </w:r>
@@ -5683,7 +5675,7 @@
         <w:bidi/>
       </w:pPr>
       <w:r>
-        <w:t>[ترويسة / كليشة وزارة العدل — معلومات رسمية متكررة] ===</w:t>
+        <w:t>[ترويسة / كليشة رسمية — معلومات متكررة] ===</w:t>
         <w:br/>
         <w:t>جدة عمارة اوركو هاتف: ٢٠٦٥٢١٦</w:t>
       </w:r>
@@ -5695,7 +5687,7 @@
         <w:bidi/>
       </w:pPr>
       <w:r>
-        <w:t>[نص الضبط / الحكم — المتن الفعلي] ===</w:t>
+        <w:t>[المتن الفعلي: الوقائع / الأسباب / المنطوق] ===</w:t>
         <w:br/>
         <w:t>فاكس: ٦٠٦١٣٠٤</w:t>
       </w:r>
@@ -5823,7 +5815,7 @@
         <w:bidi/>
       </w:pPr>
       <w:r>
-        <w:t>[نص الضبط / الحكم — المتن الفعلي] ===</w:t>
+        <w:t>[المتن الفعلي: الوقائع / الأسباب / المنطوق] ===</w:t>
         <w:br/>
         <w:t>وذلك / فاتورة مفروشات الوطن رقم ۲۸۱۱ اقليمفستائر لفيلا ش . احمد زيني والمرفقة</w:t>
       </w:r>
@@ -6108,7 +6100,7 @@
         <w:bidi/>
       </w:pPr>
       <w:r>
-        <w:t>[ترويسة / كليشة وزارة العدل — معلومات رسمية متكررة] ===</w:t>
+        <w:t>[ترويسة / كليشة رسمية — معلومات متكررة] ===</w:t>
         <w:br/>
         <w:t>هاتف: ٦٠٦٥٢١٦</w:t>
       </w:r>
@@ -6120,7 +6112,7 @@
         <w:bidi/>
       </w:pPr>
       <w:r>
-        <w:t>[نص الضبط / الحكم — المتن الفعلي] ===</w:t>
+        <w:t>[المتن الفعلي: الوقائع / الأسباب / المنطوق] ===</w:t>
         <w:br/>
         <w:t>٦٠٦١٣٠٤ :سكملا</w:t>
       </w:r>
@@ -6288,7 +6280,7 @@
         <w:bidi/>
       </w:pPr>
       <w:r>
-        <w:t>[ترويسة / كليشة وزارة العدل — معلومات رسمية متكررة] ===</w:t>
+        <w:t>[ترويسة / كليشة رسمية — معلومات متكررة] ===</w:t>
         <w:br/>
         <w:t>الصفحة :</w:t>
       </w:r>
@@ -6300,7 +6292,7 @@
         <w:bidi/>
       </w:pPr>
       <w:r>
-        <w:t>[نص الضبط / الحكم — المتن الفعلي] ===</w:t>
+        <w:t>[المتن الفعلي: الوقائع / الأسباب / المنطوق] ===</w:t>
         <w:br/>
         <w:t>١٨٨/١٤٣٤</w:t>
       </w:r>
@@ -6403,7 +6395,7 @@
         <w:bidi/>
       </w:pPr>
       <w:r>
-        <w:t>[ترويسة / كليشة وزارة العدل — معلومات رسمية متكررة] ===</w:t>
+        <w:t>[ترويسة / كليشة رسمية — معلومات متكررة] ===</w:t>
         <w:br/>
         <w:t>شركة احمد زيني وأولاده جدة عمارة اوزکو هاتف: ٦٠٦٥٢١٦</w:t>
       </w:r>
@@ -6415,7 +6407,7 @@
         <w:bidi/>
       </w:pPr>
       <w:r>
-        <w:t>[نص الضبط / الحكم — المتن الفعلي] ===</w:t>
+        <w:t>[المتن الفعلي: الوقائع / الأسباب / المنطوق] ===</w:t>
         <w:br/>
         <w:t>فاکس: ٦٠٦١٣٠٤</w:t>
       </w:r>
@@ -6556,7 +6548,7 @@
         <w:bidi/>
       </w:pPr>
       <w:r>
-        <w:t>[نص الضبط / الحكم — المتن الفعلي] ===</w:t>
+        <w:t>[المتن الفعلي: الوقائع / الأسباب / المنطوق] ===</w:t>
         <w:br/>
         <w:t>Ahmed Zainy &amp; Sons Co</w:t>
       </w:r>
@@ -6633,7 +6625,7 @@
         <w:bidi/>
       </w:pPr>
       <w:r>
-        <w:t>[ترويسة / كليشة وزارة العدل — معلومات رسمية متكررة] ===</w:t>
+        <w:t>[ترويسة / كليشة رسمية — معلومات متكررة] ===</w:t>
         <w:br/>
         <w:t>الصفحة</w:t>
       </w:r>
@@ -6645,7 +6637,7 @@
         <w:bidi/>
       </w:pPr>
       <w:r>
-        <w:t>[نص الضبط / الحكم — المتن الفعلي] ===</w:t>
+        <w:t>[المتن الفعلي: الوقائع / الأسباب / المنطوق] ===</w:t>
         <w:br/>
         <w:t>4</w:t>
       </w:r>
@@ -6847,27 +6839,25 @@
     </w:p>
     <w:p>
       <w:pPr>
-        <w:jc w:val="right"/>
-        <w:bidi/>
-      </w:pPr>
-      <w:r>
-        <w:rPr>
-          <w:b w:val="0"/>
-          <w:i w:val="0"/>
-        </w:rPr>
+        <w:pStyle w:val="Heading2"/>
+        <w:jc w:val="right"/>
+        <w:bidi/>
+      </w:pPr>
+      <w:r>
+        <w:t>[المُرسَل إليه / المخاطَب والتحية] ===</w:t>
+        <w:br/>
         <w:t>شركة أحمد زيني وابناءه أوزكو المحترم</w:t>
       </w:r>
     </w:p>
     <w:p>
       <w:pPr>
-        <w:jc w:val="right"/>
-        <w:bidi/>
-      </w:pPr>
-      <w:r>
-        <w:rPr>
-          <w:b w:val="0"/>
-          <w:i w:val="0"/>
-        </w:rPr>
+        <w:pStyle w:val="Heading2"/>
+        <w:jc w:val="right"/>
+        <w:bidi/>
+      </w:pPr>
+      <w:r>
+        <w:t>[المتن الفعلي: الوقائع / الأسباب / المنطوق] ===</w:t>
+        <w:br/>
         <w:t>نقداً - بشيك رقم الشيك ... 539 إسم البنك فقد</w:t>
       </w:r>
     </w:p>
@@ -7943,7 +7933,7 @@
         <w:bidi/>
       </w:pPr>
       <w:r>
-        <w:t>[نص الضبط / الحكم — المتن الفعلي] ===</w:t>
+        <w:t>[المتن الفعلي: الوقائع / الأسباب / المنطوق] ===</w:t>
         <w:br/>
         <w:t>Ahmed Zainy &amp; Sons Co</w:t>
       </w:r>
@@ -8358,7 +8348,7 @@
         <w:bidi/>
       </w:pPr>
       <w:r>
-        <w:t>[ترويسة / كليشة وزارة العدل — معلومات رسمية متكررة] ===</w:t>
+        <w:t>[ترويسة / كليشة رسمية — معلومات متكررة] ===</w:t>
         <w:br/>
         <w:t>جدة عمارة أوزكو هاتف: ٦٠٦٥٢١٦</w:t>
       </w:r>
@@ -8370,7 +8360,7 @@
         <w:bidi/>
       </w:pPr>
       <w:r>
-        <w:t>[نص الضبط / الحكم — المتن الفعلي] ===</w:t>
+        <w:t>[المتن الفعلي: الوقائع / الأسباب / المنطوق] ===</w:t>
         <w:br/>
         <w:t>فاكس: ٦٠٦٦٣٠٤</w:t>
       </w:r>
@@ -8525,7 +8515,7 @@
         <w:bidi/>
       </w:pPr>
       <w:r>
-        <w:t>[ترويسة / كليشة وزارة العدل — معلومات رسمية متكررة] ===</w:t>
+        <w:t>[ترويسة / كليشة رسمية — معلومات متكررة] ===</w:t>
         <w:br/>
         <w:t>الصفحة :</w:t>
       </w:r>
@@ -8537,7 +8527,7 @@
         <w:bidi/>
       </w:pPr>
       <w:r>
-        <w:t>[نص الضبط / الحكم — المتن الفعلي] ===</w:t>
+        <w:t>[المتن الفعلي: الوقائع / الأسباب / المنطوق] ===</w:t>
         <w:br/>
         <w:t>ALTS/-1/TA</w:t>
       </w:r>
@@ -8613,7 +8603,7 @@
         <w:bidi/>
       </w:pPr>
       <w:r>
-        <w:t>[نص الضبط / الحكم — المتن الفعلي] ===</w:t>
+        <w:t>[المتن الفعلي: الوقائع / الأسباب / المنطوق] ===</w:t>
         <w:br/>
         <w:t>الشيخ احمد زيني</w:t>
       </w:r>
@@ -8793,7 +8783,7 @@
         <w:bidi/>
       </w:pPr>
       <w:r>
-        <w:t>[نص الضبط / الحكم — المتن الفعلي] ===</w:t>
+        <w:t>[المتن الفعلي: الوقائع / الأسباب / المنطوق] ===</w:t>
         <w:br/>
         <w:t>وذلك / مصاريف منزل الشيخ / احمد زينى عن شهر ذو القعدة ١٤٣٤</w:t>
       </w:r>
@@ -8934,7 +8924,7 @@
         <w:bidi/>
       </w:pPr>
       <w:r>
-        <w:t>[نص الضبط / الحكم — المتن الفعلي] ===</w:t>
+        <w:t>[المتن الفعلي: الوقائع / الأسباب / المنطوق] ===</w:t>
         <w:br/>
         <w:t>المصاريف منزل الشيخ / احمد زيني من مشهور دو القدة ١٤٣٤</w:t>
       </w:r>
@@ -8971,7 +8961,7 @@
         <w:bidi/>
       </w:pPr>
       <w:r>
-        <w:t>[نص الضبط / الحكم — المتن الفعلي] ===</w:t>
+        <w:t>[المتن الفعلي: الوقائع / الأسباب / المنطوق] ===</w:t>
         <w:br/>
         <w:t>: ةبساحملا</w:t>
       </w:r>
@@ -9230,7 +9220,7 @@
         <w:bidi/>
       </w:pPr>
       <w:r>
-        <w:t>[ترويسة / كليشة وزارة العدل — معلومات رسمية متكررة] ===</w:t>
+        <w:t>[ترويسة / كليشة رسمية — معلومات متكررة] ===</w:t>
         <w:br/>
         <w:t>هاتف: ٦٠٦٥٢١٦</w:t>
       </w:r>
@@ -9242,7 +9232,7 @@
         <w:bidi/>
       </w:pPr>
       <w:r>
-        <w:t>[نص الضبط / الحكم — المتن الفعلي] ===</w:t>
+        <w:t>[المتن الفعلي: الوقائع / الأسباب / المنطوق] ===</w:t>
         <w:br/>
         <w:t>فاکس: ٦٠٦١٣٠٤</w:t>
       </w:r>
@@ -9410,7 +9400,7 @@
         <w:bidi/>
       </w:pPr>
       <w:r>
-        <w:t>[ترويسة / كليشة وزارة العدل — معلومات رسمية متكررة] ===</w:t>
+        <w:t>[ترويسة / كليشة رسمية — معلومات متكررة] ===</w:t>
         <w:br/>
         <w:t>الصفحة:</w:t>
       </w:r>
@@ -9422,7 +9412,7 @@
         <w:bidi/>
       </w:pPr>
       <w:r>
-        <w:t>[نص الضبط / الحكم — المتن الفعلي] ===</w:t>
+        <w:t>[المتن الفعلي: الوقائع / الأسباب / المنطوق] ===</w:t>
         <w:br/>
         <w:t>١٩٢١٠،١١٢ الشيخ اسامه زيني ( الشيخ قيمة ألوية ومصاريف علاج تلقيح احمد زينى</w:t>
       </w:r>
@@ -9498,7 +9488,7 @@
         <w:bidi/>
       </w:pPr>
       <w:r>
-        <w:t>[نص الضبط / الحكم — المتن الفعلي] ===</w:t>
+        <w:t>[المتن الفعلي: الوقائع / الأسباب / المنطوق] ===</w:t>
         <w:br/>
         <w:t>C</w:t>
       </w:r>
@@ -10978,7 +10968,7 @@
         <w:bidi/>
       </w:pPr>
       <w:r>
-        <w:t>[نص الضبط / الحكم — المتن الفعلي] ===</w:t>
+        <w:t>[المتن الفعلي: الوقائع / الأسباب / المنطوق] ===</w:t>
         <w:br/>
         <w:t>٤٢٤٥٧٤١</w:t>
       </w:r>
@@ -11938,7 +11928,7 @@
         <w:bidi/>
       </w:pPr>
       <w:r>
-        <w:t>[نص الضبط / الحكم — المتن الفعلي] ===</w:t>
+        <w:t>[المتن الفعلي: الوقائع / الأسباب / المنطوق] ===</w:t>
         <w:br/>
         <w:t>ETEAVEY</w:t>
       </w:r>
@@ -12495,7 +12485,7 @@
         <w:bidi/>
       </w:pPr>
       <w:r>
-        <w:t>[نص الضبط / الحكم — المتن الفعلي] ===</w:t>
+        <w:t>[المتن الفعلي: الوقائع / الأسباب / المنطوق] ===</w:t>
         <w:br/>
         <w:t>لئاملا نيدملا</w:t>
       </w:r>
@@ -12559,7 +12549,7 @@
         <w:bidi/>
       </w:pPr>
       <w:r>
-        <w:t>[ترويسة / كليشة وزارة العدل — معلومات رسمية متكررة] ===</w:t>
+        <w:t>[ترويسة / كليشة رسمية — معلومات متكررة] ===</w:t>
         <w:br/>
         <w:t>هاتف: ۱۰۹۰۲۱۹ :فاکس ۱۰۱۱۳۰۱</w:t>
       </w:r>
@@ -12571,7 +12561,7 @@
         <w:bidi/>
       </w:pPr>
       <w:r>
-        <w:t>[نص الضبط / الحكم — المتن الفعلي] ===</w:t>
+        <w:t>[المتن الفعلي: الوقائع / الأسباب / المنطوق] ===</w:t>
         <w:br/>
         <w:t>AHMED ZAINY &amp; SONS CO</w:t>
       </w:r>
@@ -12686,7 +12676,7 @@
         <w:bidi/>
       </w:pPr>
       <w:r>
-        <w:t>[نص الضبط / الحكم — المتن الفعلي] ===</w:t>
+        <w:t>[المتن الفعلي: الوقائع / الأسباب / المنطوق] ===</w:t>
         <w:br/>
         <w:t>وذلك / مصاريف منزل الشيخ احمد زيني عن شهر صفر ١٤٣٥</w:t>
       </w:r>
@@ -12906,7 +12896,7 @@
         <w:bidi/>
       </w:pPr>
       <w:r>
-        <w:t>[ترويسة / كليشة وزارة العدل — معلومات رسمية متكررة] ===</w:t>
+        <w:t>[ترويسة / كليشة رسمية — معلومات متكررة] ===</w:t>
         <w:br/>
         <w:t>جدة - عمارة اوزگو هاتف: ٦٠٦٥٢١٦</w:t>
       </w:r>
@@ -12918,7 +12908,7 @@
         <w:bidi/>
       </w:pPr>
       <w:r>
-        <w:t>[نص الضبط / الحكم — المتن الفعلي] ===</w:t>
+        <w:t>[المتن الفعلي: الوقائع / الأسباب / المنطوق] ===</w:t>
         <w:br/>
         <w:t>فلکس ٦٠۱۱۳٠٤</w:t>
       </w:r>
@@ -13125,7 +13115,7 @@
         <w:bidi/>
       </w:pPr>
       <w:r>
-        <w:t>[ترويسة / كليشة وزارة العدل — معلومات رسمية متكررة] ===</w:t>
+        <w:t>[ترويسة / كليشة رسمية — معلومات متكررة] ===</w:t>
         <w:br/>
         <w:t>الصفحة</w:t>
       </w:r>
@@ -13137,7 +13127,7 @@
         <w:bidi/>
       </w:pPr>
       <w:r>
-        <w:t>[نص الضبط / الحكم — المتن الفعلي] ===</w:t>
+        <w:t>[المتن الفعلي: الوقائع / الأسباب / المنطوق] ===</w:t>
         <w:br/>
         <w:t>مصاريف فيلا الشيخ احمد زيني من شهر يناير ) ۲۰۱</w:t>
       </w:r>
@@ -13213,7 +13203,7 @@
         <w:bidi/>
       </w:pPr>
       <w:r>
-        <w:t>[نص الضبط / الحكم — المتن الفعلي] ===</w:t>
+        <w:t>[المتن الفعلي: الوقائع / الأسباب / المنطوق] ===</w:t>
         <w:br/>
         <w:t>الشيخ أحمد زيني</w:t>
       </w:r>
@@ -13354,7 +13344,7 @@
         <w:bidi/>
       </w:pPr>
       <w:r>
-        <w:t>[نص الضبط / الحكم — المتن الفعلي] ===</w:t>
+        <w:t>[المتن الفعلي: الوقائع / الأسباب / المنطوق] ===</w:t>
         <w:br/>
         <w:t>وذلك / مصاريف قبلا الشيخ احمد زينى عن ث</w:t>
       </w:r>
@@ -13717,7 +13707,7 @@
         <w:bidi/>
       </w:pPr>
       <w:r>
-        <w:t>[ترويسة / كليشة وزارة العدل — معلومات رسمية متكررة] ===</w:t>
+        <w:t>[ترويسة / كليشة رسمية — معلومات متكررة] ===</w:t>
         <w:br/>
         <w:t>الصفحة</w:t>
       </w:r>
@@ -13729,7 +13719,7 @@
         <w:bidi/>
       </w:pPr>
       <w:r>
-        <w:t>[نص الضبط / الحكم — المتن الفعلي] ===</w:t>
+        <w:t>[المتن الفعلي: الوقائع / الأسباب / المنطوق] ===</w:t>
         <w:br/>
         <w:t>مصاريف منزل الشيخ احمد زيني عن شهر فبراير ٢٠١٤</w:t>
       </w:r>
@@ -13805,7 +13795,7 @@
         <w:bidi/>
       </w:pPr>
       <w:r>
-        <w:t>[نص الضبط / الحكم — المتن الفعلي] ===</w:t>
+        <w:t>[المتن الفعلي: الوقائع / الأسباب / المنطوق] ===</w:t>
         <w:br/>
         <w:t>ىلاملا ريدملا</w:t>
       </w:r>
@@ -13869,7 +13859,7 @@
         <w:bidi/>
       </w:pPr>
       <w:r>
-        <w:t>[ترويسة / كليشة وزارة العدل — معلومات رسمية متكررة] ===</w:t>
+        <w:t>[ترويسة / كليشة رسمية — معلومات متكررة] ===</w:t>
         <w:br/>
         <w:t>هاتف: ٦٠٦٥٢١٦ :فاکس ٦٠٦١٣٠٤</w:t>
       </w:r>
@@ -13881,7 +13871,7 @@
         <w:bidi/>
       </w:pPr>
       <w:r>
-        <w:t>[نص الضبط / الحكم — المتن الفعلي] ===</w:t>
+        <w:t>[المتن الفعلي: الوقائع / الأسباب / المنطوق] ===</w:t>
         <w:br/>
         <w:t>ريال</w:t>
       </w:r>
@@ -13983,7 +13973,7 @@
         <w:bidi/>
       </w:pPr>
       <w:r>
-        <w:t>[نص الضبط / الحكم — المتن الفعلي] ===</w:t>
+        <w:t>[المتن الفعلي: الوقائع / الأسباب / المنطوق] ===</w:t>
         <w:br/>
         <w:t>وذلك / مصاريف منزل الشيخ احمد زيني من شهر فبراير ٢٠١٤</w:t>
       </w:r>
@@ -14398,7 +14388,7 @@
         <w:bidi/>
       </w:pPr>
       <w:r>
-        <w:t>[ترويسة / كليشة وزارة العدل — معلومات رسمية متكررة] ===</w:t>
+        <w:t>[ترويسة / كليشة رسمية — معلومات متكررة] ===</w:t>
         <w:br/>
         <w:t>الصفحة:</w:t>
       </w:r>
@@ -14410,7 +14400,7 @@
         <w:bidi/>
       </w:pPr>
       <w:r>
-        <w:t>[نص الضبط / الحكم — المتن الفعلي] ===</w:t>
+        <w:t>[المتن الفعلي: الوقائع / الأسباب / المنطوق] ===</w:t>
         <w:br/>
         <w:t>1</w:t>
       </w:r>
@@ -14486,7 +14476,7 @@
         <w:bidi/>
       </w:pPr>
       <w:r>
-        <w:t>[نص الضبط / الحكم — المتن الفعلي] ===</w:t>
+        <w:t>[المتن الفعلي: الوقائع / الأسباب / المنطوق] ===</w:t>
         <w:br/>
         <w:t>ماعلا ريدملا</w:t>
       </w:r>
@@ -14779,27 +14769,25 @@
     </w:p>
     <w:p>
       <w:pPr>
-        <w:jc w:val="right"/>
-        <w:bidi/>
-      </w:pPr>
-      <w:r>
-        <w:rPr>
-          <w:b w:val="0"/>
-          <w:i w:val="0"/>
-        </w:rPr>
+        <w:pStyle w:val="Heading2"/>
+        <w:jc w:val="right"/>
+        <w:bidi/>
+      </w:pPr>
+      <w:r>
+        <w:t>[الطلبات / المرفقات] ===</w:t>
+        <w:br/>
         <w:t>مرفق (۲)</w:t>
       </w:r>
     </w:p>
     <w:p>
       <w:pPr>
-        <w:jc w:val="right"/>
-        <w:bidi/>
-      </w:pPr>
-      <w:r>
-        <w:rPr>
-          <w:b w:val="0"/>
-          <w:i w:val="0"/>
-        </w:rPr>
+        <w:pStyle w:val="Heading2"/>
+        <w:jc w:val="right"/>
+        <w:bidi/>
+      </w:pPr>
+      <w:r>
+        <w:t>[المتن الفعلي: الوقائع / الأسباب / المنطوق] ===</w:t>
+        <w:br/>
         <w:t>راطخألا مييقت</w:t>
       </w:r>
     </w:p>
@@ -14823,7 +14811,7 @@
         <w:bidi/>
       </w:pPr>
       <w:r>
-        <w:t>[ترويسة / كليشة وزارة العدل — معلومات رسمية متكررة] ===</w:t>
+        <w:t>[ترويسة / كليشة رسمية — معلومات متكررة] ===</w:t>
         <w:br/>
         <w:t>رقم الصفحة</w:t>
       </w:r>
@@ -14835,7 +14823,7 @@
         <w:bidi/>
       </w:pPr>
       <w:r>
-        <w:t>[نص الضبط / الحكم — المتن الفعلي] ===</w:t>
+        <w:t>[المتن الفعلي: الوقائع / الأسباب / المنطوق] ===</w:t>
         <w:br/>
         <w:t>١٤</w:t>
       </w:r>
@@ -15028,7 +15016,7 @@
         <w:bidi/>
       </w:pPr>
       <w:r>
-        <w:t>[نص الضبط / الحكم — المتن الفعلي] ===</w:t>
+        <w:t>[المتن الفعلي: الوقائع / الأسباب / المنطوق] ===</w:t>
         <w:br/>
         <w:t>الشيخ / عبد الله أبار</w:t>
       </w:r>
@@ -17679,7 +17667,7 @@
         <w:bidi/>
       </w:pPr>
       <w:r>
-        <w:t>[ترويسة / كليشة وزارة العدل — معلومات رسمية متكررة] ===</w:t>
+        <w:t>[ترويسة / كليشة رسمية — معلومات متكررة] ===</w:t>
         <w:br/>
         <w:t>هاتف وفاكس</w:t>
       </w:r>
@@ -17691,7 +17679,7 @@
         <w:bidi/>
       </w:pPr>
       <w:r>
-        <w:t>[نص الضبط / الحكم — المتن الفعلي] ===</w:t>
+        <w:t>[المتن الفعلي: الوقائع / الأسباب / المنطوق] ===</w:t>
         <w:br/>
         <w:t>اخري</w:t>
       </w:r>
@@ -18634,27 +18622,25 @@
     </w:p>
     <w:p>
       <w:pPr>
-        <w:jc w:val="right"/>
-        <w:bidi/>
-      </w:pPr>
-      <w:r>
-        <w:rPr>
-          <w:b w:val="0"/>
-          <w:i w:val="0"/>
-        </w:rPr>
+        <w:pStyle w:val="Heading2"/>
+        <w:jc w:val="right"/>
+        <w:bidi/>
+      </w:pPr>
+      <w:r>
+        <w:t>[الطلبات / المرفقات] ===</w:t>
+        <w:br/>
         <w:t>مرفق (۲) تقييم الأخطار</w:t>
       </w:r>
     </w:p>
     <w:p>
       <w:pPr>
-        <w:jc w:val="right"/>
-        <w:bidi/>
-      </w:pPr>
-      <w:r>
-        <w:rPr>
-          <w:b w:val="0"/>
-          <w:i w:val="0"/>
-        </w:rPr>
+        <w:pStyle w:val="Heading2"/>
+        <w:jc w:val="right"/>
+        <w:bidi/>
+      </w:pPr>
+      <w:r>
+        <w:t>[المتن الفعلي: الوقائع / الأسباب / المنطوق] ===</w:t>
+        <w:br/>
         <w:t>رطخلا عون</w:t>
       </w:r>
     </w:p>
@@ -19470,7 +19456,7 @@
         <w:bidi/>
       </w:pPr>
       <w:r>
-        <w:t>[نص الضبط / الحكم — المتن الفعلي] ===</w:t>
+        <w:t>[المتن الفعلي: الوقائع / الأسباب / المنطوق] ===</w:t>
         <w:br/>
         <w:t>ةدودحملا ةيراجتلا ةمجنلا قاوسأ ةكرش ١-</w:t>
       </w:r>
@@ -19793,7 +19779,7 @@
         <w:bidi/>
       </w:pPr>
       <w:r>
-        <w:t>[نص الضبط / الحكم — المتن الفعلي] ===</w:t>
+        <w:t>[المتن الفعلي: الوقائع / الأسباب / المنطوق] ===</w:t>
         <w:br/>
         <w:t>ةيئاذغلا تامدخلاو نيومتلل ينيزو رابأ ةكرش - ينطولا ةنيحطلاو تايولحلا عنصم ةكرش ٢ نجاودلل ةمطاف يداو ةعرزم ةكرش 1</w:t>
       </w:r>
@@ -19830,7 +19816,7 @@
         <w:bidi/>
       </w:pPr>
       <w:r>
-        <w:t>[نص الضبط / الحكم — المتن الفعلي] ===</w:t>
+        <w:t>[المتن الفعلي: الوقائع / الأسباب / المنطوق] ===</w:t>
         <w:br/>
         <w:t>ةدودحملا ءاوهلا فييكتل نكياد ةكرش ٦-</w:t>
       </w:r>
@@ -20179,7 +20165,7 @@
         <w:bidi/>
       </w:pPr>
       <w:r>
-        <w:t>[نص الضبط / الحكم — المتن الفعلي] ===</w:t>
+        <w:t>[المتن الفعلي: الوقائع / الأسباب / المنطوق] ===</w:t>
         <w:br/>
         <w:t>ماعلاو يرحبلا نيمأتلل طسوألا قرشلا ةكرش ١-</w:t>
       </w:r>
@@ -20255,7 +20241,7 @@
         <w:bidi/>
       </w:pPr>
       <w:r>
-        <w:t>[نص الضبط / الحكم — المتن الفعلي] ===</w:t>
+        <w:t>[المتن الفعلي: الوقائع / الأسباب / المنطوق] ===</w:t>
         <w:br/>
         <w:t>۸- شركة بتروستار</w:t>
       </w:r>
@@ -20955,7 +20941,7 @@
         <w:bidi/>
       </w:pPr>
       <w:r>
-        <w:t>[نص الضبط / الحكم — المتن الفعلي] ===</w:t>
+        <w:t>[المتن الفعلي: الوقائع / الأسباب / المنطوق] ===</w:t>
         <w:br/>
         <w:t>/ عيقوتلا</w:t>
       </w:r>
@@ -21135,7 +21121,7 @@
         <w:bidi/>
       </w:pPr>
       <w:r>
-        <w:t>[نص الضبط / الحكم — المتن الفعلي] ===</w:t>
+        <w:t>[المتن الفعلي: الوقائع / الأسباب / المنطوق] ===</w:t>
         <w:br/>
         <w:t>وا عيقوتلا</w:t>
       </w:r>
@@ -21428,14 +21414,13 @@
     </w:p>
     <w:p>
       <w:pPr>
-        <w:jc w:val="right"/>
-        <w:bidi/>
-      </w:pPr>
-      <w:r>
-        <w:rPr>
-          <w:b w:val="0"/>
-          <w:i w:val="0"/>
-        </w:rPr>
+        <w:pStyle w:val="Heading2"/>
+        <w:jc w:val="right"/>
+        <w:bidi/>
+      </w:pPr>
+      <w:r>
+        <w:t>[الطلبات / المرفقات] ===</w:t>
+        <w:br/>
         <w:t>علماً بانه يوجد مرفقات لم يتسع أرفاقها لعدم توفر مساحه للرفع</w:t>
       </w:r>
     </w:p>

--- a/zaini_case_audit_output/outputs/word/documents/176_التماس على الحكم النهائي ـ نسخة.docx
+++ b/zaini_case_audit_output/outputs/word/documents/176_التماس على الحكم النهائي ـ نسخة.docx
@@ -90,7 +90,7 @@
           <w:b w:val="0"/>
           <w:i w:val="0"/>
         </w:rPr>
-        <w:t>ةيريلاكلا تاراشتسا دلو ةاماحملا نورقلا ةكرش</w:t>
+        <w:t>شركة القرون المحاماة ولد استشارات الكاليرية</w:t>
       </w:r>
     </w:p>
     <w:p>
@@ -158,27 +158,25 @@
     </w:p>
     <w:p>
       <w:pPr>
-        <w:jc w:val="right"/>
-        <w:bidi/>
-      </w:pPr>
-      <w:r>
-        <w:rPr>
-          <w:b w:val="0"/>
-          <w:i w:val="0"/>
-        </w:rPr>
-        <w:t>مقر ةلاكولاب (٢٥٦٧ / ٤٤ ) مقر ةاماحم صيخرت دشار لآ فرشم نب يلع /يماحملا</w:t>
-      </w:r>
-    </w:p>
-    <w:p>
-      <w:pPr>
-        <w:jc w:val="right"/>
-        <w:bidi/>
-      </w:pPr>
-      <w:r>
-        <w:rPr>
-          <w:b w:val="0"/>
-          <w:i w:val="0"/>
-        </w:rPr>
+        <w:pStyle w:val="Heading2"/>
+        <w:jc w:val="right"/>
+        <w:bidi/>
+      </w:pPr>
+      <w:r>
+        <w:t>[بيانات الأطراف: المدعي / المدعى عليه / الحاضرون] ===</w:t>
+        <w:br/>
+        <w:t>المحامي/ علي بن مشرف آل راشد ترخيص محاماة رقم ( ٤٤ / ٢٥٦٧) بالوكالة رقم</w:t>
+      </w:r>
+    </w:p>
+    <w:p>
+      <w:pPr>
+        <w:pStyle w:val="Heading2"/>
+        <w:jc w:val="right"/>
+        <w:bidi/>
+      </w:pPr>
+      <w:r>
+        <w:t>[المتن الفعلي: الوقائع / الأسباب / المنطوق] ===</w:t>
+        <w:br/>
         <w:t>٤٥١٥٦٠٥٧٠ وتاريخ: ٢٠ / ٣ / ١٤٤٥</w:t>
       </w:r>
     </w:p>
@@ -286,19 +284,6 @@
     </w:p>
     <w:p>
       <w:pPr>
-        <w:jc w:val="right"/>
-        <w:bidi/>
-      </w:pPr>
-      <w:r>
-        <w:rPr>
-          <w:b w:val="0"/>
-          <w:i w:val="0"/>
-        </w:rPr>
-        <w:t>21977 يديربلا زمرلا 10048 توص 4930120843 ت س لوألا رودلا ناطلسلا جات ىليخ ناطلس ريمالا عراش - ةدج ةيدوعسلا ةيبرعلا ةكلمملا ة</w:t>
-      </w:r>
-    </w:p>
-    <w:p>
-      <w:pPr>
         <w:pStyle w:val="Heading2"/>
         <w:jc w:val="right"/>
         <w:bidi/>
@@ -306,6 +291,19 @@
       <w:r>
         <w:t>[ترويسة / كليشة رسمية — معلومات متكررة] ===</w:t>
         <w:br/>
+        <w:t>ة المملكة العربية السعودية جدة - شارع الامير سلطان خيلى تاج السلطان الدور الأول س ت 4930120843 صوت 10048 الرمز البريدي 21977</w:t>
+      </w:r>
+    </w:p>
+    <w:p>
+      <w:pPr>
+        <w:jc w:val="right"/>
+        <w:bidi/>
+      </w:pPr>
+      <w:r>
+        <w:rPr>
+          <w:b w:val="0"/>
+          <w:i w:val="0"/>
+        </w:rPr>
         <w:t>eTanfition Tannthion@gmail.com 053 653 3988545/1</w:t>
       </w:r>
     </w:p>
@@ -331,7 +329,7 @@
           <w:b w:val="0"/>
           <w:i w:val="0"/>
         </w:rPr>
-        <w:t>ةينوناقلا تاراشتسالاو ةاماحملل نينستلا ةكرش</w:t>
+        <w:t>شركة التسنين للمحاماة والاستشارات القانونية</w:t>
       </w:r>
     </w:p>
     <w:p>
@@ -435,20 +433,20 @@
           <w:b w:val="0"/>
           <w:i w:val="0"/>
         </w:rPr>
-        <w:t>اضر تصرتفاو لداعلا مييقتلا وه هتربتعاو ةلازغ وبأ ريرقت ىلع ىلوألا ةجردلا ةمكحم تلوع</w:t>
-      </w:r>
-    </w:p>
-    <w:p>
-      <w:pPr>
-        <w:jc w:val="right"/>
-        <w:bidi/>
-      </w:pPr>
-      <w:r>
-        <w:rPr>
-          <w:b w:val="0"/>
-          <w:i w:val="0"/>
-        </w:rPr>
-        <w:t>۸۳۱۲۸۸۱۳۳ غلبم امهدض سمتلملل ددسي نأب سمتلملا مازلإب تضقو ، ملاظملا ناويد مكح يف تباثلاو ةقيقحلا فالخ ىلع - هب فارطألا</w:t>
+        <w:t>عولت محكمة الدرجة الأولى على تقرير أبو غزالة واعتبرته هو التقييم العادل وافترصت رضا</w:t>
+      </w:r>
+    </w:p>
+    <w:p>
+      <w:pPr>
+        <w:jc w:val="right"/>
+        <w:bidi/>
+      </w:pPr>
+      <w:r>
+        <w:rPr>
+          <w:b w:val="0"/>
+          <w:i w:val="0"/>
+        </w:rPr>
+        <w:t>الأطراف به - على خلاف الحقيقة والثابت في حكم ديوان المظالم ، وقضت بإلزام الملتمس بأن يسدد للملتمس ضدهما مبلغ ۳۳۱۸۸۲۱۳۸</w:t>
       </w:r>
     </w:p>
     <w:p>
@@ -539,7 +537,7 @@
           <w:b w:val="0"/>
           <w:i w:val="0"/>
         </w:rPr>
-        <w:t>لجأل ةدجب ةماعلا ةمكحملا وأ ةقالعلا تاذ كونبلاو يزكرملا كنبلل ةباتكلا هيلع ىعدملا بلط نأ ب</w:t>
+        <w:t>ب أن طلب المدعى عليه الكتابة للبنك المركزي والبنوك ذات العلاقة أو المحكمة العامة بجدة لأجل</w:t>
       </w:r>
     </w:p>
     <w:p>
@@ -570,27 +568,25 @@
     </w:p>
     <w:p>
       <w:pPr>
-        <w:jc w:val="right"/>
-        <w:bidi/>
-      </w:pPr>
-      <w:r>
-        <w:rPr>
-          <w:b w:val="0"/>
-          <w:i w:val="0"/>
-        </w:rPr>
-        <w:t>21372 يديربلا زمرلا 20 . هلو هم 20 يف تس لوألا رودلا ناطلسلا جات ىنيم ناطلس ريمألا عراش ةدج ةيدوعسلا ةيبرعلا ةكلمملا</w:t>
-      </w:r>
-    </w:p>
-    <w:p>
-      <w:pPr>
-        <w:jc w:val="right"/>
-        <w:bidi/>
-      </w:pPr>
-      <w:r>
-        <w:rPr>
-          <w:b w:val="0"/>
-          <w:i w:val="0"/>
-        </w:rPr>
+        <w:pStyle w:val="Heading2"/>
+        <w:jc w:val="right"/>
+        <w:bidi/>
+      </w:pPr>
+      <w:r>
+        <w:t>[ترويسة / كليشة رسمية — معلومات متكررة] ===</w:t>
+        <w:br/>
+        <w:t>المملكة العربية السعودية جدة شارع الأمير سلطان مينى تاج السلطان الدور الأول ست في 20 مه وله . 20 الرمز البريدي 21372</w:t>
+      </w:r>
+    </w:p>
+    <w:p>
+      <w:pPr>
+        <w:pStyle w:val="Heading2"/>
+        <w:jc w:val="right"/>
+        <w:bidi/>
+      </w:pPr>
+      <w:r>
+        <w:t>[المتن الفعلي: الوقائع / الأسباب / المنطوق] ===</w:t>
+        <w:br/>
         <w:t>Tanthine</w:t>
       </w:r>
     </w:p>
@@ -628,7 +624,7 @@
           <w:b w:val="0"/>
           <w:i w:val="0"/>
         </w:rPr>
-        <w:t>ةينوناقلا تاراشتسالاو ةاماحملل نايكيفتكلا ةكرش</w:t>
+        <w:t>شركة الكتفيكيان للمحاماة والاستشارات القانونية</w:t>
       </w:r>
     </w:p>
     <w:p>
@@ -654,7 +650,7 @@
           <w:b w:val="0"/>
           <w:i w:val="0"/>
         </w:rPr>
-        <w:t>يئاهنلاو يئدبملا مييقتلا نيب قرفلا يف رظنلل ةلازغ</w:t>
+        <w:t>غزالة للنظر في الفرق بين التقييم المبدئي والنهائي</w:t>
       </w:r>
     </w:p>
     <w:p>
@@ -706,7 +702,7 @@
           <w:b w:val="0"/>
           <w:i w:val="0"/>
         </w:rPr>
-        <w:t>.بابسألاب حضوم</w:t>
+        <w:t>موضح بالأسباب.</w:t>
       </w:r>
     </w:p>
     <w:p>
@@ -745,7 +741,7 @@
           <w:b w:val="0"/>
           <w:i w:val="0"/>
         </w:rPr>
-        <w:t>هيلعو ،ةيعرشلا تاعفارملا ماظن يف اهيلع صوصنملا لاوحألا يف - ماظنلا بجومب ةرداصلا - ةيئاهنلا</w:t>
+        <w:t>النهائية - الصادرة بموجب النظام - في الأحوال المنصوص عليها في نظام المرافعات الشرعية، وعليه</w:t>
       </w:r>
     </w:p>
     <w:p>
@@ -815,27 +811,25 @@
     </w:p>
     <w:p>
       <w:pPr>
-        <w:jc w:val="right"/>
-        <w:bidi/>
-      </w:pPr>
-      <w:r>
-        <w:rPr>
-          <w:b w:val="0"/>
-          <w:i w:val="0"/>
-        </w:rPr>
-        <w:t>20372 يديربلا زمرلا 11045 ب ص ج 4090420543 تنس لوألا رودلا ناطلسلا جات ىنيف ناطلس ريمالا عراش - ةدج ةيدوعسلا ةيبرعلا ةكلمملا</w:t>
-      </w:r>
-    </w:p>
-    <w:p>
-      <w:pPr>
-        <w:jc w:val="right"/>
-        <w:bidi/>
-      </w:pPr>
-      <w:r>
-        <w:rPr>
-          <w:b w:val="0"/>
-          <w:i w:val="0"/>
-        </w:rPr>
+        <w:pStyle w:val="Heading2"/>
+        <w:jc w:val="right"/>
+        <w:bidi/>
+      </w:pPr>
+      <w:r>
+        <w:t>[ترويسة / كليشة رسمية — معلومات متكررة] ===</w:t>
+        <w:br/>
+        <w:t>المملكة العربية السعودية جدة - شارع الامير سلطان فينى تاج السلطان الدور الأول سنت 4090420543 ج ص ب 11045 الرمز البريدي 20372</w:t>
+      </w:r>
+    </w:p>
+    <w:p>
+      <w:pPr>
+        <w:pStyle w:val="Heading2"/>
+        <w:jc w:val="right"/>
+        <w:bidi/>
+      </w:pPr>
+      <w:r>
+        <w:t>[المتن الفعلي: الوقائع / الأسباب / المنطوق] ===</w:t>
+        <w:br/>
         <w:t>T</w:t>
       </w:r>
     </w:p>
@@ -1042,7 +1036,7 @@
           <w:b w:val="0"/>
           <w:i w:val="0"/>
         </w:rPr>
-        <w:t>اذه ىلع ليلدلا ميدقت لجأل ةقالعلا تاذ كونبلاو يزكرملا كنبلل ةباتكلا (سمتلملا) هيلع ىعدملا</w:t>
+        <w:t>المدعى عليه (الملتمس) الكتابة للبنك المركزي والبنوك ذات العلاقة لأجل تقديم الدليل على هذا</w:t>
       </w:r>
     </w:p>
     <w:p>
@@ -1125,27 +1119,25 @@
     </w:p>
     <w:p>
       <w:pPr>
-        <w:jc w:val="right"/>
-        <w:bidi/>
-      </w:pPr>
-      <w:r>
-        <w:rPr>
-          <w:b w:val="0"/>
-          <w:i w:val="0"/>
-        </w:rPr>
-        <w:t>21372 يديربلا زمرلا 2005 ب.ص 12 4030420843 تنس لوألا رودلا ناطلسلا جات ىتيم ناطلس ربا لاش - ةدج ةيدوعسلا ةيبرعلا ةكلمملا</w:t>
-      </w:r>
-    </w:p>
-    <w:p>
-      <w:pPr>
-        <w:jc w:val="right"/>
-        <w:bidi/>
-      </w:pPr>
-      <w:r>
-        <w:rPr>
-          <w:b w:val="0"/>
-          <w:i w:val="0"/>
-        </w:rPr>
+        <w:pStyle w:val="Heading2"/>
+        <w:jc w:val="right"/>
+        <w:bidi/>
+      </w:pPr>
+      <w:r>
+        <w:t>[ترويسة / كليشة رسمية — معلومات متكررة] ===</w:t>
+        <w:br/>
+        <w:t>المملكة العربية السعودية جدة - شال ابر سلطان ميتى تاج السلطان الدور الأول سنت 4030420843 12 ص.ب 2005 الرمز البريدي 21372</w:t>
+      </w:r>
+    </w:p>
+    <w:p>
+      <w:pPr>
+        <w:pStyle w:val="Heading2"/>
+        <w:jc w:val="right"/>
+        <w:bidi/>
+      </w:pPr>
+      <w:r>
+        <w:t>[المتن الفعلي: الوقائع / الأسباب / المنطوق] ===</w:t>
+        <w:br/>
         <w:t>Tanithion</w:t>
       </w:r>
     </w:p>
@@ -1183,7 +1175,7 @@
           <w:b w:val="0"/>
           <w:i w:val="0"/>
         </w:rPr>
-        <w:t>ةينوناقلا تارامتسالاو ةحايسلا ةكرشلا</w:t>
+        <w:t>الشركة السياحة والاستمارات القانونية</w:t>
       </w:r>
     </w:p>
     <w:p>
@@ -1209,7 +1201,7 @@
           <w:b w:val="0"/>
           <w:i w:val="0"/>
         </w:rPr>
-        <w:t>قرغتسي كلذ نأو ةقالعلا تاذ كونبلاو يزكرملا كنبلا ةبطاخم اهبلجل مزلي ءافولا تادنتسم نأ قاروألا</w:t>
+        <w:t>الأوراق أن مستندات الوفاء يلزم لجلبها مخاطبة البنك المركزي والبنوك ذات العلاقة وأن ذلك يستغرق</w:t>
       </w:r>
     </w:p>
     <w:p>
@@ -1274,7 +1266,7 @@
           <w:b w:val="0"/>
           <w:i w:val="0"/>
         </w:rPr>
-        <w:t>(ءافولا تاعاديإب ةيكنب تادنتسمو كونبلل اهتاقاقحتساو غلابملا نايبب فشك</w:t>
+        <w:t>كشف ببيان المبالغ واستحقاقاتها للبنوك ومستندات بنكية بإيداعات الوفاء)</w:t>
       </w:r>
     </w:p>
     <w:p>
@@ -1370,27 +1362,25 @@
     </w:p>
     <w:p>
       <w:pPr>
-        <w:jc w:val="right"/>
-        <w:bidi/>
-      </w:pPr>
-      <w:r>
-        <w:rPr>
-          <w:b w:val="0"/>
-          <w:i w:val="0"/>
-        </w:rPr>
-        <w:t>21377 يديربلا زمرلا 2005 4020020043 تنب لوألا رودلا ناطلسلا جات ىلبع ناطلس ريمألا عراش - ةدج ةيدوعسلا ةيبرعلا ةكلمملا</w:t>
-      </w:r>
-    </w:p>
-    <w:p>
-      <w:pPr>
-        <w:jc w:val="right"/>
-        <w:bidi/>
-      </w:pPr>
-      <w:r>
-        <w:rPr>
-          <w:b w:val="0"/>
-          <w:i w:val="0"/>
-        </w:rPr>
+        <w:pStyle w:val="Heading2"/>
+        <w:jc w:val="right"/>
+        <w:bidi/>
+      </w:pPr>
+      <w:r>
+        <w:t>[ترويسة / كليشة رسمية — معلومات متكررة] ===</w:t>
+        <w:br/>
+        <w:t>المملكة العربية السعودية جدة - شارع الأمير سلطان عبلى تاج السلطان الدور الأول بنت 4020020043 2005 الرمز البريدي 21377</w:t>
+      </w:r>
+    </w:p>
+    <w:p>
+      <w:pPr>
+        <w:pStyle w:val="Heading2"/>
+        <w:jc w:val="right"/>
+        <w:bidi/>
+      </w:pPr>
+      <w:r>
+        <w:t>[المتن الفعلي: الوقائع / الأسباب / المنطوق] ===</w:t>
+        <w:br/>
         <w:t>Tanthion</w:t>
       </w:r>
     </w:p>
@@ -1430,7 +1420,7 @@
           <w:b w:val="0"/>
           <w:i w:val="0"/>
         </w:rPr>
-        <w:t>ةماقلا تاراشتسالاو ةاماحملل نويذيفنتلا فرش</w:t>
+        <w:t>شرف التنفيذيون للمحاماة والاستشارات القامة</w:t>
       </w:r>
     </w:p>
     <w:p>
@@ -1534,7 +1524,7 @@
           <w:b w:val="0"/>
           <w:i w:val="0"/>
         </w:rPr>
-        <w:t>ىدحإلا زواجتي ام ريدب ناك سمتلملاف ،ةرئادلا ىلع سبتلملا عقاولا ةقيقح لهاجتو ،نيدقاعتملا ةين ىلع</w:t>
+        <w:t>على نية المتعاقدين، وتجاهل حقيقة الواقع الملتبس على الدائرة، فالملتمس كان بدير ما يتجاوز الإحدى</w:t>
       </w:r>
     </w:p>
     <w:p>
@@ -1586,20 +1576,20 @@
           <w:b w:val="0"/>
           <w:i w:val="0"/>
         </w:rPr>
-        <w:t>نسح نمو ةصاخلا هلامعاو هتارامثتساو ةلماك دلاولا تاكرش ةرادإ ىلوتي نم وه سمتلملاف ،ةيعامتجاو</w:t>
-      </w:r>
-    </w:p>
-    <w:p>
-      <w:pPr>
-        <w:jc w:val="right"/>
-        <w:bidi/>
-      </w:pPr>
-      <w:r>
-        <w:rPr>
-          <w:b w:val="0"/>
-          <w:i w:val="0"/>
-        </w:rPr>
-        <w:t>تلمهأ ةرئادلا نأ كلذل فصأ لمعلا ةرجأ هقوقح طسبأ نمو ،هتيصو ىلع ارظان دلاولا هليع هب ةقثلا</w:t>
+        <w:t>واجتماعية، فالملتمس هو من يتولى إدارة شركات الوالد كاملة واستثماراته واعماله الخاصة ومن حسن</w:t>
+      </w:r>
+    </w:p>
+    <w:p>
+      <w:pPr>
+        <w:jc w:val="right"/>
+        <w:bidi/>
+      </w:pPr>
+      <w:r>
+        <w:rPr>
+          <w:b w:val="0"/>
+          <w:i w:val="0"/>
+        </w:rPr>
+        <w:t>الثقة به عيله الوالد ناظرا على وصيته، ومن أبسط حقوقه أجرة العمل أصف لذلك أن الدائرة أهملت</w:t>
       </w:r>
     </w:p>
     <w:p>
@@ -1764,7 +1754,7 @@
           <w:b w:val="0"/>
           <w:i w:val="0"/>
         </w:rPr>
-        <w:t>ةينارقلا تارابتتسالاو ةاماحملا يوتحيلتلا ةكرشلا</w:t>
+        <w:t>الشركة التليحتوي المحاماة والاستتبارات القرانية</w:t>
       </w:r>
     </w:p>
     <w:p>
@@ -2022,7 +2012,7 @@
           <w:b w:val="0"/>
           <w:i w:val="0"/>
         </w:rPr>
-        <w:t>21972 يديرلا رمألا داتعاك باوص 7 14230420843 ت س لولا رونلا ناطلسلا جات ىنيم - ناطلس ريمالا عراش - ةدج - ةيدوعسلا ةيبرعلا ةكلمملا</w:t>
+        <w:t>المملكة العربية السعودية - جدة - شارع الامير سلطان - مينى تاج السلطان النور الول س ت 14230420843 7 صواب كاعتاد الأمر الريدي 21972</w:t>
       </w:r>
     </w:p>
     <w:p>
@@ -2150,7 +2140,7 @@
           <w:b w:val="0"/>
           <w:i w:val="0"/>
         </w:rPr>
-        <w:t>نويلم ٢٠٠ غلبت ضورق اهنمو تاكرشلا لماك نع تازواجتلا ةعضو ءاكرشلا قوقحو ةيرتفدلا</w:t>
+        <w:t>الدفترية وحقوق الشركاء وضعة التجاوزات عن كامل الشركات ومنها قروض تبلغ ٢٠٠ مليون</w:t>
       </w:r>
     </w:p>
     <w:p>
@@ -2202,20 +2192,20 @@
           <w:b w:val="0"/>
           <w:i w:val="0"/>
         </w:rPr>
-        <w:t>.يماظن وا يعرش ليلد نودب كلذو ضعبلا اهضعبب تفتحا يتلا نئارقلا ليبق نم نيمختلا اذه تربتعاو ليكولا عيقوت امنإو ثروملا عيقوت سيل دقعلا هب ليدملا عيقوتلا نأ ليلد نودب</w:t>
-      </w:r>
-    </w:p>
-    <w:p>
-      <w:pPr>
-        <w:jc w:val="right"/>
-        <w:bidi/>
-      </w:pPr>
-      <w:r>
-        <w:rPr>
-          <w:b w:val="0"/>
-          <w:i w:val="0"/>
-        </w:rPr>
-        <w:t>ةكرشلا مييقتب لطابلا معزلا يف لثمتملاو هدض سمتلملا نم لصاحلا شغلا ىلع سمتلملا ليلد نإ ثيحو</w:t>
+        <w:t>بدون دليل أن التوقيع المديل به العقد ليس توقيع المورث وإنما توقيع الوكيل واعتبرت هذا التخمين من قبيل القرائن التي احتفت ببعضها البعض وذلك بدون دليل شرعي او نظامي.</w:t>
+      </w:r>
+    </w:p>
+    <w:p>
+      <w:pPr>
+        <w:jc w:val="right"/>
+        <w:bidi/>
+      </w:pPr>
+      <w:r>
+        <w:rPr>
+          <w:b w:val="0"/>
+          <w:i w:val="0"/>
+        </w:rPr>
+        <w:t>وحيث إن دليل الملتمس على الغش الحاصل من الملتمس ضده والمتمثل في الزعم الباطل بتقييم الشركة</w:t>
       </w:r>
     </w:p>
     <w:p>
@@ -2241,7 +2231,7 @@
           <w:b w:val="0"/>
           <w:i w:val="0"/>
         </w:rPr>
-        <w:t>ملع ققحت ذإو ةينهملا ءاطخألاو تاضقانتملاب ءيلملاو هب سنأتسملا ةلازغ وبأ لالط ريرقت نم ةأزتجم</w:t>
+        <w:t>مجتزأة من تقرير طلال أبو غزالة المستأنس به والمليء بالمتناقضات والأخطاء المهنية وإذ تحقق علم</w:t>
       </w:r>
     </w:p>
     <w:p>
@@ -2278,20 +2268,7 @@
           <w:b w:val="0"/>
           <w:i w:val="0"/>
         </w:rPr>
-        <w:t>وهف رضحملا ىلع لوصحلا خيراتب طبتري شغلاب ملعلا نإف مث نمو تاسلجلا داقعنا ءانثأ رضحملا</w:t>
-      </w:r>
-    </w:p>
-    <w:p>
-      <w:pPr>
-        <w:jc w:val="right"/>
-        <w:bidi/>
-      </w:pPr>
-      <w:r>
-        <w:rPr>
-          <w:b w:val="0"/>
-          <w:i w:val="0"/>
-        </w:rPr>
-        <w:t>21972 يديربلا زمرلا 13015 ب.ص 24930120843 ت س لودلا راودلا ناطلسلا جات ىنبم ناطلس ريمالا عراش ةدج ةيدوعسلا ةيبرعلا ةكلمملا</w:t>
+        <w:t>المحضر أثناء انعقاد الجلسات ومن ثم فإن العلم بالغش يرتبط بتاريخ الحصول على المحضر فهو</w:t>
       </w:r>
     </w:p>
     <w:p>
@@ -2303,6 +2280,19 @@
       <w:r>
         <w:t>[ترويسة / كليشة رسمية — معلومات متكررة] ===</w:t>
         <w:br/>
+        <w:t>المملكة العربية السعودية جدة شارع الامير سلطان مبنى تاج السلطان الدوار الدول س ت 24930120843 ص.ب 13015 الرمز البريدي 21972</w:t>
+      </w:r>
+    </w:p>
+    <w:p>
+      <w:pPr>
+        <w:jc w:val="right"/>
+        <w:bidi/>
+      </w:pPr>
+      <w:r>
+        <w:rPr>
+          <w:b w:val="0"/>
+          <w:i w:val="0"/>
+        </w:rPr>
         <w:t>Tarifinion Tantithion@gmail.com 053651 33880 605 4571</w:t>
       </w:r>
     </w:p>
@@ -2328,7 +2318,7 @@
           <w:b w:val="0"/>
           <w:i w:val="0"/>
         </w:rPr>
-        <w:t>ةينوناقلا تاراشتسالاو ءاملا هليش</w:t>
+        <w:t>شيله الماء والاستشارات القانونية</w:t>
       </w:r>
     </w:p>
     <w:p>
@@ -2576,19 +2566,6 @@
           <w:i w:val="0"/>
         </w:rPr>
         <w:t>به الخصم الآخر في أثنائها، وأن يكون العش تم من المحكوم له، وأن يكون العش من شأنه التأثير على الحكم، وبتطبيق تلك الشروط على وقائع الدعوى يتضح توافرها جميعاً، مما يتحقق معه سلامة</w:t>
-      </w:r>
-    </w:p>
-    <w:p>
-      <w:pPr>
-        <w:jc w:val="right"/>
-        <w:bidi/>
-      </w:pPr>
-      <w:r>
-        <w:rPr>
-          <w:b w:val="0"/>
-          <w:i w:val="0"/>
-        </w:rPr>
-        <w:t>21372 يديربلا زمرلا 19045 31000427943 نس لوألا رودلا ناطلسلا جات ىنبم ناطلس ريمالا عراش - ةدج ةيدوعسلا ةيبرعلا ةكلمملا سامتلالل يماظنلا دنسلا</w:t>
       </w:r>
     </w:p>
     <w:p>
@@ -2600,6 +2577,19 @@
       <w:r>
         <w:t>[ترويسة / كليشة رسمية — معلومات متكررة] ===</w:t>
         <w:br/>
+        <w:t>السند النظامي للالتماس المملكة العربية السعودية جدة - شارع الامير سلطان مبنى تاج السلطان الدور الأول سن 31000427943 19045 الرمز البريدي 21372</w:t>
+      </w:r>
+    </w:p>
+    <w:p>
+      <w:pPr>
+        <w:jc w:val="right"/>
+        <w:bidi/>
+      </w:pPr>
+      <w:r>
+        <w:rPr>
+          <w:b w:val="0"/>
+          <w:i w:val="0"/>
+        </w:rPr>
         <w:t>Tartition Tantthionegmail.com 053051 1300 2011 605 15/11</w:t>
       </w:r>
     </w:p>
@@ -2625,7 +2615,7 @@
           <w:b w:val="0"/>
           <w:i w:val="0"/>
         </w:rPr>
-        <w:t>ةيونملا تاراشتسالاو ةاماحملل نويديقتتلا ةقربشلا</w:t>
+        <w:t>الشبرقة التتقيديون للمحاماة والاستشارات المنوية</w:t>
       </w:r>
     </w:p>
     <w:p>
@@ -2742,20 +2732,20 @@
           <w:b w:val="0"/>
           <w:i w:val="0"/>
         </w:rPr>
-        <w:t>ةحلاصم ةفاك تلطعلا ذيفنتلا ءارجإ ببسبو ،ةريبك ةيراجت تالماعم هيدلو ،هتاباسحو ةيراقعلا</w:t>
-      </w:r>
-    </w:p>
-    <w:p>
-      <w:pPr>
-        <w:jc w:val="right"/>
-        <w:bidi/>
-      </w:pPr>
-      <w:r>
-        <w:rPr>
-          <w:b w:val="0"/>
-          <w:i w:val="0"/>
-        </w:rPr>
-        <w:t>ومعاملاته، وأصبح مهدد بشهر إفلاسه في مواجهة الدائنين له إذ لا يستطيع الوفاء بمستحقاتهم بعد أن</w:t>
+        <w:t>العقارية وحساباته، ولديه معاملات تجارية كبيرة، وبسبب إجراء التنفيذ العطلت كافة مصالحة</w:t>
+      </w:r>
+    </w:p>
+    <w:p>
+      <w:pPr>
+        <w:jc w:val="right"/>
+        <w:bidi/>
+      </w:pPr>
+      <w:r>
+        <w:rPr>
+          <w:b w:val="0"/>
+          <w:i w:val="0"/>
+        </w:rPr>
+        <w:t>نأ دعب مهتاقحتسمب ءافولا عيطتسي ال ذإ هل نينئادلا ةهجاوم يف هسالفإ رهشب ددهم حبصأو ،هتالماعمو</w:t>
       </w:r>
     </w:p>
     <w:p>
@@ -2831,33 +2821,19 @@
           <w:b w:val="0"/>
           <w:i w:val="0"/>
         </w:rPr>
-        <w:t>دشار لآ فرشم نب يلع .د يماحملا</w:t>
-      </w:r>
-    </w:p>
-    <w:p>
-      <w:pPr>
-        <w:jc w:val="right"/>
-        <w:bidi/>
-      </w:pPr>
-      <w:r>
-        <w:rPr>
-          <w:b w:val="0"/>
-          <w:i w:val="0"/>
-        </w:rPr>
-        <w:t>(٤٥١٥٦٠٥٧٠) مقر ةلاكولاب</w:t>
-      </w:r>
-    </w:p>
-    <w:p>
-      <w:pPr>
-        <w:jc w:val="right"/>
-        <w:bidi/>
-      </w:pPr>
-      <w:r>
-        <w:rPr>
-          <w:b w:val="0"/>
-          <w:i w:val="0"/>
-        </w:rPr>
-        <w:t>21372 يديربلا زمرلا 1304 ب.ص 24030420843 ث نم لوألا رودلا ناطلسلا جات ىنيم ناطلس ريمألا عراش - ةدج ةيدوعسلا ةيبرعلا ةكلمملا</w:t>
+        <w:t>المحامي د. علي بن مشرف آل راشد</w:t>
+      </w:r>
+    </w:p>
+    <w:p>
+      <w:pPr>
+        <w:pStyle w:val="Heading2"/>
+        <w:jc w:val="right"/>
+        <w:bidi/>
+      </w:pPr>
+      <w:r>
+        <w:t>[بيانات الأطراف: المدعي / المدعى عليه / الحاضرون] ===</w:t>
+        <w:br/>
+        <w:t>بالوكالة رقم (٤٥١٥٦٠٥٧٠)</w:t>
       </w:r>
     </w:p>
     <w:p>
@@ -2869,6 +2845,19 @@
       <w:r>
         <w:t>[ترويسة / كليشة رسمية — معلومات متكررة] ===</w:t>
         <w:br/>
+        <w:t>المملكة العربية السعودية جدة - شارع الأمير سلطان مينى تاج السلطان الدور الأول من ث 24030420843 ص.ب 1304 الرمز البريدي 21372</w:t>
+      </w:r>
+    </w:p>
+    <w:p>
+      <w:pPr>
+        <w:jc w:val="right"/>
+        <w:bidi/>
+      </w:pPr>
+      <w:r>
+        <w:rPr>
+          <w:b w:val="0"/>
+          <w:i w:val="0"/>
+        </w:rPr>
         <w:t>@Tanthion Tanhthion@gmail.com 053 653 3888</w:t>
       </w:r>
     </w:p>
@@ -2944,7 +2933,7 @@
           <w:b w:val="0"/>
           <w:i w:val="0"/>
         </w:rPr>
-        <w:t>ميلس لا و ملاتسلاا - كلذ بلطتي اميف عيقوتلاو ةمزلالا تاءارجلإا عيمج ءا إو ةقلاعلا تاذ تا ا عيمج ةعجارم - غلا ليكوت ليكولل قحي -</w:t>
+        <w:t>- يحق للوكيل توكيل الغ - مراجعة جميع ا ات ذات العالقة وإ اء جميع اإلجراءات الالزمة والتوقيع فيما يتطلب ذلك - االستالم و ال سليم</w:t>
       </w:r>
     </w:p>
     <w:p>
@@ -2975,27 +2964,25 @@
     </w:p>
     <w:p>
       <w:pPr>
-        <w:jc w:val="right"/>
-        <w:bidi/>
-      </w:pPr>
-      <w:r>
-        <w:rPr>
-          <w:b w:val="0"/>
-          <w:i w:val="0"/>
-        </w:rPr>
-        <w:t>مكا او تابلاطلما حر او ةباجلإا - ا ف نعطلاو تان بلاو دو شلا راضحإ - هنع عانتملااو هدرو ن ميلا بلط - ءاربلإا - لزانتلا - صلا - را نلإا - رارقلإا - ا لع درلاو ىواعدلا عامس - ةعفادلما و ةعفارلما - ىواعدلا ةماقإو ةبلاطلما ر راقتب نعطلا - ن مك او ءا ا ن يع - ميكحتلا بلط - ذيفنتلاو ز ا بلط - ذيفنتلاو ز ا رئاود ةعجارم- هعفرو رفسلا نم عنلما بلط - عيقاوتلاو ماتخلأاو طوط ا را نإ - ر و لاب نعطلا - ليدعتلاو - رظنلا ةداعإ سامتلا - فان تسلاا بلطو ما حلأا ع ضا علاا - ا فنو ما حلأا لوبق - ما حلأا ذيفن ب ةبلاطلما - ةيعرشلا تاعفارلما ماظن نم230 ةدالما قيبطت بلط - م لادب ساو م درو ن مك او ءا ا - لخادتلاو لاخدلإا بلط- اقلا نت بلط- ما حلأا كوكص ملاتسا - مكا ا عيمج ىدل ىواعدلا عيمج تاسل ا روض مزلي ام ءا إ - ةعفشلا بلط - رابتعلاا در بلط - ما حلأا كوكص ع ش م لا نا ىدل ةيفرصلما تاعزانلما ة وس نا و ةيلالما تاعزانلما ضف نا ىدل- ةيلامعلا نا لا ىدل- ةيعرشلا ةيبطلا نا لا ىدل- (ملاظلما ناويد) ة رادلإا مكا ا ىدل- مكا ا ىدل- ىوعدلا ةلاحإ بلط ضقن بلط- ةماعلا ةباينلا ىدل - ةي يمأتلا تافلا او تاعزانلما لصفلا نا ىدل - ة راجتلا تاعزانلما مسح نا و ة راجتلا قارولأا تاعزانم لصفلا بتا م ىدل- ةيلالما قارولأا تاعزانم لصفلا ةن - ةي رضلا تاعزانلماو تافلاخملل ةيفان تسلاا ةن لا- ةي رضلا تاعزانلماو تافلا ا لصفلا ةن - لدعلا ةرازوب ن ما ا بيدأت ةن - ايلعلا ةمك ا ىدل- ايلعلا ةمك ا ىدل مك ا ءاضقلل علأا سل ا ىدل - فان تسلاا مكاحم ىدل - ةيعرشلا تاعفارلما ماظن نم232و231 مقر ن تدالما ةفاضإ - لا ملإا - ة راجتلا تاملاعلا تاملظت رظنلا ةن - كونبلا ةبقارم ماظن تافلاخم</w:t>
-      </w:r>
-    </w:p>
-    <w:p>
-      <w:pPr>
-        <w:jc w:val="right"/>
-        <w:bidi/>
-      </w:pPr>
-      <w:r>
-        <w:rPr>
-          <w:b w:val="0"/>
-          <w:i w:val="0"/>
-        </w:rPr>
+        <w:pStyle w:val="Heading2"/>
+        <w:jc w:val="right"/>
+        <w:bidi/>
+      </w:pPr>
+      <w:r>
+        <w:t>[ترويسة / كليشة رسمية — معلومات متكررة] ===</w:t>
+        <w:br/>
+        <w:t>مخالفات نظام مراقبة البنوك - نة النظر تظلمات العالمات التجار ة - اإلم ال - إضافة املادت ن رقم 231و232من نظام املرافعات الشرعية - لدى محاكم االست ناف - لدى ا لس األع للقضاء ا كم لدى ا كمة العليا -لدى ا كمة العليا - نة تأديب ا ام ن بوزارة العدل - نة الفصل ا الفات واملنازعات الضر ية -ال نة االست نافية للمخالفات واملنازعات الضر ية - نة الفصل منازعات األوراق املالية -لدى م اتب الفصل منازعات األوراق التجار ة و ان حسم املنازعات التجار ة - لدى ان الفصل املنازعات وا الفات التأمي ية - لدى النيابة العامة -طلب نقض طلب إحالة الدعوى -لدى ا اكم -لدى ا اكم اإلدار ة (ديوان املظالم) -لدى ال ان الطبية الشرعية -لدى ال ان العمالية -لدى ان فض املنازعات املالية و ان سو ة املنازعات املصرفية لدى ان ال م ش ع صكوك األح ام - طلب رد االعتبار - طلب الشفعة - إ اء ما يلزم ضور ا لسات جميع الدعاوى لدى جميع ا اكم - استالم صكوك األح ام -طلب تن القا -طلب اإلدخال والتداخل - ا اء وا كم ن ورد م واس بدال م - طلب تطبيق املادة 230من نظام املرافعات الشرعية - املطالبة ب نفيذ األح ام - قبول األح ام ونف ا - االع اض ع األح ام وطلب االست ناف - التماس إعادة النظر - والتعديل - الطعن بال و ر - إن ار ا طوط واألختام والتواقيع - طلب املنع من السفر ورفعه -مراجعة دوائر ا ز والتنفيذ - طلب ا ز والتنفيذ - طلب التحكيم - عي ن ا اء وا كم ن - الطعن بتقار ر املطالبة وإقامة الدعاوى - املرافعة و املدافعة - سماع الدعاوى والرد عل ا - اإلقرار - اإلن ار - الص - التنازل - اإلبراء - طلب اليم ن ورده واالمتناع عنه - إحضار الش ود والب نات والطعن ف ا - اإلجابة وا رح املطالبات وا اكم</w:t>
+      </w:r>
+    </w:p>
+    <w:p>
+      <w:pPr>
+        <w:pStyle w:val="Heading2"/>
+        <w:jc w:val="right"/>
+        <w:bidi/>
+      </w:pPr>
+      <w:r>
+        <w:t>[المتن الفعلي: الوقائع / الأسباب / المنطوق] ===</w:t>
+        <w:br/>
         <w:t>ةيموك ا تارازولا ماسقأو تارادإ نم ا عب ي امو ا عورفو - ةراجتلا ةرازو ةعجارم - ةيجرا ا ةرازو ةعجارم - ةيلخادلا ةرازو ةعجارم - لدعلا ةرازو ةعجارم</w:t>
       </w:r>
     </w:p>
@@ -3009,7 +2996,7 @@
           <w:b w:val="0"/>
           <w:i w:val="0"/>
         </w:rPr>
-        <w:t>ةينملأا تا ا - ةيئان ا ثحابلما ةعجارم - ةلودلا نمأ ةسائر - تارابختسلال ةماعلا ةسائرلا ةعجارم - ةطرشلا زكارم ةعجارم - ةيئان ا ثحابلماو ة رادلإا ثحابلما ةعجارمو ةيقوق ا ما حلأا ذيفنت ةرادإو ةراملأا ةعجارم ماسقأو تارادإ نم ا عب ي امو ا عورفو - ةيئان ا ثحابلماو ة رادلإا ثحابلما ةعجارم</w:t>
+        <w:t>مراجعة املباحث اإلدار ة واملباحث ا نائية - وفروع ا وما ي بع ا من إدارات وأقسام مراجعة األمارة وإدارة تنفيذ األح ام ا قوقية ومراجعة املباحث اإلدار ة واملباحث ا نائية - مراجعة مراكز الشرطة - مراجعة الرئاسة العامة لالستخبارات - رئاسة أمن الدولة - مراجعة املباحث ا نائية - ا ات األمنية</w:t>
       </w:r>
     </w:p>
     <w:p>
@@ -3048,7 +3035,7 @@
           <w:b w:val="0"/>
           <w:i w:val="0"/>
         </w:rPr>
-        <w:t>ةيموك ا تاسسؤلما ماسقأو تارادإ نم ا عب ي امو ا عورفو - يدوعسلا ي رعلا دقنلا ةسسؤم ةعجارم</w:t>
+        <w:t>مراجعة مؤسسة النقد العر ي السعودي - وفروع ا وما ي بع ا من إدارات وأقسام املؤسسات ا كومية</w:t>
       </w:r>
     </w:p>
     <w:p>
@@ -3105,27 +3092,25 @@
     </w:p>
     <w:p>
       <w:pPr>
-        <w:jc w:val="right"/>
-        <w:bidi/>
-      </w:pPr>
-      <w:r>
-        <w:rPr>
-          <w:b w:val="0"/>
-          <w:i w:val="0"/>
-        </w:rPr>
-        <w:t>ةيدوعسلا ةي رعلا ةكلملما لدعلا ةرازوةـلاـكو ةقيثو</w:t>
-      </w:r>
-    </w:p>
-    <w:p>
-      <w:pPr>
-        <w:jc w:val="right"/>
-        <w:bidi/>
-      </w:pPr>
-      <w:r>
-        <w:rPr>
-          <w:b w:val="0"/>
-          <w:i w:val="0"/>
-        </w:rPr>
+        <w:pStyle w:val="Heading2"/>
+        <w:jc w:val="right"/>
+        <w:bidi/>
+      </w:pPr>
+      <w:r>
+        <w:t>[بيانات الأطراف: المدعي / المدعى عليه / الحاضرون] ===</w:t>
+        <w:br/>
+        <w:t>وثيقة وكـالـةوزارة العدل اململكة العر ية السعودية</w:t>
+      </w:r>
+    </w:p>
+    <w:p>
+      <w:pPr>
+        <w:pStyle w:val="Heading2"/>
+        <w:jc w:val="right"/>
+        <w:bidi/>
+      </w:pPr>
+      <w:r>
+        <w:t>[المتن الفعلي: الوقائع / الأسباب / المنطوق] ===</w:t>
+        <w:br/>
         <w:t>مرفق :</w:t>
       </w:r>
     </w:p>
@@ -3165,20 +3150,20 @@
           <w:b w:val="0"/>
           <w:i w:val="0"/>
         </w:rPr>
-        <w:t>كيبلا</w:t>
-      </w:r>
-    </w:p>
-    <w:p>
-      <w:pPr>
-        <w:jc w:val="right"/>
-        <w:bidi/>
-      </w:pPr>
-      <w:r>
-        <w:rPr>
-          <w:b w:val="0"/>
-          <w:i w:val="0"/>
-        </w:rPr>
-        <w:t>يسارملا</w:t>
+        <w:t>البيك</w:t>
+      </w:r>
+    </w:p>
+    <w:p>
+      <w:pPr>
+        <w:jc w:val="right"/>
+        <w:bidi/>
+      </w:pPr>
+      <w:r>
+        <w:rPr>
+          <w:b w:val="0"/>
+          <w:i w:val="0"/>
+        </w:rPr>
+        <w:t>المراسي</w:t>
       </w:r>
     </w:p>
     <w:p>
@@ -3321,7 +3306,7 @@
           <w:b w:val="0"/>
           <w:i w:val="0"/>
         </w:rPr>
-        <w:t>OF ACE و ينج - زيزعلا دبع كلملا نم دلبلا عرف</w:t>
+        <w:t>فرع البلد من الملك عبد العزيز - جني و ACE OF</w:t>
       </w:r>
     </w:p>
     <w:p>
@@ -3415,19 +3400,6 @@
     </w:p>
     <w:p>
       <w:pPr>
-        <w:jc w:val="right"/>
-        <w:bidi/>
-      </w:pPr>
-      <w:r>
-        <w:rPr>
-          <w:b w:val="0"/>
-          <w:i w:val="0"/>
-        </w:rPr>
-        <w:t>يضرفلا يدوعسلا كشي</w:t>
-      </w:r>
-    </w:p>
-    <w:p>
-      <w:pPr>
         <w:pStyle w:val="Heading2"/>
         <w:jc w:val="right"/>
         <w:bidi/>
@@ -3435,19 +3407,30 @@
       <w:r>
         <w:t>[بيانات الأطراف: المدعي / المدعى عليه / الحاضرون] ===</w:t>
         <w:br/>
-        <w:t>راسملا ناش</w:t>
-      </w:r>
-    </w:p>
-    <w:p>
-      <w:pPr>
-        <w:jc w:val="right"/>
-        <w:bidi/>
-      </w:pPr>
-      <w:r>
-        <w:rPr>
-          <w:b w:val="0"/>
-          <w:i w:val="0"/>
-        </w:rPr>
+        <w:t>يشك السعودي الفرضي</w:t>
+      </w:r>
+    </w:p>
+    <w:p>
+      <w:pPr>
+        <w:pStyle w:val="Heading2"/>
+        <w:jc w:val="right"/>
+        <w:bidi/>
+      </w:pPr>
+      <w:r>
+        <w:t>[المتن الفعلي: الوقائع / الأسباب / المنطوق] ===</w:t>
+        <w:br/>
+        <w:t>شان المسار</w:t>
+      </w:r>
+    </w:p>
+    <w:p>
+      <w:pPr>
+        <w:pStyle w:val="Heading2"/>
+        <w:jc w:val="right"/>
+        <w:bidi/>
+      </w:pPr>
+      <w:r>
+        <w:t>[بيانات الأطراف: المدعي / المدعى عليه / الحاضرون] ===</w:t>
+        <w:br/>
         <w:t>ة العربية السعودية</w:t>
       </w:r>
     </w:p>
@@ -3512,7 +3495,7 @@
           <w:b w:val="0"/>
           <w:i w:val="0"/>
         </w:rPr>
-        <w:t>رمسلا</w:t>
+        <w:t>السمر</w:t>
       </w:r>
     </w:p>
     <w:p>
@@ -3733,7 +3716,20 @@
           <w:b w:val="0"/>
           <w:i w:val="0"/>
         </w:rPr>
-        <w:t>كنبلا</w:t>
+        <w:t>البنك</w:t>
+      </w:r>
+    </w:p>
+    <w:p>
+      <w:pPr>
+        <w:jc w:val="right"/>
+        <w:bidi/>
+      </w:pPr>
+      <w:r>
+        <w:rPr>
+          <w:b w:val="0"/>
+          <w:i w:val="0"/>
+        </w:rPr>
+        <w:t>اشرة مساعدة عامودية</w:t>
       </w:r>
     </w:p>
     <w:p>
@@ -3745,19 +3741,6 @@
       <w:r>
         <w:t>[بيانات الأطراف: المدعي / المدعى عليه / الحاضرون] ===</w:t>
         <w:br/>
-        <w:t>ةيدوماع ةدعاسم ةرشا</w:t>
-      </w:r>
-    </w:p>
-    <w:p>
-      <w:pPr>
-        <w:jc w:val="right"/>
-        <w:bidi/>
-      </w:pPr>
-      <w:r>
-        <w:rPr>
-          <w:b w:val="0"/>
-          <w:i w:val="0"/>
-        </w:rPr>
         <w:t>السعودي</w:t>
       </w:r>
     </w:p>
@@ -3770,7 +3753,7 @@
       <w:r>
         <w:t>[المتن الفعلي: الوقائع / الأسباب / المنطوق] ===</w:t>
         <w:br/>
-        <w:t>يسنرفلا</w:t>
+        <w:t>الفرنسي</w:t>
       </w:r>
     </w:p>
     <w:p>
@@ -3874,7 +3857,7 @@
           <w:b w:val="0"/>
           <w:i w:val="0"/>
         </w:rPr>
-        <w:t>ةكلمملا جراخ ليوحت . ةيبنجألا ةلمعلاب يفرصم كيش</w:t>
+        <w:t>شيك مصرفي بالعملة الأجنبية . تحويل خارج المملكة</w:t>
       </w:r>
     </w:p>
     <w:p>
@@ -3926,7 +3909,7 @@
           <w:b w:val="0"/>
           <w:i w:val="0"/>
         </w:rPr>
-        <w:t>انباس ارماس نم مصخلا</w:t>
+        <w:t>الخصم من سامرا سابنا</w:t>
       </w:r>
     </w:p>
     <w:p>
@@ -4005,188 +3988,6 @@
           <w:i w:val="0"/>
         </w:rPr>
         <w:t>LOCAL TRANSFER</w:t>
-      </w:r>
-    </w:p>
-    <w:p>
-      <w:pPr>
-        <w:jc w:val="right"/>
-        <w:bidi/>
-      </w:pPr>
-      <w:r>
-        <w:rPr>
-          <w:b w:val="0"/>
-          <w:i w:val="0"/>
-        </w:rPr>
-        <w:t>ليمعلا مسا ن</w:t>
-      </w:r>
-    </w:p>
-    <w:p>
-      <w:pPr>
-        <w:jc w:val="right"/>
-        <w:bidi/>
-      </w:pPr>
-      <w:r>
-        <w:rPr>
-          <w:b w:val="0"/>
-          <w:i w:val="0"/>
-        </w:rPr>
-        <w:t>أحمد زيني وأولاده</w:t>
-      </w:r>
-    </w:p>
-    <w:p>
-      <w:pPr>
-        <w:jc w:val="right"/>
-        <w:bidi/>
-      </w:pPr>
-      <w:r>
-        <w:rPr>
-          <w:b w:val="0"/>
-          <w:i w:val="0"/>
-        </w:rPr>
-        <w:t>ACCOUNT NO</w:t>
-      </w:r>
-    </w:p>
-    <w:p>
-      <w:pPr>
-        <w:jc w:val="right"/>
-        <w:bidi/>
-      </w:pPr>
-      <w:r>
-        <w:rPr>
-          <w:b w:val="0"/>
-          <w:i w:val="0"/>
-        </w:rPr>
-        <w:t>رقم الحمل</w:t>
-      </w:r>
-    </w:p>
-    <w:p>
-      <w:pPr>
-        <w:jc w:val="right"/>
-        <w:bidi/>
-      </w:pPr>
-      <w:r>
-        <w:rPr>
-          <w:b w:val="0"/>
-          <w:i w:val="0"/>
-        </w:rPr>
-        <w:t>ماقرألاب غلبملا</w:t>
-      </w:r>
-    </w:p>
-    <w:p>
-      <w:pPr>
-        <w:jc w:val="right"/>
-        <w:bidi/>
-      </w:pPr>
-      <w:r>
-        <w:rPr>
-          <w:b w:val="0"/>
-          <w:i w:val="0"/>
-        </w:rPr>
-        <w:t>WEET</w:t>
-      </w:r>
-    </w:p>
-    <w:p>
-      <w:pPr>
-        <w:jc w:val="right"/>
-        <w:bidi/>
-      </w:pPr>
-      <w:r>
-        <w:rPr>
-          <w:b w:val="0"/>
-          <w:i w:val="0"/>
-        </w:rPr>
-        <w:t>MOUNT PRES</w:t>
-      </w:r>
-    </w:p>
-    <w:p>
-      <w:pPr>
-        <w:jc w:val="right"/>
-        <w:bidi/>
-      </w:pPr>
-      <w:r>
-        <w:rPr>
-          <w:b w:val="0"/>
-          <w:i w:val="0"/>
-        </w:rPr>
-        <w:t>AMOUNT IN WORDS</w:t>
-      </w:r>
-    </w:p>
-    <w:p>
-      <w:pPr>
-        <w:jc w:val="right"/>
-        <w:bidi/>
-      </w:pPr>
-      <w:r>
-        <w:rPr>
-          <w:b w:val="0"/>
-          <w:i w:val="0"/>
-        </w:rPr>
-        <w:t>REMERICIARY'S BANK ADDRESS</w:t>
-      </w:r>
-    </w:p>
-    <w:p>
-      <w:pPr>
-        <w:jc w:val="right"/>
-        <w:bidi/>
-      </w:pPr>
-      <w:r>
-        <w:rPr>
-          <w:b w:val="0"/>
-          <w:i w:val="0"/>
-        </w:rPr>
-        <w:t>75-PAYMENT DETALS</w:t>
-      </w:r>
-    </w:p>
-    <w:p>
-      <w:pPr>
-        <w:jc w:val="right"/>
-        <w:bidi/>
-      </w:pPr>
-      <w:r>
-        <w:rPr>
-          <w:b w:val="0"/>
-          <w:i w:val="0"/>
-        </w:rPr>
-        <w:t>حساب لدی فارغ</w:t>
-      </w:r>
-    </w:p>
-    <w:p>
-      <w:pPr>
-        <w:jc w:val="right"/>
-        <w:bidi/>
-      </w:pPr>
-      <w:r>
-        <w:rPr>
-          <w:b w:val="0"/>
-          <w:i w:val="0"/>
-        </w:rPr>
-        <w:t>ةلمملا</w:t>
-      </w:r>
-    </w:p>
-    <w:p>
-      <w:pPr>
-        <w:jc w:val="right"/>
-        <w:bidi/>
-      </w:pPr>
-      <w:r>
-        <w:rPr>
-          <w:b w:val="0"/>
-          <w:i w:val="0"/>
-        </w:rPr>
-        <w:t>فورحلاب غلبملا</w:t>
-      </w:r>
-    </w:p>
-    <w:p>
-      <w:pPr>
-        <w:jc w:val="right"/>
-        <w:bidi/>
-      </w:pPr>
-      <w:r>
-        <w:rPr>
-          <w:b w:val="0"/>
-          <w:i w:val="0"/>
-        </w:rPr>
-        <w:t>لوحملا مسا</w:t>
       </w:r>
     </w:p>
     <w:p>
@@ -4198,6 +3999,186 @@
       <w:r>
         <w:t>[بيانات الأطراف: المدعي / المدعى عليه / الحاضرون] ===</w:t>
         <w:br/>
+        <w:t>ن اسم العميل</w:t>
+      </w:r>
+    </w:p>
+    <w:p>
+      <w:pPr>
+        <w:pStyle w:val="Heading2"/>
+        <w:jc w:val="right"/>
+        <w:bidi/>
+      </w:pPr>
+      <w:r>
+        <w:t>[المتن الفعلي: الوقائع / الأسباب / المنطوق] ===</w:t>
+        <w:br/>
+        <w:t>أحمد زيني وأولاده</w:t>
+      </w:r>
+    </w:p>
+    <w:p>
+      <w:pPr>
+        <w:jc w:val="right"/>
+        <w:bidi/>
+      </w:pPr>
+      <w:r>
+        <w:rPr>
+          <w:b w:val="0"/>
+          <w:i w:val="0"/>
+        </w:rPr>
+        <w:t>ACCOUNT NO</w:t>
+      </w:r>
+    </w:p>
+    <w:p>
+      <w:pPr>
+        <w:jc w:val="right"/>
+        <w:bidi/>
+      </w:pPr>
+      <w:r>
+        <w:rPr>
+          <w:b w:val="0"/>
+          <w:i w:val="0"/>
+        </w:rPr>
+        <w:t>رقم الحمل</w:t>
+      </w:r>
+    </w:p>
+    <w:p>
+      <w:pPr>
+        <w:jc w:val="right"/>
+        <w:bidi/>
+      </w:pPr>
+      <w:r>
+        <w:rPr>
+          <w:b w:val="0"/>
+          <w:i w:val="0"/>
+        </w:rPr>
+        <w:t>المبلغ بالأرقام</w:t>
+      </w:r>
+    </w:p>
+    <w:p>
+      <w:pPr>
+        <w:jc w:val="right"/>
+        <w:bidi/>
+      </w:pPr>
+      <w:r>
+        <w:rPr>
+          <w:b w:val="0"/>
+          <w:i w:val="0"/>
+        </w:rPr>
+        <w:t>WEET</w:t>
+      </w:r>
+    </w:p>
+    <w:p>
+      <w:pPr>
+        <w:jc w:val="right"/>
+        <w:bidi/>
+      </w:pPr>
+      <w:r>
+        <w:rPr>
+          <w:b w:val="0"/>
+          <w:i w:val="0"/>
+        </w:rPr>
+        <w:t>MOUNT PRES</w:t>
+      </w:r>
+    </w:p>
+    <w:p>
+      <w:pPr>
+        <w:jc w:val="right"/>
+        <w:bidi/>
+      </w:pPr>
+      <w:r>
+        <w:rPr>
+          <w:b w:val="0"/>
+          <w:i w:val="0"/>
+        </w:rPr>
+        <w:t>AMOUNT IN WORDS</w:t>
+      </w:r>
+    </w:p>
+    <w:p>
+      <w:pPr>
+        <w:jc w:val="right"/>
+        <w:bidi/>
+      </w:pPr>
+      <w:r>
+        <w:rPr>
+          <w:b w:val="0"/>
+          <w:i w:val="0"/>
+        </w:rPr>
+        <w:t>REMERICIARY'S BANK ADDRESS</w:t>
+      </w:r>
+    </w:p>
+    <w:p>
+      <w:pPr>
+        <w:jc w:val="right"/>
+        <w:bidi/>
+      </w:pPr>
+      <w:r>
+        <w:rPr>
+          <w:b w:val="0"/>
+          <w:i w:val="0"/>
+        </w:rPr>
+        <w:t>75-PAYMENT DETALS</w:t>
+      </w:r>
+    </w:p>
+    <w:p>
+      <w:pPr>
+        <w:jc w:val="right"/>
+        <w:bidi/>
+      </w:pPr>
+      <w:r>
+        <w:rPr>
+          <w:b w:val="0"/>
+          <w:i w:val="0"/>
+        </w:rPr>
+        <w:t>حساب لدی فارغ</w:t>
+      </w:r>
+    </w:p>
+    <w:p>
+      <w:pPr>
+        <w:jc w:val="right"/>
+        <w:bidi/>
+      </w:pPr>
+      <w:r>
+        <w:rPr>
+          <w:b w:val="0"/>
+          <w:i w:val="0"/>
+        </w:rPr>
+        <w:t>المملة</w:t>
+      </w:r>
+    </w:p>
+    <w:p>
+      <w:pPr>
+        <w:jc w:val="right"/>
+        <w:bidi/>
+      </w:pPr>
+      <w:r>
+        <w:rPr>
+          <w:b w:val="0"/>
+          <w:i w:val="0"/>
+        </w:rPr>
+        <w:t>المبلغ بالحروف</w:t>
+      </w:r>
+    </w:p>
+    <w:p>
+      <w:pPr>
+        <w:pStyle w:val="Heading2"/>
+        <w:jc w:val="right"/>
+        <w:bidi/>
+      </w:pPr>
+      <w:r>
+        <w:t>[بيانات الأطراف: المدعي / المدعى عليه / الحاضرون] ===</w:t>
+        <w:br/>
+        <w:t>اسم المحول</w:t>
+      </w:r>
+    </w:p>
+    <w:p>
+      <w:pPr>
+        <w:jc w:val="right"/>
+        <w:bidi/>
+      </w:pPr>
+      <w:r>
+        <w:rPr>
+          <w:b w:val="0"/>
+          <w:i w:val="0"/>
+        </w:rPr>
         <w:t>العنوان من</w:t>
       </w:r>
     </w:p>
@@ -4249,20 +4230,20 @@
           <w:b w:val="0"/>
           <w:i w:val="0"/>
         </w:rPr>
-        <w:t>ةنيدملا</w:t>
-      </w:r>
-    </w:p>
-    <w:p>
-      <w:pPr>
-        <w:jc w:val="right"/>
-        <w:bidi/>
-      </w:pPr>
-      <w:r>
-        <w:rPr>
-          <w:b w:val="0"/>
-          <w:i w:val="0"/>
-        </w:rPr>
-        <w:t>اعد لمالا ةماقإلا ةقاطبلا مقر</w:t>
+        <w:t>المدينة</w:t>
+      </w:r>
+    </w:p>
+    <w:p>
+      <w:pPr>
+        <w:jc w:val="right"/>
+        <w:bidi/>
+      </w:pPr>
+      <w:r>
+        <w:rPr>
+          <w:b w:val="0"/>
+          <w:i w:val="0"/>
+        </w:rPr>
+        <w:t>رقم البطاقة الإقامة الامل دعا</w:t>
       </w:r>
     </w:p>
     <w:p>
@@ -4306,27 +4287,25 @@
     </w:p>
     <w:p>
       <w:pPr>
-        <w:jc w:val="right"/>
-        <w:bidi/>
-      </w:pPr>
-      <w:r>
-        <w:rPr>
-          <w:b w:val="0"/>
-          <w:i w:val="0"/>
-        </w:rPr>
-        <w:t>يديربلا زمرلا</w:t>
-      </w:r>
-    </w:p>
-    <w:p>
-      <w:pPr>
-        <w:jc w:val="right"/>
-        <w:bidi/>
-      </w:pPr>
-      <w:r>
-        <w:rPr>
-          <w:b w:val="0"/>
-          <w:i w:val="0"/>
-        </w:rPr>
+        <w:pStyle w:val="Heading2"/>
+        <w:jc w:val="right"/>
+        <w:bidi/>
+      </w:pPr>
+      <w:r>
+        <w:t>[ترويسة / كليشة رسمية — معلومات متكررة] ===</w:t>
+        <w:br/>
+        <w:t>الرمز البريدي</w:t>
+      </w:r>
+    </w:p>
+    <w:p>
+      <w:pPr>
+        <w:pStyle w:val="Heading2"/>
+        <w:jc w:val="right"/>
+        <w:bidi/>
+      </w:pPr>
+      <w:r>
+        <w:t>[المتن الفعلي: الوقائع / الأسباب / المنطوق] ===</w:t>
+        <w:br/>
         <w:t>OTY</w:t>
       </w:r>
     </w:p>
@@ -4353,7 +4332,7 @@
           <w:b w:val="0"/>
           <w:i w:val="0"/>
         </w:rPr>
-        <w:t>ينبت ىلع دحأ نم ةنس ةميقلا ينطولا يبرعلا كلبلا</w:t>
+        <w:t>البلك العربي الوطني القيمة سنة من أحد على تبني</w:t>
       </w:r>
     </w:p>
     <w:p>
@@ -4457,33 +4436,33 @@
           <w:b w:val="0"/>
           <w:i w:val="0"/>
         </w:rPr>
-        <w:t>لمحلا كلتبلا</w:t>
-      </w:r>
-    </w:p>
-    <w:p>
-      <w:pPr>
-        <w:jc w:val="right"/>
-        <w:bidi/>
-      </w:pPr>
-      <w:r>
-        <w:rPr>
-          <w:b w:val="0"/>
-          <w:i w:val="0"/>
-        </w:rPr>
-        <w:t>ليمعلا عرفوت</w:t>
-      </w:r>
-    </w:p>
-    <w:p>
-      <w:pPr>
-        <w:jc w:val="right"/>
-        <w:bidi/>
-      </w:pPr>
-      <w:r>
-        <w:rPr>
-          <w:b w:val="0"/>
-          <w:i w:val="0"/>
-        </w:rPr>
-        <w:t>تيلسلا قياشلا</w:t>
+        <w:t>البتلك الحمل</w:t>
+      </w:r>
+    </w:p>
+    <w:p>
+      <w:pPr>
+        <w:jc w:val="right"/>
+        <w:bidi/>
+      </w:pPr>
+      <w:r>
+        <w:rPr>
+          <w:b w:val="0"/>
+          <w:i w:val="0"/>
+        </w:rPr>
+        <w:t>توفرع العميل</w:t>
+      </w:r>
+    </w:p>
+    <w:p>
+      <w:pPr>
+        <w:jc w:val="right"/>
+        <w:bidi/>
+      </w:pPr>
+      <w:r>
+        <w:rPr>
+          <w:b w:val="0"/>
+          <w:i w:val="0"/>
+        </w:rPr>
+        <w:t>الشايق السليت</w:t>
       </w:r>
     </w:p>
     <w:p>
@@ -4522,7 +4501,7 @@
           <w:b w:val="0"/>
           <w:i w:val="0"/>
         </w:rPr>
-        <w:t>يقتسملا كلي</w:t>
+        <w:t>يلك المستقي</w:t>
       </w:r>
     </w:p>
     <w:p>
@@ -4548,7 +4527,7 @@
           <w:b w:val="0"/>
           <w:i w:val="0"/>
         </w:rPr>
-        <w:t>تسملا باسح</w:t>
+        <w:t>حساب المست</w:t>
       </w:r>
     </w:p>
     <w:p>
@@ -4574,7 +4553,7 @@
           <w:b w:val="0"/>
           <w:i w:val="0"/>
         </w:rPr>
-        <w:t>عفدلا ليصافت</w:t>
+        <w:t>تفاصيل الدفع</w:t>
       </w:r>
     </w:p>
     <w:p>
@@ -4600,7 +4579,7 @@
           <w:b w:val="0"/>
           <w:i w:val="0"/>
         </w:rPr>
-        <w:t>يبلا ءارشلا</w:t>
+        <w:t>الشراء البي</w:t>
       </w:r>
     </w:p>
     <w:p>
@@ -4626,7 +4605,7 @@
           <w:b w:val="0"/>
           <w:i w:val="0"/>
         </w:rPr>
-        <w:t>كنبلا فيراصم</w:t>
+        <w:t>مصاريف البنك</w:t>
       </w:r>
     </w:p>
     <w:p>
@@ -4678,20 +4657,20 @@
           <w:b w:val="0"/>
           <w:i w:val="0"/>
         </w:rPr>
-        <w:t>قودنصلا نيمأ عيقوت</w:t>
-      </w:r>
-    </w:p>
-    <w:p>
-      <w:pPr>
-        <w:jc w:val="right"/>
-        <w:bidi/>
-      </w:pPr>
-      <w:r>
-        <w:rPr>
-          <w:b w:val="0"/>
-          <w:i w:val="0"/>
-        </w:rPr>
-        <w:t>Copy islamera ليمعلا ةخسن</w:t>
+        <w:t>توقيع أمين الصندوق</w:t>
+      </w:r>
+    </w:p>
+    <w:p>
+      <w:pPr>
+        <w:jc w:val="right"/>
+        <w:bidi/>
+      </w:pPr>
+      <w:r>
+        <w:rPr>
+          <w:b w:val="0"/>
+          <w:i w:val="0"/>
+        </w:rPr>
+        <w:t>نسخة العميل islamera Copy</w:t>
       </w:r>
     </w:p>
     <w:p>
@@ -4741,7 +4720,7 @@
           <w:b w:val="0"/>
           <w:i w:val="0"/>
         </w:rPr>
-        <w:t>ديقلا</w:t>
+        <w:t>القيد</w:t>
       </w:r>
     </w:p>
     <w:p>
@@ -4793,20 +4772,20 @@
           <w:b w:val="0"/>
           <w:i w:val="0"/>
         </w:rPr>
-        <w:t>قفرملا كنبلا راعشاك ينطولا يبرعلا كنبلا رمألا ۹۳۱۱۹ مقر یفرصم كيش</w:t>
-      </w:r>
-    </w:p>
-    <w:p>
-      <w:pPr>
-        <w:jc w:val="right"/>
-        <w:bidi/>
-      </w:pPr>
-      <w:r>
-        <w:rPr>
-          <w:b w:val="0"/>
-          <w:i w:val="0"/>
-        </w:rPr>
-        <w:t>فيصلا ملا</w:t>
+        <w:t>شيك مصرفی رقم ۹۱۱۳۹ الأمر البنك العربي الوطني كاشعار البنك المرفق</w:t>
+      </w:r>
+    </w:p>
+    <w:p>
+      <w:pPr>
+        <w:jc w:val="right"/>
+        <w:bidi/>
+      </w:pPr>
+      <w:r>
+        <w:rPr>
+          <w:b w:val="0"/>
+          <w:i w:val="0"/>
+        </w:rPr>
+        <w:t>الم الصيف</w:t>
       </w:r>
     </w:p>
     <w:p>
@@ -4837,27 +4816,25 @@
     </w:p>
     <w:p>
       <w:pPr>
-        <w:jc w:val="right"/>
-        <w:bidi/>
-      </w:pPr>
-      <w:r>
-        <w:rPr>
-          <w:b w:val="0"/>
-          <w:i w:val="0"/>
-        </w:rPr>
-        <w:t>يسنرفلا يدوعسلا كنبلا</w:t>
-      </w:r>
-    </w:p>
-    <w:p>
-      <w:pPr>
-        <w:jc w:val="right"/>
-        <w:bidi/>
-      </w:pPr>
-      <w:r>
-        <w:rPr>
-          <w:b w:val="0"/>
-          <w:i w:val="0"/>
-        </w:rPr>
+        <w:pStyle w:val="Heading2"/>
+        <w:jc w:val="right"/>
+        <w:bidi/>
+      </w:pPr>
+      <w:r>
+        <w:t>[بيانات الأطراف: المدعي / المدعى عليه / الحاضرون] ===</w:t>
+        <w:br/>
+        <w:t>البنك السعودي الفرنسي</w:t>
+      </w:r>
+    </w:p>
+    <w:p>
+      <w:pPr>
+        <w:pStyle w:val="Heading2"/>
+        <w:jc w:val="right"/>
+        <w:bidi/>
+      </w:pPr>
+      <w:r>
+        <w:t>[المتن الفعلي: الوقائع / الأسباب / المنطوق] ===</w:t>
+        <w:br/>
         <w:t>التاريخ:</w:t>
       </w:r>
     </w:p>
@@ -4895,46 +4872,46 @@
       <w:r>
         <w:t>[المتن الفعلي: الوقائع / الأسباب / المنطوق] ===</w:t>
         <w:br/>
-        <w:t>ينطولا يبرعلا كنبلا رمال ٥٩٩١٣٩ مقر ىف رصم كيت</w:t>
-      </w:r>
-    </w:p>
-    <w:p>
-      <w:pPr>
-        <w:jc w:val="right"/>
-        <w:bidi/>
-      </w:pPr>
-      <w:r>
-        <w:rPr>
-          <w:b w:val="0"/>
-          <w:i w:val="0"/>
-        </w:rPr>
-        <w:t>يبرعلا كنبلا رمألا ٥٦٤١٣٩ مقر يفرصم كيش ةلومع</w:t>
-      </w:r>
-    </w:p>
-    <w:p>
-      <w:pPr>
-        <w:jc w:val="right"/>
-        <w:bidi/>
-      </w:pPr>
-      <w:r>
-        <w:rPr>
-          <w:b w:val="0"/>
-          <w:i w:val="0"/>
-        </w:rPr>
-        <w:t>ينطولا يبرعلا كنبلا رمال ٥٩٩١٣٩ مقر يفرصم كيش</w:t>
-      </w:r>
-    </w:p>
-    <w:p>
-      <w:pPr>
-        <w:jc w:val="right"/>
-        <w:bidi/>
-      </w:pPr>
-      <w:r>
-        <w:rPr>
-          <w:b w:val="0"/>
-          <w:i w:val="0"/>
-        </w:rPr>
-        <w:t>ديقلا عومجم</w:t>
+        <w:t>تيك مصر فى رقم ٥٩٩١٣٩ لامر البنك العربي الوطني</w:t>
+      </w:r>
+    </w:p>
+    <w:p>
+      <w:pPr>
+        <w:jc w:val="right"/>
+        <w:bidi/>
+      </w:pPr>
+      <w:r>
+        <w:rPr>
+          <w:b w:val="0"/>
+          <w:i w:val="0"/>
+        </w:rPr>
+        <w:t>عمولة شيك مصرفي رقم ٥٦٤١٣٩ الأمر البنك العربي</w:t>
+      </w:r>
+    </w:p>
+    <w:p>
+      <w:pPr>
+        <w:jc w:val="right"/>
+        <w:bidi/>
+      </w:pPr>
+      <w:r>
+        <w:rPr>
+          <w:b w:val="0"/>
+          <w:i w:val="0"/>
+        </w:rPr>
+        <w:t>شيك مصرفي رقم ٥٩٩١٣٩ لامر البنك العربي الوطني</w:t>
+      </w:r>
+    </w:p>
+    <w:p>
+      <w:pPr>
+        <w:jc w:val="right"/>
+        <w:bidi/>
+      </w:pPr>
+      <w:r>
+        <w:rPr>
+          <w:b w:val="0"/>
+          <w:i w:val="0"/>
+        </w:rPr>
+        <w:t>مجموع القيد</w:t>
       </w:r>
     </w:p>
     <w:p>
@@ -4958,7 +4935,7 @@
       <w:r>
         <w:t>[المتن الفعلي: الوقائع / الأسباب / المنطوق] ===</w:t>
         <w:br/>
-        <w:t>ماعلا ريدملا</w:t>
+        <w:t>المدير العام</w:t>
       </w:r>
     </w:p>
     <w:p>
@@ -4997,20 +4974,20 @@
           <w:b w:val="0"/>
           <w:i w:val="0"/>
         </w:rPr>
-        <w:t>كنبلا</w:t>
-      </w:r>
-    </w:p>
-    <w:p>
-      <w:pPr>
-        <w:jc w:val="right"/>
-        <w:bidi/>
-      </w:pPr>
-      <w:r>
-        <w:rPr>
-          <w:b w:val="0"/>
-          <w:i w:val="0"/>
-        </w:rPr>
-        <w:t>يسنرفلا</w:t>
+        <w:t>البنك</w:t>
+      </w:r>
+    </w:p>
+    <w:p>
+      <w:pPr>
+        <w:jc w:val="right"/>
+        <w:bidi/>
+      </w:pPr>
+      <w:r>
+        <w:rPr>
+          <w:b w:val="0"/>
+          <w:i w:val="0"/>
+        </w:rPr>
+        <w:t>الفرنسي</w:t>
       </w:r>
     </w:p>
     <w:p>
@@ -5140,7 +5117,7 @@
           <w:b w:val="0"/>
           <w:i w:val="0"/>
         </w:rPr>
-        <w:t>. يليز سابع دمحأ نم ةدتمم ةميقلا يبرعلا كنبلا *\*\ رمألا كيشلا اذه بجومب اومهنإ</w:t>
+        <w:t>إنهموا بموجب هذا الشيك الأمر \*\* البنك العربي القيمة ممتدة من أحمد عباس زيلي .</w:t>
       </w:r>
     </w:p>
     <w:p>
@@ -5177,7 +5154,7 @@
           <w:b w:val="0"/>
           <w:i w:val="0"/>
         </w:rPr>
-        <w:t>or PACE یوراج - زيزعلا دبع كلملا نم دابلا عرف</w:t>
+        <w:t>فرع الباد من الملك عبد العزيز - جاروی PACE or</w:t>
       </w:r>
     </w:p>
     <w:p>
@@ -5268,7 +5245,7 @@
           <w:b w:val="0"/>
           <w:i w:val="0"/>
         </w:rPr>
-        <w:t>ملسلا ةيبرعلا ةكلمملا</w:t>
+        <w:t>المملكة العربية السلم</w:t>
       </w:r>
     </w:p>
     <w:p>
@@ -5359,20 +5336,20 @@
           <w:b w:val="0"/>
           <w:i w:val="0"/>
         </w:rPr>
-        <w:t>عيقوتلا</w:t>
-      </w:r>
-    </w:p>
-    <w:p>
-      <w:pPr>
-        <w:jc w:val="right"/>
-        <w:bidi/>
-      </w:pPr>
-      <w:r>
-        <w:rPr>
-          <w:b w:val="0"/>
-          <w:i w:val="0"/>
-        </w:rPr>
-        <w:t>تعنص</w:t>
+        <w:t>التوقيع</w:t>
+      </w:r>
+    </w:p>
+    <w:p>
+      <w:pPr>
+        <w:jc w:val="right"/>
+        <w:bidi/>
+      </w:pPr>
+      <w:r>
+        <w:rPr>
+          <w:b w:val="0"/>
+          <w:i w:val="0"/>
+        </w:rPr>
+        <w:t>صنعت</w:t>
       </w:r>
     </w:p>
     <w:p>
@@ -5422,33 +5399,33 @@
           <w:b w:val="0"/>
           <w:i w:val="0"/>
         </w:rPr>
-        <w:t>ديقلا نايب</w:t>
-      </w:r>
-    </w:p>
-    <w:p>
-      <w:pPr>
-        <w:jc w:val="right"/>
-        <w:bidi/>
-      </w:pPr>
-      <w:r>
-        <w:rPr>
-          <w:b w:val="0"/>
-          <w:i w:val="0"/>
-        </w:rPr>
-        <w:t>قفرملا كنبلا راعشاك ينطولا يبرعلا كنبلا رمأل ٥٩٩١٤٠ مقر یفرصم كيش</w:t>
-      </w:r>
-    </w:p>
-    <w:p>
-      <w:pPr>
-        <w:jc w:val="right"/>
-        <w:bidi/>
-      </w:pPr>
-      <w:r>
-        <w:rPr>
-          <w:b w:val="0"/>
-          <w:i w:val="0"/>
-        </w:rPr>
-        <w:t>رئادلا</w:t>
+        <w:t>بيان القيد</w:t>
+      </w:r>
+    </w:p>
+    <w:p>
+      <w:pPr>
+        <w:jc w:val="right"/>
+        <w:bidi/>
+      </w:pPr>
+      <w:r>
+        <w:rPr>
+          <w:b w:val="0"/>
+          <w:i w:val="0"/>
+        </w:rPr>
+        <w:t>شيك مصرفی رقم ٥٩٩١٤٠ لأمر البنك العربي الوطني كاشعار البنك المرفق</w:t>
+      </w:r>
+    </w:p>
+    <w:p>
+      <w:pPr>
+        <w:jc w:val="right"/>
+        <w:bidi/>
+      </w:pPr>
+      <w:r>
+        <w:rPr>
+          <w:b w:val="0"/>
+          <w:i w:val="0"/>
+        </w:rPr>
+        <w:t>الدائر</w:t>
       </w:r>
     </w:p>
     <w:p>
@@ -5500,20 +5477,20 @@
           <w:b w:val="0"/>
           <w:i w:val="0"/>
         </w:rPr>
-        <w:t>يقلا عومجم</w:t>
-      </w:r>
-    </w:p>
-    <w:p>
-      <w:pPr>
-        <w:jc w:val="right"/>
-        <w:bidi/>
-      </w:pPr>
-      <w:r>
-        <w:rPr>
-          <w:b w:val="0"/>
-          <w:i w:val="0"/>
-        </w:rPr>
-        <w:t>بساحملا</w:t>
+        <w:t>مجموع القي</w:t>
+      </w:r>
+    </w:p>
+    <w:p>
+      <w:pPr>
+        <w:jc w:val="right"/>
+        <w:bidi/>
+      </w:pPr>
+      <w:r>
+        <w:rPr>
+          <w:b w:val="0"/>
+          <w:i w:val="0"/>
+        </w:rPr>
+        <w:t>المحاسب</w:t>
       </w:r>
     </w:p>
     <w:p>
@@ -5587,48 +5564,47 @@
         <w:bidi/>
       </w:pPr>
       <w:r>
+        <w:t>[بيانات الأطراف: المدعي / المدعى عليه / الحاضرون] ===</w:t>
+        <w:br/>
+        <w:t>البنك السعودي الفرنسي</w:t>
+      </w:r>
+    </w:p>
+    <w:p>
+      <w:pPr>
+        <w:pStyle w:val="Heading2"/>
+        <w:jc w:val="right"/>
+        <w:bidi/>
+      </w:pPr>
+      <w:r>
         <w:t>[المتن الفعلي: الوقائع / الأسباب / المنطوق] ===</w:t>
         <w:br/>
-        <w:t>يسنرفلا يدوعسلا كنبلا</w:t>
-      </w:r>
-    </w:p>
-    <w:p>
-      <w:pPr>
-        <w:jc w:val="right"/>
-        <w:bidi/>
-      </w:pPr>
-      <w:r>
-        <w:rPr>
-          <w:b w:val="0"/>
-          <w:i w:val="0"/>
-        </w:rPr>
-        <w:t>ينطولا يبرعلا كنبلا رمال ٥٩٩١٤٠ مقر یفرصم كيش</w:t>
-      </w:r>
-    </w:p>
-    <w:p>
-      <w:pPr>
-        <w:jc w:val="right"/>
-        <w:bidi/>
-      </w:pPr>
-      <w:r>
-        <w:rPr>
-          <w:b w:val="0"/>
-          <w:i w:val="0"/>
-        </w:rPr>
-        <w:t>يبرعلا كنبلا رمأل ه ٩٩١٤٠ مقر يفرصم كلتش ةلومع</w:t>
-      </w:r>
-    </w:p>
-    <w:p>
-      <w:pPr>
-        <w:jc w:val="right"/>
-        <w:bidi/>
-      </w:pPr>
-      <w:r>
-        <w:rPr>
-          <w:b w:val="0"/>
-          <w:i w:val="0"/>
-        </w:rPr>
-        <w:t>ينطولا يبرعلا كنبلا رمال ٥٩٩١٤٠ مقر يفرصم كيش</w:t>
+        <w:t>شيك مصرفی رقم ٥٩٩١٤٠ لامر البنك العربي الوطني</w:t>
+      </w:r>
+    </w:p>
+    <w:p>
+      <w:pPr>
+        <w:jc w:val="right"/>
+        <w:bidi/>
+      </w:pPr>
+      <w:r>
+        <w:rPr>
+          <w:b w:val="0"/>
+          <w:i w:val="0"/>
+        </w:rPr>
+        <w:t>عمولة شتلك مصرفي رقم ٩٩١٤٠ ه لأمر البنك العربي</w:t>
+      </w:r>
+    </w:p>
+    <w:p>
+      <w:pPr>
+        <w:jc w:val="right"/>
+        <w:bidi/>
+      </w:pPr>
+      <w:r>
+        <w:rPr>
+          <w:b w:val="0"/>
+          <w:i w:val="0"/>
+        </w:rPr>
+        <w:t>شيك مصرفي رقم ٥٩٩١٤٠ لامر البنك العربي الوطني</w:t>
       </w:r>
     </w:p>
     <w:p>
@@ -5652,7 +5628,7 @@
       <w:r>
         <w:t>[المتن الفعلي: الوقائع / الأسباب / المنطوق] ===</w:t>
         <w:br/>
-        <w:t>ماعلا ريدملا</w:t>
+        <w:t>المدير العام</w:t>
       </w:r>
     </w:p>
     <w:p>
@@ -5767,20 +5743,20 @@
           <w:b w:val="0"/>
           <w:i w:val="0"/>
         </w:rPr>
-        <w:t>:قفاوملا</w:t>
-      </w:r>
-    </w:p>
-    <w:p>
-      <w:pPr>
-        <w:jc w:val="right"/>
-        <w:bidi/>
-      </w:pPr>
-      <w:r>
-        <w:rPr>
-          <w:b w:val="0"/>
-          <w:i w:val="0"/>
-        </w:rPr>
-        <w:t>ينطولا تاشورفم بودنم مركملا ىلإ فرصي</w:t>
+        <w:t>الموافق:</w:t>
+      </w:r>
+    </w:p>
+    <w:p>
+      <w:pPr>
+        <w:jc w:val="right"/>
+        <w:bidi/>
+      </w:pPr>
+      <w:r>
+        <w:rPr>
+          <w:b w:val="0"/>
+          <w:i w:val="0"/>
+        </w:rPr>
+        <w:t>يصرف إلى المكرم مندوب مفروشات الوطني</w:t>
       </w:r>
     </w:p>
     <w:p>
@@ -5843,20 +5819,20 @@
           <w:b w:val="0"/>
           <w:i w:val="0"/>
         </w:rPr>
-        <w:t>. دمحأ خيشلا ) يتيز هماسا خيشلا و ۰۰,۰۰۲,۰۲</w:t>
-      </w:r>
-    </w:p>
-    <w:p>
-      <w:pPr>
-        <w:jc w:val="right"/>
-        <w:bidi/>
-      </w:pPr>
-      <w:r>
-        <w:rPr>
-          <w:b w:val="0"/>
-          <w:i w:val="0"/>
-        </w:rPr>
-        <w:t>عومجملا</w:t>
+        <w:t>۲۰,۲۰۰,۰۰ و الشيخ اسامه زيتي ( الشيخ أحمد .</w:t>
+      </w:r>
+    </w:p>
+    <w:p>
+      <w:pPr>
+        <w:jc w:val="right"/>
+        <w:bidi/>
+      </w:pPr>
+      <w:r>
+        <w:rPr>
+          <w:b w:val="0"/>
+          <w:i w:val="0"/>
+        </w:rPr>
+        <w:t>المجموع</w:t>
       </w:r>
     </w:p>
     <w:p>
@@ -5882,7 +5858,7 @@
           <w:b w:val="0"/>
           <w:i w:val="0"/>
         </w:rPr>
-        <w:t>ملتسملا</w:t>
+        <w:t>المستلم</w:t>
       </w:r>
     </w:p>
     <w:p>
@@ -5947,7 +5923,7 @@
           <w:b w:val="0"/>
           <w:i w:val="0"/>
         </w:rPr>
-        <w:t>قودنصلا نيمأ</w:t>
+        <w:t>أمين الصندوق</w:t>
       </w:r>
     </w:p>
     <w:p>
@@ -6038,33 +6014,33 @@
           <w:b w:val="0"/>
           <w:i w:val="0"/>
         </w:rPr>
-        <w:t>بساحملا</w:t>
-      </w:r>
-    </w:p>
-    <w:p>
-      <w:pPr>
-        <w:jc w:val="right"/>
-        <w:bidi/>
-      </w:pPr>
-      <w:r>
-        <w:rPr>
-          <w:b w:val="0"/>
-          <w:i w:val="0"/>
-        </w:rPr>
-        <w:t>روبملا</w:t>
-      </w:r>
-    </w:p>
-    <w:p>
-      <w:pPr>
-        <w:jc w:val="right"/>
-        <w:bidi/>
-      </w:pPr>
-      <w:r>
-        <w:rPr>
-          <w:b w:val="0"/>
-          <w:i w:val="0"/>
-        </w:rPr>
-        <w:t>ماعلا ريدملا</w:t>
+        <w:t>المحاسب</w:t>
+      </w:r>
+    </w:p>
+    <w:p>
+      <w:pPr>
+        <w:jc w:val="right"/>
+        <w:bidi/>
+      </w:pPr>
+      <w:r>
+        <w:rPr>
+          <w:b w:val="0"/>
+          <w:i w:val="0"/>
+        </w:rPr>
+        <w:t>المبور</w:t>
+      </w:r>
+    </w:p>
+    <w:p>
+      <w:pPr>
+        <w:jc w:val="right"/>
+        <w:bidi/>
+      </w:pPr>
+      <w:r>
+        <w:rPr>
+          <w:b w:val="0"/>
+          <w:i w:val="0"/>
+        </w:rPr>
+        <w:t>المدير العام</w:t>
       </w:r>
     </w:p>
     <w:p>
@@ -6090,7 +6066,7 @@
           <w:b w:val="0"/>
           <w:i w:val="0"/>
         </w:rPr>
-        <w:t>وكروا ةرمع ةدج</w:t>
+        <w:t>جدة عمرة اوركو</w:t>
       </w:r>
     </w:p>
     <w:p>
@@ -6114,7 +6090,7 @@
       <w:r>
         <w:t>[المتن الفعلي: الوقائع / الأسباب / المنطوق] ===</w:t>
         <w:br/>
-        <w:t>٦٠٦١٣٠٤ :سكملا</w:t>
+        <w:t>المكس: ٦٠٦١٣٠٤</w:t>
       </w:r>
     </w:p>
     <w:p>
@@ -6333,20 +6309,20 @@
           <w:b w:val="0"/>
           <w:i w:val="0"/>
         </w:rPr>
-        <w:t>ديقلا عومجم</w:t>
-      </w:r>
-    </w:p>
-    <w:p>
-      <w:pPr>
-        <w:jc w:val="right"/>
-        <w:bidi/>
-      </w:pPr>
-      <w:r>
-        <w:rPr>
-          <w:b w:val="0"/>
-          <w:i w:val="0"/>
-        </w:rPr>
-        <w:t>ملعلا قودنصلا</w:t>
+        <w:t>مجموع القيد</w:t>
+      </w:r>
+    </w:p>
+    <w:p>
+      <w:pPr>
+        <w:jc w:val="right"/>
+        <w:bidi/>
+      </w:pPr>
+      <w:r>
+        <w:rPr>
+          <w:b w:val="0"/>
+          <w:i w:val="0"/>
+        </w:rPr>
+        <w:t>الصندوق العلم</w:t>
       </w:r>
     </w:p>
     <w:p>
@@ -6385,7 +6361,7 @@
           <w:b w:val="0"/>
           <w:i w:val="0"/>
         </w:rPr>
-        <w:t>ماعلا ريدملا</w:t>
+        <w:t>المدير العام</w:t>
       </w:r>
     </w:p>
     <w:p>
@@ -6448,20 +6424,20 @@
           <w:b w:val="0"/>
           <w:i w:val="0"/>
         </w:rPr>
-        <w:t>نيملا</w:t>
-      </w:r>
-    </w:p>
-    <w:p>
-      <w:pPr>
-        <w:jc w:val="right"/>
-        <w:bidi/>
-      </w:pPr>
-      <w:r>
-        <w:rPr>
-          <w:b w:val="0"/>
-          <w:i w:val="0"/>
-        </w:rPr>
-        <w:t>ديقلا عومجم</w:t>
+        <w:t>المين</w:t>
+      </w:r>
+    </w:p>
+    <w:p>
+      <w:pPr>
+        <w:jc w:val="right"/>
+        <w:bidi/>
+      </w:pPr>
+      <w:r>
+        <w:rPr>
+          <w:b w:val="0"/>
+          <w:i w:val="0"/>
+        </w:rPr>
+        <w:t>مجموع القيد</w:t>
       </w:r>
     </w:p>
     <w:p>
@@ -6505,28 +6481,26 @@
     </w:p>
     <w:p>
       <w:pPr>
-        <w:jc w:val="right"/>
-        <w:bidi/>
-      </w:pPr>
-      <w:r>
-        <w:rPr>
-          <w:b w:val="0"/>
-          <w:i w:val="0"/>
-        </w:rPr>
-        <w:t>) همسا خيشلا ۱۱۰۰١٩٢٦ باسحلا مسا باصلا مقر</w:t>
-      </w:r>
-    </w:p>
-    <w:p>
-      <w:pPr>
-        <w:jc w:val="right"/>
-        <w:bidi/>
-      </w:pPr>
-      <w:r>
-        <w:rPr>
-          <w:b w:val="0"/>
-          <w:i w:val="0"/>
-        </w:rPr>
-        <w:t>ماعلا قونصلا ۱۰۰۰۱۱۱۱</w:t>
+        <w:pStyle w:val="Heading2"/>
+        <w:jc w:val="right"/>
+        <w:bidi/>
+      </w:pPr>
+      <w:r>
+        <w:t>[بيانات الأطراف: المدعي / المدعى عليه / الحاضرون] ===</w:t>
+        <w:br/>
+        <w:t>رقم الصاب اسم الحساب ١٩٢٦۰۰۱۱ الشيخ اسمه (</w:t>
+      </w:r>
+    </w:p>
+    <w:p>
+      <w:pPr>
+        <w:pStyle w:val="Heading2"/>
+        <w:jc w:val="right"/>
+        <w:bidi/>
+      </w:pPr>
+      <w:r>
+        <w:t>[المتن الفعلي: الوقائع / الأسباب / المنطوق] ===</w:t>
+        <w:br/>
+        <w:t>۱۱۱۱۰۰۰۱ الصنوق العام</w:t>
       </w:r>
     </w:p>
     <w:p>
@@ -6691,7 +6665,7 @@
           <w:b w:val="0"/>
           <w:i w:val="0"/>
         </w:rPr>
-        <w:t>ريدملا</w:t>
+        <w:t>المدير</w:t>
       </w:r>
     </w:p>
     <w:p>
@@ -6717,32 +6691,30 @@
           <w:b w:val="0"/>
           <w:i w:val="0"/>
         </w:rPr>
-        <w:t>ةدودحم ةيلوئسم ةدودحملا فييكتلاو ءابرهكلل</w:t>
-      </w:r>
-    </w:p>
-    <w:p>
-      <w:pPr>
-        <w:jc w:val="right"/>
-        <w:bidi/>
-      </w:pPr>
-      <w:r>
-        <w:rPr>
-          <w:b w:val="0"/>
-          <w:i w:val="0"/>
-        </w:rPr>
-        <w:t>ةدج عرف ٤٠٣٠١٠٧٩٤٥ يراجت لجسم ةدج يسيئرلا زكرملا لماكلاب عوفدم ۰۰۰,۰۰۰,۲ لاملا سأر</w:t>
-      </w:r>
-    </w:p>
-    <w:p>
-      <w:pPr>
-        <w:jc w:val="right"/>
-        <w:bidi/>
-      </w:pPr>
-      <w:r>
-        <w:rPr>
-          <w:b w:val="0"/>
-          <w:i w:val="0"/>
-        </w:rPr>
+        <w:t>للكهرباء والتكييف المحدودة مسئولية محدودة</w:t>
+      </w:r>
+    </w:p>
+    <w:p>
+      <w:pPr>
+        <w:pStyle w:val="Heading2"/>
+        <w:jc w:val="right"/>
+        <w:bidi/>
+      </w:pPr>
+      <w:r>
+        <w:t>[المُرسَل إليه / المخاطَب والتحية] ===</w:t>
+        <w:br/>
+        <w:t>رأس المال ۲,۰۰۰,۰۰۰ مدفوع بالكامل المركز الرئيسي جدة مسجل تجاري ٤٠٣٠١٠٧٩٤٥ فرع جدة</w:t>
+      </w:r>
+    </w:p>
+    <w:p>
+      <w:pPr>
+        <w:pStyle w:val="Heading2"/>
+        <w:jc w:val="right"/>
+        <w:bidi/>
+      </w:pPr>
+      <w:r>
+        <w:t>[المتن الفعلي: الوقائع / الأسباب / المنطوق] ===</w:t>
+        <w:br/>
         <w:t>ريال</w:t>
       </w:r>
     </w:p>
@@ -6808,33 +6780,33 @@
           <w:b w:val="0"/>
           <w:i w:val="0"/>
         </w:rPr>
-        <w:t>٢١٤٣٢ لاس</w:t>
-      </w:r>
-    </w:p>
-    <w:p>
-      <w:pPr>
-        <w:jc w:val="right"/>
-        <w:bidi/>
-      </w:pPr>
-      <w:r>
-        <w:rPr>
-          <w:b w:val="0"/>
-          <w:i w:val="0"/>
-        </w:rPr>
-        <w:t>ةيدوعسلا ةيبرعلا ةركفمملا ۲۹۹۲۷۳۱ سملاو ٠٣٩٢٥٠٦ : ت ةنيدملا ٤:٣٣٤١ ركاه - ١٩٩٠-٢٤٥ ناكم ةنالا ركف - 1:1:٠٠٠٠ نوتيت</w:t>
-      </w:r>
-    </w:p>
-    <w:p>
-      <w:pPr>
-        <w:jc w:val="right"/>
-        <w:bidi/>
-      </w:pPr>
-      <w:r>
-        <w:rPr>
-          <w:b w:val="0"/>
-          <w:i w:val="0"/>
-        </w:rPr>
-        <w:t>م/٢٠١٣/٨ نافاوملا : : :خيراتلا</w:t>
+        <w:t>سال ٢١٤٣٢</w:t>
+      </w:r>
+    </w:p>
+    <w:p>
+      <w:pPr>
+        <w:jc w:val="right"/>
+        <w:bidi/>
+      </w:pPr>
+      <w:r>
+        <w:rPr>
+          <w:b w:val="0"/>
+          <w:i w:val="0"/>
+        </w:rPr>
+        <w:t>تيتون 1:1:٠٠٠٠ - فكر الانة مكان ١٩٩٠-٢٤٥ - هاكر ٤:٣٣٤١ المدينة ت : ٠٣٩٢٥٠٦ والمس ۱۳۷۲۹۹۲ الممفكرة العربية السعودية</w:t>
+      </w:r>
+    </w:p>
+    <w:p>
+      <w:pPr>
+        <w:jc w:val="right"/>
+        <w:bidi/>
+      </w:pPr>
+      <w:r>
+        <w:rPr>
+          <w:b w:val="0"/>
+          <w:i w:val="0"/>
+        </w:rPr>
+        <w:t>التاريخ: : : الموافان /٢٠١٣/٨م</w:t>
       </w:r>
     </w:p>
     <w:p>
@@ -6910,7 +6882,7 @@
           <w:b w:val="0"/>
           <w:i w:val="0"/>
         </w:rPr>
-        <w:t>لاير فلا</w:t>
+        <w:t>الف ريال</w:t>
       </w:r>
     </w:p>
     <w:p>
@@ -7079,20 +7051,20 @@
           <w:b w:val="0"/>
           <w:i w:val="0"/>
         </w:rPr>
-        <w:t>samba ) ابماس</w:t>
-      </w:r>
-    </w:p>
-    <w:p>
-      <w:pPr>
-        <w:jc w:val="right"/>
-        <w:bidi/>
-      </w:pPr>
-      <w:r>
-        <w:rPr>
-          <w:b w:val="0"/>
-          <w:i w:val="0"/>
-        </w:rPr>
-        <w:t>Group Finantial Sambe ةيلاملا اعماس ةعومجم</w:t>
+        <w:t>سامبا ( samba</w:t>
+      </w:r>
+    </w:p>
+    <w:p>
+      <w:pPr>
+        <w:jc w:val="right"/>
+        <w:bidi/>
+      </w:pPr>
+      <w:r>
+        <w:rPr>
+          <w:b w:val="0"/>
+          <w:i w:val="0"/>
+        </w:rPr>
+        <w:t>مجموعة سامعا المالية Sambe Finantial Group</w:t>
       </w:r>
     </w:p>
     <w:p>
@@ -7170,7 +7142,7 @@
           <w:b w:val="0"/>
           <w:i w:val="0"/>
         </w:rPr>
-        <w:t>ةدودحملا فييكتلاو ءابرهكلل ينيز دمحأ ةكرش رمألا كبشلا اذه بجومب اوعضال</w:t>
+        <w:t>لاضعوا بموجب هذا الشبك الأمر شركة أحمد زيني للكهرباء والتكييف المحدودة</w:t>
       </w:r>
     </w:p>
     <w:p>
@@ -7274,7 +7246,7 @@
           <w:b w:val="0"/>
           <w:i w:val="0"/>
         </w:rPr>
-        <w:t>عيقوتلا</w:t>
+        <w:t>التوقيع</w:t>
       </w:r>
     </w:p>
     <w:p>
@@ -7495,7 +7467,7 @@
           <w:b w:val="0"/>
           <w:i w:val="0"/>
         </w:rPr>
-        <w:t>Samba ابماس</w:t>
+        <w:t>سامبا Samba</w:t>
       </w:r>
     </w:p>
     <w:p>
@@ -7521,7 +7493,7 @@
           <w:b w:val="0"/>
           <w:i w:val="0"/>
         </w:rPr>
-        <w:t>Group Financial Sambe ةيلاملا ابماس ةعومج</w:t>
+        <w:t>جموعة سامبا المالية Sambe Financial Group</w:t>
       </w:r>
     </w:p>
     <w:p>
@@ -7547,20 +7519,20 @@
           <w:b w:val="0"/>
           <w:i w:val="0"/>
         </w:rPr>
-        <w:t>لایز</w:t>
-      </w:r>
-    </w:p>
-    <w:p>
-      <w:pPr>
-        <w:jc w:val="right"/>
-        <w:bidi/>
-      </w:pPr>
-      <w:r>
-        <w:rPr>
-          <w:b w:val="0"/>
-          <w:i w:val="0"/>
-        </w:rPr>
-        <w:t>دمك مرألا ترهظ</w:t>
+        <w:t>زیال</w:t>
+      </w:r>
+    </w:p>
+    <w:p>
+      <w:pPr>
+        <w:jc w:val="right"/>
+        <w:bidi/>
+      </w:pPr>
+      <w:r>
+        <w:rPr>
+          <w:b w:val="0"/>
+          <w:i w:val="0"/>
+        </w:rPr>
+        <w:t>ظهرت الأرم كمد</w:t>
       </w:r>
     </w:p>
     <w:p>
@@ -7625,7 +7597,7 @@
           <w:b w:val="0"/>
           <w:i w:val="0"/>
         </w:rPr>
-        <w:t>. ةداج - زيب رعشلا ليدع هللا مامحلا قيرط جم رمألا</w:t>
+        <w:t>الأمر مج طريق الحمام الله عديل الشعر بيز - جادة .</w:t>
       </w:r>
     </w:p>
     <w:p>
@@ -7729,20 +7701,20 @@
           <w:b w:val="0"/>
           <w:i w:val="0"/>
         </w:rPr>
-        <w:t>ةلما</w:t>
-      </w:r>
-    </w:p>
-    <w:p>
-      <w:pPr>
-        <w:jc w:val="right"/>
-        <w:bidi/>
-      </w:pPr>
-      <w:r>
-        <w:rPr>
-          <w:b w:val="0"/>
-          <w:i w:val="0"/>
-        </w:rPr>
-        <w:t>تيقوتلاب سرعلا</w:t>
+        <w:t>املة</w:t>
+      </w:r>
+    </w:p>
+    <w:p>
+      <w:pPr>
+        <w:jc w:val="right"/>
+        <w:bidi/>
+      </w:pPr>
+      <w:r>
+        <w:rPr>
+          <w:b w:val="0"/>
+          <w:i w:val="0"/>
+        </w:rPr>
+        <w:t>العرس بالتوقيت</w:t>
       </w:r>
     </w:p>
     <w:p>
@@ -7768,20 +7740,20 @@
           <w:b w:val="0"/>
           <w:i w:val="0"/>
         </w:rPr>
-        <w:t>كبشلا لصأ تملعتسا</w:t>
-      </w:r>
-    </w:p>
-    <w:p>
-      <w:pPr>
-        <w:jc w:val="right"/>
-        <w:bidi/>
-      </w:pPr>
-      <w:r>
-        <w:rPr>
-          <w:b w:val="0"/>
-          <w:i w:val="0"/>
-        </w:rPr>
-        <w:t>مالكلا ماع دمحم</w:t>
+        <w:t>استعلمت أصل الشبك</w:t>
+      </w:r>
+    </w:p>
+    <w:p>
+      <w:pPr>
+        <w:jc w:val="right"/>
+        <w:bidi/>
+      </w:pPr>
+      <w:r>
+        <w:rPr>
+          <w:b w:val="0"/>
+          <w:i w:val="0"/>
+        </w:rPr>
+        <w:t>محمد عام الكلام</w:t>
       </w:r>
     </w:p>
     <w:p>
@@ -7820,7 +7792,7 @@
           <w:b w:val="0"/>
           <w:i w:val="0"/>
         </w:rPr>
-        <w:t>: عيقوتلا</w:t>
+        <w:t>التوقيع :</w:t>
       </w:r>
     </w:p>
     <w:p>
@@ -7911,7 +7883,7 @@
           <w:b w:val="0"/>
           <w:i w:val="0"/>
         </w:rPr>
-        <w:t>رامعاللل ىرقلا ما ةكرش :مركملا ىلإ فرصي</w:t>
+        <w:t>يصرف إلى المكرم: شركة ام القرى لللاعمار</w:t>
       </w:r>
     </w:p>
     <w:p>
@@ -8013,7 +7985,7 @@
           <w:b w:val="0"/>
           <w:i w:val="0"/>
         </w:rPr>
-        <w:t>:قفاوملا</w:t>
+        <w:t>الموافق:</w:t>
       </w:r>
     </w:p>
     <w:p>
@@ -8065,46 +8037,44 @@
           <w:b w:val="0"/>
           <w:i w:val="0"/>
         </w:rPr>
-        <w:t>دیشب ۱/۲۱/۲۱۰۲ یلا ۵۱/۲۱/۱۱۰۲ نم ملاس لا هيبونجلا رحبأ ةيلاش راجيا / كلذو</w:t>
-      </w:r>
-    </w:p>
-    <w:p>
-      <w:pPr>
-        <w:jc w:val="right"/>
-        <w:bidi/>
-      </w:pPr>
-      <w:r>
-        <w:rPr>
-          <w:b w:val="0"/>
-          <w:i w:val="0"/>
-        </w:rPr>
-        <w:t>يزارحلا ةجتانلا مساب</w:t>
-      </w:r>
-    </w:p>
-    <w:p>
-      <w:pPr>
-        <w:jc w:val="right"/>
-        <w:bidi/>
-      </w:pPr>
-      <w:r>
-        <w:rPr>
-          <w:b w:val="0"/>
-          <w:i w:val="0"/>
-        </w:rPr>
-        <w:t>ملتسملا ةحبارلا ةلا لي</w:t>
-      </w:r>
-    </w:p>
-    <w:p>
-      <w:pPr>
-        <w:jc w:val="right"/>
-        <w:bidi/>
-      </w:pPr>
-      <w:r>
-        <w:rPr>
-          <w:b w:val="0"/>
-          <w:i w:val="0"/>
-        </w:rPr>
-        <w:t>باصعلا ميما . غلبملا</w:t>
+        <w:t>وذلك / ايجار شالية أبحر الجنوبيه ال سالم من ۲۰۱۱/۱۲/۱۵ الی ۲۰۱۲/۱۲/۱ بشید</w:t>
+      </w:r>
+    </w:p>
+    <w:p>
+      <w:pPr>
+        <w:pStyle w:val="Heading2"/>
+        <w:jc w:val="right"/>
+        <w:bidi/>
+      </w:pPr>
+      <w:r>
+        <w:t>[بيانات الأطراف: المدعي / المدعى عليه / الحاضرون] ===</w:t>
+        <w:br/>
+        <w:t>باسم الناتجة الحرازي</w:t>
+      </w:r>
+    </w:p>
+    <w:p>
+      <w:pPr>
+        <w:pStyle w:val="Heading2"/>
+        <w:jc w:val="right"/>
+        <w:bidi/>
+      </w:pPr>
+      <w:r>
+        <w:t>[المتن الفعلي: الوقائع / الأسباب / المنطوق] ===</w:t>
+        <w:br/>
+        <w:t>يل الة الرابحة المستلم</w:t>
+      </w:r>
+    </w:p>
+    <w:p>
+      <w:pPr>
+        <w:jc w:val="right"/>
+        <w:bidi/>
+      </w:pPr>
+      <w:r>
+        <w:rPr>
+          <w:b w:val="0"/>
+          <w:i w:val="0"/>
+        </w:rPr>
+        <w:t>المبلغ . اميم العصاب</w:t>
       </w:r>
     </w:p>
     <w:p>
@@ -8143,33 +8113,33 @@
           <w:b w:val="0"/>
           <w:i w:val="0"/>
         </w:rPr>
-        <w:t>دملا</w:t>
-      </w:r>
-    </w:p>
-    <w:p>
-      <w:pPr>
-        <w:jc w:val="right"/>
-        <w:bidi/>
-      </w:pPr>
-      <w:r>
-        <w:rPr>
-          <w:b w:val="0"/>
-          <w:i w:val="0"/>
-        </w:rPr>
-        <w:t>عومجملا</w:t>
-      </w:r>
-    </w:p>
-    <w:p>
-      <w:pPr>
-        <w:jc w:val="right"/>
-        <w:bidi/>
-      </w:pPr>
-      <w:r>
-        <w:rPr>
-          <w:b w:val="0"/>
-          <w:i w:val="0"/>
-        </w:rPr>
-        <w:t>يناسولا مقر</w:t>
+        <w:t>المد</w:t>
+      </w:r>
+    </w:p>
+    <w:p>
+      <w:pPr>
+        <w:jc w:val="right"/>
+        <w:bidi/>
+      </w:pPr>
+      <w:r>
+        <w:rPr>
+          <w:b w:val="0"/>
+          <w:i w:val="0"/>
+        </w:rPr>
+        <w:t>المجموع</w:t>
+      </w:r>
+    </w:p>
+    <w:p>
+      <w:pPr>
+        <w:jc w:val="right"/>
+        <w:bidi/>
+      </w:pPr>
+      <w:r>
+        <w:rPr>
+          <w:b w:val="0"/>
+          <w:i w:val="0"/>
+        </w:rPr>
+        <w:t>رقم الوساني</w:t>
       </w:r>
     </w:p>
     <w:p>
@@ -8195,20 +8165,20 @@
           <w:b w:val="0"/>
           <w:i w:val="0"/>
         </w:rPr>
-        <w:t>نم ملاس لا ) ةيبونجلا رعب ةيلاش راجيا ۱۲۱۱</w:t>
-      </w:r>
-    </w:p>
-    <w:p>
-      <w:pPr>
-        <w:jc w:val="right"/>
-        <w:bidi/>
-      </w:pPr>
-      <w:r>
-        <w:rPr>
-          <w:b w:val="0"/>
-          <w:i w:val="0"/>
-        </w:rPr>
-        <w:t>ماعلا ريدملا</w:t>
+        <w:t>۱۱۲۱ ايجار شالية بعر الجنوبية ( ال سالم من</w:t>
+      </w:r>
+    </w:p>
+    <w:p>
+      <w:pPr>
+        <w:jc w:val="right"/>
+        <w:bidi/>
+      </w:pPr>
+      <w:r>
+        <w:rPr>
+          <w:b w:val="0"/>
+          <w:i w:val="0"/>
+        </w:rPr>
+        <w:t>المدير العام</w:t>
       </w:r>
     </w:p>
     <w:p>
@@ -8247,7 +8217,7 @@
           <w:b w:val="0"/>
           <w:i w:val="0"/>
         </w:rPr>
-        <w:t>رقوملا ليمج خألا</w:t>
+        <w:t>الأخ جميل الموقر</w:t>
       </w:r>
     </w:p>
     <w:p>
@@ -8325,7 +8295,7 @@
           <w:b w:val="0"/>
           <w:i w:val="0"/>
         </w:rPr>
-        <w:t>يروصلا فسوي</w:t>
+        <w:t>يوسف الصوري</w:t>
       </w:r>
     </w:p>
     <w:p>
@@ -8427,33 +8397,33 @@
           <w:b w:val="0"/>
           <w:i w:val="0"/>
         </w:rPr>
-        <w:t>:ديقلا نايب</w:t>
-      </w:r>
-    </w:p>
-    <w:p>
-      <w:pPr>
-        <w:jc w:val="right"/>
-        <w:bidi/>
-      </w:pPr>
-      <w:r>
-        <w:rPr>
-          <w:b w:val="0"/>
-          <w:i w:val="0"/>
-        </w:rPr>
-        <w:t>نيدملا</w:t>
-      </w:r>
-    </w:p>
-    <w:p>
-      <w:pPr>
-        <w:jc w:val="right"/>
-        <w:bidi/>
-      </w:pPr>
-      <w:r>
-        <w:rPr>
-          <w:b w:val="0"/>
-          <w:i w:val="0"/>
-        </w:rPr>
-        <w:t>يقدن</w:t>
+        <w:t>بيان القيد:</w:t>
+      </w:r>
+    </w:p>
+    <w:p>
+      <w:pPr>
+        <w:jc w:val="right"/>
+        <w:bidi/>
+      </w:pPr>
+      <w:r>
+        <w:rPr>
+          <w:b w:val="0"/>
+          <w:i w:val="0"/>
+        </w:rPr>
+        <w:t>المدين</w:t>
+      </w:r>
+    </w:p>
+    <w:p>
+      <w:pPr>
+        <w:jc w:val="right"/>
+        <w:bidi/>
+      </w:pPr>
+      <w:r>
+        <w:rPr>
+          <w:b w:val="0"/>
+          <w:i w:val="0"/>
+        </w:rPr>
+        <w:t>ندقي</w:t>
       </w:r>
     </w:p>
     <w:p>
@@ -8479,7 +8449,7 @@
           <w:b w:val="0"/>
           <w:i w:val="0"/>
         </w:rPr>
-        <w:t>باسحلا مسحل باسحلا مقر</w:t>
+        <w:t>رقم الحساب لحسم الحساب</w:t>
       </w:r>
     </w:p>
     <w:p>
@@ -8568,20 +8538,20 @@
           <w:b w:val="0"/>
           <w:i w:val="0"/>
         </w:rPr>
-        <w:t>ديقلا عو</w:t>
-      </w:r>
-    </w:p>
-    <w:p>
-      <w:pPr>
-        <w:jc w:val="right"/>
-        <w:bidi/>
-      </w:pPr>
-      <w:r>
-        <w:rPr>
-          <w:b w:val="0"/>
-          <w:i w:val="0"/>
-        </w:rPr>
-        <w:t>ماعلا قودنصلل</w:t>
+        <w:t>وع القيد</w:t>
+      </w:r>
+    </w:p>
+    <w:p>
+      <w:pPr>
+        <w:jc w:val="right"/>
+        <w:bidi/>
+      </w:pPr>
+      <w:r>
+        <w:rPr>
+          <w:b w:val="0"/>
+          <w:i w:val="0"/>
+        </w:rPr>
+        <w:t>للصندوق العام</w:t>
       </w:r>
     </w:p>
     <w:p>
@@ -8618,7 +8588,7 @@
           <w:b w:val="0"/>
           <w:i w:val="0"/>
         </w:rPr>
-        <w:t>ماعلا ريدملا</w:t>
+        <w:t>المدير العام</w:t>
       </w:r>
     </w:p>
     <w:p>
@@ -8657,7 +8627,7 @@
           <w:b w:val="0"/>
           <w:i w:val="0"/>
         </w:rPr>
-        <w:t>لاسر</w:t>
+        <w:t>رسال</w:t>
       </w:r>
     </w:p>
     <w:p>
@@ -8722,20 +8692,20 @@
           <w:b w:val="0"/>
           <w:i w:val="0"/>
         </w:rPr>
-        <w:t>خيرتلا</w:t>
-      </w:r>
-    </w:p>
-    <w:p>
-      <w:pPr>
-        <w:jc w:val="right"/>
-        <w:bidi/>
-      </w:pPr>
-      <w:r>
-        <w:rPr>
-          <w:b w:val="0"/>
-          <w:i w:val="0"/>
-        </w:rPr>
-        <w:t>:قفاوملا</w:t>
+        <w:t>التريخ</w:t>
+      </w:r>
+    </w:p>
+    <w:p>
+      <w:pPr>
+        <w:jc w:val="right"/>
+        <w:bidi/>
+      </w:pPr>
+      <w:r>
+        <w:rPr>
+          <w:b w:val="0"/>
+          <w:i w:val="0"/>
+        </w:rPr>
+        <w:t>الموافق:</w:t>
       </w:r>
     </w:p>
     <w:p>
@@ -8798,7 +8768,7 @@
           <w:b w:val="0"/>
           <w:i w:val="0"/>
         </w:rPr>
-        <w:t>ديمعلا</w:t>
+        <w:t>العميد</w:t>
       </w:r>
     </w:p>
     <w:p>
@@ -8824,7 +8794,7 @@
           <w:b w:val="0"/>
           <w:i w:val="0"/>
         </w:rPr>
-        <w:t>قودنصلا نيما</w:t>
+        <w:t>امين الصندوق</w:t>
       </w:r>
     </w:p>
     <w:p>
@@ -8850,7 +8820,7 @@
           <w:b w:val="0"/>
           <w:i w:val="0"/>
         </w:rPr>
-        <w:t>لاي</w:t>
+        <w:t>يال</w:t>
       </w:r>
     </w:p>
     <w:p>
@@ -8889,20 +8859,20 @@
           <w:b w:val="0"/>
           <w:i w:val="0"/>
         </w:rPr>
-        <w:t>بحلا</w:t>
-      </w:r>
-    </w:p>
-    <w:p>
-      <w:pPr>
-        <w:jc w:val="right"/>
-        <w:bidi/>
-      </w:pPr>
-      <w:r>
-        <w:rPr>
-          <w:b w:val="0"/>
-          <w:i w:val="0"/>
-        </w:rPr>
-        <w:t>ملسملا</w:t>
+        <w:t>الحب</w:t>
+      </w:r>
+    </w:p>
+    <w:p>
+      <w:pPr>
+        <w:jc w:val="right"/>
+        <w:bidi/>
+      </w:pPr>
+      <w:r>
+        <w:rPr>
+          <w:b w:val="0"/>
+          <w:i w:val="0"/>
+        </w:rPr>
+        <w:t>المسلم</w:t>
       </w:r>
     </w:p>
     <w:p>
@@ -8939,7 +8909,7 @@
           <w:b w:val="0"/>
           <w:i w:val="0"/>
         </w:rPr>
-        <w:t>عومجملا</w:t>
+        <w:t>المجموع</w:t>
       </w:r>
     </w:p>
     <w:p>
@@ -8963,7 +8933,7 @@
       <w:r>
         <w:t>[المتن الفعلي: الوقائع / الأسباب / المنطوق] ===</w:t>
         <w:br/>
-        <w:t>: ةبساحملا</w:t>
+        <w:t>المحاسبة :</w:t>
       </w:r>
     </w:p>
     <w:p>
@@ -9041,33 +9011,33 @@
           <w:b w:val="0"/>
           <w:i w:val="0"/>
         </w:rPr>
-        <w:t>يروصلا فسوي</w:t>
-      </w:r>
-    </w:p>
-    <w:p>
-      <w:pPr>
-        <w:jc w:val="right"/>
-        <w:bidi/>
-      </w:pPr>
-      <w:r>
-        <w:rPr>
-          <w:b w:val="0"/>
-          <w:i w:val="0"/>
-        </w:rPr>
-        <w:t>ديمعت</w:t>
-      </w:r>
-    </w:p>
-    <w:p>
-      <w:pPr>
-        <w:jc w:val="right"/>
-        <w:bidi/>
-      </w:pPr>
-      <w:r>
-        <w:rPr>
-          <w:b w:val="0"/>
-          <w:i w:val="0"/>
-        </w:rPr>
-        <w:t>ريمعتلا نيسح يلا ةرهم نوكيسو غلبملا فرص مجرت</w:t>
+        <w:t>يوسف الصوري</w:t>
+      </w:r>
+    </w:p>
+    <w:p>
+      <w:pPr>
+        <w:jc w:val="right"/>
+        <w:bidi/>
+      </w:pPr>
+      <w:r>
+        <w:rPr>
+          <w:b w:val="0"/>
+          <w:i w:val="0"/>
+        </w:rPr>
+        <w:t>تعميد</w:t>
+      </w:r>
+    </w:p>
+    <w:p>
+      <w:pPr>
+        <w:jc w:val="right"/>
+        <w:bidi/>
+      </w:pPr>
+      <w:r>
+        <w:rPr>
+          <w:b w:val="0"/>
+          <w:i w:val="0"/>
+        </w:rPr>
+        <w:t>ترجم صرف المبلغ وسيكون مهرة الي حسين التعمير</w:t>
       </w:r>
     </w:p>
     <w:p>
@@ -9093,20 +9063,20 @@
           <w:b w:val="0"/>
           <w:i w:val="0"/>
         </w:rPr>
-        <w:t>: ةبساحملا</w:t>
-      </w:r>
-    </w:p>
-    <w:p>
-      <w:pPr>
-        <w:jc w:val="right"/>
-        <w:bidi/>
-      </w:pPr>
-      <w:r>
-        <w:rPr>
-          <w:b w:val="0"/>
-          <w:i w:val="0"/>
-        </w:rPr>
-        <w:t>راتلا</w:t>
+        <w:t>المحاسبة :</w:t>
+      </w:r>
+    </w:p>
+    <w:p>
+      <w:pPr>
+        <w:jc w:val="right"/>
+        <w:bidi/>
+      </w:pPr>
+      <w:r>
+        <w:rPr>
+          <w:b w:val="0"/>
+          <w:i w:val="0"/>
+        </w:rPr>
+        <w:t>التار</w:t>
       </w:r>
     </w:p>
     <w:p>
@@ -9171,20 +9141,20 @@
           <w:b w:val="0"/>
           <w:i w:val="0"/>
         </w:rPr>
-        <w:t>يروصلا فسوي</w:t>
-      </w:r>
-    </w:p>
-    <w:p>
-      <w:pPr>
-        <w:jc w:val="right"/>
-        <w:bidi/>
-      </w:pPr>
-      <w:r>
-        <w:rPr>
-          <w:b w:val="0"/>
-          <w:i w:val="0"/>
-        </w:rPr>
-        <w:t>ديمعت</w:t>
+        <w:t>يوسف الصوري</w:t>
+      </w:r>
+    </w:p>
+    <w:p>
+      <w:pPr>
+        <w:jc w:val="right"/>
+        <w:bidi/>
+      </w:pPr>
+      <w:r>
+        <w:rPr>
+          <w:b w:val="0"/>
+          <w:i w:val="0"/>
+        </w:rPr>
+        <w:t>تعميد</w:t>
       </w:r>
     </w:p>
     <w:p>
@@ -9299,20 +9269,20 @@
           <w:b w:val="0"/>
           <w:i w:val="0"/>
         </w:rPr>
-        <w:t>:ديقلا نايب</w:t>
-      </w:r>
-    </w:p>
-    <w:p>
-      <w:pPr>
-        <w:jc w:val="right"/>
-        <w:bidi/>
-      </w:pPr>
-      <w:r>
-        <w:rPr>
-          <w:b w:val="0"/>
-          <w:i w:val="0"/>
-        </w:rPr>
-        <w:t>نيدملا</w:t>
+        <w:t>بيان القيد:</w:t>
+      </w:r>
+    </w:p>
+    <w:p>
+      <w:pPr>
+        <w:jc w:val="right"/>
+        <w:bidi/>
+      </w:pPr>
+      <w:r>
+        <w:rPr>
+          <w:b w:val="0"/>
+          <w:i w:val="0"/>
+        </w:rPr>
+        <w:t>المدين</w:t>
       </w:r>
     </w:p>
     <w:p>
@@ -9338,7 +9308,7 @@
           <w:b w:val="0"/>
           <w:i w:val="0"/>
         </w:rPr>
-        <w:t>قفرملاك دابيآ ماك ةديسلا بلطتت ينيز دمحالا خيشلا جالع فيراصمو ةيبودلا ةميق</w:t>
+        <w:t>قيمة الدوبية ومصاريف علاج الشيخ الاحمد زيني تتطلب السيدة كام آيباد كالمرفق</w:t>
       </w:r>
     </w:p>
     <w:p>
@@ -9356,27 +9326,25 @@
     </w:p>
     <w:p>
       <w:pPr>
-        <w:jc w:val="right"/>
-        <w:bidi/>
-      </w:pPr>
-      <w:r>
-        <w:rPr>
-          <w:b w:val="0"/>
-          <w:i w:val="0"/>
-        </w:rPr>
-        <w:t>باسحلا مسا ةبلاصلا مقر</w:t>
-      </w:r>
-    </w:p>
-    <w:p>
-      <w:pPr>
-        <w:jc w:val="right"/>
-        <w:bidi/>
-      </w:pPr>
-      <w:r>
-        <w:rPr>
-          <w:b w:val="0"/>
-          <w:i w:val="0"/>
-        </w:rPr>
+        <w:pStyle w:val="Heading2"/>
+        <w:jc w:val="right"/>
+        <w:bidi/>
+      </w:pPr>
+      <w:r>
+        <w:t>[بيانات الأطراف: المدعي / المدعى عليه / الحاضرون] ===</w:t>
+        <w:br/>
+        <w:t>رقم الصالبة اسم الحساب</w:t>
+      </w:r>
+    </w:p>
+    <w:p>
+      <w:pPr>
+        <w:pStyle w:val="Heading2"/>
+        <w:jc w:val="right"/>
+        <w:bidi/>
+      </w:pPr>
+      <w:r>
+        <w:t>[المتن الفعلي: الوقائع / الأسباب / المنطوق] ===</w:t>
+        <w:br/>
         <w:t>ملاحظات</w:t>
       </w:r>
     </w:p>
@@ -9427,7 +9395,7 @@
           <w:b w:val="0"/>
           <w:i w:val="0"/>
         </w:rPr>
-        <w:t>ديقلا عومجم</w:t>
+        <w:t>مجموع القيد</w:t>
       </w:r>
     </w:p>
     <w:p>
@@ -9453,7 +9421,7 @@
           <w:b w:val="0"/>
           <w:i w:val="0"/>
         </w:rPr>
-        <w:t>ملعلا قودنصلا ۱۰۰۰۱۱۱۱</w:t>
+        <w:t>۱۱۱۱۰۰۰۱ الصندوق العلم</w:t>
       </w:r>
     </w:p>
     <w:p>
@@ -9867,7 +9835,7 @@
           <w:b w:val="0"/>
           <w:i w:val="0"/>
         </w:rPr>
-        <w:t>رمألا</w:t>
+        <w:t>الأمر</w:t>
       </w:r>
     </w:p>
     <w:p>
@@ -9906,20 +9874,20 @@
           <w:b w:val="0"/>
           <w:i w:val="0"/>
         </w:rPr>
-        <w:t>samba ابماس</w:t>
-      </w:r>
-    </w:p>
-    <w:p>
-      <w:pPr>
-        <w:jc w:val="right"/>
-        <w:bidi/>
-      </w:pPr>
-      <w:r>
-        <w:rPr>
-          <w:b w:val="0"/>
-          <w:i w:val="0"/>
-        </w:rPr>
-        <w:t>Group Financial Samba ةيلاملا ةيماس ةعومجم</w:t>
+        <w:t>سامبا samba</w:t>
+      </w:r>
+    </w:p>
+    <w:p>
+      <w:pPr>
+        <w:jc w:val="right"/>
+        <w:bidi/>
+      </w:pPr>
+      <w:r>
+        <w:rPr>
+          <w:b w:val="0"/>
+          <w:i w:val="0"/>
+        </w:rPr>
+        <w:t>مجموعة سامية المالية Samba Financial Group</w:t>
       </w:r>
     </w:p>
     <w:p>
@@ -10015,27 +9983,25 @@
     </w:p>
     <w:p>
       <w:pPr>
-        <w:jc w:val="right"/>
-        <w:bidi/>
-      </w:pPr>
-      <w:r>
-        <w:rPr>
-          <w:b w:val="0"/>
-          <w:i w:val="0"/>
-        </w:rPr>
-        <w:t>*\*\*\ دوعس لآ زيزعلا دبع نب دمحأ / ريمألا ومسا</w:t>
-      </w:r>
-    </w:p>
-    <w:p>
-      <w:pPr>
-        <w:jc w:val="right"/>
-        <w:bidi/>
-      </w:pPr>
-      <w:r>
-        <w:rPr>
-          <w:b w:val="0"/>
-          <w:i w:val="0"/>
-        </w:rPr>
+        <w:pStyle w:val="Heading2"/>
+        <w:jc w:val="right"/>
+        <w:bidi/>
+      </w:pPr>
+      <w:r>
+        <w:t>[بيانات الأطراف: المدعي / المدعى عليه / الحاضرون] ===</w:t>
+        <w:br/>
+        <w:t>اسمو الأمير / أحمد بن عبد العزيز آل سعود \*\*\*</w:t>
+      </w:r>
+    </w:p>
+    <w:p>
+      <w:pPr>
+        <w:pStyle w:val="Heading2"/>
+        <w:jc w:val="right"/>
+        <w:bidi/>
+      </w:pPr>
+      <w:r>
+        <w:t>[المتن الفعلي: الوقائع / الأسباب / المنطوق] ===</w:t>
+        <w:br/>
         <w:t>ريال</w:t>
       </w:r>
     </w:p>
@@ -10140,7 +10106,7 @@
           <w:b w:val="0"/>
           <w:i w:val="0"/>
         </w:rPr>
-        <w:t>ةيلاملا ابماس ةعومجم</w:t>
+        <w:t>مجموعة سامبا المالية</w:t>
       </w:r>
     </w:p>
     <w:p>
@@ -10166,7 +10132,7 @@
           <w:b w:val="0"/>
           <w:i w:val="0"/>
         </w:rPr>
-        <w:t>عيقوتلا</w:t>
+        <w:t>التوقيع</w:t>
       </w:r>
     </w:p>
     <w:p>
@@ -10257,20 +10223,20 @@
           <w:b w:val="0"/>
           <w:i w:val="0"/>
         </w:rPr>
-        <w:t>اليلولا / ملتسملا</w:t>
-      </w:r>
-    </w:p>
-    <w:p>
-      <w:pPr>
-        <w:jc w:val="right"/>
-        <w:bidi/>
-      </w:pPr>
-      <w:r>
-        <w:rPr>
-          <w:b w:val="0"/>
-          <w:i w:val="0"/>
-        </w:rPr>
-        <w:t>طقف ةفايضلا</w:t>
+        <w:t>المستلم / الوليلا</w:t>
+      </w:r>
+    </w:p>
+    <w:p>
+      <w:pPr>
+        <w:jc w:val="right"/>
+        <w:bidi/>
+      </w:pPr>
+      <w:r>
+        <w:rPr>
+          <w:b w:val="0"/>
+          <w:i w:val="0"/>
+        </w:rPr>
+        <w:t>الضيافة فقط</w:t>
       </w:r>
     </w:p>
     <w:p>
@@ -10296,7 +10262,7 @@
           <w:b w:val="0"/>
           <w:i w:val="0"/>
         </w:rPr>
-        <w:t>ريغتلا هللا</w:t>
+        <w:t>الله التغير</w:t>
       </w:r>
     </w:p>
     <w:p>
@@ -10348,20 +10314,20 @@
           <w:b w:val="0"/>
           <w:i w:val="0"/>
         </w:rPr>
-        <w:t>samba ابماس</w:t>
-      </w:r>
-    </w:p>
-    <w:p>
-      <w:pPr>
-        <w:jc w:val="right"/>
-        <w:bidi/>
-      </w:pPr>
-      <w:r>
-        <w:rPr>
-          <w:b w:val="0"/>
-          <w:i w:val="0"/>
-        </w:rPr>
-        <w:t>Group Financial Samba ةيلاملا ابماس ةعومجم</w:t>
+        <w:t>سامبا samba</w:t>
+      </w:r>
+    </w:p>
+    <w:p>
+      <w:pPr>
+        <w:jc w:val="right"/>
+        <w:bidi/>
+      </w:pPr>
+      <w:r>
+        <w:rPr>
+          <w:b w:val="0"/>
+          <w:i w:val="0"/>
+        </w:rPr>
+        <w:t>مجموعة سامبا المالية Samba Financial Group</w:t>
       </w:r>
     </w:p>
     <w:p>
@@ -10465,7 +10431,7 @@
           <w:b w:val="0"/>
           <w:i w:val="0"/>
         </w:rPr>
-        <w:t>نميلا نألا عراش يساسألا عرف</w:t>
+        <w:t>فرع الأساسي شارع الأن اليمن</w:t>
       </w:r>
     </w:p>
     <w:p>
@@ -10530,7 +10496,7 @@
           <w:b w:val="0"/>
           <w:i w:val="0"/>
         </w:rPr>
-        <w:t>زعلا دبع نب دمحأ / ريمألا ومسع</w:t>
+        <w:t>عسمو الأمير / أحمد بن عبد العز</w:t>
       </w:r>
     </w:p>
     <w:p>
@@ -10569,33 +10535,33 @@
           <w:b w:val="0"/>
           <w:i w:val="0"/>
         </w:rPr>
-        <w:t>۳۱ لایر *\*\*\ طقف فلا نوعست</w:t>
-      </w:r>
-    </w:p>
-    <w:p>
-      <w:pPr>
-        <w:jc w:val="right"/>
-        <w:bidi/>
-      </w:pPr>
-      <w:r>
-        <w:rPr>
-          <w:b w:val="0"/>
-          <w:i w:val="0"/>
-        </w:rPr>
-        <w:t>ةيلاملا ابماس ةم</w:t>
-      </w:r>
-    </w:p>
-    <w:p>
-      <w:pPr>
-        <w:jc w:val="right"/>
-        <w:bidi/>
-      </w:pPr>
-      <w:r>
-        <w:rPr>
-          <w:b w:val="0"/>
-          <w:i w:val="0"/>
-        </w:rPr>
-        <w:t>دبع كلملا قيرط</w:t>
+        <w:t>تسعون الف فقط \*\*\* ریال ۱۳</w:t>
+      </w:r>
+    </w:p>
+    <w:p>
+      <w:pPr>
+        <w:jc w:val="right"/>
+        <w:bidi/>
+      </w:pPr>
+      <w:r>
+        <w:rPr>
+          <w:b w:val="0"/>
+          <w:i w:val="0"/>
+        </w:rPr>
+        <w:t>مة سامبا المالية</w:t>
+      </w:r>
+    </w:p>
+    <w:p>
+      <w:pPr>
+        <w:jc w:val="right"/>
+        <w:bidi/>
+      </w:pPr>
+      <w:r>
+        <w:rPr>
+          <w:b w:val="0"/>
+          <w:i w:val="0"/>
+        </w:rPr>
+        <w:t>طريق الملك عبد</w:t>
       </w:r>
     </w:p>
     <w:p>
@@ -10673,7 +10639,7 @@
           <w:b w:val="0"/>
           <w:i w:val="0"/>
         </w:rPr>
-        <w:t>ليصافتلا</w:t>
+        <w:t>التفاصيل</w:t>
       </w:r>
     </w:p>
     <w:p>
@@ -10699,20 +10665,20 @@
           <w:b w:val="0"/>
           <w:i w:val="0"/>
         </w:rPr>
-        <w:t>samba ابماس</w:t>
-      </w:r>
-    </w:p>
-    <w:p>
-      <w:pPr>
-        <w:jc w:val="right"/>
-        <w:bidi/>
-      </w:pPr>
-      <w:r>
-        <w:rPr>
-          <w:b w:val="0"/>
-          <w:i w:val="0"/>
-        </w:rPr>
-        <w:t>فرصلا مس</w:t>
+        <w:t>سامبا samba</w:t>
+      </w:r>
+    </w:p>
+    <w:p>
+      <w:pPr>
+        <w:jc w:val="right"/>
+        <w:bidi/>
+      </w:pPr>
+      <w:r>
+        <w:rPr>
+          <w:b w:val="0"/>
+          <w:i w:val="0"/>
+        </w:rPr>
+        <w:t>سم الصرف</w:t>
       </w:r>
     </w:p>
     <w:p>
@@ -10738,7 +10704,7 @@
           <w:b w:val="0"/>
           <w:i w:val="0"/>
         </w:rPr>
-        <w:t>.ليمعلا ةجسن</w:t>
+        <w:t>نسجة العميل.</w:t>
       </w:r>
     </w:p>
     <w:p>
@@ -10790,7 +10756,7 @@
           <w:b w:val="0"/>
           <w:i w:val="0"/>
         </w:rPr>
-        <w:t>(ةلومع ) رادصإ موسر</w:t>
+        <w:t>رسوم إصدار ( عمولة)</w:t>
       </w:r>
     </w:p>
     <w:p>
@@ -10816,7 +10782,7 @@
           <w:b w:val="0"/>
           <w:i w:val="0"/>
         </w:rPr>
-        <w:t>ميظعلا رعس يلامجإ</w:t>
+        <w:t>إجمالي سعر العظيم</w:t>
       </w:r>
     </w:p>
     <w:p>
@@ -10855,7 +10821,7 @@
           <w:b w:val="0"/>
           <w:i w:val="0"/>
         </w:rPr>
-        <w:t>ةيبنجألا ةلمعلاب مصخلا</w:t>
+        <w:t>الخصم بالعملة الأجنبية</w:t>
       </w:r>
     </w:p>
     <w:p>
@@ -10894,7 +10860,7 @@
           <w:b w:val="0"/>
           <w:i w:val="0"/>
         </w:rPr>
-        <w:t>مالعأ عضوملا عفدلا ما</w:t>
+        <w:t>ام الدفع الموضع أعلام</w:t>
       </w:r>
     </w:p>
     <w:p>
@@ -10933,7 +10899,7 @@
           <w:b w:val="0"/>
           <w:i w:val="0"/>
         </w:rPr>
-        <w:t>ينيز سابع دمحأ ةماسأ ديسلا</w:t>
+        <w:t>السيد أسامة أحمد عباس زيني</w:t>
       </w:r>
     </w:p>
     <w:p>
@@ -10983,7 +10949,7 @@
           <w:b w:val="0"/>
           <w:i w:val="0"/>
         </w:rPr>
-        <w:t>ريغنلا هللا دبعب رمحم / ملتسملا</w:t>
+        <w:t>المستلم / محمر بعبد الله النغير</w:t>
       </w:r>
     </w:p>
     <w:p>
@@ -11022,7 +10988,7 @@
           <w:b w:val="0"/>
           <w:i w:val="0"/>
         </w:rPr>
-        <w:t>عيقوتلاب ضوفملا</w:t>
+        <w:t>المفوض بالتوقيع</w:t>
       </w:r>
     </w:p>
     <w:p>
@@ -11048,20 +11014,20 @@
           <w:b w:val="0"/>
           <w:i w:val="0"/>
         </w:rPr>
-        <w:t>samba ابماس</w:t>
-      </w:r>
-    </w:p>
-    <w:p>
-      <w:pPr>
-        <w:jc w:val="right"/>
-        <w:bidi/>
-      </w:pPr>
-      <w:r>
-        <w:rPr>
-          <w:b w:val="0"/>
-          <w:i w:val="0"/>
-        </w:rPr>
-        <w:t>Group Financial Samha ةيلاملا ابماس ةعومجم</w:t>
+        <w:t>سامبا samba</w:t>
+      </w:r>
+    </w:p>
+    <w:p>
+      <w:pPr>
+        <w:jc w:val="right"/>
+        <w:bidi/>
+      </w:pPr>
+      <w:r>
+        <w:rPr>
+          <w:b w:val="0"/>
+          <w:i w:val="0"/>
+        </w:rPr>
+        <w:t>مجموعة سامبا المالية Samha Financial Group</w:t>
       </w:r>
     </w:p>
     <w:p>
@@ -11113,7 +11079,7 @@
           <w:b w:val="0"/>
           <w:i w:val="0"/>
         </w:rPr>
-        <w:t>cheese this Marinat طقف لوألا ديفتسمللا فرعت</w:t>
+        <w:t>تعرف اللمستفيد الأول فقط Marinat this cheese</w:t>
       </w:r>
     </w:p>
     <w:p>
@@ -11191,20 +11157,20 @@
           <w:b w:val="0"/>
           <w:i w:val="0"/>
         </w:rPr>
-        <w:t>رمألا</w:t>
-      </w:r>
-    </w:p>
-    <w:p>
-      <w:pPr>
-        <w:jc w:val="right"/>
-        <w:bidi/>
-      </w:pPr>
-      <w:r>
-        <w:rPr>
-          <w:b w:val="0"/>
-          <w:i w:val="0"/>
-        </w:rPr>
-        <w:t>و دوعس لآ زيزعلا دبع نب دمحأ ريمألا ومسلا</w:t>
+        <w:t>الأمر</w:t>
+      </w:r>
+    </w:p>
+    <w:p>
+      <w:pPr>
+        <w:jc w:val="right"/>
+        <w:bidi/>
+      </w:pPr>
+      <w:r>
+        <w:rPr>
+          <w:b w:val="0"/>
+          <w:i w:val="0"/>
+        </w:rPr>
+        <w:t>السمو الأمير أحمد بن عبد العزيز آل سعود و</w:t>
       </w:r>
     </w:p>
     <w:p>
@@ -11269,20 +11235,20 @@
           <w:b w:val="0"/>
           <w:i w:val="0"/>
         </w:rPr>
-        <w:t>اهعاوناب ةكرشب ةديدجلا ها تاعيزوتلا نم ريمالا ومس ةبسن</w:t>
-      </w:r>
-    </w:p>
-    <w:p>
-      <w:pPr>
-        <w:jc w:val="right"/>
-        <w:bidi/>
-      </w:pPr>
-      <w:r>
-        <w:rPr>
-          <w:b w:val="0"/>
-          <w:i w:val="0"/>
-        </w:rPr>
-        <w:t>اک یک لاسرا فلا نوعبرا و</w:t>
+        <w:t>نسبة سمو الامير من التوزيعات اه الجديدة بشركة بانواعها</w:t>
+      </w:r>
+    </w:p>
+    <w:p>
+      <w:pPr>
+        <w:jc w:val="right"/>
+        <w:bidi/>
+      </w:pPr>
+      <w:r>
+        <w:rPr>
+          <w:b w:val="0"/>
+          <w:i w:val="0"/>
+        </w:rPr>
+        <w:t>و اربعون الف ارسال کی کا</w:t>
       </w:r>
     </w:p>
     <w:p>
@@ -11321,7 +11287,7 @@
           <w:b w:val="0"/>
           <w:i w:val="0"/>
         </w:rPr>
-        <w:t>عيقوتلا</w:t>
+        <w:t>التوقيع</w:t>
       </w:r>
     </w:p>
     <w:p>
@@ -11347,7 +11313,7 @@
           <w:b w:val="0"/>
           <w:i w:val="0"/>
         </w:rPr>
-        <w:t>ريزعلا دبع كلملا قيرطب عرف ةلاحلا ةعاس دعوم</w:t>
+        <w:t>موعد ساعة الحالة فرع بطريق الملك عبد العزير</w:t>
       </w:r>
     </w:p>
     <w:p>
@@ -11386,32 +11352,30 @@
           <w:b w:val="0"/>
           <w:i w:val="0"/>
         </w:rPr>
-        <w:t>نفلا يف رهشلا</w:t>
-      </w:r>
-    </w:p>
-    <w:p>
-      <w:pPr>
-        <w:jc w:val="right"/>
-        <w:bidi/>
-      </w:pPr>
-      <w:r>
-        <w:rPr>
-          <w:b w:val="0"/>
-          <w:i w:val="0"/>
-        </w:rPr>
-        <w:t>يعرشلا ليكولا</w:t>
-      </w:r>
-    </w:p>
-    <w:p>
-      <w:pPr>
-        <w:jc w:val="right"/>
-        <w:bidi/>
-      </w:pPr>
-      <w:r>
-        <w:rPr>
-          <w:b w:val="0"/>
-          <w:i w:val="0"/>
-        </w:rPr>
+        <w:t>الشهر في الفن</w:t>
+      </w:r>
+    </w:p>
+    <w:p>
+      <w:pPr>
+        <w:pStyle w:val="Heading2"/>
+        <w:jc w:val="right"/>
+        <w:bidi/>
+      </w:pPr>
+      <w:r>
+        <w:t>[بيانات الأطراف: المدعي / المدعى عليه / الحاضرون] ===</w:t>
+        <w:br/>
+        <w:t>الوكيل الشرعي</w:t>
+      </w:r>
+    </w:p>
+    <w:p>
+      <w:pPr>
+        <w:pStyle w:val="Heading2"/>
+        <w:jc w:val="right"/>
+        <w:bidi/>
+      </w:pPr>
+      <w:r>
+        <w:t>[المتن الفعلي: الوقائع / الأسباب / المنطوق] ===</w:t>
+        <w:br/>
         <w:t>G</w:t>
       </w:r>
     </w:p>
@@ -11620,20 +11584,20 @@
           <w:b w:val="0"/>
           <w:i w:val="0"/>
         </w:rPr>
-        <w:t>samba ابماس</w:t>
-      </w:r>
-    </w:p>
-    <w:p>
-      <w:pPr>
-        <w:jc w:val="right"/>
-        <w:bidi/>
-      </w:pPr>
-      <w:r>
-        <w:rPr>
-          <w:b w:val="0"/>
-          <w:i w:val="0"/>
-        </w:rPr>
-        <w:t>Group Financial Samba ةيلاملا ابماس ةعومجم</w:t>
+        <w:t>سامبا samba</w:t>
+      </w:r>
+    </w:p>
+    <w:p>
+      <w:pPr>
+        <w:jc w:val="right"/>
+        <w:bidi/>
+      </w:pPr>
+      <w:r>
+        <w:rPr>
+          <w:b w:val="0"/>
+          <w:i w:val="0"/>
+        </w:rPr>
+        <w:t>مجموعة سامبا المالية Samba Financial Group</w:t>
       </w:r>
     </w:p>
     <w:p>
@@ -11685,20 +11649,20 @@
           <w:b w:val="0"/>
           <w:i w:val="0"/>
         </w:rPr>
-        <w:t>*\*\ دوعس لآ زيزعلا دبع نب دمحأ / ريمألا ومسلا</w:t>
-      </w:r>
-    </w:p>
-    <w:p>
-      <w:pPr>
-        <w:jc w:val="right"/>
-        <w:bidi/>
-      </w:pPr>
-      <w:r>
-        <w:rPr>
-          <w:b w:val="0"/>
-          <w:i w:val="0"/>
-        </w:rPr>
-        <w:t>لایر</w:t>
+        <w:t>السمو الأمير / أحمد بن عبد العزيز آل سعود \*\*</w:t>
+      </w:r>
+    </w:p>
+    <w:p>
+      <w:pPr>
+        <w:jc w:val="right"/>
+        <w:bidi/>
+      </w:pPr>
+      <w:r>
+        <w:rPr>
+          <w:b w:val="0"/>
+          <w:i w:val="0"/>
+        </w:rPr>
+        <w:t>ریال</w:t>
       </w:r>
     </w:p>
     <w:p>
@@ -11724,20 +11688,20 @@
           <w:b w:val="0"/>
           <w:i w:val="0"/>
         </w:rPr>
-        <w:t>ةيلاحلا ايام ةعوجم</w:t>
-      </w:r>
-    </w:p>
-    <w:p>
-      <w:pPr>
-        <w:jc w:val="right"/>
-        <w:bidi/>
-      </w:pPr>
-      <w:r>
-        <w:rPr>
-          <w:b w:val="0"/>
-          <w:i w:val="0"/>
-        </w:rPr>
-        <w:t>عيقوتلا</w:t>
+        <w:t>مجوعة مايا الحالية</w:t>
+      </w:r>
+    </w:p>
+    <w:p>
+      <w:pPr>
+        <w:jc w:val="right"/>
+        <w:bidi/>
+      </w:pPr>
+      <w:r>
+        <w:rPr>
+          <w:b w:val="0"/>
+          <w:i w:val="0"/>
+        </w:rPr>
+        <w:t>التوقيع</w:t>
       </w:r>
     </w:p>
     <w:p>
@@ -11763,20 +11727,20 @@
           <w:b w:val="0"/>
           <w:i w:val="0"/>
         </w:rPr>
-        <w:t>*\*\ (۲۶۳۱) یناطحقلا سيهد نسحم 110</w:t>
-      </w:r>
-    </w:p>
-    <w:p>
-      <w:pPr>
-        <w:jc w:val="right"/>
-        <w:bidi/>
-      </w:pPr>
-      <w:r>
-        <w:rPr>
-          <w:b w:val="0"/>
-          <w:i w:val="0"/>
-        </w:rPr>
-        <w:t>ملاب انعورف عيمج ىدل ةدع - زيزعلا دبع كلملا قيرط عرف</w:t>
+        <w:t>110 محسن دهيس القحطانی (۱۳۶۲) \*\*</w:t>
+      </w:r>
+    </w:p>
+    <w:p>
+      <w:pPr>
+        <w:jc w:val="right"/>
+        <w:bidi/>
+      </w:pPr>
+      <w:r>
+        <w:rPr>
+          <w:b w:val="0"/>
+          <w:i w:val="0"/>
+        </w:rPr>
+        <w:t>فرع طريق الملك عبد العزيز - عدة لدى جميع فروعنا بالم</w:t>
       </w:r>
     </w:p>
     <w:p>
@@ -11828,20 +11792,20 @@
           <w:b w:val="0"/>
           <w:i w:val="0"/>
         </w:rPr>
-        <w:t>samba ® ابماس</w:t>
-      </w:r>
-    </w:p>
-    <w:p>
-      <w:pPr>
-        <w:jc w:val="right"/>
-        <w:bidi/>
-      </w:pPr>
-      <w:r>
-        <w:rPr>
-          <w:b w:val="0"/>
-          <w:i w:val="0"/>
-        </w:rPr>
-        <w:t>ليصافتلا</w:t>
+        <w:t>سامبا ® samba</w:t>
+      </w:r>
+    </w:p>
+    <w:p>
+      <w:pPr>
+        <w:jc w:val="right"/>
+        <w:bidi/>
+      </w:pPr>
+      <w:r>
+        <w:rPr>
+          <w:b w:val="0"/>
+          <w:i w:val="0"/>
+        </w:rPr>
+        <w:t>التفاصيل</w:t>
       </w:r>
     </w:p>
     <w:p>
@@ -11880,7 +11844,7 @@
           <w:b w:val="0"/>
           <w:i w:val="0"/>
         </w:rPr>
-        <w:t>مالعلا عضوملا عفدلا ما ةيفنتب انمق مكتاميلعت يجرخ</w:t>
+        <w:t>خرجي تعليماتكم قمنا بتنفية ام الدفع الموضع العلام</w:t>
       </w:r>
     </w:p>
     <w:p>
@@ -11969,7 +11933,7 @@
           <w:b w:val="0"/>
           <w:i w:val="0"/>
         </w:rPr>
-        <w:t>ليمعلا ةخسن / مصخ راعشا</w:t>
+        <w:t>اشعار خصم / نسخة العميل</w:t>
       </w:r>
     </w:p>
     <w:p>
@@ -12021,7 +11985,7 @@
           <w:b w:val="0"/>
           <w:i w:val="0"/>
         </w:rPr>
-        <w:t>(ةلومع) رادصإ موسر</w:t>
+        <w:t>رسوم إصدار (عمولة)</w:t>
       </w:r>
     </w:p>
     <w:p>
@@ -12047,7 +12011,7 @@
           <w:b w:val="0"/>
           <w:i w:val="0"/>
         </w:rPr>
-        <w:t>مصخلا عنم يلامجإ</w:t>
+        <w:t>إجمالي منع الخصم</w:t>
       </w:r>
     </w:p>
     <w:p>
@@ -12086,7 +12050,7 @@
           <w:b w:val="0"/>
           <w:i w:val="0"/>
         </w:rPr>
-        <w:t>ةيبنجألا ةلمعلاب ميصخلا</w:t>
+        <w:t>الخصيم بالعملة الأجنبية</w:t>
       </w:r>
     </w:p>
     <w:p>
@@ -12125,20 +12089,20 @@
           <w:b w:val="0"/>
           <w:i w:val="0"/>
         </w:rPr>
-        <w:t>كيشلا لصأ تحضأ</w:t>
-      </w:r>
-    </w:p>
-    <w:p>
-      <w:pPr>
-        <w:jc w:val="right"/>
-        <w:bidi/>
-      </w:pPr>
-      <w:r>
-        <w:rPr>
-          <w:b w:val="0"/>
-          <w:i w:val="0"/>
-        </w:rPr>
-        <w:t>عيقوتلاب ضوفملا</w:t>
+        <w:t>أضحت أصل الشيك</w:t>
+      </w:r>
+    </w:p>
+    <w:p>
+      <w:pPr>
+        <w:jc w:val="right"/>
+        <w:bidi/>
+      </w:pPr>
+      <w:r>
+        <w:rPr>
+          <w:b w:val="0"/>
+          <w:i w:val="0"/>
+        </w:rPr>
+        <w:t>المفوض بالتوقيع</w:t>
       </w:r>
     </w:p>
     <w:p>
@@ -12229,59 +12193,59 @@
           <w:b w:val="0"/>
           <w:i w:val="0"/>
         </w:rPr>
-        <w:t>ديقلا نايب</w:t>
-      </w:r>
-    </w:p>
-    <w:p>
-      <w:pPr>
-        <w:jc w:val="right"/>
-        <w:bidi/>
-      </w:pPr>
-      <w:r>
-        <w:rPr>
-          <w:b w:val="0"/>
-          <w:i w:val="0"/>
-        </w:rPr>
-        <w:t>نيدملا</w:t>
-      </w:r>
-    </w:p>
-    <w:p>
-      <w:pPr>
-        <w:jc w:val="right"/>
-        <w:bidi/>
-      </w:pPr>
-      <w:r>
-        <w:rPr>
-          <w:b w:val="0"/>
-          <w:i w:val="0"/>
-        </w:rPr>
-        <w:t>نئادلا</w:t>
-      </w:r>
-    </w:p>
-    <w:p>
-      <w:pPr>
-        <w:jc w:val="right"/>
-        <w:bidi/>
-      </w:pPr>
-      <w:r>
-        <w:rPr>
-          <w:b w:val="0"/>
-          <w:i w:val="0"/>
-        </w:rPr>
-        <w:t>ةديقلا عومجم</w:t>
-      </w:r>
-    </w:p>
-    <w:p>
-      <w:pPr>
-        <w:jc w:val="right"/>
-        <w:bidi/>
-      </w:pPr>
-      <w:r>
-        <w:rPr>
-          <w:b w:val="0"/>
-          <w:i w:val="0"/>
-        </w:rPr>
-        <w:t>CamScanner ـب ايئوض ةحوسمملا</w:t>
+        <w:t>بيان القيد</w:t>
+      </w:r>
+    </w:p>
+    <w:p>
+      <w:pPr>
+        <w:jc w:val="right"/>
+        <w:bidi/>
+      </w:pPr>
+      <w:r>
+        <w:rPr>
+          <w:b w:val="0"/>
+          <w:i w:val="0"/>
+        </w:rPr>
+        <w:t>المدين</w:t>
+      </w:r>
+    </w:p>
+    <w:p>
+      <w:pPr>
+        <w:jc w:val="right"/>
+        <w:bidi/>
+      </w:pPr>
+      <w:r>
+        <w:rPr>
+          <w:b w:val="0"/>
+          <w:i w:val="0"/>
+        </w:rPr>
+        <w:t>الدائن</w:t>
+      </w:r>
+    </w:p>
+    <w:p>
+      <w:pPr>
+        <w:jc w:val="right"/>
+        <w:bidi/>
+      </w:pPr>
+      <w:r>
+        <w:rPr>
+          <w:b w:val="0"/>
+          <w:i w:val="0"/>
+        </w:rPr>
+        <w:t>مجموع القيدة</w:t>
+      </w:r>
+    </w:p>
+    <w:p>
+      <w:pPr>
+        <w:jc w:val="right"/>
+        <w:bidi/>
+      </w:pPr>
+      <w:r>
+        <w:rPr>
+          <w:b w:val="0"/>
+          <w:i w:val="0"/>
+        </w:rPr>
+        <w:t>الممسوحة ضوئيا بـ CamScanner</w:t>
       </w:r>
     </w:p>
     <w:p>
@@ -12364,27 +12328,25 @@
     </w:p>
     <w:p>
       <w:pPr>
-        <w:jc w:val="right"/>
-        <w:bidi/>
-      </w:pPr>
-      <w:r>
-        <w:rPr>
-          <w:b w:val="0"/>
-          <w:i w:val="0"/>
-        </w:rPr>
-        <w:t>باسحلا مسا باسحلا مقر</w:t>
-      </w:r>
-    </w:p>
-    <w:p>
-      <w:pPr>
-        <w:jc w:val="right"/>
-        <w:bidi/>
-      </w:pPr>
-      <w:r>
-        <w:rPr>
-          <w:b w:val="0"/>
-          <w:i w:val="0"/>
-        </w:rPr>
+        <w:pStyle w:val="Heading2"/>
+        <w:jc w:val="right"/>
+        <w:bidi/>
+      </w:pPr>
+      <w:r>
+        <w:t>[بيانات الأطراف: المدعي / المدعى عليه / الحاضرون] ===</w:t>
+        <w:br/>
+        <w:t>رقم الحساب اسم الحساب</w:t>
+      </w:r>
+    </w:p>
+    <w:p>
+      <w:pPr>
+        <w:pStyle w:val="Heading2"/>
+        <w:jc w:val="right"/>
+        <w:bidi/>
+      </w:pPr>
+      <w:r>
+        <w:t>[المتن الفعلي: الوقائع / الأسباب / المنطوق] ===</w:t>
+        <w:br/>
         <w:t>ملاحظات</w:t>
       </w:r>
     </w:p>
@@ -12411,7 +12373,7 @@
           <w:b w:val="0"/>
           <w:i w:val="0"/>
         </w:rPr>
-        <w:t>ةحلاصلا</w:t>
+        <w:t>الصالحة</w:t>
       </w:r>
     </w:p>
     <w:p>
@@ -12463,7 +12425,7 @@
           <w:b w:val="0"/>
           <w:i w:val="0"/>
         </w:rPr>
-        <w:t>ماعلا قودنصلا</w:t>
+        <w:t>الصندوق العام</w:t>
       </w:r>
     </w:p>
     <w:p>
@@ -12487,7 +12449,7 @@
       <w:r>
         <w:t>[المتن الفعلي: الوقائع / الأسباب / المنطوق] ===</w:t>
         <w:br/>
-        <w:t>لئاملا نيدملا</w:t>
+        <w:t>المدين المائل</w:t>
       </w:r>
     </w:p>
     <w:p>
@@ -12513,7 +12475,7 @@
           <w:b w:val="0"/>
           <w:i w:val="0"/>
         </w:rPr>
-        <w:t>ماعلا ريدملا</w:t>
+        <w:t>المدير العام</w:t>
       </w:r>
     </w:p>
     <w:p>
@@ -12641,7 +12603,7 @@
           <w:b w:val="0"/>
           <w:i w:val="0"/>
         </w:rPr>
-        <w:t>قفاوملا خيراتلا</w:t>
+        <w:t>التاريخ الموافق</w:t>
       </w:r>
     </w:p>
     <w:p>
@@ -12696,28 +12658,26 @@
     </w:p>
     <w:p>
       <w:pPr>
-        <w:jc w:val="right"/>
-        <w:bidi/>
-      </w:pPr>
-      <w:r>
-        <w:rPr>
-          <w:b w:val="0"/>
-          <w:i w:val="0"/>
-        </w:rPr>
-        <w:t>بحلا مسا</w:t>
-      </w:r>
-    </w:p>
-    <w:p>
-      <w:pPr>
-        <w:jc w:val="right"/>
-        <w:bidi/>
-      </w:pPr>
-      <w:r>
-        <w:rPr>
-          <w:b w:val="0"/>
-          <w:i w:val="0"/>
-        </w:rPr>
-        <w:t>يلاحلا</w:t>
+        <w:pStyle w:val="Heading2"/>
+        <w:jc w:val="right"/>
+        <w:bidi/>
+      </w:pPr>
+      <w:r>
+        <w:t>[بيانات الأطراف: المدعي / المدعى عليه / الحاضرون] ===</w:t>
+        <w:br/>
+        <w:t>اسم الحب</w:t>
+      </w:r>
+    </w:p>
+    <w:p>
+      <w:pPr>
+        <w:pStyle w:val="Heading2"/>
+        <w:jc w:val="right"/>
+        <w:bidi/>
+      </w:pPr>
+      <w:r>
+        <w:t>[المتن الفعلي: الوقائع / الأسباب / المنطوق] ===</w:t>
+        <w:br/>
+        <w:t>الحالي</w:t>
       </w:r>
     </w:p>
     <w:p>
@@ -12769,7 +12729,7 @@
           <w:b w:val="0"/>
           <w:i w:val="0"/>
         </w:rPr>
-        <w:t>قودنصلا نيمأ</w:t>
+        <w:t>أمين الصندوق</w:t>
       </w:r>
     </w:p>
     <w:p>
@@ -12795,46 +12755,46 @@
           <w:b w:val="0"/>
           <w:i w:val="0"/>
         </w:rPr>
-        <w:t>بساحملا</w:t>
-      </w:r>
-    </w:p>
-    <w:p>
-      <w:pPr>
-        <w:jc w:val="right"/>
-        <w:bidi/>
-      </w:pPr>
-      <w:r>
-        <w:rPr>
-          <w:b w:val="0"/>
-          <w:i w:val="0"/>
-        </w:rPr>
-        <w:t>CamScanner ـب ايئوض ةحوسمملا</w:t>
-      </w:r>
-    </w:p>
-    <w:p>
-      <w:pPr>
-        <w:jc w:val="right"/>
-        <w:bidi/>
-      </w:pPr>
-      <w:r>
-        <w:rPr>
-          <w:b w:val="0"/>
-          <w:i w:val="0"/>
-        </w:rPr>
-        <w:t>عومجملا</w:t>
-      </w:r>
-    </w:p>
-    <w:p>
-      <w:pPr>
-        <w:jc w:val="right"/>
-        <w:bidi/>
-      </w:pPr>
-      <w:r>
-        <w:rPr>
-          <w:b w:val="0"/>
-          <w:i w:val="0"/>
-        </w:rPr>
-        <w:t>ماعلا ريدملا</w:t>
+        <w:t>المحاسب</w:t>
+      </w:r>
+    </w:p>
+    <w:p>
+      <w:pPr>
+        <w:jc w:val="right"/>
+        <w:bidi/>
+      </w:pPr>
+      <w:r>
+        <w:rPr>
+          <w:b w:val="0"/>
+          <w:i w:val="0"/>
+        </w:rPr>
+        <w:t>الممسوحة ضوئيا بـ CamScanner</w:t>
+      </w:r>
+    </w:p>
+    <w:p>
+      <w:pPr>
+        <w:jc w:val="right"/>
+        <w:bidi/>
+      </w:pPr>
+      <w:r>
+        <w:rPr>
+          <w:b w:val="0"/>
+          <w:i w:val="0"/>
+        </w:rPr>
+        <w:t>المجموع</w:t>
+      </w:r>
+    </w:p>
+    <w:p>
+      <w:pPr>
+        <w:jc w:val="right"/>
+        <w:bidi/>
+      </w:pPr>
+      <w:r>
+        <w:rPr>
+          <w:b w:val="0"/>
+          <w:i w:val="0"/>
+        </w:rPr>
+        <w:t>المدير العام</w:t>
       </w:r>
     </w:p>
     <w:p>
@@ -12936,33 +12896,33 @@
           <w:b w:val="0"/>
           <w:i w:val="0"/>
         </w:rPr>
-        <w:t>ديقلا نايب</w:t>
-      </w:r>
-    </w:p>
-    <w:p>
-      <w:pPr>
-        <w:jc w:val="right"/>
-        <w:bidi/>
-      </w:pPr>
-      <w:r>
-        <w:rPr>
-          <w:b w:val="0"/>
-          <w:i w:val="0"/>
-        </w:rPr>
-        <w:t>نيدملا</w:t>
-      </w:r>
-    </w:p>
-    <w:p>
-      <w:pPr>
-        <w:jc w:val="right"/>
-        <w:bidi/>
-      </w:pPr>
-      <w:r>
-        <w:rPr>
-          <w:b w:val="0"/>
-          <w:i w:val="0"/>
-        </w:rPr>
-        <w:t>نئادلا</w:t>
+        <w:t>بيان القيد</w:t>
+      </w:r>
+    </w:p>
+    <w:p>
+      <w:pPr>
+        <w:jc w:val="right"/>
+        <w:bidi/>
+      </w:pPr>
+      <w:r>
+        <w:rPr>
+          <w:b w:val="0"/>
+          <w:i w:val="0"/>
+        </w:rPr>
+        <w:t>المدين</w:t>
+      </w:r>
+    </w:p>
+    <w:p>
+      <w:pPr>
+        <w:jc w:val="right"/>
+        <w:bidi/>
+      </w:pPr>
+      <w:r>
+        <w:rPr>
+          <w:b w:val="0"/>
+          <w:i w:val="0"/>
+        </w:rPr>
+        <w:t>الدائن</w:t>
       </w:r>
     </w:p>
     <w:p>
@@ -12988,33 +12948,33 @@
           <w:b w:val="0"/>
           <w:i w:val="0"/>
         </w:rPr>
-        <w:t>ديقلا عومجم</w:t>
-      </w:r>
-    </w:p>
-    <w:p>
-      <w:pPr>
-        <w:jc w:val="right"/>
-        <w:bidi/>
-      </w:pPr>
-      <w:r>
-        <w:rPr>
-          <w:b w:val="0"/>
-          <w:i w:val="0"/>
-        </w:rPr>
-        <w:t>بساحملا</w:t>
-      </w:r>
-    </w:p>
-    <w:p>
-      <w:pPr>
-        <w:jc w:val="right"/>
-        <w:bidi/>
-      </w:pPr>
-      <w:r>
-        <w:rPr>
-          <w:b w:val="0"/>
-          <w:i w:val="0"/>
-        </w:rPr>
-        <w:t>CamScanner ـب ايئوض ةحوسمملا</w:t>
+        <w:t>مجموع القيد</w:t>
+      </w:r>
+    </w:p>
+    <w:p>
+      <w:pPr>
+        <w:jc w:val="right"/>
+        <w:bidi/>
+      </w:pPr>
+      <w:r>
+        <w:rPr>
+          <w:b w:val="0"/>
+          <w:i w:val="0"/>
+        </w:rPr>
+        <w:t>المحاسب</w:t>
+      </w:r>
+    </w:p>
+    <w:p>
+      <w:pPr>
+        <w:jc w:val="right"/>
+        <w:bidi/>
+      </w:pPr>
+      <w:r>
+        <w:rPr>
+          <w:b w:val="0"/>
+          <w:i w:val="0"/>
+        </w:rPr>
+        <w:t>الممسوحة ضوئيا بـ CamScanner</w:t>
       </w:r>
     </w:p>
     <w:p>
@@ -13134,27 +13094,25 @@
     </w:p>
     <w:p>
       <w:pPr>
-        <w:jc w:val="right"/>
-        <w:bidi/>
-      </w:pPr>
-      <w:r>
-        <w:rPr>
-          <w:b w:val="0"/>
-          <w:i w:val="0"/>
-        </w:rPr>
-        <w:t>باسحلا مسا باسحلا مقر</w:t>
-      </w:r>
-    </w:p>
-    <w:p>
-      <w:pPr>
-        <w:jc w:val="right"/>
-        <w:bidi/>
-      </w:pPr>
-      <w:r>
-        <w:rPr>
-          <w:b w:val="0"/>
-          <w:i w:val="0"/>
-        </w:rPr>
+        <w:pStyle w:val="Heading2"/>
+        <w:jc w:val="right"/>
+        <w:bidi/>
+      </w:pPr>
+      <w:r>
+        <w:t>[بيانات الأطراف: المدعي / المدعى عليه / الحاضرون] ===</w:t>
+        <w:br/>
+        <w:t>رقم الحساب اسم الحساب</w:t>
+      </w:r>
+    </w:p>
+    <w:p>
+      <w:pPr>
+        <w:pStyle w:val="Heading2"/>
+        <w:jc w:val="right"/>
+        <w:bidi/>
+      </w:pPr>
+      <w:r>
+        <w:t>[المتن الفعلي: الوقائع / الأسباب / المنطوق] ===</w:t>
+        <w:br/>
         <w:t>ملاحظات</w:t>
       </w:r>
     </w:p>
@@ -13181,7 +13139,7 @@
           <w:b w:val="0"/>
           <w:i w:val="0"/>
         </w:rPr>
-        <w:t>ماعلا قودنصلا ۱۰۰۰۱۱۱۱</w:t>
+        <w:t>۱۱۱۱۰۰۰۱ الصندوق العام</w:t>
       </w:r>
     </w:p>
     <w:p>
@@ -13231,7 +13189,7 @@
           <w:b w:val="0"/>
           <w:i w:val="0"/>
         </w:rPr>
-        <w:t>ماعلا ريدملا</w:t>
+        <w:t>المدير العام</w:t>
       </w:r>
     </w:p>
     <w:p>
@@ -13270,7 +13228,7 @@
           <w:b w:val="0"/>
           <w:i w:val="0"/>
         </w:rPr>
-        <w:t>يدع فرص رما</w:t>
+        <w:t>امر صرف عدي</w:t>
       </w:r>
     </w:p>
     <w:p>
@@ -13372,7 +13330,7 @@
           <w:b w:val="0"/>
           <w:i w:val="0"/>
         </w:rPr>
-        <w:t>عومجملا</w:t>
+        <w:t>المجموع</w:t>
       </w:r>
     </w:p>
     <w:p>
@@ -13411,7 +13369,7 @@
           <w:b w:val="0"/>
           <w:i w:val="0"/>
         </w:rPr>
-        <w:t>CamScanner ـب ايئوض ةحوسمملا</w:t>
+        <w:t>الممسوحة ضوئيا بـ CamScanner</w:t>
       </w:r>
     </w:p>
     <w:p>
@@ -13437,7 +13395,7 @@
           <w:b w:val="0"/>
           <w:i w:val="0"/>
         </w:rPr>
-        <w:t>قودنصلا نيما</w:t>
+        <w:t>امين الصندوق</w:t>
       </w:r>
     </w:p>
     <w:p>
@@ -13554,72 +13512,72 @@
           <w:b w:val="0"/>
           <w:i w:val="0"/>
         </w:rPr>
-        <w:t>:ديقلا نايب</w:t>
-      </w:r>
-    </w:p>
-    <w:p>
-      <w:pPr>
-        <w:jc w:val="right"/>
-        <w:bidi/>
-      </w:pPr>
-      <w:r>
-        <w:rPr>
-          <w:b w:val="0"/>
-          <w:i w:val="0"/>
-        </w:rPr>
-        <w:t>نيدملا</w:t>
-      </w:r>
-    </w:p>
-    <w:p>
-      <w:pPr>
-        <w:jc w:val="right"/>
-        <w:bidi/>
-      </w:pPr>
-      <w:r>
-        <w:rPr>
-          <w:b w:val="0"/>
-          <w:i w:val="0"/>
-        </w:rPr>
-        <w:t>نئادلا</w:t>
-      </w:r>
-    </w:p>
-    <w:p>
-      <w:pPr>
-        <w:jc w:val="right"/>
-        <w:bidi/>
-      </w:pPr>
-      <w:r>
-        <w:rPr>
-          <w:b w:val="0"/>
-          <w:i w:val="0"/>
-        </w:rPr>
-        <w:t>ديقلا عومجم</w:t>
-      </w:r>
-    </w:p>
-    <w:p>
-      <w:pPr>
-        <w:jc w:val="right"/>
-        <w:bidi/>
-      </w:pPr>
-      <w:r>
-        <w:rPr>
-          <w:b w:val="0"/>
-          <w:i w:val="0"/>
-        </w:rPr>
-        <w:t>بساحملا</w:t>
-      </w:r>
-    </w:p>
-    <w:p>
-      <w:pPr>
-        <w:jc w:val="right"/>
-        <w:bidi/>
-      </w:pPr>
-      <w:r>
-        <w:rPr>
-          <w:b w:val="0"/>
-          <w:i w:val="0"/>
-        </w:rPr>
-        <w:t>CamScanner ـب ايئوض ةحوسمملا</w:t>
+        <w:t>بيان القيد:</w:t>
+      </w:r>
+    </w:p>
+    <w:p>
+      <w:pPr>
+        <w:jc w:val="right"/>
+        <w:bidi/>
+      </w:pPr>
+      <w:r>
+        <w:rPr>
+          <w:b w:val="0"/>
+          <w:i w:val="0"/>
+        </w:rPr>
+        <w:t>المدين</w:t>
+      </w:r>
+    </w:p>
+    <w:p>
+      <w:pPr>
+        <w:jc w:val="right"/>
+        <w:bidi/>
+      </w:pPr>
+      <w:r>
+        <w:rPr>
+          <w:b w:val="0"/>
+          <w:i w:val="0"/>
+        </w:rPr>
+        <w:t>الدائن</w:t>
+      </w:r>
+    </w:p>
+    <w:p>
+      <w:pPr>
+        <w:jc w:val="right"/>
+        <w:bidi/>
+      </w:pPr>
+      <w:r>
+        <w:rPr>
+          <w:b w:val="0"/>
+          <w:i w:val="0"/>
+        </w:rPr>
+        <w:t>مجموع القيد</w:t>
+      </w:r>
+    </w:p>
+    <w:p>
+      <w:pPr>
+        <w:jc w:val="right"/>
+        <w:bidi/>
+      </w:pPr>
+      <w:r>
+        <w:rPr>
+          <w:b w:val="0"/>
+          <w:i w:val="0"/>
+        </w:rPr>
+        <w:t>المحاسب</w:t>
+      </w:r>
+    </w:p>
+    <w:p>
+      <w:pPr>
+        <w:jc w:val="right"/>
+        <w:bidi/>
+      </w:pPr>
+      <w:r>
+        <w:rPr>
+          <w:b w:val="0"/>
+          <w:i w:val="0"/>
+        </w:rPr>
+        <w:t>الممسوحة ضوئيا بـ CamScanner</w:t>
       </w:r>
     </w:p>
     <w:p>
@@ -13726,27 +13684,25 @@
     </w:p>
     <w:p>
       <w:pPr>
-        <w:jc w:val="right"/>
-        <w:bidi/>
-      </w:pPr>
-      <w:r>
-        <w:rPr>
-          <w:b w:val="0"/>
-          <w:i w:val="0"/>
-        </w:rPr>
-        <w:t>باسحلا مسا باسحلا مقر</w:t>
-      </w:r>
-    </w:p>
-    <w:p>
-      <w:pPr>
-        <w:jc w:val="right"/>
-        <w:bidi/>
-      </w:pPr>
-      <w:r>
-        <w:rPr>
-          <w:b w:val="0"/>
-          <w:i w:val="0"/>
-        </w:rPr>
+        <w:pStyle w:val="Heading2"/>
+        <w:jc w:val="right"/>
+        <w:bidi/>
+      </w:pPr>
+      <w:r>
+        <w:t>[بيانات الأطراف: المدعي / المدعى عليه / الحاضرون] ===</w:t>
+        <w:br/>
+        <w:t>رقم الحساب اسم الحساب</w:t>
+      </w:r>
+    </w:p>
+    <w:p>
+      <w:pPr>
+        <w:pStyle w:val="Heading2"/>
+        <w:jc w:val="right"/>
+        <w:bidi/>
+      </w:pPr>
+      <w:r>
+        <w:t>[المتن الفعلي: الوقائع / الأسباب / المنطوق] ===</w:t>
+        <w:br/>
         <w:t>ملاحظات</w:t>
       </w:r>
     </w:p>
@@ -13773,7 +13729,7 @@
           <w:b w:val="0"/>
           <w:i w:val="0"/>
         </w:rPr>
-        <w:t>ماعلا قودنصلا ۰۰۱۱۱۱</w:t>
+        <w:t>۱۱۱۱۰۰ الصندوق العام</w:t>
       </w:r>
     </w:p>
     <w:p>
@@ -13797,7 +13753,7 @@
       <w:r>
         <w:t>[المتن الفعلي: الوقائع / الأسباب / المنطوق] ===</w:t>
         <w:br/>
-        <w:t>ىلاملا ريدملا</w:t>
+        <w:t>المدير المالى</w:t>
       </w:r>
     </w:p>
     <w:p>
@@ -13823,7 +13779,7 @@
           <w:b w:val="0"/>
           <w:i w:val="0"/>
         </w:rPr>
-        <w:t>ريدملا</w:t>
+        <w:t>المدير</w:t>
       </w:r>
     </w:p>
     <w:p>
@@ -13993,27 +13949,25 @@
     </w:p>
     <w:p>
       <w:pPr>
-        <w:jc w:val="right"/>
-        <w:bidi/>
-      </w:pPr>
-      <w:r>
-        <w:rPr>
-          <w:b w:val="0"/>
-          <w:i w:val="0"/>
-        </w:rPr>
-        <w:t>باسحلا مسا</w:t>
-      </w:r>
-    </w:p>
-    <w:p>
-      <w:pPr>
-        <w:jc w:val="right"/>
-        <w:bidi/>
-      </w:pPr>
-      <w:r>
-        <w:rPr>
-          <w:b w:val="0"/>
-          <w:i w:val="0"/>
-        </w:rPr>
+        <w:pStyle w:val="Heading2"/>
+        <w:jc w:val="right"/>
+        <w:bidi/>
+      </w:pPr>
+      <w:r>
+        <w:t>[بيانات الأطراف: المدعي / المدعى عليه / الحاضرون] ===</w:t>
+        <w:br/>
+        <w:t>اسم الحساب</w:t>
+      </w:r>
+    </w:p>
+    <w:p>
+      <w:pPr>
+        <w:pStyle w:val="Heading2"/>
+        <w:jc w:val="right"/>
+        <w:bidi/>
+      </w:pPr>
+      <w:r>
+        <w:t>[المتن الفعلي: الوقائع / الأسباب / المنطوق] ===</w:t>
+        <w:br/>
         <w:t>رقم الصاب</w:t>
       </w:r>
     </w:p>
@@ -14027,7 +13981,7 @@
           <w:b w:val="0"/>
           <w:i w:val="0"/>
         </w:rPr>
-        <w:t>ملتسملا</w:t>
+        <w:t>المستلم</w:t>
       </w:r>
     </w:p>
     <w:p>
@@ -14066,7 +14020,7 @@
           <w:b w:val="0"/>
           <w:i w:val="0"/>
         </w:rPr>
-        <w:t>قودنصلا نيمأ</w:t>
+        <w:t>أمين الصندوق</w:t>
       </w:r>
     </w:p>
     <w:p>
@@ -14092,46 +14046,46 @@
           <w:b w:val="0"/>
           <w:i w:val="0"/>
         </w:rPr>
-        <w:t>CamScanner ـب ايئوض ةحوسمملا</w:t>
-      </w:r>
-    </w:p>
-    <w:p>
-      <w:pPr>
-        <w:jc w:val="right"/>
-        <w:bidi/>
-      </w:pPr>
-      <w:r>
-        <w:rPr>
-          <w:b w:val="0"/>
-          <w:i w:val="0"/>
-        </w:rPr>
-        <w:t>عومجملا</w:t>
-      </w:r>
-    </w:p>
-    <w:p>
-      <w:pPr>
-        <w:jc w:val="right"/>
-        <w:bidi/>
-      </w:pPr>
-      <w:r>
-        <w:rPr>
-          <w:b w:val="0"/>
-          <w:i w:val="0"/>
-        </w:rPr>
-        <w:t>يلاعلا ريدملا</w:t>
-      </w:r>
-    </w:p>
-    <w:p>
-      <w:pPr>
-        <w:jc w:val="right"/>
-        <w:bidi/>
-      </w:pPr>
-      <w:r>
-        <w:rPr>
-          <w:b w:val="0"/>
-          <w:i w:val="0"/>
-        </w:rPr>
-        <w:t>ماعلا ريدملا</w:t>
+        <w:t>الممسوحة ضوئيا بـ CamScanner</w:t>
+      </w:r>
+    </w:p>
+    <w:p>
+      <w:pPr>
+        <w:jc w:val="right"/>
+        <w:bidi/>
+      </w:pPr>
+      <w:r>
+        <w:rPr>
+          <w:b w:val="0"/>
+          <w:i w:val="0"/>
+        </w:rPr>
+        <w:t>المجموع</w:t>
+      </w:r>
+    </w:p>
+    <w:p>
+      <w:pPr>
+        <w:jc w:val="right"/>
+        <w:bidi/>
+      </w:pPr>
+      <w:r>
+        <w:rPr>
+          <w:b w:val="0"/>
+          <w:i w:val="0"/>
+        </w:rPr>
+        <w:t>المدير العالي</w:t>
+      </w:r>
+    </w:p>
+    <w:p>
+      <w:pPr>
+        <w:jc w:val="right"/>
+        <w:bidi/>
+      </w:pPr>
+      <w:r>
+        <w:rPr>
+          <w:b w:val="0"/>
+          <w:i w:val="0"/>
+        </w:rPr>
+        <w:t>المدير العام</w:t>
       </w:r>
     </w:p>
     <w:p>
@@ -14157,7 +14111,7 @@
           <w:b w:val="0"/>
           <w:i w:val="0"/>
         </w:rPr>
-        <w:t>لایر</w:t>
+        <w:t>ریال</w:t>
       </w:r>
     </w:p>
     <w:p>
@@ -14326,7 +14280,7 @@
           <w:b w:val="0"/>
           <w:i w:val="0"/>
         </w:rPr>
-        <w:t>ديقلا</w:t>
+        <w:t>القيد</w:t>
       </w:r>
     </w:p>
     <w:p>
@@ -14344,27 +14298,25 @@
     </w:p>
     <w:p>
       <w:pPr>
-        <w:jc w:val="right"/>
-        <w:bidi/>
-      </w:pPr>
-      <w:r>
-        <w:rPr>
-          <w:b w:val="0"/>
-          <w:i w:val="0"/>
-        </w:rPr>
-        <w:t>باسحلا مسا باسحلا مقر</w:t>
-      </w:r>
-    </w:p>
-    <w:p>
-      <w:pPr>
-        <w:jc w:val="right"/>
-        <w:bidi/>
-      </w:pPr>
-      <w:r>
-        <w:rPr>
-          <w:b w:val="0"/>
-          <w:i w:val="0"/>
-        </w:rPr>
+        <w:pStyle w:val="Heading2"/>
+        <w:jc w:val="right"/>
+        <w:bidi/>
+      </w:pPr>
+      <w:r>
+        <w:t>[بيانات الأطراف: المدعي / المدعى عليه / الحاضرون] ===</w:t>
+        <w:br/>
+        <w:t>رقم الحساب اسم الحساب</w:t>
+      </w:r>
+    </w:p>
+    <w:p>
+      <w:pPr>
+        <w:pStyle w:val="Heading2"/>
+        <w:jc w:val="right"/>
+        <w:bidi/>
+      </w:pPr>
+      <w:r>
+        <w:t>[المتن الفعلي: الوقائع / الأسباب / المنطوق] ===</w:t>
+        <w:br/>
         <w:t>ملاحظات</w:t>
       </w:r>
     </w:p>
@@ -14428,7 +14380,7 @@
           <w:b w:val="0"/>
           <w:i w:val="0"/>
         </w:rPr>
-        <w:t>ماعلا قودنصلا</w:t>
+        <w:t>الصندوق العام</w:t>
       </w:r>
     </w:p>
     <w:p>
@@ -14454,7 +14406,7 @@
           <w:b w:val="0"/>
           <w:i w:val="0"/>
         </w:rPr>
-        <w:t>ديقلا عومجم</w:t>
+        <w:t>مجموع القيد</w:t>
       </w:r>
     </w:p>
     <w:p>
@@ -14478,20 +14430,20 @@
       <w:r>
         <w:t>[المتن الفعلي: الوقائع / الأسباب / المنطوق] ===</w:t>
         <w:br/>
-        <w:t>ماعلا ريدملا</w:t>
-      </w:r>
-    </w:p>
-    <w:p>
-      <w:pPr>
-        <w:jc w:val="right"/>
-        <w:bidi/>
-      </w:pPr>
-      <w:r>
-        <w:rPr>
-          <w:b w:val="0"/>
-          <w:i w:val="0"/>
-        </w:rPr>
-        <w:t>CamScanner ـب ايئوض ةحوسمملا</w:t>
+        <w:t>المدير العام</w:t>
+      </w:r>
+    </w:p>
+    <w:p>
+      <w:pPr>
+        <w:jc w:val="right"/>
+        <w:bidi/>
+      </w:pPr>
+      <w:r>
+        <w:rPr>
+          <w:b w:val="0"/>
+          <w:i w:val="0"/>
+        </w:rPr>
+        <w:t>الممسوحة ضوئيا بـ CamScanner</w:t>
       </w:r>
     </w:p>
     <w:p>
@@ -14517,7 +14469,7 @@
           <w:b w:val="0"/>
           <w:i w:val="0"/>
         </w:rPr>
-        <w:t>هاكرشو يطويعلا ديسلا</w:t>
+        <w:t>السيد العيوطي وشركاه</w:t>
       </w:r>
     </w:p>
     <w:p>
@@ -14543,7 +14495,7 @@
           <w:b w:val="0"/>
           <w:i w:val="0"/>
         </w:rPr>
-        <w:t>زنفيتسروم</w:t>
+        <w:t>مورستيفنز</w:t>
       </w:r>
     </w:p>
     <w:p>
@@ -14569,7 +14521,7 @@
           <w:b w:val="0"/>
           <w:i w:val="0"/>
         </w:rPr>
-        <w:t>ةدودحملا تامدخلاو ةرادإلل ةينطولا ةكرشلا</w:t>
+        <w:t>الشركة الوطنية للإدارة والخدمات المحدودة</w:t>
       </w:r>
     </w:p>
     <w:p>
@@ -14608,7 +14560,7 @@
           <w:b w:val="0"/>
           <w:i w:val="0"/>
         </w:rPr>
-        <w:t>هاكرشو يطويعلا ديعصلا</w:t>
+        <w:t>الصعيد العيوطي وشركاه</w:t>
       </w:r>
     </w:p>
     <w:p>
@@ -14634,7 +14586,7 @@
           <w:b w:val="0"/>
           <w:i w:val="0"/>
         </w:rPr>
-        <w:t>زنفيتسروم</w:t>
+        <w:t>مورستيفنز</w:t>
       </w:r>
     </w:p>
     <w:p>
@@ -14699,46 +14651,46 @@
           <w:b w:val="0"/>
           <w:i w:val="0"/>
         </w:rPr>
-        <w:t>لاملا سأر</w:t>
-      </w:r>
-    </w:p>
-    <w:p>
-      <w:pPr>
-        <w:jc w:val="right"/>
-        <w:bidi/>
-      </w:pPr>
-      <w:r>
-        <w:rPr>
-          <w:b w:val="0"/>
-          <w:i w:val="0"/>
-        </w:rPr>
-        <w:t>مييقتلا صخلم</w:t>
-      </w:r>
-    </w:p>
-    <w:p>
-      <w:pPr>
-        <w:jc w:val="right"/>
-        <w:bidi/>
-      </w:pPr>
-      <w:r>
-        <w:rPr>
-          <w:b w:val="0"/>
-          <w:i w:val="0"/>
-        </w:rPr>
-        <w:t>مييقتلا</w:t>
-      </w:r>
-    </w:p>
-    <w:p>
-      <w:pPr>
-        <w:jc w:val="right"/>
-        <w:bidi/>
-      </w:pPr>
-      <w:r>
-        <w:rPr>
-          <w:b w:val="0"/>
-          <w:i w:val="0"/>
-        </w:rPr>
-        <w:t>( Method Earning \\ Price ( ةيحبرلا ساسأ ىلع مييقتلا</w:t>
+        <w:t>رأس المال</w:t>
+      </w:r>
+    </w:p>
+    <w:p>
+      <w:pPr>
+        <w:jc w:val="right"/>
+        <w:bidi/>
+      </w:pPr>
+      <w:r>
+        <w:rPr>
+          <w:b w:val="0"/>
+          <w:i w:val="0"/>
+        </w:rPr>
+        <w:t>ملخص التقييم</w:t>
+      </w:r>
+    </w:p>
+    <w:p>
+      <w:pPr>
+        <w:jc w:val="right"/>
+        <w:bidi/>
+      </w:pPr>
+      <w:r>
+        <w:rPr>
+          <w:b w:val="0"/>
+          <w:i w:val="0"/>
+        </w:rPr>
+        <w:t>التقييم</w:t>
+      </w:r>
+    </w:p>
+    <w:p>
+      <w:pPr>
+        <w:jc w:val="right"/>
+        <w:bidi/>
+      </w:pPr>
+      <w:r>
+        <w:rPr>
+          <w:b w:val="0"/>
+          <w:i w:val="0"/>
+        </w:rPr>
+        <w:t>التقييم على أساس الربحية ) Price \\ Earning Method )</w:t>
       </w:r>
     </w:p>
     <w:p>
@@ -14752,19 +14704,6 @@
           <w:i w:val="0"/>
         </w:rPr>
         <w:t>تحديد القيمة</w:t>
-      </w:r>
-    </w:p>
-    <w:p>
-      <w:pPr>
-        <w:jc w:val="right"/>
-        <w:bidi/>
-      </w:pPr>
-      <w:r>
-        <w:rPr>
-          <w:b w:val="0"/>
-          <w:i w:val="0"/>
-        </w:rPr>
-        <w:t>رطخلا عاونألا حرش - رطخلا ليلحت (۱) قفرم</w:t>
       </w:r>
     </w:p>
     <w:p>
@@ -14776,6 +14715,19 @@
       <w:r>
         <w:t>[الطلبات / المرفقات] ===</w:t>
         <w:br/>
+        <w:t>مرفق (۱) تحليل الخطر - شرح الأنواع الخطر</w:t>
+      </w:r>
+    </w:p>
+    <w:p>
+      <w:pPr>
+        <w:jc w:val="right"/>
+        <w:bidi/>
+      </w:pPr>
+      <w:r>
+        <w:rPr>
+          <w:b w:val="0"/>
+          <w:i w:val="0"/>
+        </w:rPr>
         <w:t>مرفق (۲)</w:t>
       </w:r>
     </w:p>
@@ -14788,20 +14740,20 @@
       <w:r>
         <w:t>[المتن الفعلي: الوقائع / الأسباب / المنطوق] ===</w:t>
         <w:br/>
-        <w:t>راطخألا مييقت</w:t>
-      </w:r>
-    </w:p>
-    <w:p>
-      <w:pPr>
-        <w:jc w:val="right"/>
-        <w:bidi/>
-      </w:pPr>
-      <w:r>
-        <w:rPr>
-          <w:b w:val="0"/>
-          <w:i w:val="0"/>
-        </w:rPr>
-        <w:t>م٢٠٠٦ سطسملا مييقتلا - ةدودحملا تامدخلاو ةرادإلل ةينطولا ةكرشلا</w:t>
+        <w:t>تقييم الأخطار</w:t>
+      </w:r>
+    </w:p>
+    <w:p>
+      <w:pPr>
+        <w:jc w:val="right"/>
+        <w:bidi/>
+      </w:pPr>
+      <w:r>
+        <w:rPr>
+          <w:b w:val="0"/>
+          <w:i w:val="0"/>
+        </w:rPr>
+        <w:t>الشركة الوطنية للإدارة والخدمات المحدودة - التقييم المسطس ٢٠٠٦م</w:t>
       </w:r>
     </w:p>
     <w:p>
@@ -14838,7 +14790,7 @@
           <w:b w:val="0"/>
           <w:i w:val="0"/>
         </w:rPr>
-        <w:t>هاكرشو يطويعلا ديسلا</w:t>
+        <w:t>السيد العيوطي وشركاه</w:t>
       </w:r>
     </w:p>
     <w:p>
@@ -14864,20 +14816,20 @@
           <w:b w:val="0"/>
           <w:i w:val="0"/>
         </w:rPr>
-        <w:t>زنفيتس روم</w:t>
-      </w:r>
-    </w:p>
-    <w:p>
-      <w:pPr>
-        <w:jc w:val="right"/>
-        <w:bidi/>
-      </w:pPr>
-      <w:r>
-        <w:rPr>
-          <w:b w:val="0"/>
-          <w:i w:val="0"/>
-        </w:rPr>
-        <w:t>لانويشانرتنا</w:t>
+        <w:t>مور ستيفنز</w:t>
+      </w:r>
+    </w:p>
+    <w:p>
+      <w:pPr>
+        <w:jc w:val="right"/>
+        <w:bidi/>
+      </w:pPr>
+      <w:r>
+        <w:rPr>
+          <w:b w:val="0"/>
+          <w:i w:val="0"/>
+        </w:rPr>
+        <w:t>انترناشيونال</w:t>
       </w:r>
     </w:p>
     <w:p>
@@ -14955,20 +14907,20 @@
           <w:b w:val="0"/>
           <w:i w:val="0"/>
         </w:rPr>
-        <w:t>.ةينكسلا تاعمجتلا زكارم ضعبو تايفشتسملا ىلإ ةيئاذغلا تابجولا ديروت ىلع ةيسيئر ةفصب اهطاشن يف ةكرشلا دمتعتو زباخملاو معاطملا ليغشتو ةرادإو ةفاظنلاو ةنايصلاو نيومتلا تامدخ ميدقت يف ةكرشلا فادهأ لثمتت</w:t>
-      </w:r>
-    </w:p>
-    <w:p>
-      <w:pPr>
-        <w:jc w:val="right"/>
-        <w:bidi/>
-      </w:pPr>
-      <w:r>
-        <w:rPr>
-          <w:b w:val="0"/>
-          <w:i w:val="0"/>
-        </w:rPr>
-        <w:t>لاملا سأر</w:t>
+        <w:t>تتمثل أهداف الشركة في تقديم خدمات التموين والصيانة والنظافة وإدارة وتشغيل المطاعم والمخابز وتعتمد الشركة في نشاطها بصفة رئيسية على توريد الوجبات الغذائية إلى المستشفيات وبعض مراكز التجمعات السكنية.</w:t>
+      </w:r>
+    </w:p>
+    <w:p>
+      <w:pPr>
+        <w:jc w:val="right"/>
+        <w:bidi/>
+      </w:pPr>
+      <w:r>
+        <w:rPr>
+          <w:b w:val="0"/>
+          <w:i w:val="0"/>
+        </w:rPr>
+        <w:t>رأس المال</w:t>
       </w:r>
     </w:p>
     <w:p>
@@ -15083,20 +15035,20 @@
           <w:b w:val="0"/>
           <w:i w:val="0"/>
         </w:rPr>
-        <w:t>مييقتلا - ةدودحملا تامدخلاو ةرادإلل ةينطولا ةكرشلا</w:t>
-      </w:r>
-    </w:p>
-    <w:p>
-      <w:pPr>
-        <w:jc w:val="right"/>
-        <w:bidi/>
-      </w:pPr>
-      <w:r>
-        <w:rPr>
-          <w:b w:val="0"/>
-          <w:i w:val="0"/>
-        </w:rPr>
-        <w:t>هاكرشو يطويعلا ديسلا</w:t>
+        <w:t>الشركة الوطنية للإدارة والخدمات المحدودة - التقييم</w:t>
+      </w:r>
+    </w:p>
+    <w:p>
+      <w:pPr>
+        <w:jc w:val="right"/>
+        <w:bidi/>
+      </w:pPr>
+      <w:r>
+        <w:rPr>
+          <w:b w:val="0"/>
+          <w:i w:val="0"/>
+        </w:rPr>
+        <w:t>السيد العيوطي وشركاه</w:t>
       </w:r>
     </w:p>
     <w:p>
@@ -15122,7 +15074,7 @@
           <w:b w:val="0"/>
           <w:i w:val="0"/>
         </w:rPr>
-        <w:t>زنفيتس روم</w:t>
+        <w:t>مور ستيفنز</w:t>
       </w:r>
     </w:p>
     <w:p>
@@ -15148,7 +15100,7 @@
           <w:b w:val="0"/>
           <w:i w:val="0"/>
         </w:rPr>
-        <w:t>مييقتلا صخلم ٤</w:t>
+        <w:t>٤ ملخص التقييم</w:t>
       </w:r>
     </w:p>
     <w:p>
@@ -15187,20 +15139,20 @@
           <w:b w:val="0"/>
           <w:i w:val="0"/>
         </w:rPr>
-        <w:t>مييقتلا ٢/٤</w:t>
-      </w:r>
-    </w:p>
-    <w:p>
-      <w:pPr>
-        <w:jc w:val="right"/>
-        <w:bidi/>
-      </w:pPr>
-      <w:r>
-        <w:rPr>
-          <w:b w:val="0"/>
-          <w:i w:val="0"/>
-        </w:rPr>
-        <w:t>: ةيلاتلا جئاتنلا ىلإ انلمع نم صلخت و ـكذملا مييقتلا ساسأل اقفو ةكرشلا مييقتب انمق</w:t>
+        <w:t>٢/٤ التقييم</w:t>
+      </w:r>
+    </w:p>
+    <w:p>
+      <w:pPr>
+        <w:jc w:val="right"/>
+        <w:bidi/>
+      </w:pPr>
+      <w:r>
+        <w:rPr>
+          <w:b w:val="0"/>
+          <w:i w:val="0"/>
+        </w:rPr>
+        <w:t>قمنا بتقييم الشركة وفقا لأساس التقييم المذكـ و تخلص من عملنا إلى النتائج التالية :</w:t>
       </w:r>
     </w:p>
     <w:p>
@@ -15226,46 +15178,46 @@
           <w:b w:val="0"/>
           <w:i w:val="0"/>
         </w:rPr>
-        <w:t>.تارامثتسالا يف ةماه ةدايزل ةجاحلا نود ةمئاقلا تاردقلاب ةكرشلا رارمتسا</w:t>
-      </w:r>
-    </w:p>
-    <w:p>
-      <w:pPr>
-        <w:jc w:val="right"/>
-        <w:bidi/>
-      </w:pPr>
-      <w:r>
-        <w:rPr>
-          <w:b w:val="0"/>
-          <w:i w:val="0"/>
-        </w:rPr>
-        <w:t>یدوعس لایر</w:t>
-      </w:r>
-    </w:p>
-    <w:p>
-      <w:pPr>
-        <w:jc w:val="right"/>
-        <w:bidi/>
-      </w:pPr>
-      <w:r>
-        <w:rPr>
-          <w:b w:val="0"/>
-          <w:i w:val="0"/>
-        </w:rPr>
-        <w:t>مييقتلا اهيلع ينب يتلا جئاتنلا قيقحتل يدؤي يذلا رمتسملا طاشنلا مييقت</w:t>
-      </w:r>
-    </w:p>
-    <w:p>
-      <w:pPr>
-        <w:jc w:val="right"/>
-        <w:bidi/>
-      </w:pPr>
-      <w:r>
-        <w:rPr>
-          <w:b w:val="0"/>
-          <w:i w:val="0"/>
-        </w:rPr>
-        <w:t>طاشنلاب ةطبترم ريغلا تادوجوملا ةميق</w:t>
+        <w:t>استمرار الشركة بالقدرات القائمة دون الحاجة لزيادة هامة في الاستثمارات.</w:t>
+      </w:r>
+    </w:p>
+    <w:p>
+      <w:pPr>
+        <w:jc w:val="right"/>
+        <w:bidi/>
+      </w:pPr>
+      <w:r>
+        <w:rPr>
+          <w:b w:val="0"/>
+          <w:i w:val="0"/>
+        </w:rPr>
+        <w:t>ریال سعودی</w:t>
+      </w:r>
+    </w:p>
+    <w:p>
+      <w:pPr>
+        <w:jc w:val="right"/>
+        <w:bidi/>
+      </w:pPr>
+      <w:r>
+        <w:rPr>
+          <w:b w:val="0"/>
+          <w:i w:val="0"/>
+        </w:rPr>
+        <w:t>تقييم النشاط المستمر الذي يؤدي لتحقيق النتائج التي بني عليها التقييم</w:t>
+      </w:r>
+    </w:p>
+    <w:p>
+      <w:pPr>
+        <w:jc w:val="right"/>
+        <w:bidi/>
+      </w:pPr>
+      <w:r>
+        <w:rPr>
+          <w:b w:val="0"/>
+          <w:i w:val="0"/>
+        </w:rPr>
+        <w:t>قيمة الموجودات الغير مرتبطة بالنشاط</w:t>
       </w:r>
     </w:p>
     <w:p>
@@ -15304,7 +15256,7 @@
           <w:b w:val="0"/>
           <w:i w:val="0"/>
         </w:rPr>
-        <w:t>. ةرهشلا ةميق يف (ايدرف و ايلعف اهمييقت مت ول تادوجوملا</w:t>
+        <w:t>الموجودات لو تم تقييمها فعليا و فرديا) في قيمة الشهرة .</w:t>
       </w:r>
     </w:p>
     <w:p>
@@ -15330,7 +15282,7 @@
           <w:b w:val="0"/>
           <w:i w:val="0"/>
         </w:rPr>
-        <w:t>هاكرشو يطويعلا ديسلا</w:t>
+        <w:t>السيد العيوطي وشركاه</w:t>
       </w:r>
     </w:p>
     <w:p>
@@ -15356,33 +15308,33 @@
           <w:b w:val="0"/>
           <w:i w:val="0"/>
         </w:rPr>
-        <w:t>زنفيتسروم</w:t>
-      </w:r>
-    </w:p>
-    <w:p>
-      <w:pPr>
-        <w:jc w:val="right"/>
-        <w:bidi/>
-      </w:pPr>
-      <w:r>
-        <w:rPr>
-          <w:b w:val="0"/>
-          <w:i w:val="0"/>
-        </w:rPr>
-        <w:t>لانويشانرتلا</w:t>
-      </w:r>
-    </w:p>
-    <w:p>
-      <w:pPr>
-        <w:jc w:val="right"/>
-        <w:bidi/>
-      </w:pPr>
-      <w:r>
-        <w:rPr>
-          <w:b w:val="0"/>
-          <w:i w:val="0"/>
-        </w:rPr>
-        <w:t>مييقتلا ساسأ ه</w:t>
+        <w:t>مورستيفنز</w:t>
+      </w:r>
+    </w:p>
+    <w:p>
+      <w:pPr>
+        <w:jc w:val="right"/>
+        <w:bidi/>
+      </w:pPr>
+      <w:r>
+        <w:rPr>
+          <w:b w:val="0"/>
+          <w:i w:val="0"/>
+        </w:rPr>
+        <w:t>الترناشيونال</w:t>
+      </w:r>
+    </w:p>
+    <w:p>
+      <w:pPr>
+        <w:jc w:val="right"/>
+        <w:bidi/>
+      </w:pPr>
+      <w:r>
+        <w:rPr>
+          <w:b w:val="0"/>
+          <w:i w:val="0"/>
+        </w:rPr>
+        <w:t>ه أساس التقييم</w:t>
       </w:r>
     </w:p>
     <w:p>
@@ -15408,7 +15360,7 @@
           <w:b w:val="0"/>
           <w:i w:val="0"/>
         </w:rPr>
-        <w:t>.ةمهملاب مايقلل ةرفاوتملا تانايبلاو ةكرشلا مييقتل حاتملا تقولا لظ يف يلاتلا جهنملا مادختسا مت دقو ، ةكرشلا طاشنب</w:t>
+        <w:t>بنشاط الشركة ، وقد تم استخدام المنهج التالي في ظل الوقت المتاح لتقييم الشركة والبيانات المتوافرة للقيام بالمهمة.</w:t>
       </w:r>
     </w:p>
     <w:p>
@@ -15473,46 +15425,46 @@
           <w:b w:val="0"/>
           <w:i w:val="0"/>
         </w:rPr>
-        <w:t>ةيونسلا حابرالا طسوتم</w:t>
-      </w:r>
-    </w:p>
-    <w:p>
-      <w:pPr>
-        <w:jc w:val="right"/>
-        <w:bidi/>
-      </w:pPr>
-      <w:r>
-        <w:rPr>
-          <w:b w:val="0"/>
-          <w:i w:val="0"/>
-        </w:rPr>
-        <w:t>(حيحص سكعلاو ( ةيقيوست دويق دجوي ملام تالدعملا سفنب رمتسيس ومنلا اذه نأ ضرتفن انلاق تباثلا ومنلاب مستت ةيونس حابرأ يفاص تققح يتلا ةكرشلا ناف كلذكو ، لبقتسملا يف يوتسملا سفن ىلع تابثلا ةبتاكما رابتعا ىلع ةققحملا حابرألا يوتسم سفن وه نوكي مدختسملا يوتسملا ناف ةليوط ةرتفل ةرركتم ةتباث احابرا . ةكرشلا ةبسنلاب الثمف .اهراركت رظتني ال يتلا راثآلا داعبتساو ليغشتلاب ةطيحملا فورظلاو ةققحملا جئاتنلا ةسارد لالخ نم كلذو ةيعيبطلا فورظلا يف البقتسم ققحتلل ةلباقلا ةيونسلا حابرألا يفاص يه ميدقتلا يف ةمدختسملا حابرالا</w:t>
-      </w:r>
-    </w:p>
-    <w:p>
-      <w:pPr>
-        <w:jc w:val="right"/>
-        <w:bidi/>
-      </w:pPr>
-      <w:r>
-        <w:rPr>
-          <w:b w:val="0"/>
-          <w:i w:val="0"/>
-        </w:rPr>
-        <w:t>مييقتلا . ةدودعملا تامدخلاو ةرادإلل ةينطولا ةكرشلا</w:t>
-      </w:r>
-    </w:p>
-    <w:p>
-      <w:pPr>
-        <w:jc w:val="right"/>
-        <w:bidi/>
-      </w:pPr>
-      <w:r>
-        <w:rPr>
-          <w:b w:val="0"/>
-          <w:i w:val="0"/>
-        </w:rPr>
-        <w:t>هاكرشو يطوبعلا ديسلا</w:t>
+        <w:t>متوسط الارباح السنوية</w:t>
+      </w:r>
+    </w:p>
+    <w:p>
+      <w:pPr>
+        <w:jc w:val="right"/>
+        <w:bidi/>
+      </w:pPr>
+      <w:r>
+        <w:rPr>
+          <w:b w:val="0"/>
+          <w:i w:val="0"/>
+        </w:rPr>
+        <w:t>الارباح المستخدمة في التقديم هي صافي الأرباح السنوية القابلة للتحقق مستقبلا في الظروف الطبيعية وذلك من خلال دراسة النتائج المحققة والظروف المحيطة بالتشغيل واستبعاد الآثار التي لا ينتظر تكرارها. فمثلا بالنسبة الشركة . ارباحا ثابتة متكررة لفترة طويلة فان المستوي المستخدم يكون هو نفس مستوي الأرباح المحققة على اعتبار امكاتبة الثبات على نفس المستوي في المستقبل ، وكذلك فان الشركة التي حققت صافي أرباح سنوية تتسم بالنمو الثابت قالنا نفترض أن هذا النمو سيستمر بنفس المعدلات مالم يوجد قيود تسويقية ) والعكس صحيح)</w:t>
+      </w:r>
+    </w:p>
+    <w:p>
+      <w:pPr>
+        <w:jc w:val="right"/>
+        <w:bidi/>
+      </w:pPr>
+      <w:r>
+        <w:rPr>
+          <w:b w:val="0"/>
+          <w:i w:val="0"/>
+        </w:rPr>
+        <w:t>الشركة الوطنية للإدارة والخدمات المعدودة . التقييم</w:t>
+      </w:r>
+    </w:p>
+    <w:p>
+      <w:pPr>
+        <w:jc w:val="right"/>
+        <w:bidi/>
+      </w:pPr>
+      <w:r>
+        <w:rPr>
+          <w:b w:val="0"/>
+          <w:i w:val="0"/>
+        </w:rPr>
+        <w:t>السيد العبوطي وشركاه</w:t>
       </w:r>
     </w:p>
     <w:p>
@@ -15538,59 +15490,57 @@
           <w:b w:val="0"/>
           <w:i w:val="0"/>
         </w:rPr>
-        <w:t>زنفيتس روم</w:t>
-      </w:r>
-    </w:p>
-    <w:p>
-      <w:pPr>
-        <w:jc w:val="right"/>
-        <w:bidi/>
-      </w:pPr>
-      <w:r>
-        <w:rPr>
-          <w:b w:val="0"/>
-          <w:i w:val="0"/>
-        </w:rPr>
-        <w:t>لانويشانرتنا</w:t>
-      </w:r>
-    </w:p>
-    <w:p>
-      <w:pPr>
-        <w:jc w:val="right"/>
-        <w:bidi/>
-      </w:pPr>
-      <w:r>
-        <w:rPr>
-          <w:b w:val="0"/>
-          <w:i w:val="0"/>
-        </w:rPr>
-        <w:t>٢٠٠٦ ىتح و م۱۰۰۲ نم ةرداصلا ةققدملا ةيلاملا مئاوقلا لالخ نم ةكرشلا لامعأ جئاتنب اصخلم ىلي اميف</w:t>
-      </w:r>
-    </w:p>
-    <w:p>
-      <w:pPr>
-        <w:jc w:val="right"/>
-        <w:bidi/>
-      </w:pPr>
-      <w:r>
-        <w:rPr>
-          <w:b w:val="0"/>
-          <w:i w:val="0"/>
-        </w:rPr>
-        <w:t>( يدوعسلا لايرلاب ) ةققحملا ليغشتلا جئاتن مادقألا روطت ٢/٦</w:t>
-      </w:r>
-    </w:p>
-    <w:p>
-      <w:pPr>
-        <w:jc w:val="right"/>
-        <w:bidi/>
-      </w:pPr>
-      <w:r>
-        <w:rPr>
-          <w:b w:val="0"/>
-          <w:i w:val="0"/>
-        </w:rPr>
-        <w:t>طسوتملا</w:t>
+        <w:t>مور ستيفنز</w:t>
+      </w:r>
+    </w:p>
+    <w:p>
+      <w:pPr>
+        <w:jc w:val="right"/>
+        <w:bidi/>
+      </w:pPr>
+      <w:r>
+        <w:rPr>
+          <w:b w:val="0"/>
+          <w:i w:val="0"/>
+        </w:rPr>
+        <w:t>انترناشيونال</w:t>
+      </w:r>
+    </w:p>
+    <w:p>
+      <w:pPr>
+        <w:jc w:val="right"/>
+        <w:bidi/>
+      </w:pPr>
+      <w:r>
+        <w:rPr>
+          <w:b w:val="0"/>
+          <w:i w:val="0"/>
+        </w:rPr>
+        <w:t>فيما يلى ملخصا بنتائج أعمال الشركة من خلال القوائم المالية المدققة الصادرة من ۲۰۰۱م و حتى ٢٠٠٦</w:t>
+      </w:r>
+    </w:p>
+    <w:p>
+      <w:pPr>
+        <w:pStyle w:val="Heading2"/>
+        <w:jc w:val="right"/>
+        <w:bidi/>
+      </w:pPr>
+      <w:r>
+        <w:t>[بيانات الأطراف: المدعي / المدعى عليه / الحاضرون] ===</w:t>
+        <w:br/>
+        <w:t>٢/٦ تطور الأقدام نتائج التشغيل المحققة ( بالريال السعودي )</w:t>
+      </w:r>
+    </w:p>
+    <w:p>
+      <w:pPr>
+        <w:pStyle w:val="Heading2"/>
+        <w:jc w:val="right"/>
+        <w:bidi/>
+      </w:pPr>
+      <w:r>
+        <w:t>[المتن الفعلي: الوقائع / الأسباب / المنطوق] ===</w:t>
+        <w:br/>
+        <w:t>المتوسط</w:t>
       </w:r>
     </w:p>
     <w:p>
@@ -15772,7 +15722,7 @@
           <w:b w:val="0"/>
           <w:i w:val="0"/>
         </w:rPr>
-        <w:t>يليغشتلا حبرلا لمجم</w:t>
+        <w:t>مجمل الربح التشغيلي</w:t>
       </w:r>
     </w:p>
     <w:p>
@@ -16383,33 +16333,33 @@
           <w:b w:val="0"/>
           <w:i w:val="0"/>
         </w:rPr>
-        <w:t>م٢٠٠٦ سطسملا ٢١ يف مييقتلا ةدودحملا تامدخلاو ةرادإلل ةينطولا ةكرشلا</w:t>
-      </w:r>
-    </w:p>
-    <w:p>
-      <w:pPr>
-        <w:jc w:val="right"/>
-        <w:bidi/>
-      </w:pPr>
-      <w:r>
-        <w:rPr>
-          <w:b w:val="0"/>
-          <w:i w:val="0"/>
-        </w:rPr>
-        <w:t>حبرلا لعجم ةبسن</w:t>
-      </w:r>
-    </w:p>
-    <w:p>
-      <w:pPr>
-        <w:jc w:val="right"/>
-        <w:bidi/>
-      </w:pPr>
-      <w:r>
-        <w:rPr>
-          <w:b w:val="0"/>
-          <w:i w:val="0"/>
-        </w:rPr>
-        <w:t>ةيرادإو ةيمومع تافورصم</w:t>
+        <w:t>الشركة الوطنية للإدارة والخدمات المحدودة التقييم في ٢١ المسطس ٢٠٠٦م</w:t>
+      </w:r>
+    </w:p>
+    <w:p>
+      <w:pPr>
+        <w:jc w:val="right"/>
+        <w:bidi/>
+      </w:pPr>
+      <w:r>
+        <w:rPr>
+          <w:b w:val="0"/>
+          <w:i w:val="0"/>
+        </w:rPr>
+        <w:t>نسبة مجعل الربح</w:t>
+      </w:r>
+    </w:p>
+    <w:p>
+      <w:pPr>
+        <w:jc w:val="right"/>
+        <w:bidi/>
+      </w:pPr>
+      <w:r>
+        <w:rPr>
+          <w:b w:val="0"/>
+          <w:i w:val="0"/>
+        </w:rPr>
+        <w:t>مصروفات عمومية وإدارية</w:t>
       </w:r>
     </w:p>
     <w:p>
@@ -16448,7 +16398,7 @@
           <w:b w:val="0"/>
           <w:i w:val="0"/>
         </w:rPr>
-        <w:t>ةيعرشلا ةاكزلا لبق ةنسلا لخد يفاص</w:t>
+        <w:t>صافي دخل السنة قبل الزكاة الشرعية</w:t>
       </w:r>
     </w:p>
     <w:p>
@@ -16474,7 +16424,7 @@
           <w:b w:val="0"/>
           <w:i w:val="0"/>
         </w:rPr>
-        <w:t>ةيعرشلا ةاكزلا</w:t>
+        <w:t>الزكاة الشرعية</w:t>
       </w:r>
     </w:p>
     <w:p>
@@ -16500,7 +16450,7 @@
           <w:b w:val="0"/>
           <w:i w:val="0"/>
         </w:rPr>
-        <w:t>هاكرشو يطوبعلا ديسلا</w:t>
+        <w:t>السيد العبوطي وشركاه</w:t>
       </w:r>
     </w:p>
     <w:p>
@@ -16526,33 +16476,33 @@
           <w:b w:val="0"/>
           <w:i w:val="0"/>
         </w:rPr>
-        <w:t>زنفيتسروم</w:t>
-      </w:r>
-    </w:p>
-    <w:p>
-      <w:pPr>
-        <w:jc w:val="right"/>
-        <w:bidi/>
-      </w:pPr>
-      <w:r>
-        <w:rPr>
-          <w:b w:val="0"/>
-          <w:i w:val="0"/>
-        </w:rPr>
-        <w:t>لانويشانرتنا</w:t>
-      </w:r>
-    </w:p>
-    <w:p>
-      <w:pPr>
-        <w:jc w:val="right"/>
-        <w:bidi/>
-      </w:pPr>
-      <w:r>
-        <w:rPr>
-          <w:b w:val="0"/>
-          <w:i w:val="0"/>
-        </w:rPr>
-        <w:t>تاداريإلا ١/٢/٦</w:t>
+        <w:t>مورستيفنز</w:t>
+      </w:r>
+    </w:p>
+    <w:p>
+      <w:pPr>
+        <w:jc w:val="right"/>
+        <w:bidi/>
+      </w:pPr>
+      <w:r>
+        <w:rPr>
+          <w:b w:val="0"/>
+          <w:i w:val="0"/>
+        </w:rPr>
+        <w:t>انترناشيونال</w:t>
+      </w:r>
+    </w:p>
+    <w:p>
+      <w:pPr>
+        <w:jc w:val="right"/>
+        <w:bidi/>
+      </w:pPr>
+      <w:r>
+        <w:rPr>
+          <w:b w:val="0"/>
+          <w:i w:val="0"/>
+        </w:rPr>
+        <w:t>١/٢/٦ الإيرادات</w:t>
       </w:r>
     </w:p>
     <w:p>
@@ -16578,33 +16528,33 @@
           <w:b w:val="0"/>
           <w:i w:val="0"/>
         </w:rPr>
-        <w:t>حيرلا لمجم ٢/٢/٦</w:t>
-      </w:r>
-    </w:p>
-    <w:p>
-      <w:pPr>
-        <w:jc w:val="right"/>
-        <w:bidi/>
-      </w:pPr>
-      <w:r>
-        <w:rPr>
-          <w:b w:val="0"/>
-          <w:i w:val="0"/>
-        </w:rPr>
-        <w:t>ةرهاظلا نراقملا لخدلا ةمئاقب حضوملا وحنلا ىلع ىرخأل ةنس نم ةبسنلا كلت يف تابثلا انل نيبتي ةرتفلا كلت لامعأ جئاتنل انضارعتسا لالخ نمو ، م٢٠٠٦ ىلإ م۱۰۰۲ نم ةرتفلا لالخ %١٥ طسوتملا يف غلب حبر لمجم ةكرشلا تققح</w:t>
-      </w:r>
-    </w:p>
-    <w:p>
-      <w:pPr>
-        <w:jc w:val="right"/>
-        <w:bidi/>
-      </w:pPr>
-      <w:r>
-        <w:rPr>
-          <w:b w:val="0"/>
-          <w:i w:val="0"/>
-        </w:rPr>
-        <w:t>هيلاعب</w:t>
+        <w:t>٢/٢/٦ مجمل الريح</w:t>
+      </w:r>
+    </w:p>
+    <w:p>
+      <w:pPr>
+        <w:jc w:val="right"/>
+        <w:bidi/>
+      </w:pPr>
+      <w:r>
+        <w:rPr>
+          <w:b w:val="0"/>
+          <w:i w:val="0"/>
+        </w:rPr>
+        <w:t>حققت الشركة مجمل ربح بلغ في المتوسط ١٥% خلال الفترة من ۲۰۰۱م إلى ٢٠٠٦م ، ومن خلال استعراضنا لنتائج أعمال تلك الفترة يتبين لنا الثبات في تلك النسبة من سنة لأخرى على النحو الموضح بقائمة الدخل المقارن الظاهرة</w:t>
+      </w:r>
+    </w:p>
+    <w:p>
+      <w:pPr>
+        <w:jc w:val="right"/>
+        <w:bidi/>
+      </w:pPr>
+      <w:r>
+        <w:rPr>
+          <w:b w:val="0"/>
+          <w:i w:val="0"/>
+        </w:rPr>
+        <w:t>بعاليه</w:t>
       </w:r>
     </w:p>
     <w:p>
@@ -16630,20 +16580,20 @@
           <w:b w:val="0"/>
           <w:i w:val="0"/>
         </w:rPr>
-        <w:t>0 حبرلا نسح ةيل</w:t>
-      </w:r>
-    </w:p>
-    <w:p>
-      <w:pPr>
-        <w:jc w:val="right"/>
-        <w:bidi/>
-      </w:pPr>
-      <w:r>
-        <w:rPr>
-          <w:b w:val="0"/>
-          <w:i w:val="0"/>
-        </w:rPr>
-        <w:t>م٢٠٠٦ سطفلا ١ يف ميقتلا .ةدودحملا تامدخلاو ةرادإلل ةينطولا ةكرشلا</w:t>
+        <w:t>لية حسن الربح 0</w:t>
+      </w:r>
+    </w:p>
+    <w:p>
+      <w:pPr>
+        <w:jc w:val="right"/>
+        <w:bidi/>
+      </w:pPr>
+      <w:r>
+        <w:rPr>
+          <w:b w:val="0"/>
+          <w:i w:val="0"/>
+        </w:rPr>
+        <w:t>الشركة الوطنية للإدارة والخدمات المحدودة. التقيم في ١ الفطس ٢٠٠٦م</w:t>
       </w:r>
     </w:p>
     <w:p>
@@ -16682,7 +16632,7 @@
           <w:b w:val="0"/>
           <w:i w:val="0"/>
         </w:rPr>
-        <w:t>هاكرشو يطويعلا ديسلا</w:t>
+        <w:t>السيد العيوطي وشركاه</w:t>
       </w:r>
     </w:p>
     <w:p>
@@ -16708,46 +16658,44 @@
           <w:b w:val="0"/>
           <w:i w:val="0"/>
         </w:rPr>
-        <w:t>زنفيتسروم</w:t>
-      </w:r>
-    </w:p>
-    <w:p>
-      <w:pPr>
-        <w:jc w:val="right"/>
-        <w:bidi/>
-      </w:pPr>
-      <w:r>
-        <w:rPr>
-          <w:b w:val="0"/>
-          <w:i w:val="0"/>
-        </w:rPr>
-        <w:t>لانويشانرتنا</w:t>
-      </w:r>
-    </w:p>
-    <w:p>
-      <w:pPr>
-        <w:jc w:val="right"/>
-        <w:bidi/>
-      </w:pPr>
-      <w:r>
-        <w:rPr>
-          <w:b w:val="0"/>
-          <w:i w:val="0"/>
-        </w:rPr>
-        <w:t>( يدوعسلا لايرلاب ) ىرخا تاداريإ ٣/٢/٦</w:t>
-      </w:r>
-    </w:p>
-    <w:p>
-      <w:pPr>
-        <w:jc w:val="right"/>
-        <w:bidi/>
-      </w:pPr>
-      <w:r>
-        <w:rPr>
-          <w:b w:val="0"/>
-          <w:i w:val="0"/>
-        </w:rPr>
-        <w:t>:يتآلا يف ىرخألا تناريإلا ةميق لثمتت</w:t>
+        <w:t>مورستيفنز</w:t>
+      </w:r>
+    </w:p>
+    <w:p>
+      <w:pPr>
+        <w:jc w:val="right"/>
+        <w:bidi/>
+      </w:pPr>
+      <w:r>
+        <w:rPr>
+          <w:b w:val="0"/>
+          <w:i w:val="0"/>
+        </w:rPr>
+        <w:t>انترناشيونال</w:t>
+      </w:r>
+    </w:p>
+    <w:p>
+      <w:pPr>
+        <w:pStyle w:val="Heading2"/>
+        <w:jc w:val="right"/>
+        <w:bidi/>
+      </w:pPr>
+      <w:r>
+        <w:t>[بيانات الأطراف: المدعي / المدعى عليه / الحاضرون] ===</w:t>
+        <w:br/>
+        <w:t>٣/٢/٦ إيرادات اخرى ( بالريال السعودي )</w:t>
+      </w:r>
+    </w:p>
+    <w:p>
+      <w:pPr>
+        <w:pStyle w:val="Heading2"/>
+        <w:jc w:val="right"/>
+        <w:bidi/>
+      </w:pPr>
+      <w:r>
+        <w:t>[المتن الفعلي: الوقائع / الأسباب / المنطوق] ===</w:t>
+        <w:br/>
+        <w:t>تتمثل قيمة الإيرانت الأخرى في الآتي:</w:t>
       </w:r>
     </w:p>
     <w:p>
@@ -16877,7 +16825,7 @@
           <w:b w:val="0"/>
           <w:i w:val="0"/>
         </w:rPr>
-        <w:t>حبر يفاص نم ةميقلا داعبتسإب موقن فوسف ةساردلا لحم ةرتفلا نع لوبقملا حابرألا يفاص طسوتم ىلإ لوصولل اذلو ةلصحملا ةمودعملا نويدلا يف ةلثمتملاو تاداريإلا كلت اهيف تققحت يتلا ةنسلا سفنل ةكرشلا طاشنب ةطبترملا ريغو ةرركتملا ريغ ىرخألا تاداريإلا دونب ضعب دوجو انت</w:t>
+        <w:t>تنا وجود بعض بنود الإيرادات الأخرى غير المتكررة وغير المرتبطة بنشاط الشركة لنفس السنة التي تحققت فيها تلك الإيرادات والمتمثلة في الديون المعدومة المحصلة ولذا للوصول إلى متوسط صافي الأرباح المقبول عن الفترة محل الدراسة فسوف نقوم بإستبعاد القيمة من صافي ربح</w:t>
       </w:r>
     </w:p>
     <w:p>
@@ -16916,7 +16864,7 @@
           <w:b w:val="0"/>
           <w:i w:val="0"/>
         </w:rPr>
-        <w:t>ةرتفلا</w:t>
+        <w:t>الفترة</w:t>
       </w:r>
     </w:p>
     <w:p>
@@ -16942,7 +16890,7 @@
           <w:b w:val="0"/>
           <w:i w:val="0"/>
         </w:rPr>
-        <w:t>ةيلكلا</w:t>
+        <w:t>الكلية</w:t>
       </w:r>
     </w:p>
     <w:p>
@@ -16968,20 +16916,20 @@
           <w:b w:val="0"/>
           <w:i w:val="0"/>
         </w:rPr>
-        <w:t>یرما</w:t>
-      </w:r>
-    </w:p>
-    <w:p>
-      <w:pPr>
-        <w:jc w:val="right"/>
-        <w:bidi/>
-      </w:pPr>
-      <w:r>
-        <w:rPr>
-          <w:b w:val="0"/>
-          <w:i w:val="0"/>
-        </w:rPr>
-        <w:t>م٢٠٠٦ سطسمل ١٣١ يف مييقتلا . ةدودحملا تامدخلاو ةرادإلل ةينطولا ةكرشلا</w:t>
+        <w:t>امری</w:t>
+      </w:r>
+    </w:p>
+    <w:p>
+      <w:pPr>
+        <w:jc w:val="right"/>
+        <w:bidi/>
+      </w:pPr>
+      <w:r>
+        <w:rPr>
+          <w:b w:val="0"/>
+          <w:i w:val="0"/>
+        </w:rPr>
+        <w:t>الشركة الوطنية للإدارة والخدمات المحدودة . التقييم في ١٣١ لمسطس ٢٠٠٦م</w:t>
       </w:r>
     </w:p>
     <w:p>
@@ -17059,7 +17007,7 @@
           <w:b w:val="0"/>
           <w:i w:val="0"/>
         </w:rPr>
-        <w:t>هاكرشو يطويعلا ديسلا</w:t>
+        <w:t>السيد العيوطي وشركاه</w:t>
       </w:r>
     </w:p>
     <w:p>
@@ -17085,7 +17033,7 @@
           <w:b w:val="0"/>
           <w:i w:val="0"/>
         </w:rPr>
-        <w:t>زنفيتسروم</w:t>
+        <w:t>مورستيفنز</w:t>
       </w:r>
     </w:p>
     <w:p>
@@ -17111,7 +17059,7 @@
           <w:b w:val="0"/>
           <w:i w:val="0"/>
         </w:rPr>
-        <w:t>:يتآلا يف ةيرادإلاو ةيمومعلا تافورصملا ةميق لثمت ( يدوعسلا لايرلاب ) ةيرادإو ةيمومع تافورصم ٤/٢/٦</w:t>
+        <w:t>٤/٢/٦ مصروفات عمومية وإدارية ( بالريال السعودي ) تمثل قيمة المصروفات العمومية والإدارية في الآتي:</w:t>
       </w:r>
     </w:p>
     <w:p>
@@ -17592,7 +17540,7 @@
           <w:b w:val="0"/>
           <w:i w:val="0"/>
         </w:rPr>
-        <w:t>نيفظوملا فيلاكت</w:t>
+        <w:t>تكاليف الموظفين</w:t>
       </w:r>
     </w:p>
     <w:p>
@@ -17618,7 +17566,7 @@
           <w:b w:val="0"/>
           <w:i w:val="0"/>
         </w:rPr>
-        <w:t>ةماقاو</w:t>
+        <w:t>واقامة</w:t>
       </w:r>
     </w:p>
     <w:p>
@@ -17694,46 +17642,46 @@
           <w:b w:val="0"/>
           <w:i w:val="0"/>
         </w:rPr>
-        <w:t>عومجملا</w:t>
-      </w:r>
-    </w:p>
-    <w:p>
-      <w:pPr>
-        <w:jc w:val="right"/>
-        <w:bidi/>
-      </w:pPr>
-      <w:r>
-        <w:rPr>
-          <w:b w:val="0"/>
-          <w:i w:val="0"/>
-        </w:rPr>
-        <w:t>.حبرلا يفاص طسوتم ىلإ لوصولل ةرتفلا كلت لالخ ةيرادإلاو ةيمومعلا تافورصملا ةميق طسوتم ىلع دمتعت فوسو تافورصملا كلذل ةنوكملا دونبلا ةيلوقعم كلذكو صحفلا لحم ةرتفلا لالخ ةيرادالاو ةيمومعلا تافورصملا ةميق يف يبسنلا تابثلا انل حضتي مدقت امم</w:t>
-      </w:r>
-    </w:p>
-    <w:p>
-      <w:pPr>
-        <w:jc w:val="right"/>
-        <w:bidi/>
-      </w:pPr>
-      <w:r>
-        <w:rPr>
-          <w:b w:val="0"/>
-          <w:i w:val="0"/>
-        </w:rPr>
-        <w:t>م٢٠٠٦ ىطعلا ٣٠ يف مييقتلاو ةدودعملا تامدخلاو ةرادإلل ةينطولا ةكرشلا</w:t>
-      </w:r>
-    </w:p>
-    <w:p>
-      <w:pPr>
-        <w:jc w:val="right"/>
-        <w:bidi/>
-      </w:pPr>
-      <w:r>
-        <w:rPr>
-          <w:b w:val="0"/>
-          <w:i w:val="0"/>
-        </w:rPr>
-        <w:t>هاكرشو يطويعلا ديسلا</w:t>
+        <w:t>المجموع</w:t>
+      </w:r>
+    </w:p>
+    <w:p>
+      <w:pPr>
+        <w:jc w:val="right"/>
+        <w:bidi/>
+      </w:pPr>
+      <w:r>
+        <w:rPr>
+          <w:b w:val="0"/>
+          <w:i w:val="0"/>
+        </w:rPr>
+        <w:t>مما تقدم يتضح لنا الثبات النسبي في قيمة المصروفات العمومية والادارية خلال الفترة محل الفحص وكذلك معقولية البنود المكونة لذلك المصروفات وسوف تعتمد على متوسط قيمة المصروفات العمومية والإدارية خلال تلك الفترة للوصول إلى متوسط صافي الربح.</w:t>
+      </w:r>
+    </w:p>
+    <w:p>
+      <w:pPr>
+        <w:jc w:val="right"/>
+        <w:bidi/>
+      </w:pPr>
+      <w:r>
+        <w:rPr>
+          <w:b w:val="0"/>
+          <w:i w:val="0"/>
+        </w:rPr>
+        <w:t>الشركة الوطنية للإدارة والخدمات المعدودة والتقييم في ٣٠ العطى ٢٠٠٦م</w:t>
+      </w:r>
+    </w:p>
+    <w:p>
+      <w:pPr>
+        <w:jc w:val="right"/>
+        <w:bidi/>
+      </w:pPr>
+      <w:r>
+        <w:rPr>
+          <w:b w:val="0"/>
+          <w:i w:val="0"/>
+        </w:rPr>
+        <w:t>السيد العيوطي وشركاه</w:t>
       </w:r>
     </w:p>
     <w:p>
@@ -17759,46 +17707,46 @@
           <w:b w:val="0"/>
           <w:i w:val="0"/>
         </w:rPr>
-        <w:t>زنفيتسروم</w:t>
-      </w:r>
-    </w:p>
-    <w:p>
-      <w:pPr>
-        <w:jc w:val="right"/>
-        <w:bidi/>
-      </w:pPr>
-      <w:r>
-        <w:rPr>
-          <w:b w:val="0"/>
-          <w:i w:val="0"/>
-        </w:rPr>
-        <w:t>لانويشانرتنا</w:t>
-      </w:r>
-    </w:p>
-    <w:p>
-      <w:pPr>
-        <w:jc w:val="right"/>
-        <w:bidi/>
-      </w:pPr>
-      <w:r>
-        <w:rPr>
-          <w:b w:val="0"/>
-          <w:i w:val="0"/>
-        </w:rPr>
-        <w:t>: ( يدوعسلا لايرلاب ) ةاكزلاو ةيداعلا ريغ دونبلا داعبتسإ دعب ليغشتلا جئاتن ٥/٢/٦</w:t>
-      </w:r>
-    </w:p>
-    <w:p>
-      <w:pPr>
-        <w:jc w:val="right"/>
-        <w:bidi/>
-      </w:pPr>
-      <w:r>
-        <w:rPr>
-          <w:b w:val="0"/>
-          <w:i w:val="0"/>
-        </w:rPr>
-        <w:t>طسوتملا</w:t>
+        <w:t>مورستيفنز</w:t>
+      </w:r>
+    </w:p>
+    <w:p>
+      <w:pPr>
+        <w:jc w:val="right"/>
+        <w:bidi/>
+      </w:pPr>
+      <w:r>
+        <w:rPr>
+          <w:b w:val="0"/>
+          <w:i w:val="0"/>
+        </w:rPr>
+        <w:t>انترناشيونال</w:t>
+      </w:r>
+    </w:p>
+    <w:p>
+      <w:pPr>
+        <w:jc w:val="right"/>
+        <w:bidi/>
+      </w:pPr>
+      <w:r>
+        <w:rPr>
+          <w:b w:val="0"/>
+          <w:i w:val="0"/>
+        </w:rPr>
+        <w:t>٥/٢/٦ نتائج التشغيل بعد إستبعاد البنود غير العادية والزكاة ( بالريال السعودي ) :</w:t>
+      </w:r>
+    </w:p>
+    <w:p>
+      <w:pPr>
+        <w:jc w:val="right"/>
+        <w:bidi/>
+      </w:pPr>
+      <w:r>
+        <w:rPr>
+          <w:b w:val="0"/>
+          <w:i w:val="0"/>
+        </w:rPr>
+        <w:t>المتوسط</w:t>
       </w:r>
     </w:p>
     <w:p>
@@ -18162,46 +18110,46 @@
           <w:b w:val="0"/>
           <w:i w:val="0"/>
         </w:rPr>
-        <w:t>ليغشتلا ةفلكت</w:t>
-      </w:r>
-    </w:p>
-    <w:p>
-      <w:pPr>
-        <w:jc w:val="right"/>
-        <w:bidi/>
-      </w:pPr>
-      <w:r>
-        <w:rPr>
-          <w:b w:val="0"/>
-          <w:i w:val="0"/>
-        </w:rPr>
-        <w:t>يليغشتلا حبرلا لمجم</w:t>
-      </w:r>
-    </w:p>
-    <w:p>
-      <w:pPr>
-        <w:jc w:val="right"/>
-        <w:bidi/>
-      </w:pPr>
-      <w:r>
-        <w:rPr>
-          <w:b w:val="0"/>
-          <w:i w:val="0"/>
-        </w:rPr>
-        <w:t>حبرلا لمجم ةبسن</w:t>
-      </w:r>
-    </w:p>
-    <w:p>
-      <w:pPr>
-        <w:jc w:val="right"/>
-        <w:bidi/>
-      </w:pPr>
-      <w:r>
-        <w:rPr>
-          <w:b w:val="0"/>
-          <w:i w:val="0"/>
-        </w:rPr>
-        <w:t>ةيمومع تافورصم</w:t>
+        <w:t>تكلفة التشغيل</w:t>
+      </w:r>
+    </w:p>
+    <w:p>
+      <w:pPr>
+        <w:jc w:val="right"/>
+        <w:bidi/>
+      </w:pPr>
+      <w:r>
+        <w:rPr>
+          <w:b w:val="0"/>
+          <w:i w:val="0"/>
+        </w:rPr>
+        <w:t>مجمل الربح التشغيلي</w:t>
+      </w:r>
+    </w:p>
+    <w:p>
+      <w:pPr>
+        <w:jc w:val="right"/>
+        <w:bidi/>
+      </w:pPr>
+      <w:r>
+        <w:rPr>
+          <w:b w:val="0"/>
+          <w:i w:val="0"/>
+        </w:rPr>
+        <w:t>نسبة مجمل الربح</w:t>
+      </w:r>
+    </w:p>
+    <w:p>
+      <w:pPr>
+        <w:jc w:val="right"/>
+        <w:bidi/>
+      </w:pPr>
+      <w:r>
+        <w:rPr>
+          <w:b w:val="0"/>
+          <w:i w:val="0"/>
+        </w:rPr>
+        <w:t>مصروفات عمومية</w:t>
       </w:r>
     </w:p>
     <w:p>
@@ -18253,7 +18201,7 @@
           <w:b w:val="0"/>
           <w:i w:val="0"/>
         </w:rPr>
-        <w:t>ةيعرشلا ةاكزلا لبق ةنسلا لخد يفاص</w:t>
+        <w:t>صافي دخل السنة قبل الزكاة الشرعية</w:t>
       </w:r>
     </w:p>
     <w:p>
@@ -18565,20 +18513,20 @@
           <w:b w:val="0"/>
           <w:i w:val="0"/>
         </w:rPr>
-        <w:t>م٢٠٠٦ سطسغأ ٢٠ يف مييقتلا .ةدودحملا تامدخلاو ةرادإلل ةينطولا ةكرشلا</w:t>
-      </w:r>
-    </w:p>
-    <w:p>
-      <w:pPr>
-        <w:jc w:val="right"/>
-        <w:bidi/>
-      </w:pPr>
-      <w:r>
-        <w:rPr>
-          <w:b w:val="0"/>
-          <w:i w:val="0"/>
-        </w:rPr>
-        <w:t>هاكرشو يطويعلا ديسلا</w:t>
+        <w:t>الشركة الوطنية للإدارة والخدمات المحدودة. التقييم في ٢٠ أغسطس ٢٠٠٦م</w:t>
+      </w:r>
+    </w:p>
+    <w:p>
+      <w:pPr>
+        <w:jc w:val="right"/>
+        <w:bidi/>
+      </w:pPr>
+      <w:r>
+        <w:rPr>
+          <w:b w:val="0"/>
+          <w:i w:val="0"/>
+        </w:rPr>
+        <w:t>السيد العيوطي وشركاه</w:t>
       </w:r>
     </w:p>
     <w:p>
@@ -18604,20 +18552,20 @@
           <w:b w:val="0"/>
           <w:i w:val="0"/>
         </w:rPr>
-        <w:t>زنفيتسروم</w:t>
-      </w:r>
-    </w:p>
-    <w:p>
-      <w:pPr>
-        <w:jc w:val="right"/>
-        <w:bidi/>
-      </w:pPr>
-      <w:r>
-        <w:rPr>
-          <w:b w:val="0"/>
-          <w:i w:val="0"/>
-        </w:rPr>
-        <w:t>لانويشانرتنا</w:t>
+        <w:t>مورستيفنز</w:t>
+      </w:r>
+    </w:p>
+    <w:p>
+      <w:pPr>
+        <w:jc w:val="right"/>
+        <w:bidi/>
+      </w:pPr>
+      <w:r>
+        <w:rPr>
+          <w:b w:val="0"/>
+          <w:i w:val="0"/>
+        </w:rPr>
+        <w:t>انترناشيونال</w:t>
       </w:r>
     </w:p>
     <w:p>
@@ -18641,20 +18589,20 @@
       <w:r>
         <w:t>[المتن الفعلي: الوقائع / الأسباب / المنطوق] ===</w:t>
         <w:br/>
-        <w:t>رطخلا عون</w:t>
-      </w:r>
-    </w:p>
-    <w:p>
-      <w:pPr>
-        <w:jc w:val="right"/>
-        <w:bidi/>
-      </w:pPr>
-      <w:r>
-        <w:rPr>
-          <w:b w:val="0"/>
-          <w:i w:val="0"/>
-        </w:rPr>
-        <w:t>ةعانصلا رطخ</w:t>
+        <w:t>نوع الخطر</w:t>
+      </w:r>
+    </w:p>
+    <w:p>
+      <w:pPr>
+        <w:jc w:val="right"/>
+        <w:bidi/>
+      </w:pPr>
+      <w:r>
+        <w:rPr>
+          <w:b w:val="0"/>
+          <w:i w:val="0"/>
+        </w:rPr>
+        <w:t>خطر الصناعة</w:t>
       </w:r>
     </w:p>
     <w:p>
@@ -18693,20 +18641,20 @@
           <w:b w:val="0"/>
           <w:i w:val="0"/>
         </w:rPr>
-        <w:t>رطخلا لماعم ليلحت حرش</w:t>
-      </w:r>
-    </w:p>
-    <w:p>
-      <w:pPr>
-        <w:jc w:val="right"/>
-        <w:bidi/>
-      </w:pPr>
-      <w:r>
-        <w:rPr>
-          <w:b w:val="0"/>
-          <w:i w:val="0"/>
-        </w:rPr>
-        <w:t>ةئجافم تاروطت وأ ةيموكح دويق ةيأ دجوت الو تابثلاب مستت يتلا قاوسألا نم طاشنلا اذه قوف ،اهريغو ةينكسلا عمجتلا زكارمو تايفشتسملا ىلإ ةيئاذغلا تابجولا ديروت لاجم يف ةكرشلا لمعت ثيح ضفخنم رطخل ضرعم ةكرشلا هب لمعت يذلا طاشنلا</w:t>
+        <w:t>شرح تحليل معامل الخطر</w:t>
+      </w:r>
+    </w:p>
+    <w:p>
+      <w:pPr>
+        <w:jc w:val="right"/>
+        <w:bidi/>
+      </w:pPr>
+      <w:r>
+        <w:rPr>
+          <w:b w:val="0"/>
+          <w:i w:val="0"/>
+        </w:rPr>
+        <w:t>النشاط الذي تعمل به الشركة معرض لخطر منخفض حيث تعمل الشركة في مجال توريد الوجبات الغذائية إلى المستشفيات ومراكز التجمع السكنية وغيرها، فوق هذا النشاط من الأسواق التي تتسم بالثبات ولا توجد أية قيود حكومية أو تطورات مفاجئة</w:t>
       </w:r>
     </w:p>
     <w:p>
@@ -18849,7 +18797,7 @@
           <w:b w:val="0"/>
           <w:i w:val="0"/>
         </w:rPr>
-        <w:t>. اهب قلعتملا</w:t>
+        <w:t>المتعلق بها .</w:t>
       </w:r>
     </w:p>
     <w:p>
@@ -18914,7 +18862,7 @@
           <w:b w:val="0"/>
           <w:i w:val="0"/>
         </w:rPr>
-        <w:t>تادوجوملا رطخ</w:t>
+        <w:t>خطر الموجودات</w:t>
       </w:r>
     </w:p>
     <w:p>
@@ -18966,20 +18914,20 @@
           <w:b w:val="0"/>
           <w:i w:val="0"/>
         </w:rPr>
-        <w:t>م٢٠٠٩ ىطخلا ٣١ يف مييقتلا .ةدودحملا تامدخلاو ةرادالل ةينطولا ةكرشلا</w:t>
-      </w:r>
-    </w:p>
-    <w:p>
-      <w:pPr>
-        <w:jc w:val="right"/>
-        <w:bidi/>
-      </w:pPr>
-      <w:r>
-        <w:rPr>
-          <w:b w:val="0"/>
-          <w:i w:val="0"/>
-        </w:rPr>
-        <w:t>هاكرشو يطويعلا ديسلا</w:t>
+        <w:t>الشركة الوطنية للادارة والخدمات المحدودة. التقييم في ٣١ الخطى ٢٠٠٩م</w:t>
+      </w:r>
+    </w:p>
+    <w:p>
+      <w:pPr>
+        <w:jc w:val="right"/>
+        <w:bidi/>
+      </w:pPr>
+      <w:r>
+        <w:rPr>
+          <w:b w:val="0"/>
+          <w:i w:val="0"/>
+        </w:rPr>
+        <w:t>السيد العيوطي وشركاه</w:t>
       </w:r>
     </w:p>
     <w:p>
@@ -19005,7 +18953,7 @@
           <w:b w:val="0"/>
           <w:i w:val="0"/>
         </w:rPr>
-        <w:t>زنفيتسروم</w:t>
+        <w:t>مورستيفنز</w:t>
       </w:r>
     </w:p>
     <w:p>
@@ -19044,7 +18992,7 @@
           <w:b w:val="0"/>
           <w:i w:val="0"/>
         </w:rPr>
-        <w:t>ةعانصلا رطخ</w:t>
+        <w:t>خطر الصناعة</w:t>
       </w:r>
     </w:p>
     <w:p>
@@ -19122,7 +19070,7 @@
           <w:b w:val="0"/>
           <w:i w:val="0"/>
         </w:rPr>
-        <w:t>ةلامع</w:t>
+        <w:t>عمالة</w:t>
       </w:r>
     </w:p>
     <w:p>
@@ -19148,46 +19096,46 @@
           <w:b w:val="0"/>
           <w:i w:val="0"/>
         </w:rPr>
-        <w:t>تادوجوملا رطخ</w:t>
-      </w:r>
-    </w:p>
-    <w:p>
-      <w:pPr>
-        <w:jc w:val="right"/>
-        <w:bidi/>
-      </w:pPr>
-      <w:r>
-        <w:rPr>
-          <w:b w:val="0"/>
-          <w:i w:val="0"/>
-        </w:rPr>
-        <w:t>يلامجإلا</w:t>
-      </w:r>
-    </w:p>
-    <w:p>
-      <w:pPr>
-        <w:jc w:val="right"/>
-        <w:bidi/>
-      </w:pPr>
-      <w:r>
-        <w:rPr>
-          <w:b w:val="0"/>
-          <w:i w:val="0"/>
-        </w:rPr>
-        <w:t>م٢٠٠١ نيطبلا ٢١ يف ميقتلا ةدودحملا تامدخلاو ةرادإلل ةينطولا ةكرشلا</w:t>
-      </w:r>
-    </w:p>
-    <w:p>
-      <w:pPr>
-        <w:jc w:val="right"/>
-        <w:bidi/>
-      </w:pPr>
-      <w:r>
-        <w:rPr>
-          <w:b w:val="0"/>
-          <w:i w:val="0"/>
-        </w:rPr>
-        <w:t>رطخلا مييقت</w:t>
+        <w:t>خطر الموجودات</w:t>
+      </w:r>
+    </w:p>
+    <w:p>
+      <w:pPr>
+        <w:jc w:val="right"/>
+        <w:bidi/>
+      </w:pPr>
+      <w:r>
+        <w:rPr>
+          <w:b w:val="0"/>
+          <w:i w:val="0"/>
+        </w:rPr>
+        <w:t>الإجمالي</w:t>
+      </w:r>
+    </w:p>
+    <w:p>
+      <w:pPr>
+        <w:jc w:val="right"/>
+        <w:bidi/>
+      </w:pPr>
+      <w:r>
+        <w:rPr>
+          <w:b w:val="0"/>
+          <w:i w:val="0"/>
+        </w:rPr>
+        <w:t>الشركة الوطنية للإدارة والخدمات المحدودة التقيم في ٢١ البطين ٢٠٠١م</w:t>
+      </w:r>
+    </w:p>
+    <w:p>
+      <w:pPr>
+        <w:jc w:val="right"/>
+        <w:bidi/>
+      </w:pPr>
+      <w:r>
+        <w:rPr>
+          <w:b w:val="0"/>
+          <w:i w:val="0"/>
+        </w:rPr>
+        <w:t>تقييم الخطر</w:t>
       </w:r>
     </w:p>
     <w:p>
@@ -19395,7 +19343,7 @@
           <w:b w:val="0"/>
           <w:i w:val="0"/>
         </w:rPr>
-        <w:t>رادرتفد نيدلا يحم ديسلا</w:t>
+        <w:t>السيد محي الدين دفتردار</w:t>
       </w:r>
     </w:p>
     <w:p>
@@ -19426,15 +19374,336 @@
     </w:p>
     <w:p>
       <w:pPr>
-        <w:jc w:val="right"/>
-        <w:bidi/>
-      </w:pPr>
-      <w:r>
-        <w:rPr>
-          <w:b w:val="0"/>
-          <w:i w:val="0"/>
-        </w:rPr>
-        <w:t>:- ةيلاتلا تاكرشلاب هددحي نم مسا وأ همساب ءاوس رابأ هللا دبع خيشلا 1-</w:t>
+        <w:pStyle w:val="Heading2"/>
+        <w:jc w:val="right"/>
+        <w:bidi/>
+      </w:pPr>
+      <w:r>
+        <w:t>[بيانات الأطراف: المدعي / المدعى عليه / الحاضرون] ===</w:t>
+        <w:br/>
+        <w:t>1- الشيخ عبد الله أبار سواء باسمه أو اسم من يحدده بالشركات التالية :-</w:t>
+      </w:r>
+    </w:p>
+    <w:p>
+      <w:pPr>
+        <w:jc w:val="right"/>
+        <w:bidi/>
+      </w:pPr>
+      <w:r>
+        <w:rPr>
+          <w:b w:val="0"/>
+          <w:i w:val="0"/>
+        </w:rPr>
+        <w:t>اسم الشركة</w:t>
+      </w:r>
+    </w:p>
+    <w:p>
+      <w:pPr>
+        <w:pStyle w:val="Heading2"/>
+        <w:jc w:val="right"/>
+        <w:bidi/>
+      </w:pPr>
+      <w:r>
+        <w:t>[المتن الفعلي: الوقائع / الأسباب / المنطوق] ===</w:t>
+        <w:br/>
+        <w:t>١- شركة أسواق النجمة التجارية المحدودة</w:t>
+      </w:r>
+    </w:p>
+    <w:p>
+      <w:pPr>
+        <w:jc w:val="right"/>
+        <w:bidi/>
+      </w:pPr>
+      <w:r>
+        <w:rPr>
+          <w:b w:val="0"/>
+          <w:i w:val="0"/>
+        </w:rPr>
+        <w:t>٢ شركة أبار وزيني الغذائية المحدودة</w:t>
+      </w:r>
+    </w:p>
+    <w:p>
+      <w:pPr>
+        <w:jc w:val="right"/>
+        <w:bidi/>
+      </w:pPr>
+      <w:r>
+        <w:rPr>
+          <w:b w:val="0"/>
+          <w:i w:val="0"/>
+        </w:rPr>
+        <w:t>الإجمالي</w:t>
+      </w:r>
+    </w:p>
+    <w:p>
+      <w:pPr>
+        <w:jc w:val="right"/>
+        <w:bidi/>
+      </w:pPr>
+      <w:r>
+        <w:rPr>
+          <w:b w:val="0"/>
+          <w:i w:val="0"/>
+        </w:rPr>
+        <w:t>القيمة</w:t>
+      </w:r>
+    </w:p>
+    <w:p>
+      <w:pPr>
+        <w:jc w:val="right"/>
+        <w:bidi/>
+      </w:pPr>
+      <w:r>
+        <w:rPr>
+          <w:b w:val="0"/>
+          <w:i w:val="0"/>
+        </w:rPr>
+        <w:t>النسبة الإجمالي</w:t>
+      </w:r>
+    </w:p>
+    <w:p>
+      <w:pPr>
+        <w:jc w:val="right"/>
+        <w:bidi/>
+      </w:pPr>
+      <w:r>
+        <w:rPr>
+          <w:b w:val="0"/>
+          <w:i w:val="0"/>
+        </w:rPr>
+        <w:t>للتقيي</w:t>
+      </w:r>
+    </w:p>
+    <w:p>
+      <w:pPr>
+        <w:jc w:val="right"/>
+        <w:bidi/>
+      </w:pPr>
+      <w:r>
+        <w:rPr>
+          <w:b w:val="0"/>
+          <w:i w:val="0"/>
+        </w:rPr>
+        <w:t>%1..</w:t>
+      </w:r>
+    </w:p>
+    <w:p>
+      <w:pPr>
+        <w:jc w:val="right"/>
+        <w:bidi/>
+      </w:pPr>
+      <w:r>
+        <w:rPr>
+          <w:b w:val="0"/>
+          <w:i w:val="0"/>
+        </w:rPr>
+        <w:t>٣٥,٤٣٠,٠٠٠</w:t>
+      </w:r>
+    </w:p>
+    <w:p>
+      <w:pPr>
+        <w:jc w:val="right"/>
+        <w:bidi/>
+      </w:pPr>
+      <w:r>
+        <w:rPr>
+          <w:b w:val="0"/>
+          <w:i w:val="0"/>
+        </w:rPr>
+        <w:t>۱۰۹ ۰۰۰ ۰۰۰ %100</w:t>
+      </w:r>
+    </w:p>
+    <w:p>
+      <w:pPr>
+        <w:jc w:val="right"/>
+        <w:bidi/>
+      </w:pPr>
+      <w:r>
+        <w:rPr>
+          <w:b w:val="0"/>
+          <w:i w:val="0"/>
+        </w:rPr>
+        <w:t>٠٠٠ ر ٤٣٠ ١٤٤</w:t>
+      </w:r>
+    </w:p>
+    <w:p>
+      <w:pPr>
+        <w:jc w:val="right"/>
+        <w:bidi/>
+      </w:pPr>
+      <w:r>
+        <w:rPr>
+          <w:b w:val="0"/>
+          <w:i w:val="0"/>
+        </w:rPr>
+        <w:t>حصة أبار وزيني</w:t>
+      </w:r>
+    </w:p>
+    <w:p>
+      <w:pPr>
+        <w:jc w:val="right"/>
+        <w:bidi/>
+      </w:pPr>
+      <w:r>
+        <w:rPr>
+          <w:b w:val="0"/>
+          <w:i w:val="0"/>
+        </w:rPr>
+        <w:t>في التقيي</w:t>
+      </w:r>
+    </w:p>
+    <w:p>
+      <w:pPr>
+        <w:jc w:val="right"/>
+        <w:bidi/>
+      </w:pPr>
+      <w:r>
+        <w:rPr>
+          <w:b w:val="0"/>
+          <w:i w:val="0"/>
+        </w:rPr>
+        <w:t>٣٥,٤٣٠,٠٠٠</w:t>
+      </w:r>
+    </w:p>
+    <w:p>
+      <w:pPr>
+        <w:jc w:val="right"/>
+        <w:bidi/>
+      </w:pPr>
+      <w:r>
+        <w:rPr>
+          <w:b w:val="0"/>
+          <w:i w:val="0"/>
+        </w:rPr>
+        <w:t>۱۰۹ ۰۰۰ ۰۰۰</w:t>
+      </w:r>
+    </w:p>
+    <w:p>
+      <w:pPr>
+        <w:jc w:val="right"/>
+        <w:bidi/>
+      </w:pPr>
+      <w:r>
+        <w:rPr>
+          <w:b w:val="0"/>
+          <w:i w:val="0"/>
+        </w:rPr>
+        <w:t>٤٣٠٠٠٠ ١٤٤</w:t>
+      </w:r>
+    </w:p>
+    <w:p>
+      <w:pPr>
+        <w:jc w:val="right"/>
+        <w:bidi/>
+      </w:pPr>
+      <w:r>
+        <w:rPr>
+          <w:b w:val="0"/>
+          <w:i w:val="0"/>
+        </w:rPr>
+        <w:t>се</w:t>
+      </w:r>
+    </w:p>
+    <w:p>
+      <w:pPr>
+        <w:jc w:val="right"/>
+        <w:bidi/>
+      </w:pPr>
+      <w:r>
+        <w:rPr>
+          <w:b w:val="0"/>
+          <w:i w:val="0"/>
+        </w:rPr>
+        <w:t>ب</w:t>
+      </w:r>
+    </w:p>
+    <w:p>
+      <w:pPr>
+        <w:pStyle w:val="Heading2"/>
+        <w:jc w:val="right"/>
+        <w:bidi/>
+      </w:pPr>
+      <w:r>
+        <w:t>[بيانات الأطراف: المدعي / المدعى عليه / الحاضرون] ===</w:t>
+        <w:br/>
+        <w:t>الشيخ أحمد زيني سواء باسمه أو باسم من يحدده بالشركات التالية:</w:t>
+      </w:r>
+    </w:p>
+    <w:p>
+      <w:pPr>
+        <w:pStyle w:val="Heading2"/>
+        <w:jc w:val="right"/>
+        <w:bidi/>
+      </w:pPr>
+      <w:r>
+        <w:t>[المتن الفعلي: الوقائع / الأسباب / المنطوق] ===</w:t>
+        <w:br/>
+        <w:t>القيمة</w:t>
+      </w:r>
+    </w:p>
+    <w:p>
+      <w:pPr>
+        <w:jc w:val="right"/>
+        <w:bidi/>
+      </w:pPr>
+      <w:r>
+        <w:rPr>
+          <w:b w:val="0"/>
+          <w:i w:val="0"/>
+        </w:rPr>
+        <w:t>حصة أبار وزيني</w:t>
+      </w:r>
+    </w:p>
+    <w:p>
+      <w:pPr>
+        <w:jc w:val="right"/>
+        <w:bidi/>
+      </w:pPr>
+      <w:r>
+        <w:rPr>
+          <w:b w:val="0"/>
+          <w:i w:val="0"/>
+        </w:rPr>
+        <w:t>النسبة</w:t>
+      </w:r>
+    </w:p>
+    <w:p>
+      <w:pPr>
+        <w:jc w:val="right"/>
+        <w:bidi/>
+      </w:pPr>
+      <w:r>
+        <w:rPr>
+          <w:b w:val="0"/>
+          <w:i w:val="0"/>
+        </w:rPr>
+        <w:t>الإجمالية</w:t>
+      </w:r>
+    </w:p>
+    <w:p>
+      <w:pPr>
+        <w:jc w:val="right"/>
+        <w:bidi/>
+      </w:pPr>
+      <w:r>
+        <w:rPr>
+          <w:b w:val="0"/>
+          <w:i w:val="0"/>
+        </w:rPr>
+        <w:t>في التقييم</w:t>
+      </w:r>
+    </w:p>
+    <w:p>
+      <w:pPr>
+        <w:jc w:val="right"/>
+        <w:bidi/>
+      </w:pPr>
+      <w:r>
+        <w:rPr>
+          <w:b w:val="0"/>
+          <w:i w:val="0"/>
+        </w:rPr>
+        <w:t>للتقيي</w:t>
       </w:r>
     </w:p>
     <w:p>
@@ -19458,72 +19727,148 @@
       <w:r>
         <w:t>[المتن الفعلي: الوقائع / الأسباب / المنطوق] ===</w:t>
         <w:br/>
-        <w:t>ةدودحملا ةيراجتلا ةمجنلا قاوسأ ةكرش ١-</w:t>
-      </w:r>
-    </w:p>
-    <w:p>
-      <w:pPr>
-        <w:jc w:val="right"/>
-        <w:bidi/>
-      </w:pPr>
-      <w:r>
-        <w:rPr>
-          <w:b w:val="0"/>
-          <w:i w:val="0"/>
-        </w:rPr>
-        <w:t>ةدودحملا ةيئاذغلا ينيزو رابأ ةكرش ٢</w:t>
-      </w:r>
-    </w:p>
-    <w:p>
-      <w:pPr>
-        <w:jc w:val="right"/>
-        <w:bidi/>
-      </w:pPr>
-      <w:r>
-        <w:rPr>
-          <w:b w:val="0"/>
-          <w:i w:val="0"/>
-        </w:rPr>
-        <w:t>يلامجإلا</w:t>
-      </w:r>
-    </w:p>
-    <w:p>
-      <w:pPr>
-        <w:jc w:val="right"/>
-        <w:bidi/>
-      </w:pPr>
-      <w:r>
-        <w:rPr>
-          <w:b w:val="0"/>
-          <w:i w:val="0"/>
-        </w:rPr>
-        <w:t>القيمة</w:t>
-      </w:r>
-    </w:p>
-    <w:p>
-      <w:pPr>
-        <w:jc w:val="right"/>
-        <w:bidi/>
-      </w:pPr>
-      <w:r>
-        <w:rPr>
-          <w:b w:val="0"/>
-          <w:i w:val="0"/>
-        </w:rPr>
-        <w:t>يلامجإلا ةبسنلا</w:t>
-      </w:r>
-    </w:p>
-    <w:p>
-      <w:pPr>
-        <w:jc w:val="right"/>
-        <w:bidi/>
-      </w:pPr>
-      <w:r>
-        <w:rPr>
-          <w:b w:val="0"/>
-          <w:i w:val="0"/>
-        </w:rPr>
-        <w:t>للتقيي</w:t>
+        <w:t>1 شركة مزرعة وادي فاطمة للدواجن ٢ شركة مصنع الحلويات والطحينة الوطني - شركة أبار وزيني للتموين والخدمات الغذائية</w:t>
+      </w:r>
+    </w:p>
+    <w:p>
+      <w:pPr>
+        <w:jc w:val="right"/>
+        <w:bidi/>
+      </w:pPr>
+      <w:r>
+        <w:rPr>
+          <w:b w:val="0"/>
+          <w:i w:val="0"/>
+        </w:rPr>
+        <w:t>٤- شركة أبار وزيني للكهرباء والتكييف</w:t>
+      </w:r>
+    </w:p>
+    <w:p>
+      <w:pPr>
+        <w:pStyle w:val="Heading2"/>
+        <w:jc w:val="right"/>
+        <w:bidi/>
+      </w:pPr>
+      <w:r>
+        <w:t>[بيانات الأطراف: المدعي / المدعى عليه / الحاضرون] ===</w:t>
+        <w:br/>
+        <w:t>شركة الخميرة السعودية</w:t>
+      </w:r>
+    </w:p>
+    <w:p>
+      <w:pPr>
+        <w:pStyle w:val="Heading2"/>
+        <w:jc w:val="right"/>
+        <w:bidi/>
+      </w:pPr>
+      <w:r>
+        <w:t>[المتن الفعلي: الوقائع / الأسباب / المنطوق] ===</w:t>
+        <w:br/>
+        <w:t>٦- شركة دايكن لتكييف الهواء المحدودة</w:t>
+      </w:r>
+    </w:p>
+    <w:p>
+      <w:pPr>
+        <w:jc w:val="right"/>
+        <w:bidi/>
+      </w:pPr>
+      <w:r>
+        <w:rPr>
+          <w:b w:val="0"/>
+          <w:i w:val="0"/>
+        </w:rPr>
+        <w:t>الشركة الوطنية للإدارة والخدمات</w:t>
+      </w:r>
+    </w:p>
+    <w:p>
+      <w:pPr>
+        <w:jc w:val="right"/>
+        <w:bidi/>
+      </w:pPr>
+      <w:r>
+        <w:rPr>
+          <w:b w:val="0"/>
+          <w:i w:val="0"/>
+        </w:rPr>
+        <w:t>وشركة سودكسو للتموين المحدودة</w:t>
+      </w:r>
+    </w:p>
+    <w:p>
+      <w:pPr>
+        <w:jc w:val="right"/>
+        <w:bidi/>
+      </w:pPr>
+      <w:r>
+        <w:rPr>
+          <w:b w:val="0"/>
+          <w:i w:val="0"/>
+        </w:rPr>
+        <w:t>الإجمالي</w:t>
+      </w:r>
+    </w:p>
+    <w:p>
+      <w:pPr>
+        <w:jc w:val="right"/>
+        <w:bidi/>
+      </w:pPr>
+      <w:r>
+        <w:rPr>
+          <w:b w:val="0"/>
+          <w:i w:val="0"/>
+        </w:rPr>
+        <w:t>۳۰٫۵۰۰٫۰۰۰</w:t>
+      </w:r>
+    </w:p>
+    <w:p>
+      <w:pPr>
+        <w:jc w:val="right"/>
+        <w:bidi/>
+      </w:pPr>
+      <w:r>
+        <w:rPr>
+          <w:b w:val="0"/>
+          <w:i w:val="0"/>
+        </w:rPr>
+        <w:t>۳۰۵۰۰ ۰۰۰</w:t>
+      </w:r>
+    </w:p>
+    <w:p>
+      <w:pPr>
+        <w:jc w:val="right"/>
+        <w:bidi/>
+      </w:pPr>
+      <w:r>
+        <w:rPr>
+          <w:b w:val="0"/>
+          <w:i w:val="0"/>
+        </w:rPr>
+        <w:t>%1.-</w:t>
+      </w:r>
+    </w:p>
+    <w:p>
+      <w:pPr>
+        <w:jc w:val="right"/>
+        <w:bidi/>
+      </w:pPr>
+      <w:r>
+        <w:rPr>
+          <w:b w:val="0"/>
+          <w:i w:val="0"/>
+        </w:rPr>
+        <w:t>٢٩٠٠٠٠ ٤٦</w:t>
+      </w:r>
+    </w:p>
+    <w:p>
+      <w:pPr>
+        <w:jc w:val="right"/>
+        <w:bidi/>
+      </w:pPr>
+      <w:r>
+        <w:rPr>
+          <w:b w:val="0"/>
+          <w:i w:val="0"/>
+        </w:rPr>
+        <w:t>٤٦,٢٩٠,٠٠٠</w:t>
       </w:r>
     </w:p>
     <w:p>
@@ -19549,215 +19894,202 @@
           <w:b w:val="0"/>
           <w:i w:val="0"/>
         </w:rPr>
-        <w:t>٣٥,٤٣٠,٠٠٠</w:t>
-      </w:r>
-    </w:p>
-    <w:p>
-      <w:pPr>
-        <w:jc w:val="right"/>
-        <w:bidi/>
-      </w:pPr>
-      <w:r>
-        <w:rPr>
-          <w:b w:val="0"/>
-          <w:i w:val="0"/>
-        </w:rPr>
-        <w:t>۱۰۹ ۰۰۰ ۰۰۰ %100</w:t>
-      </w:r>
-    </w:p>
-    <w:p>
-      <w:pPr>
-        <w:jc w:val="right"/>
-        <w:bidi/>
-      </w:pPr>
-      <w:r>
-        <w:rPr>
-          <w:b w:val="0"/>
-          <w:i w:val="0"/>
-        </w:rPr>
-        <w:t>٠٠٠ ر ٤٣٠ ١٤٤</w:t>
-      </w:r>
-    </w:p>
-    <w:p>
-      <w:pPr>
-        <w:jc w:val="right"/>
-        <w:bidi/>
-      </w:pPr>
-      <w:r>
-        <w:rPr>
-          <w:b w:val="0"/>
-          <w:i w:val="0"/>
-        </w:rPr>
-        <w:t>حصة أبار وزيني</w:t>
-      </w:r>
-    </w:p>
-    <w:p>
-      <w:pPr>
-        <w:jc w:val="right"/>
-        <w:bidi/>
-      </w:pPr>
-      <w:r>
-        <w:rPr>
-          <w:b w:val="0"/>
-          <w:i w:val="0"/>
-        </w:rPr>
-        <w:t>في التقيي</w:t>
-      </w:r>
-    </w:p>
-    <w:p>
-      <w:pPr>
-        <w:jc w:val="right"/>
-        <w:bidi/>
-      </w:pPr>
-      <w:r>
-        <w:rPr>
-          <w:b w:val="0"/>
-          <w:i w:val="0"/>
-        </w:rPr>
-        <w:t>٣٥,٤٣٠,٠٠٠</w:t>
-      </w:r>
-    </w:p>
-    <w:p>
-      <w:pPr>
-        <w:jc w:val="right"/>
-        <w:bidi/>
-      </w:pPr>
-      <w:r>
-        <w:rPr>
-          <w:b w:val="0"/>
-          <w:i w:val="0"/>
-        </w:rPr>
-        <w:t>۱۰۹ ۰۰۰ ۰۰۰</w:t>
-      </w:r>
-    </w:p>
-    <w:p>
-      <w:pPr>
-        <w:jc w:val="right"/>
-        <w:bidi/>
-      </w:pPr>
-      <w:r>
-        <w:rPr>
-          <w:b w:val="0"/>
-          <w:i w:val="0"/>
-        </w:rPr>
-        <w:t>٤٣٠٠٠٠ ١٤٤</w:t>
-      </w:r>
-    </w:p>
-    <w:p>
-      <w:pPr>
-        <w:jc w:val="right"/>
-        <w:bidi/>
-      </w:pPr>
-      <w:r>
-        <w:rPr>
-          <w:b w:val="0"/>
-          <w:i w:val="0"/>
-        </w:rPr>
-        <w:t>се</w:t>
-      </w:r>
-    </w:p>
-    <w:p>
-      <w:pPr>
-        <w:jc w:val="right"/>
-        <w:bidi/>
-      </w:pPr>
-      <w:r>
-        <w:rPr>
-          <w:b w:val="0"/>
-          <w:i w:val="0"/>
-        </w:rPr>
-        <w:t>ب</w:t>
-      </w:r>
-    </w:p>
-    <w:p>
-      <w:pPr>
-        <w:jc w:val="right"/>
-        <w:bidi/>
-      </w:pPr>
-      <w:r>
-        <w:rPr>
-          <w:b w:val="0"/>
-          <w:i w:val="0"/>
-        </w:rPr>
-        <w:t>:ةيلاتلا تاكرشلاب هددحي نم مساب وأ همساب ءاوس ينيز دمحأ خيشلا</w:t>
-      </w:r>
-    </w:p>
-    <w:p>
-      <w:pPr>
-        <w:jc w:val="right"/>
-        <w:bidi/>
-      </w:pPr>
-      <w:r>
-        <w:rPr>
-          <w:b w:val="0"/>
-          <w:i w:val="0"/>
-        </w:rPr>
-        <w:t>القيمة</w:t>
-      </w:r>
-    </w:p>
-    <w:p>
-      <w:pPr>
-        <w:jc w:val="right"/>
-        <w:bidi/>
-      </w:pPr>
-      <w:r>
-        <w:rPr>
-          <w:b w:val="0"/>
-          <w:i w:val="0"/>
-        </w:rPr>
-        <w:t>حصة أبار وزيني</w:t>
-      </w:r>
-    </w:p>
-    <w:p>
-      <w:pPr>
-        <w:jc w:val="right"/>
-        <w:bidi/>
-      </w:pPr>
-      <w:r>
-        <w:rPr>
-          <w:b w:val="0"/>
-          <w:i w:val="0"/>
-        </w:rPr>
-        <w:t>ةبسنلا</w:t>
-      </w:r>
-    </w:p>
-    <w:p>
-      <w:pPr>
-        <w:jc w:val="right"/>
-        <w:bidi/>
-      </w:pPr>
-      <w:r>
-        <w:rPr>
-          <w:b w:val="0"/>
-          <w:i w:val="0"/>
-        </w:rPr>
-        <w:t>ةيلامجإلا</w:t>
-      </w:r>
-    </w:p>
-    <w:p>
-      <w:pPr>
-        <w:jc w:val="right"/>
-        <w:bidi/>
-      </w:pPr>
-      <w:r>
-        <w:rPr>
-          <w:b w:val="0"/>
-          <w:i w:val="0"/>
-        </w:rPr>
-        <w:t>في التقييم</w:t>
-      </w:r>
-    </w:p>
-    <w:p>
-      <w:pPr>
-        <w:jc w:val="right"/>
-        <w:bidi/>
-      </w:pPr>
-      <w:r>
-        <w:rPr>
-          <w:b w:val="0"/>
-          <w:i w:val="0"/>
-        </w:rPr>
-        <w:t>للتقيي</w:t>
+        <w:t>%1..</w:t>
+      </w:r>
+    </w:p>
+    <w:p>
+      <w:pPr>
+        <w:jc w:val="right"/>
+        <w:bidi/>
+      </w:pPr>
+      <w:r>
+        <w:rPr>
+          <w:b w:val="0"/>
+          <w:i w:val="0"/>
+        </w:rPr>
+        <w:t>%7.</w:t>
+      </w:r>
+    </w:p>
+    <w:p>
+      <w:pPr>
+        <w:jc w:val="right"/>
+        <w:bidi/>
+      </w:pPr>
+      <w:r>
+        <w:rPr>
+          <w:b w:val="0"/>
+          <w:i w:val="0"/>
+        </w:rPr>
+        <w:t>۸۰۰۰۰۰۰ %1..</w:t>
+      </w:r>
+    </w:p>
+    <w:p>
+      <w:pPr>
+        <w:jc w:val="right"/>
+        <w:bidi/>
+      </w:pPr>
+      <w:r>
+        <w:rPr>
+          <w:b w:val="0"/>
+          <w:i w:val="0"/>
+        </w:rPr>
+        <w:t>١٦٠,٠٠٠ر ٤</w:t>
+      </w:r>
+    </w:p>
+    <w:p>
+      <w:pPr>
+        <w:jc w:val="right"/>
+        <w:bidi/>
+      </w:pPr>
+      <w:r>
+        <w:rPr>
+          <w:b w:val="0"/>
+          <w:i w:val="0"/>
+        </w:rPr>
+        <w:t>١٦٠,٠٠٠ر ٤</w:t>
+      </w:r>
+    </w:p>
+    <w:p>
+      <w:pPr>
+        <w:jc w:val="right"/>
+        <w:bidi/>
+      </w:pPr>
+      <w:r>
+        <w:rPr>
+          <w:b w:val="0"/>
+          <w:i w:val="0"/>
+        </w:rPr>
+        <w:t>۰۰۰,۰۰۰ر ٢٤</w:t>
+      </w:r>
+    </w:p>
+    <w:p>
+      <w:pPr>
+        <w:jc w:val="right"/>
+        <w:bidi/>
+      </w:pPr>
+      <w:r>
+        <w:rPr>
+          <w:b w:val="0"/>
+          <w:i w:val="0"/>
+        </w:rPr>
+        <w:t>٤٠٠٠٠٠ ١٤</w:t>
+      </w:r>
+    </w:p>
+    <w:p>
+      <w:pPr>
+        <w:jc w:val="right"/>
+        <w:bidi/>
+      </w:pPr>
+      <w:r>
+        <w:rPr>
+          <w:b w:val="0"/>
+          <w:i w:val="0"/>
+        </w:rPr>
+        <w:t>۸۰۰۰۰۰۰</w:t>
+      </w:r>
+    </w:p>
+    <w:p>
+      <w:pPr>
+        <w:jc w:val="right"/>
+        <w:bidi/>
+      </w:pPr>
+      <w:r>
+        <w:rPr>
+          <w:b w:val="0"/>
+          <w:i w:val="0"/>
+        </w:rPr>
+        <w:t>٤۰۰۰,۰۰۰</w:t>
+      </w:r>
+    </w:p>
+    <w:p>
+      <w:pPr>
+        <w:jc w:val="right"/>
+        <w:bidi/>
+      </w:pPr>
+      <w:r>
+        <w:rPr>
+          <w:b w:val="0"/>
+          <w:i w:val="0"/>
+        </w:rPr>
+        <w:t>%1.</w:t>
+      </w:r>
+    </w:p>
+    <w:p>
+      <w:pPr>
+        <w:jc w:val="right"/>
+        <w:bidi/>
+      </w:pPr>
+      <w:r>
+        <w:rPr>
+          <w:b w:val="0"/>
+          <w:i w:val="0"/>
+        </w:rPr>
+        <w:t>%0.</w:t>
+      </w:r>
+    </w:p>
+    <w:p>
+      <w:pPr>
+        <w:jc w:val="right"/>
+        <w:bidi/>
+      </w:pPr>
+      <w:r>
+        <w:rPr>
+          <w:b w:val="0"/>
+          <w:i w:val="0"/>
+        </w:rPr>
+        <w:t>٤۰۰,۰۰۰ر ۲</w:t>
+      </w:r>
+    </w:p>
+    <w:p>
+      <w:pPr>
+        <w:jc w:val="right"/>
+        <w:bidi/>
+      </w:pPr>
+      <w:r>
+        <w:rPr>
+          <w:b w:val="0"/>
+          <w:i w:val="0"/>
+        </w:rPr>
+        <w:t>۳۱,۰۰۰,۰۰۰</w:t>
+      </w:r>
+    </w:p>
+    <w:p>
+      <w:pPr>
+        <w:jc w:val="right"/>
+        <w:bidi/>
+      </w:pPr>
+      <w:r>
+        <w:rPr>
+          <w:b w:val="0"/>
+          <w:i w:val="0"/>
+        </w:rPr>
+        <w:t>١٣٦٧٥٠,٠٠٠</w:t>
+      </w:r>
+    </w:p>
+    <w:p>
+      <w:pPr>
+        <w:jc w:val="right"/>
+        <w:bidi/>
+      </w:pPr>
+      <w:r>
+        <w:rPr>
+          <w:b w:val="0"/>
+          <w:i w:val="0"/>
+        </w:rPr>
+        <w:t>۱۷۸۹۵۰۰۰۰</w:t>
+      </w:r>
+    </w:p>
+    <w:p>
+      <w:pPr>
+        <w:jc w:val="right"/>
+        <w:bidi/>
+      </w:pPr>
+      <w:r>
+        <w:rPr>
+          <w:b w:val="0"/>
+          <w:i w:val="0"/>
+        </w:rPr>
+        <w:t>إتفق الحضور بخصوص الشركات التالية :-</w:t>
       </w:r>
     </w:p>
     <w:p>
@@ -19781,406 +20113,20 @@
       <w:r>
         <w:t>[المتن الفعلي: الوقائع / الأسباب / المنطوق] ===</w:t>
         <w:br/>
-        <w:t>ةيئاذغلا تامدخلاو نيومتلل ينيزو رابأ ةكرش - ينطولا ةنيحطلاو تايولحلا عنصم ةكرش ٢ نجاودلل ةمطاف يداو ةعرزم ةكرش 1</w:t>
-      </w:r>
-    </w:p>
-    <w:p>
-      <w:pPr>
-        <w:jc w:val="right"/>
-        <w:bidi/>
-      </w:pPr>
-      <w:r>
-        <w:rPr>
-          <w:b w:val="0"/>
-          <w:i w:val="0"/>
-        </w:rPr>
-        <w:t>فييكتلاو ءابرهكلل ينيزو رابأ ةكرش ٤-</w:t>
-      </w:r>
-    </w:p>
-    <w:p>
-      <w:pPr>
-        <w:pStyle w:val="Heading2"/>
-        <w:jc w:val="right"/>
-        <w:bidi/>
-      </w:pPr>
-      <w:r>
-        <w:t>[بيانات الأطراف: المدعي / المدعى عليه / الحاضرون] ===</w:t>
-        <w:br/>
-        <w:t>شركة الخميرة السعودية</w:t>
-      </w:r>
-    </w:p>
-    <w:p>
-      <w:pPr>
-        <w:pStyle w:val="Heading2"/>
-        <w:jc w:val="right"/>
-        <w:bidi/>
-      </w:pPr>
-      <w:r>
-        <w:t>[المتن الفعلي: الوقائع / الأسباب / المنطوق] ===</w:t>
-        <w:br/>
-        <w:t>ةدودحملا ءاوهلا فييكتل نكياد ةكرش ٦-</w:t>
-      </w:r>
-    </w:p>
-    <w:p>
-      <w:pPr>
-        <w:jc w:val="right"/>
-        <w:bidi/>
-      </w:pPr>
-      <w:r>
-        <w:rPr>
-          <w:b w:val="0"/>
-          <w:i w:val="0"/>
-        </w:rPr>
-        <w:t>الشركة الوطنية للإدارة والخدمات</w:t>
-      </w:r>
-    </w:p>
-    <w:p>
-      <w:pPr>
-        <w:jc w:val="right"/>
-        <w:bidi/>
-      </w:pPr>
-      <w:r>
-        <w:rPr>
-          <w:b w:val="0"/>
-          <w:i w:val="0"/>
-        </w:rPr>
-        <w:t>ةدودحملا نيومتلل وسكدوس ةكرشو</w:t>
-      </w:r>
-    </w:p>
-    <w:p>
-      <w:pPr>
-        <w:jc w:val="right"/>
-        <w:bidi/>
-      </w:pPr>
-      <w:r>
-        <w:rPr>
-          <w:b w:val="0"/>
-          <w:i w:val="0"/>
-        </w:rPr>
-        <w:t>يلامجإلا</w:t>
-      </w:r>
-    </w:p>
-    <w:p>
-      <w:pPr>
-        <w:jc w:val="right"/>
-        <w:bidi/>
-      </w:pPr>
-      <w:r>
-        <w:rPr>
-          <w:b w:val="0"/>
-          <w:i w:val="0"/>
-        </w:rPr>
-        <w:t>۳۰٫۵۰۰٫۰۰۰</w:t>
-      </w:r>
-    </w:p>
-    <w:p>
-      <w:pPr>
-        <w:jc w:val="right"/>
-        <w:bidi/>
-      </w:pPr>
-      <w:r>
-        <w:rPr>
-          <w:b w:val="0"/>
-          <w:i w:val="0"/>
-        </w:rPr>
-        <w:t>۳۰۵۰۰ ۰۰۰</w:t>
-      </w:r>
-    </w:p>
-    <w:p>
-      <w:pPr>
-        <w:jc w:val="right"/>
-        <w:bidi/>
-      </w:pPr>
-      <w:r>
-        <w:rPr>
-          <w:b w:val="0"/>
-          <w:i w:val="0"/>
-        </w:rPr>
-        <w:t>%1.-</w:t>
-      </w:r>
-    </w:p>
-    <w:p>
-      <w:pPr>
-        <w:jc w:val="right"/>
-        <w:bidi/>
-      </w:pPr>
-      <w:r>
-        <w:rPr>
-          <w:b w:val="0"/>
-          <w:i w:val="0"/>
-        </w:rPr>
-        <w:t>٢٩٠٠٠٠ ٤٦</w:t>
-      </w:r>
-    </w:p>
-    <w:p>
-      <w:pPr>
-        <w:jc w:val="right"/>
-        <w:bidi/>
-      </w:pPr>
-      <w:r>
-        <w:rPr>
-          <w:b w:val="0"/>
-          <w:i w:val="0"/>
-        </w:rPr>
-        <w:t>٤٦,٢٩٠,٠٠٠</w:t>
-      </w:r>
-    </w:p>
-    <w:p>
-      <w:pPr>
-        <w:jc w:val="right"/>
-        <w:bidi/>
-      </w:pPr>
-      <w:r>
-        <w:rPr>
-          <w:b w:val="0"/>
-          <w:i w:val="0"/>
-        </w:rPr>
-        <w:t>%1..</w:t>
-      </w:r>
-    </w:p>
-    <w:p>
-      <w:pPr>
-        <w:jc w:val="right"/>
-        <w:bidi/>
-      </w:pPr>
-      <w:r>
-        <w:rPr>
-          <w:b w:val="0"/>
-          <w:i w:val="0"/>
-        </w:rPr>
-        <w:t>%1..</w:t>
-      </w:r>
-    </w:p>
-    <w:p>
-      <w:pPr>
-        <w:jc w:val="right"/>
-        <w:bidi/>
-      </w:pPr>
-      <w:r>
-        <w:rPr>
-          <w:b w:val="0"/>
-          <w:i w:val="0"/>
-        </w:rPr>
-        <w:t>%7.</w:t>
-      </w:r>
-    </w:p>
-    <w:p>
-      <w:pPr>
-        <w:jc w:val="right"/>
-        <w:bidi/>
-      </w:pPr>
-      <w:r>
-        <w:rPr>
-          <w:b w:val="0"/>
-          <w:i w:val="0"/>
-        </w:rPr>
-        <w:t>۸۰۰۰۰۰۰ %1..</w:t>
-      </w:r>
-    </w:p>
-    <w:p>
-      <w:pPr>
-        <w:jc w:val="right"/>
-        <w:bidi/>
-      </w:pPr>
-      <w:r>
-        <w:rPr>
-          <w:b w:val="0"/>
-          <w:i w:val="0"/>
-        </w:rPr>
-        <w:t>١٦٠,٠٠٠ر ٤</w:t>
-      </w:r>
-    </w:p>
-    <w:p>
-      <w:pPr>
-        <w:jc w:val="right"/>
-        <w:bidi/>
-      </w:pPr>
-      <w:r>
-        <w:rPr>
-          <w:b w:val="0"/>
-          <w:i w:val="0"/>
-        </w:rPr>
-        <w:t>١٦٠,٠٠٠ر ٤</w:t>
-      </w:r>
-    </w:p>
-    <w:p>
-      <w:pPr>
-        <w:jc w:val="right"/>
-        <w:bidi/>
-      </w:pPr>
-      <w:r>
-        <w:rPr>
-          <w:b w:val="0"/>
-          <w:i w:val="0"/>
-        </w:rPr>
-        <w:t>۰۰۰,۰۰۰ر ٢٤</w:t>
-      </w:r>
-    </w:p>
-    <w:p>
-      <w:pPr>
-        <w:jc w:val="right"/>
-        <w:bidi/>
-      </w:pPr>
-      <w:r>
-        <w:rPr>
-          <w:b w:val="0"/>
-          <w:i w:val="0"/>
-        </w:rPr>
-        <w:t>٤٠٠٠٠٠ ١٤</w:t>
-      </w:r>
-    </w:p>
-    <w:p>
-      <w:pPr>
-        <w:jc w:val="right"/>
-        <w:bidi/>
-      </w:pPr>
-      <w:r>
-        <w:rPr>
-          <w:b w:val="0"/>
-          <w:i w:val="0"/>
-        </w:rPr>
-        <w:t>۸۰۰۰۰۰۰</w:t>
-      </w:r>
-    </w:p>
-    <w:p>
-      <w:pPr>
-        <w:jc w:val="right"/>
-        <w:bidi/>
-      </w:pPr>
-      <w:r>
-        <w:rPr>
-          <w:b w:val="0"/>
-          <w:i w:val="0"/>
-        </w:rPr>
-        <w:t>٤۰۰۰,۰۰۰</w:t>
-      </w:r>
-    </w:p>
-    <w:p>
-      <w:pPr>
-        <w:jc w:val="right"/>
-        <w:bidi/>
-      </w:pPr>
-      <w:r>
-        <w:rPr>
-          <w:b w:val="0"/>
-          <w:i w:val="0"/>
-        </w:rPr>
-        <w:t>%1.</w:t>
-      </w:r>
-    </w:p>
-    <w:p>
-      <w:pPr>
-        <w:jc w:val="right"/>
-        <w:bidi/>
-      </w:pPr>
-      <w:r>
-        <w:rPr>
-          <w:b w:val="0"/>
-          <w:i w:val="0"/>
-        </w:rPr>
-        <w:t>%0.</w:t>
-      </w:r>
-    </w:p>
-    <w:p>
-      <w:pPr>
-        <w:jc w:val="right"/>
-        <w:bidi/>
-      </w:pPr>
-      <w:r>
-        <w:rPr>
-          <w:b w:val="0"/>
-          <w:i w:val="0"/>
-        </w:rPr>
-        <w:t>٤۰۰,۰۰۰ر ۲</w:t>
-      </w:r>
-    </w:p>
-    <w:p>
-      <w:pPr>
-        <w:jc w:val="right"/>
-        <w:bidi/>
-      </w:pPr>
-      <w:r>
-        <w:rPr>
-          <w:b w:val="0"/>
-          <w:i w:val="0"/>
-        </w:rPr>
-        <w:t>۳۱,۰۰۰,۰۰۰</w:t>
-      </w:r>
-    </w:p>
-    <w:p>
-      <w:pPr>
-        <w:jc w:val="right"/>
-        <w:bidi/>
-      </w:pPr>
-      <w:r>
-        <w:rPr>
-          <w:b w:val="0"/>
-          <w:i w:val="0"/>
-        </w:rPr>
-        <w:t>١٣٦٧٥٠,٠٠٠</w:t>
-      </w:r>
-    </w:p>
-    <w:p>
-      <w:pPr>
-        <w:jc w:val="right"/>
-        <w:bidi/>
-      </w:pPr>
-      <w:r>
-        <w:rPr>
-          <w:b w:val="0"/>
-          <w:i w:val="0"/>
-        </w:rPr>
-        <w:t>۱۷۸۹۵۰۰۰۰</w:t>
-      </w:r>
-    </w:p>
-    <w:p>
-      <w:pPr>
-        <w:jc w:val="right"/>
-        <w:bidi/>
-      </w:pPr>
-      <w:r>
-        <w:rPr>
-          <w:b w:val="0"/>
-          <w:i w:val="0"/>
-        </w:rPr>
-        <w:t>:- ةيلاتلا تاكرشلا صوصخب روضحلا قفتإ</w:t>
-      </w:r>
-    </w:p>
-    <w:p>
-      <w:pPr>
-        <w:pStyle w:val="Heading2"/>
-        <w:jc w:val="right"/>
-        <w:bidi/>
-      </w:pPr>
-      <w:r>
-        <w:t>[بيانات الأطراف: المدعي / المدعى عليه / الحاضرون] ===</w:t>
-        <w:br/>
-        <w:t>اسم الشركة</w:t>
-      </w:r>
-    </w:p>
-    <w:p>
-      <w:pPr>
-        <w:pStyle w:val="Heading2"/>
-        <w:jc w:val="right"/>
-        <w:bidi/>
-      </w:pPr>
-      <w:r>
-        <w:t>[المتن الفعلي: الوقائع / الأسباب / المنطوق] ===</w:t>
-        <w:br/>
-        <w:t>ماعلاو يرحبلا نيمأتلل طسوألا قرشلا ةكرش ١-</w:t>
-      </w:r>
-    </w:p>
-    <w:p>
-      <w:pPr>
-        <w:jc w:val="right"/>
-        <w:bidi/>
-      </w:pPr>
-      <w:r>
-        <w:rPr>
-          <w:b w:val="0"/>
-          <w:i w:val="0"/>
-        </w:rPr>
-        <w:t>رفسلاو ةحايسلل وكزأ ةكرش -\</w:t>
+        <w:t>١- شركة الشرق الأوسط للتأمين البحري والعام</w:t>
+      </w:r>
+    </w:p>
+    <w:p>
+      <w:pPr>
+        <w:jc w:val="right"/>
+        <w:bidi/>
+      </w:pPr>
+      <w:r>
+        <w:rPr>
+          <w:b w:val="0"/>
+          <w:i w:val="0"/>
+        </w:rPr>
+        <w:t>\- شركة أزكو للسياحة والسفر</w:t>
       </w:r>
     </w:p>
     <w:p>
@@ -20206,20 +20152,20 @@
           <w:b w:val="0"/>
           <w:i w:val="0"/>
         </w:rPr>
-        <w:t>تاحاسلاو ةيرحبلا تامدخلل ةيبرعلا ةكرشلا</w:t>
-      </w:r>
-    </w:p>
-    <w:p>
-      <w:pPr>
-        <w:jc w:val="right"/>
-        <w:bidi/>
-      </w:pPr>
-      <w:r>
-        <w:rPr>
-          <w:b w:val="0"/>
-          <w:i w:val="0"/>
-        </w:rPr>
-        <w:t>ةيكيناكيملاو ةيئابرهكلا تامدخلا ةكرش - ةثيدحلا ينابملا تالواقم ةكرش ه</w:t>
+        <w:t>الشركة العربية للخدمات البحرية والساحات</w:t>
+      </w:r>
+    </w:p>
+    <w:p>
+      <w:pPr>
+        <w:jc w:val="right"/>
+        <w:bidi/>
+      </w:pPr>
+      <w:r>
+        <w:rPr>
+          <w:b w:val="0"/>
+          <w:i w:val="0"/>
+        </w:rPr>
+        <w:t>ه شركة مقاولات المباني الحديثة - شركة الخدمات الكهربائية والميكانيكية</w:t>
       </w:r>
     </w:p>
     <w:p>
@@ -20282,7 +20228,7 @@
           <w:b w:val="0"/>
           <w:i w:val="0"/>
         </w:rPr>
-        <w:t>ةبسنلا</w:t>
+        <w:t>النسبة</w:t>
       </w:r>
     </w:p>
     <w:p>
@@ -20451,46 +20397,46 @@
           <w:b w:val="0"/>
           <w:i w:val="0"/>
         </w:rPr>
-        <w:t>. اهب لمعت يتلا ةيلعفلا ةلامعلاب ةكرش لك لقتستل هالعأ سماخلا دنبلا يف اهيلإ راشملاو مسإلا ليدعتل اهب حومسملا ماعلا ةدم لالخ كلذو ةكرش لكل ةيعامتجإ تانيمأت تافلم حتف اذكو ، ةلامعلا ليوحتب مهمازتلاب نافرطلا رقأ</w:t>
-      </w:r>
-    </w:p>
-    <w:p>
-      <w:pPr>
-        <w:jc w:val="right"/>
-        <w:bidi/>
-      </w:pPr>
-      <w:r>
-        <w:rPr>
-          <w:b w:val="0"/>
-          <w:i w:val="0"/>
-        </w:rPr>
-        <w:t>نيدملا فرطلا مزتلي ءاكرشلا يراج تاباسح نيب قرف دوجو لاح يفو ءاكرشلا يراج تاباسح لالخ نم اضيأ اهتيوست متي ةماعلا ةرادإلل ةنيدم وأ ةنئاد تناك ءاوس نيفرطلا نم يأ مسال ةلوحملا تاكرشلا تاباسحل ةبسنلاب كلذكو ةماعلا ةرادإلا ىدل ءاكرشلا يراج باسح نم هتيوست متي رضحملا اذه نم (ب) ةرقف و (أ) ةرقف (۱) مقر دنبلا يف اهتانايب ىلإ راشملاو نيفرطلا نم يأل ايلاح ةصصخملا تاكرشلا يف صصحلا نع رخآلل فرط لك لزانت ةليصح) نافرطلا نم يأل ايلاح ةصصخملا تاكرشلا ةميق جتان يف قرفلا نأب ماتلا مهاضرب نافرطلا قفتا</w:t>
-      </w:r>
-    </w:p>
-    <w:p>
-      <w:pPr>
-        <w:jc w:val="right"/>
-        <w:bidi/>
-      </w:pPr>
-      <w:r>
-        <w:rPr>
-          <w:b w:val="0"/>
-          <w:i w:val="0"/>
-        </w:rPr>
-        <w:t>ةماعلا ةرادإلل ادقن قرفلا دادسب</w:t>
-      </w:r>
-    </w:p>
-    <w:p>
-      <w:pPr>
-        <w:jc w:val="right"/>
-        <w:bidi/>
-      </w:pPr>
-      <w:r>
-        <w:rPr>
-          <w:b w:val="0"/>
-          <w:i w:val="0"/>
-        </w:rPr>
-        <w:t>.ةماعلا ةرادإلل عيبلا وأ صيصختلا جتان ددسي ةكرتشملا تاراقعلا نم يأ عيب وأ ايلاح صصخت مل يتلا تاكرشلا نم يأ صيصخت جتان دوجو لاح يفو ، اضيأ تامازتلإلا كلتل ةنماض هفالخو تاراقع نم ةكرتشملا تاكلتمملا ةفاكو ايلاح صصخت مل يتلا تاكرشلا ةفاك لظت نأ ىلع ،كونبلا هاجت اهل انماض نوكيو ةينويدملا كلت يف (فرط لكل %٥٠) هتصح نع ةلماك ةيلوؤسم الوؤسم كيرش لك حبصي نأ نافرطلا قفتأ دقف كونبلا ةينويدم صوصخب</w:t>
+        <w:t>أقر الطرفان بالتزامهم بتحويل العمالة ، وكذا فتح ملفات تأمينات إجتماعية لكل شركة وذلك خلال مدة العام المسموح بها لتعديل الإسم والمشار إليها في البند الخامس أعلاه لتستقل كل شركة بالعمالة الفعلية التي تعمل بها .</w:t>
+      </w:r>
+    </w:p>
+    <w:p>
+      <w:pPr>
+        <w:jc w:val="right"/>
+        <w:bidi/>
+      </w:pPr>
+      <w:r>
+        <w:rPr>
+          <w:b w:val="0"/>
+          <w:i w:val="0"/>
+        </w:rPr>
+        <w:t>اتفق الطرفان برضاهم التام بأن الفرق في ناتج قيمة الشركات المخصصة حاليا لأي من الطرفان (حصيلة تنازل كل طرف للآخر عن الحصص في الشركات المخصصة حاليا لأي من الطرفين والمشار إلى بياناتها في البند رقم (۱) فقرة (أ) و فقرة (ب) من هذا المحضر يتم تسويته من حساب جاري الشركاء لدى الإدارة العامة وكذلك بالنسبة لحسابات الشركات المحولة لاسم أي من الطرفين سواء كانت دائنة أو مدينة للإدارة العامة يتم تسويتها أيضا من خلال حسابات جاري الشركاء وفي حال وجود فرق بين حسابات جاري الشركاء يلتزم الطرف المدين</w:t>
+      </w:r>
+    </w:p>
+    <w:p>
+      <w:pPr>
+        <w:jc w:val="right"/>
+        <w:bidi/>
+      </w:pPr>
+      <w:r>
+        <w:rPr>
+          <w:b w:val="0"/>
+          <w:i w:val="0"/>
+        </w:rPr>
+        <w:t>بسداد الفرق نقدا للإدارة العامة</w:t>
+      </w:r>
+    </w:p>
+    <w:p>
+      <w:pPr>
+        <w:jc w:val="right"/>
+        <w:bidi/>
+      </w:pPr>
+      <w:r>
+        <w:rPr>
+          <w:b w:val="0"/>
+          <w:i w:val="0"/>
+        </w:rPr>
+        <w:t>بخصوص مديونية البنوك فقد أتفق الطرفان أن يصبح كل شريك مسؤولا مسؤولية كاملة عن حصته (٥٠% لكل طرف) في تلك المديونية ويكون ضامنا لها تجاه البنوك، على أن تظل كافة الشركات التي لم تخصص حاليا وكافة الممتلكات المشتركة من عقارات وخلافه ضامنة لتلك الإلتزامات أيضا ، وفي حال وجود ناتج تخصيص أي من الشركات التي لم تخصص حاليا أو بيع أي من العقارات المشتركة يسدد ناتج التخصيص أو البيع للإدارة العامة.</w:t>
       </w:r>
     </w:p>
     <w:p>
@@ -20534,27 +20480,25 @@
     </w:p>
     <w:p>
       <w:pPr>
-        <w:jc w:val="right"/>
-        <w:bidi/>
-      </w:pPr>
-      <w:r>
-        <w:rPr>
-          <w:b w:val="0"/>
-          <w:i w:val="0"/>
-        </w:rPr>
-        <w:t>.(خلا... ةيصخشلا ليواحتلا وأ تابوحسلا ، ةينامتئإلا تاقاطبلا فتاهلا ، ءابرهكلا رصحلا ال لاثملا ليبس ىلعو اهعون ناك امهم مهدافحأو مهئانبأو ءاكرشلاب قلعتت ينيز</w:t>
-      </w:r>
-    </w:p>
-    <w:p>
-      <w:pPr>
-        <w:jc w:val="right"/>
-        <w:bidi/>
-      </w:pPr>
-      <w:r>
-        <w:rPr>
-          <w:b w:val="0"/>
-          <w:i w:val="0"/>
-        </w:rPr>
+        <w:pStyle w:val="Heading2"/>
+        <w:jc w:val="right"/>
+        <w:bidi/>
+      </w:pPr>
+      <w:r>
+        <w:t>[ترويسة / كليشة رسمية — معلومات متكررة] ===</w:t>
+        <w:br/>
+        <w:t>زيني تتعلق بالشركاء وأبنائهم وأحفادهم مهما كان نوعها وعلى سبيل المثال لا الحصر الكهرباء ، الهاتف البطاقات الإئتمانية ، السحوبات أو التحاويل الشخصية ...الخ).</w:t>
+      </w:r>
+    </w:p>
+    <w:p>
+      <w:pPr>
+        <w:pStyle w:val="Heading2"/>
+        <w:jc w:val="right"/>
+        <w:bidi/>
+      </w:pPr>
+      <w:r>
+        <w:t>[المتن الفعلي: الوقائع / الأسباب / المنطوق] ===</w:t>
+        <w:br/>
         <w:t>کہنے</w:t>
       </w:r>
     </w:p>
@@ -20633,7 +20577,7 @@
           <w:b w:val="0"/>
           <w:i w:val="0"/>
         </w:rPr>
-        <w:t>دقف اهتانامضو ةيكنبلا تامازتلإلا صوصخب رضحملا اذه نم عساتلاو نماثلا دنبلاب هيلاعب درو امل ةراشإلاب ١٤.</w:t>
+        <w:t>١٤. بالإشارة لما ورد بعاليه بالبند الثامن والتاسع من هذا المحضر بخصوص الإلتزامات البنكية وضماناتها فقد</w:t>
       </w:r>
     </w:p>
     <w:p>
@@ -20737,7 +20681,7 @@
           <w:b w:val="0"/>
           <w:i w:val="0"/>
         </w:rPr>
-        <w:t>قفوملا هللاو</w:t>
+        <w:t>والله الموفق</w:t>
       </w:r>
     </w:p>
     <w:p>
@@ -20789,7 +20733,7 @@
           <w:b w:val="0"/>
           <w:i w:val="0"/>
         </w:rPr>
-        <w:t>م 2024/1/21 قفاوملا</w:t>
+        <w:t>الموافق 2024/1/21 م</w:t>
       </w:r>
     </w:p>
     <w:p>
@@ -20828,7 +20772,7 @@
           <w:b w:val="0"/>
           <w:i w:val="0"/>
         </w:rPr>
-        <w:t>رمألا همهي نم ىلا</w:t>
+        <w:t>الى من يهمه الأمر</w:t>
       </w:r>
     </w:p>
     <w:p>
@@ -20919,7 +20863,7 @@
           <w:b w:val="0"/>
           <w:i w:val="0"/>
         </w:rPr>
-        <w:t>دهاشلا</w:t>
+        <w:t>الشاهد</w:t>
       </w:r>
     </w:p>
     <w:p>
@@ -20943,7 +20887,7 @@
       <w:r>
         <w:t>[المتن الفعلي: الوقائع / الأسباب / المنطوق] ===</w:t>
         <w:br/>
-        <w:t>/ عيقوتلا</w:t>
+        <w:t>التوقيع /</w:t>
       </w:r>
     </w:p>
     <w:p>
@@ -20995,7 +20939,7 @@
           <w:b w:val="0"/>
           <w:i w:val="0"/>
         </w:rPr>
-        <w:t>م 2024/1/23 قفاوملا</w:t>
+        <w:t>الموافق 2024/1/23 م</w:t>
       </w:r>
     </w:p>
     <w:p>
@@ -21021,7 +20965,7 @@
           <w:b w:val="0"/>
           <w:i w:val="0"/>
         </w:rPr>
-        <w:t>رمألا همهي نم ىلا</w:t>
+        <w:t>الى من يهمه الأمر</w:t>
       </w:r>
     </w:p>
     <w:p>
@@ -21047,20 +20991,20 @@
           <w:b w:val="0"/>
           <w:i w:val="0"/>
         </w:rPr>
-        <w:t>خيشلا عئابلا مامأو يمامأ عيقوتلاب ماق كلذك ينيز ةماسأ خيشلا يرتشملا نأو ،نيرضاحلا دوهشلا مامأو يواعرقلا دامع ديسلا مامأو ،يرتشملا مامأو يمامأ عيقوتلاب ماق هللا همحر ينيز سابع دمحأ خيشلا نأب دهشأو</w:t>
-      </w:r>
-    </w:p>
-    <w:p>
-      <w:pPr>
-        <w:jc w:val="right"/>
-        <w:bidi/>
-      </w:pPr>
-      <w:r>
-        <w:rPr>
-          <w:b w:val="0"/>
-          <w:i w:val="0"/>
-        </w:rPr>
-        <w:t>التسألاو يدهنلا يزوف ناندع / ذاتسألا دوهشلا مامأو ، يواعرقلا دامع ديسلا مامأو هللا همحر ينيز دمحأ</w:t>
+        <w:t>وأشهد بأن الشيخ أحمد عباس زيني رحمه الله قام بالتوقيع أمامي وأمام المشتري، وأمام السيد عماد القرعاوي وأمام الشهود الحاضرين، وأن المشتري الشيخ أسامة زيني كذلك قام بالتوقيع أمامي وأمام البائع الشيخ</w:t>
+      </w:r>
+    </w:p>
+    <w:p>
+      <w:pPr>
+        <w:jc w:val="right"/>
+        <w:bidi/>
+      </w:pPr>
+      <w:r>
+        <w:rPr>
+          <w:b w:val="0"/>
+          <w:i w:val="0"/>
+        </w:rPr>
+        <w:t>أحمد زيني رحمه الله وأمام السيد عماد القرعاوي ، وأمام الشهود الأستاذ / عدنان فوزي النهدي والأستلا</w:t>
       </w:r>
     </w:p>
     <w:p>
@@ -21099,7 +21043,7 @@
           <w:b w:val="0"/>
           <w:i w:val="0"/>
         </w:rPr>
-        <w:t>دهاشلا</w:t>
+        <w:t>الشاهد</w:t>
       </w:r>
     </w:p>
     <w:p>
@@ -21123,7 +21067,7 @@
       <w:r>
         <w:t>[المتن الفعلي: الوقائع / الأسباب / المنطوق] ===</w:t>
         <w:br/>
-        <w:t>وا عيقوتلا</w:t>
+        <w:t>التوقيع او</w:t>
       </w:r>
     </w:p>
     <w:p>
@@ -21162,7 +21106,7 @@
           <w:b w:val="0"/>
           <w:i w:val="0"/>
         </w:rPr>
-        <w:t>٢٠٢٤/٠١/١٦ : قفاوملا ـه١٤٤٥/٠٧/٠٤ : خيراتلا</w:t>
+        <w:t>التاريخ : ١٤٤٥/٠٧/٠٤هـ الموافق : ٢٠٢٤/٠١/١٦</w:t>
       </w:r>
     </w:p>
     <w:p>
@@ -21227,33 +21171,31 @@
           <w:b w:val="0"/>
           <w:i w:val="0"/>
         </w:rPr>
-        <w:t>دهاشلا</w:t>
-      </w:r>
-    </w:p>
-    <w:p>
-      <w:pPr>
-        <w:jc w:val="right"/>
-        <w:bidi/>
-      </w:pPr>
-      <w:r>
-        <w:rPr>
-          <w:b w:val="0"/>
-          <w:i w:val="0"/>
-        </w:rPr>
-        <w:t>يباصولا يدهم دعسم هدبع : مسالا</w:t>
-      </w:r>
-    </w:p>
-    <w:p>
-      <w:pPr>
-        <w:jc w:val="right"/>
-        <w:bidi/>
-      </w:pPr>
-      <w:r>
-        <w:rPr>
-          <w:b w:val="0"/>
-          <w:i w:val="0"/>
-        </w:rPr>
-        <w:t>(٤ : خيراتلا : عيقوتلا</w:t>
+        <w:t>الشاهد</w:t>
+      </w:r>
+    </w:p>
+    <w:p>
+      <w:pPr>
+        <w:pStyle w:val="Heading2"/>
+        <w:jc w:val="right"/>
+        <w:bidi/>
+      </w:pPr>
+      <w:r>
+        <w:t>[بيانات الأطراف: المدعي / المدعى عليه / الحاضرون] ===</w:t>
+        <w:br/>
+        <w:t>الاسم : عبده مسعد مهدي الوصابي</w:t>
+      </w:r>
+    </w:p>
+    <w:p>
+      <w:pPr>
+        <w:pStyle w:val="Heading2"/>
+        <w:jc w:val="right"/>
+        <w:bidi/>
+      </w:pPr>
+      <w:r>
+        <w:t>[المتن الفعلي: الوقائع / الأسباب / المنطوق] ===</w:t>
+        <w:br/>
+        <w:t>التوقيع : التاريخ : ٤)</w:t>
       </w:r>
     </w:p>
     <w:p>
@@ -21357,7 +21299,7 @@
           <w:b w:val="0"/>
           <w:i w:val="0"/>
         </w:rPr>
-        <w:t>نيذلا دوهشلا روضحبو هيلقعلا هاوق لماكب وهو هماسأ هتبال عيبلاب دقعلا ىلع</w:t>
+        <w:t>على العقد بالبيع لابته أسامه وهو بكامل قواه العقليه وبحضور الشهود الذين</w:t>
       </w:r>
     </w:p>
     <w:p>
@@ -21396,7 +21338,7 @@
           <w:b w:val="0"/>
           <w:i w:val="0"/>
         </w:rPr>
-        <w:t>يواعرقلا حلاص نب دمحم نب دامع</w:t>
+        <w:t>عماد بن محمد بن صالح القرعاوي</w:t>
       </w:r>
     </w:p>
     <w:p>

--- a/zaini_case_audit_output/outputs/word/documents/176_التماس على الحكم النهائي ـ نسخة.docx
+++ b/zaini_case_audit_output/outputs/word/documents/176_التماس على الحكم النهائي ـ نسخة.docx
@@ -4785,7 +4785,7 @@
           <w:b w:val="0"/>
           <w:i w:val="0"/>
         </w:rPr>
-        <w:t>الم الصيف</w:t>
+        <w:t>فيصلا ملا</w:t>
       </w:r>
     </w:p>
     <w:p>
@@ -7506,7 +7506,7 @@
           <w:b w:val="0"/>
           <w:i w:val="0"/>
         </w:rPr>
-        <w:t>يمظولا يبرغملا ةنمسلا</w:t>
+        <w:t>السمنة المغربي الوظمي</w:t>
       </w:r>
     </w:p>
     <w:p>
@@ -10223,7 +10223,7 @@
           <w:b w:val="0"/>
           <w:i w:val="0"/>
         </w:rPr>
-        <w:t>المستلم / الوليلا</w:t>
+        <w:t>اليلولا / ملتسملا</w:t>
       </w:r>
     </w:p>
     <w:p>
@@ -16502,7 +16502,7 @@
           <w:b w:val="0"/>
           <w:i w:val="0"/>
         </w:rPr>
-        <w:t>١/٢/٦ الإيرادات</w:t>
+        <w:t>تاداريإلا ١/٢/٦</w:t>
       </w:r>
     </w:p>
     <w:p>
@@ -16695,7 +16695,7 @@
       <w:r>
         <w:t>[المتن الفعلي: الوقائع / الأسباب / المنطوق] ===</w:t>
         <w:br/>
-        <w:t>تتمثل قيمة الإيرانت الأخرى في الآتي:</w:t>
+        <w:t>:يتآلا يف ىرخألا تناريإلا ةميق لثمتت</w:t>
       </w:r>
     </w:p>
     <w:p>
@@ -19148,7 +19148,7 @@
           <w:b w:val="0"/>
           <w:i w:val="0"/>
         </w:rPr>
-        <w:t>) ينیزو رابأ جراخت ةکرش نم ينیز سابع دمحأ خیشلا ةصح ١٤٢٨ ( :</w:t>
+        <w:t>: ) ١٤٢٨ حصة الشیخ أحمد عباس زیني من شرکة تخارج أبار وزیني (</w:t>
       </w:r>
     </w:p>
     <w:p>
@@ -19174,7 +19174,7 @@
           <w:b w:val="0"/>
           <w:i w:val="0"/>
         </w:rPr>
-        <w:t>ماعل ةمیقلا) ةیراقعلا لامعلأل ةفایضلا ةکرش نم ينیز سابع دمحأ خیشلا ةصح ١٤٢٩ (</w:t>
+        <w:t>) ١٤٢٩ حصة الشیخ أحمد عباس زیني من شرکة الضیافة لألعمال العقاریة (القیمة لعام</w:t>
       </w:r>
     </w:p>
     <w:p>
@@ -19200,20 +19200,20 @@
           <w:b w:val="0"/>
           <w:i w:val="0"/>
         </w:rPr>
-        <w:t>سابع دمحأ خیشلا ةصح :ينیز 178,223,956.69\*.279 = 49,724,483.92</w:t>
-      </w:r>
-    </w:p>
-    <w:p>
-      <w:pPr>
-        <w:jc w:val="right"/>
-        <w:bidi/>
-      </w:pPr>
-      <w:r>
-        <w:rPr>
-          <w:b w:val="0"/>
-          <w:i w:val="0"/>
-        </w:rPr>
-        <w:t>:الله ھمحر ينیز سابع دمحأ خیشلل صصحلا میق يلامجا</w:t>
+        <w:t>483.92,724,49 = .279*\956.69,223,178 زیني: حصة الشیخ أحمد عباس</w:t>
+      </w:r>
+    </w:p>
+    <w:p>
+      <w:pPr>
+        <w:jc w:val="right"/>
+        <w:bidi/>
+      </w:pPr>
+      <w:r>
+        <w:rPr>
+          <w:b w:val="0"/>
+          <w:i w:val="0"/>
+        </w:rPr>
+        <w:t>اجمالي قیم الحصص للشیخ أحمد عباس زیني رحمھ هللا:</w:t>
       </w:r>
     </w:p>
     <w:p>
@@ -20837,7 +20837,7 @@
           <w:b w:val="0"/>
           <w:i w:val="0"/>
         </w:rPr>
-        <w:t>يباصولا دعسم</w:t>
+        <w:t>مسعد الوصابي</w:t>
       </w:r>
     </w:p>
     <w:p>
@@ -21017,7 +21017,7 @@
           <w:b w:val="0"/>
           <w:i w:val="0"/>
         </w:rPr>
-        <w:t>. يباصولا دعسم هدبع</w:t>
+        <w:t>عبده مسعد الوصابي .</w:t>
       </w:r>
     </w:p>
     <w:p>
